--- a/templates/PASAPORTE_SEGURIDAD.docx
+++ b/templates/PASAPORTE_SEGURIDAD.docx
@@ -333,7 +333,7 @@
           </mc:Choice>
           <mc:Fallback>
             <w:pict>
-              <v:shape w14:anchorId="532CDBAC" id="Graphic 11" o:spid="_x0000_s1026" style="position:absolute;margin-left:121.65pt;margin-top:9.65pt;width:145.7pt;height:.1pt;z-index:-251674112;visibility:visible;mso-wrap-style:square;mso-wrap-distance-left:0;mso-wrap-distance-top:0;mso-wrap-distance-right:0;mso-wrap-distance-bottom:0;mso-position-horizontal:absolute;mso-position-horizontal-relative:page;mso-position-vertical:absolute;mso-position-vertical-relative:text;v-text-anchor:top" coordsize="1850389,1270" o:gfxdata="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" path="m,l1849818,e" filled="f" strokecolor="#bac6c3" strokeweight=".5pt">
+              <v:shape w14:anchorId="3300F249" id="Graphic 11" o:spid="_x0000_s1026" style="position:absolute;margin-left:121.65pt;margin-top:9.65pt;width:145.7pt;height:.1pt;z-index:-251674112;visibility:visible;mso-wrap-style:square;mso-wrap-distance-left:0;mso-wrap-distance-top:0;mso-wrap-distance-right:0;mso-wrap-distance-bottom:0;mso-position-horizontal:absolute;mso-position-horizontal-relative:page;mso-position-vertical:absolute;mso-position-vertical-relative:text;v-text-anchor:top" coordsize="1850389,1270" o:gfxdata="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" path="m,l1849818,e" filled="f" strokecolor="#bac6c3" strokeweight=".5pt">
                 <v:path arrowok="t"/>
                 <w10:wrap type="topAndBottom" anchorx="page"/>
               </v:shape>
@@ -496,7 +496,7 @@
           </mc:Choice>
           <mc:Fallback>
             <w:pict>
-              <v:shape w14:anchorId="237A0062" id="Graphic 12" o:spid="_x0000_s1026" style="position:absolute;margin-left:121.65pt;margin-top:9.75pt;width:146.1pt;height:.1pt;z-index:-251673088;visibility:visible;mso-wrap-style:square;mso-wrap-distance-left:0;mso-wrap-distance-top:0;mso-wrap-distance-right:0;mso-wrap-distance-bottom:0;mso-position-horizontal:absolute;mso-position-horizontal-relative:page;mso-position-vertical:absolute;mso-position-vertical-relative:text;v-text-anchor:top" coordsize="1855470,1270" o:gfxdata="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" path="m,l1855050,e" filled="f" strokecolor="#bac6c3" strokeweight=".5pt">
+              <v:shape w14:anchorId="00239BD4" id="Graphic 12" o:spid="_x0000_s1026" style="position:absolute;margin-left:121.65pt;margin-top:9.75pt;width:146.1pt;height:.1pt;z-index:-251673088;visibility:visible;mso-wrap-style:square;mso-wrap-distance-left:0;mso-wrap-distance-top:0;mso-wrap-distance-right:0;mso-wrap-distance-bottom:0;mso-position-horizontal:absolute;mso-position-horizontal-relative:page;mso-position-vertical:absolute;mso-position-vertical-relative:text;v-text-anchor:top" coordsize="1855470,1270" o:gfxdata="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" path="m,l1855050,e" filled="f" strokecolor="#bac6c3" strokeweight=".5pt">
                 <v:path arrowok="t"/>
                 <w10:wrap type="topAndBottom" anchorx="page"/>
               </v:shape>
@@ -647,7 +647,7 @@
           </mc:Choice>
           <mc:Fallback>
             <w:pict>
-              <v:shape w14:anchorId="47476A87" id="Graphic 13" o:spid="_x0000_s1026" style="position:absolute;margin-left:121.65pt;margin-top:9.75pt;width:146.1pt;height:.1pt;z-index:-251672064;visibility:visible;mso-wrap-style:square;mso-wrap-distance-left:0;mso-wrap-distance-top:0;mso-wrap-distance-right:0;mso-wrap-distance-bottom:0;mso-position-horizontal:absolute;mso-position-horizontal-relative:page;mso-position-vertical:absolute;mso-position-vertical-relative:text;v-text-anchor:top" coordsize="1855470,1270" o:gfxdata="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" path="m,l1855050,e" filled="f" strokecolor="#bac6c3" strokeweight=".5pt">
+              <v:shape w14:anchorId="1827DE95" id="Graphic 13" o:spid="_x0000_s1026" style="position:absolute;margin-left:121.65pt;margin-top:9.75pt;width:146.1pt;height:.1pt;z-index:-251672064;visibility:visible;mso-wrap-style:square;mso-wrap-distance-left:0;mso-wrap-distance-top:0;mso-wrap-distance-right:0;mso-wrap-distance-bottom:0;mso-position-horizontal:absolute;mso-position-horizontal-relative:page;mso-position-vertical:absolute;mso-position-vertical-relative:text;v-text-anchor:top" coordsize="1855470,1270" o:gfxdata="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" path="m,l1855050,e" filled="f" strokecolor="#bac6c3" strokeweight=".5pt">
                 <v:path arrowok="t"/>
                 <w10:wrap type="topAndBottom" anchorx="page"/>
               </v:shape>
@@ -777,7 +777,7 @@
           </mc:Choice>
           <mc:Fallback>
             <w:pict>
-              <v:shape w14:anchorId="014E2A91" id="Graphic 14" o:spid="_x0000_s1026" style="position:absolute;margin-left:121.65pt;margin-top:9.6pt;width:146.1pt;height:.1pt;z-index:-251671040;visibility:visible;mso-wrap-style:square;mso-wrap-distance-left:0;mso-wrap-distance-top:0;mso-wrap-distance-right:0;mso-wrap-distance-bottom:0;mso-position-horizontal:absolute;mso-position-horizontal-relative:page;mso-position-vertical:absolute;mso-position-vertical-relative:text;v-text-anchor:top" coordsize="1855470,1270" o:gfxdata="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" path="m,l1855050,e" filled="f" strokecolor="#bac6c3" strokeweight=".5pt">
+              <v:shape w14:anchorId="33CA7413" id="Graphic 14" o:spid="_x0000_s1026" style="position:absolute;margin-left:121.65pt;margin-top:9.6pt;width:146.1pt;height:.1pt;z-index:-251671040;visibility:visible;mso-wrap-style:square;mso-wrap-distance-left:0;mso-wrap-distance-top:0;mso-wrap-distance-right:0;mso-wrap-distance-bottom:0;mso-position-horizontal:absolute;mso-position-horizontal-relative:page;mso-position-vertical:absolute;mso-position-vertical-relative:text;v-text-anchor:top" coordsize="1855470,1270" o:gfxdata="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" path="m,l1855050,e" filled="f" strokecolor="#bac6c3" strokeweight=".5pt">
                 <v:path arrowok="t"/>
                 <w10:wrap type="topAndBottom" anchorx="page"/>
               </v:shape>
@@ -934,7 +934,7 @@
           </mc:Choice>
           <mc:Fallback>
             <w:pict>
-              <v:shape w14:anchorId="4AE29195" id="Graphic 15" o:spid="_x0000_s1026" style="position:absolute;margin-left:121.65pt;margin-top:9.6pt;width:146.1pt;height:.1pt;z-index:-251670016;visibility:visible;mso-wrap-style:square;mso-wrap-distance-left:0;mso-wrap-distance-top:0;mso-wrap-distance-right:0;mso-wrap-distance-bottom:0;mso-position-horizontal:absolute;mso-position-horizontal-relative:page;mso-position-vertical:absolute;mso-position-vertical-relative:text;v-text-anchor:top" coordsize="1855470,1270" o:gfxdata="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" path="m,l1855050,e" filled="f" strokecolor="#bac6c3" strokeweight=".5pt">
+              <v:shape w14:anchorId="4790E011" id="Graphic 15" o:spid="_x0000_s1026" style="position:absolute;margin-left:121.65pt;margin-top:9.6pt;width:146.1pt;height:.1pt;z-index:-251670016;visibility:visible;mso-wrap-style:square;mso-wrap-distance-left:0;mso-wrap-distance-top:0;mso-wrap-distance-right:0;mso-wrap-distance-bottom:0;mso-position-horizontal:absolute;mso-position-horizontal-relative:page;mso-position-vertical:absolute;mso-position-vertical-relative:text;v-text-anchor:top" coordsize="1855470,1270" o:gfxdata="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" path="m,l1855050,e" filled="f" strokecolor="#bac6c3" strokeweight=".5pt">
                 <v:path arrowok="t"/>
                 <w10:wrap type="topAndBottom" anchorx="page"/>
               </v:shape>
@@ -1170,7 +1170,7 @@
           </mc:Choice>
           <mc:Fallback>
             <w:pict>
-              <v:shape w14:anchorId="58B149FF" id="Graphic 16" o:spid="_x0000_s1026" style="position:absolute;margin-left:28.3pt;margin-top:9.6pt;width:239.5pt;height:.1pt;z-index:-251668992;visibility:visible;mso-wrap-style:square;mso-wrap-distance-left:0;mso-wrap-distance-top:0;mso-wrap-distance-right:0;mso-wrap-distance-bottom:0;mso-position-horizontal:absolute;mso-position-horizontal-relative:page;mso-position-vertical:absolute;mso-position-vertical-relative:text;v-text-anchor:top" coordsize="3041650,1270" o:gfxdata="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" path="m,l3041641,e" filled="f" strokecolor="#bac6c3" strokeweight=".5pt">
+              <v:shape w14:anchorId="1CF02949" id="Graphic 16" o:spid="_x0000_s1026" style="position:absolute;margin-left:28.3pt;margin-top:9.6pt;width:239.5pt;height:.1pt;z-index:-251668992;visibility:visible;mso-wrap-style:square;mso-wrap-distance-left:0;mso-wrap-distance-top:0;mso-wrap-distance-right:0;mso-wrap-distance-bottom:0;mso-position-horizontal:absolute;mso-position-horizontal-relative:page;mso-position-vertical:absolute;mso-position-vertical-relative:text;v-text-anchor:top" coordsize="3041650,1270" o:gfxdata="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" path="m,l3041641,e" filled="f" strokecolor="#bac6c3" strokeweight=".5pt">
                 <v:path arrowok="t"/>
                 <w10:wrap type="topAndBottom" anchorx="page"/>
               </v:shape>
@@ -2612,14 +2612,7 @@
           <w:b/>
           <w:sz w:val="14"/>
         </w:rPr>
-        <w:t xml:space="preserve">   </w:t>
-      </w:r>
-      <w:r>
-        <w:rPr>
-          <w:b/>
-          <w:sz w:val="14"/>
-        </w:rPr>
-        <w:t xml:space="preserve">Firma del colaborador:  </w:t>
+        <w:t xml:space="preserve">   Firma del colaborador:  </w:t>
       </w:r>
       <w:r>
         <w:rPr>
@@ -2758,7 +2751,7 @@
           </mc:Choice>
           <mc:Fallback>
             <w:pict>
-              <v:shape w14:anchorId="1CA6697F" id="Graphic 28" o:spid="_x0000_s1026" style="position:absolute;margin-left:28.3pt;margin-top:12.85pt;width:239.5pt;height:.1pt;z-index:-251666944;visibility:visible;mso-wrap-style:square;mso-wrap-distance-left:0;mso-wrap-distance-top:0;mso-wrap-distance-right:0;mso-wrap-distance-bottom:0;mso-position-horizontal:absolute;mso-position-horizontal-relative:page;mso-position-vertical:absolute;mso-position-vertical-relative:text;v-text-anchor:top" coordsize="3041650,1270" o:gfxdata="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" path="m,l3041641,e" filled="f" strokecolor="#bac6c3" strokeweight=".5pt">
+              <v:shape w14:anchorId="70016F8E" id="Graphic 28" o:spid="_x0000_s1026" style="position:absolute;margin-left:28.3pt;margin-top:12.85pt;width:239.5pt;height:.1pt;z-index:-251666944;visibility:visible;mso-wrap-style:square;mso-wrap-distance-left:0;mso-wrap-distance-top:0;mso-wrap-distance-right:0;mso-wrap-distance-bottom:0;mso-position-horizontal:absolute;mso-position-horizontal-relative:page;mso-position-vertical:absolute;mso-position-vertical-relative:text;v-text-anchor:top" coordsize="3041650,1270" o:gfxdata="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" path="m,l3041641,e" filled="f" strokecolor="#bac6c3" strokeweight=".5pt">
                 <v:path arrowok="t"/>
                 <w10:wrap type="topAndBottom" anchorx="page"/>
               </v:shape>
@@ -2915,7 +2908,7 @@
           </mc:Choice>
           <mc:Fallback>
             <w:pict>
-              <v:shape w14:anchorId="04EA1C7D" id="Graphic 29" o:spid="_x0000_s1026" style="position:absolute;margin-left:28.3pt;margin-top:12.8pt;width:239.5pt;height:.1pt;z-index:-251664896;visibility:visible;mso-wrap-style:square;mso-wrap-distance-left:0;mso-wrap-distance-top:0;mso-wrap-distance-right:0;mso-wrap-distance-bottom:0;mso-position-horizontal:absolute;mso-position-horizontal-relative:page;mso-position-vertical:absolute;mso-position-vertical-relative:text;v-text-anchor:top" coordsize="3041650,1270" o:gfxdata="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" path="m,l3041641,e" filled="f" strokecolor="#bac6c3" strokeweight=".5pt">
+              <v:shape w14:anchorId="6F83DC8F" id="Graphic 29" o:spid="_x0000_s1026" style="position:absolute;margin-left:28.3pt;margin-top:12.8pt;width:239.5pt;height:.1pt;z-index:-251664896;visibility:visible;mso-wrap-style:square;mso-wrap-distance-left:0;mso-wrap-distance-top:0;mso-wrap-distance-right:0;mso-wrap-distance-bottom:0;mso-position-horizontal:absolute;mso-position-horizontal-relative:page;mso-position-vertical:absolute;mso-position-vertical-relative:text;v-text-anchor:top" coordsize="3041650,1270" o:gfxdata="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" path="m,l3041641,e" filled="f" strokecolor="#bac6c3" strokeweight=".5pt">
                 <v:path arrowok="t"/>
                 <w10:wrap type="topAndBottom" anchorx="page"/>
               </v:shape>
@@ -3096,7 +3089,7 @@
           </mc:Choice>
           <mc:Fallback>
             <w:pict>
-              <v:shape w14:anchorId="5AFA38B0" id="Graphic 30" o:spid="_x0000_s1026" style="position:absolute;margin-left:28.3pt;margin-top:12.8pt;width:239.5pt;height:.1pt;z-index:-251662848;visibility:visible;mso-wrap-style:square;mso-wrap-distance-left:0;mso-wrap-distance-top:0;mso-wrap-distance-right:0;mso-wrap-distance-bottom:0;mso-position-horizontal:absolute;mso-position-horizontal-relative:page;mso-position-vertical:absolute;mso-position-vertical-relative:text;v-text-anchor:top" coordsize="3041650,1270" o:gfxdata="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" path="m,l3041641,e" filled="f" strokecolor="#bac6c3" strokeweight=".5pt">
+              <v:shape w14:anchorId="76DDD669" id="Graphic 30" o:spid="_x0000_s1026" style="position:absolute;margin-left:28.3pt;margin-top:12.8pt;width:239.5pt;height:.1pt;z-index:-251662848;visibility:visible;mso-wrap-style:square;mso-wrap-distance-left:0;mso-wrap-distance-top:0;mso-wrap-distance-right:0;mso-wrap-distance-bottom:0;mso-position-horizontal:absolute;mso-position-horizontal-relative:page;mso-position-vertical:absolute;mso-position-vertical-relative:text;v-text-anchor:top" coordsize="3041650,1270" o:gfxdata="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" path="m,l3041641,e" filled="f" strokecolor="#bac6c3" strokeweight=".5pt">
                 <v:path arrowok="t"/>
                 <w10:wrap type="topAndBottom" anchorx="page"/>
               </v:shape>
@@ -3265,7 +3258,7 @@
           </mc:Choice>
           <mc:Fallback>
             <w:pict>
-              <v:shape w14:anchorId="00ED1864" id="Graphic 31" o:spid="_x0000_s1026" style="position:absolute;margin-left:28.3pt;margin-top:12.8pt;width:239.5pt;height:.1pt;z-index:-251660800;visibility:visible;mso-wrap-style:square;mso-wrap-distance-left:0;mso-wrap-distance-top:0;mso-wrap-distance-right:0;mso-wrap-distance-bottom:0;mso-position-horizontal:absolute;mso-position-horizontal-relative:page;mso-position-vertical:absolute;mso-position-vertical-relative:text;v-text-anchor:top" coordsize="3041650,1270" o:gfxdata="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" path="m,l3041641,e" filled="f" strokecolor="#bac6c3" strokeweight=".5pt">
+              <v:shape w14:anchorId="77E6B32F" id="Graphic 31" o:spid="_x0000_s1026" style="position:absolute;margin-left:28.3pt;margin-top:12.8pt;width:239.5pt;height:.1pt;z-index:-251660800;visibility:visible;mso-wrap-style:square;mso-wrap-distance-left:0;mso-wrap-distance-top:0;mso-wrap-distance-right:0;mso-wrap-distance-bottom:0;mso-position-horizontal:absolute;mso-position-horizontal-relative:page;mso-position-vertical:absolute;mso-position-vertical-relative:text;v-text-anchor:top" coordsize="3041650,1270" o:gfxdata="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" path="m,l3041641,e" filled="f" strokecolor="#bac6c3" strokeweight=".5pt">
                 <v:path arrowok="t"/>
                 <w10:wrap type="topAndBottom" anchorx="page"/>
               </v:shape>
@@ -3422,7 +3415,7 @@
           </mc:Choice>
           <mc:Fallback>
             <w:pict>
-              <v:shape w14:anchorId="3A897E3F" id="Graphic 32" o:spid="_x0000_s1026" style="position:absolute;margin-left:28.3pt;margin-top:12.8pt;width:239.5pt;height:.1pt;z-index:-251658752;visibility:visible;mso-wrap-style:square;mso-wrap-distance-left:0;mso-wrap-distance-top:0;mso-wrap-distance-right:0;mso-wrap-distance-bottom:0;mso-position-horizontal:absolute;mso-position-horizontal-relative:page;mso-position-vertical:absolute;mso-position-vertical-relative:text;v-text-anchor:top" coordsize="3041650,1270" o:gfxdata="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" path="m,l3041641,e" filled="f" strokecolor="#bac6c3" strokeweight=".5pt">
+              <v:shape w14:anchorId="7EB77E2C" id="Graphic 32" o:spid="_x0000_s1026" style="position:absolute;margin-left:28.3pt;margin-top:12.8pt;width:239.5pt;height:.1pt;z-index:-251658752;visibility:visible;mso-wrap-style:square;mso-wrap-distance-left:0;mso-wrap-distance-top:0;mso-wrap-distance-right:0;mso-wrap-distance-bottom:0;mso-position-horizontal:absolute;mso-position-horizontal-relative:page;mso-position-vertical:absolute;mso-position-vertical-relative:text;v-text-anchor:top" coordsize="3041650,1270" o:gfxdata="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" path="m,l3041641,e" filled="f" strokecolor="#bac6c3" strokeweight=".5pt">
                 <v:path arrowok="t"/>
                 <w10:wrap type="topAndBottom" anchorx="page"/>
               </v:shape>
@@ -4652,7 +4645,7 @@
           </mc:Choice>
           <mc:Fallback>
             <w:pict>
-              <v:group w14:anchorId="1BA973D5" id="Group 34" o:spid="_x0000_s1026" style="position:absolute;margin-left:36.4pt;margin-top:22.05pt;width:28.4pt;height:28.4pt;z-index:-251647488;mso-wrap-distance-left:0;mso-wrap-distance-right:0;mso-position-horizontal-relative:page;mso-height-relative:margin" coordsize="360680,360680" o:gfxdata="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">
+              <v:group w14:anchorId="769ECA0A" id="Group 34" o:spid="_x0000_s1026" style="position:absolute;margin-left:36.4pt;margin-top:22.05pt;width:28.4pt;height:28.4pt;z-index:-251647488;mso-wrap-distance-left:0;mso-wrap-distance-right:0;mso-position-horizontal-relative:page;mso-height-relative:margin" coordsize="360680,360680" o:gfxdata="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">
                 <v:shape id="Graphic 35" o:spid="_x0000_s1027" style="position:absolute;width:360680;height:360680;visibility:visible;mso-wrap-style:square;v-text-anchor:top" coordsize="360680,360680" o:gfxdata="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" path="m360102,l109348,,66802,8598,32042,32042,8598,66802,,109349,,360103r254257,l295440,351780r33646,-22693l351778,295441r8324,-41182l360102,xe" fillcolor="#e90028" stroked="f">
                   <v:path arrowok="t"/>
                 </v:shape>
@@ -4737,7 +4730,7 @@
           </mc:Choice>
           <mc:Fallback>
             <w:pict>
-              <v:shape w14:anchorId="3FDAE3CF" id="Graphic 33" o:spid="_x0000_s1026" style="position:absolute;margin-left:28.3pt;margin-top:12.8pt;width:239.5pt;height:.1pt;z-index:-251654656;visibility:visible;mso-wrap-style:square;mso-wrap-distance-left:0;mso-wrap-distance-top:0;mso-wrap-distance-right:0;mso-wrap-distance-bottom:0;mso-position-horizontal:absolute;mso-position-horizontal-relative:page;mso-position-vertical:absolute;mso-position-vertical-relative:text;v-text-anchor:top" coordsize="3041650,1270" o:gfxdata="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" path="m,l3041641,e" filled="f" strokecolor="#bac6c3" strokeweight=".5pt">
+              <v:shape w14:anchorId="4D88F8C0" id="Graphic 33" o:spid="_x0000_s1026" style="position:absolute;margin-left:28.3pt;margin-top:12.8pt;width:239.5pt;height:.1pt;z-index:-251654656;visibility:visible;mso-wrap-style:square;mso-wrap-distance-left:0;mso-wrap-distance-top:0;mso-wrap-distance-right:0;mso-wrap-distance-bottom:0;mso-position-horizontal:absolute;mso-position-horizontal-relative:page;mso-position-vertical:absolute;mso-position-vertical-relative:text;v-text-anchor:top" coordsize="3041650,1270" o:gfxdata="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" path="m,l3041641,e" filled="f" strokecolor="#bac6c3" strokeweight=".5pt">
                 <v:path arrowok="t"/>
                 <w10:wrap type="topAndBottom" anchorx="page"/>
               </v:shape>
@@ -9958,7 +9951,39 @@
                       <w:szCs w:val="10"/>
                     </w:rPr>
                     <w:lastRenderedPageBreak/>
-                    <w:t>{% tr for item in EmpleadoMes %}</w:t>
+                    <w:t>{%</w:t>
+                  </w:r>
+                  <w:r>
+                    <w:rPr>
+                      <w:noProof/>
+                      <w:sz w:val="10"/>
+                      <w:szCs w:val="10"/>
+                    </w:rPr>
+                    <w:t xml:space="preserve"> </w:t>
+                  </w:r>
+                  <w:r>
+                    <w:rPr>
+                      <w:noProof/>
+                      <w:sz w:val="10"/>
+                      <w:szCs w:val="10"/>
+                    </w:rPr>
+                    <w:t>t</w:t>
+                  </w:r>
+                  <w:r>
+                    <w:rPr>
+                      <w:noProof/>
+                      <w:sz w:val="10"/>
+                      <w:szCs w:val="10"/>
+                    </w:rPr>
+                    <w:t>r</w:t>
+                  </w:r>
+                  <w:r>
+                    <w:rPr>
+                      <w:noProof/>
+                      <w:sz w:val="10"/>
+                      <w:szCs w:val="10"/>
+                    </w:rPr>
+                    <w:t xml:space="preserve"> for item in EmpleadoMes %}</w:t>
                   </w:r>
                 </w:p>
               </w:tc>
@@ -10062,7 +10087,7 @@
                       </mc:Choice>
                       <mc:Fallback>
                         <w:pict>
-                          <v:roundrect w14:anchorId="7BC2491C" id="Rectángulo: esquinas redondeadas 289" o:spid="_x0000_s1026" style="position:absolute;margin-left:-4.1pt;margin-top:.35pt;width:245.15pt;height:85.4pt;z-index:-251622912;visibility:visible;mso-wrap-style:square;mso-width-percent:0;mso-height-percent:0;mso-wrap-distance-left:9pt;mso-wrap-distance-top:0;mso-wrap-distance-right:9pt;mso-wrap-distance-bottom:0;mso-position-horizontal:absolute;mso-position-horizontal-relative:text;mso-position-vertical:absolute;mso-position-vertical-relative:text;mso-width-percent:0;mso-height-percent:0;mso-width-relative:margin;mso-height-relative:margin;v-text-anchor:middle" arcsize="5847f" o:gfxdata="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" filled="f" strokecolor="#1c334e"/>
+                          <v:roundrect w14:anchorId="7A140BC0" id="Rectángulo: esquinas redondeadas 289" o:spid="_x0000_s1026" style="position:absolute;margin-left:-4.1pt;margin-top:.35pt;width:245.15pt;height:85.4pt;z-index:-251622912;visibility:visible;mso-wrap-style:square;mso-width-percent:0;mso-height-percent:0;mso-wrap-distance-left:9pt;mso-wrap-distance-top:0;mso-wrap-distance-right:9pt;mso-wrap-distance-bottom:0;mso-position-horizontal:absolute;mso-position-horizontal-relative:text;mso-position-vertical:absolute;mso-position-vertical-relative:text;mso-width-percent:0;mso-height-percent:0;mso-width-relative:margin;mso-height-relative:margin;v-text-anchor:middle" arcsize="5847f" o:gfxdata="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" filled="f" strokecolor="#1c334e"/>
                         </w:pict>
                       </mc:Fallback>
                     </mc:AlternateContent>
@@ -10412,7 +10437,7 @@
                       </mc:Choice>
                       <mc:Fallback>
                         <w:pict>
-                          <v:shape w14:anchorId="45C00E1C" id="Graphic 364" o:spid="_x0000_s1026" style="position:absolute;margin-left:11.95pt;margin-top:14.4pt;width:69.5pt;height:1.7pt;z-index:251681280;visibility:visible;mso-wrap-style:square;mso-wrap-distance-left:9pt;mso-wrap-distance-top:0;mso-wrap-distance-right:9pt;mso-wrap-distance-bottom:0;mso-position-horizontal:absolute;mso-position-horizontal-relative:text;mso-position-vertical:absolute;mso-position-vertical-relative:text;v-text-anchor:top" coordsize="882650,21590" o:gfxdata="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" path="m882087,l,,,21343r882087,l882087,xe" fillcolor="#e90028" stroked="f">
+                          <v:shape w14:anchorId="4E3C7156" id="Graphic 364" o:spid="_x0000_s1026" style="position:absolute;margin-left:11.95pt;margin-top:14.4pt;width:69.5pt;height:1.7pt;z-index:251681280;visibility:visible;mso-wrap-style:square;mso-wrap-distance-left:9pt;mso-wrap-distance-top:0;mso-wrap-distance-right:9pt;mso-wrap-distance-bottom:0;mso-position-horizontal:absolute;mso-position-horizontal-relative:text;mso-position-vertical:absolute;mso-position-vertical-relative:text;v-text-anchor:top" coordsize="882650,21590" o:gfxdata="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" path="m882087,l,,,21343r882087,l882087,xe" fillcolor="#e90028" stroked="f">
                             <v:path arrowok="t"/>
                           </v:shape>
                         </w:pict>
@@ -10848,23 +10873,7 @@
                       <w:sz w:val="10"/>
                       <w:szCs w:val="10"/>
                     </w:rPr>
-                    <w:t xml:space="preserve"> </w:t>
-                  </w:r>
-                  <w:proofErr w:type="spellStart"/>
-                  <w:r>
-                    <w:rPr>
-                      <w:sz w:val="10"/>
-                      <w:szCs w:val="10"/>
-                    </w:rPr>
-                    <w:t>endfor</w:t>
-                  </w:r>
-                  <w:proofErr w:type="spellEnd"/>
-                  <w:r>
-                    <w:rPr>
-                      <w:sz w:val="10"/>
-                      <w:szCs w:val="10"/>
-                    </w:rPr>
-                    <w:t xml:space="preserve"> %}</w:t>
+                    <w:t xml:space="preserve"> endfor %}</w:t>
                   </w:r>
                 </w:p>
               </w:tc>
@@ -17131,7 +17140,7 @@
         </mc:Choice>
         <mc:Fallback>
           <w:pict>
-            <v:shape w14:anchorId="61B59037" id="Graphic 1" o:spid="_x0000_s1026" style="position:absolute;margin-left:242.45pt;margin-top:0;width:53.65pt;height:64.6pt;z-index:-251664384;visibility:visible;mso-wrap-style:square;mso-wrap-distance-left:0;mso-wrap-distance-top:0;mso-wrap-distance-right:0;mso-wrap-distance-bottom:0;mso-position-horizontal:absolute;mso-position-horizontal-relative:page;mso-position-vertical:absolute;mso-position-vertical-relative:page;v-text-anchor:top" coordsize="681355,820419" o:gfxdata="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" path="m681304,l596468,,547960,3498,501179,13733,456734,30317,415234,52860,377287,80974r-33785,33297l314489,152361r-23634,42495l,819924r83985,l132476,816430r46771,-10224l223689,789638r41504,-22522l303151,739026r33803,-33271l365993,667690r23668,-42469l681304,xe" fillcolor="#e90028" stroked="f">
+            <v:shape w14:anchorId="5D22C1A3" id="Graphic 1" o:spid="_x0000_s1026" style="position:absolute;margin-left:242.45pt;margin-top:0;width:53.65pt;height:64.6pt;z-index:-251664384;visibility:visible;mso-wrap-style:square;mso-wrap-distance-left:0;mso-wrap-distance-top:0;mso-wrap-distance-right:0;mso-wrap-distance-bottom:0;mso-position-horizontal:absolute;mso-position-horizontal-relative:page;mso-position-vertical:absolute;mso-position-vertical-relative:page;v-text-anchor:top" coordsize="681355,820419" o:gfxdata="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" path="m681304,l596468,,547960,3498,501179,13733,456734,30317,415234,52860,377287,80974r-33785,33297l314489,152361r-23634,42495l,819924r83985,l132476,816430r46771,-10224l223689,789638r41504,-22522l303151,739026r33803,-33271l365993,667690r23668,-42469l681304,xe" fillcolor="#e90028" stroked="f">
               <v:fill opacity="5140f"/>
               <v:path arrowok="t"/>
               <w10:wrap anchorx="page" anchory="page"/>
@@ -17232,7 +17241,7 @@
         </mc:Choice>
         <mc:Fallback>
           <w:pict>
-            <v:shape w14:anchorId="4889869C" id="Graphic 2" o:spid="_x0000_s1026" style="position:absolute;margin-left:0;margin-top:28.05pt;width:56.5pt;height:28.35pt;z-index:-251660288;visibility:visible;mso-wrap-style:square;mso-wrap-distance-left:0;mso-wrap-distance-top:0;mso-wrap-distance-right:0;mso-wrap-distance-bottom:0;mso-position-horizontal:absolute;mso-position-horizontal-relative:page;mso-position-vertical:absolute;mso-position-vertical-relative:page;v-text-anchor:top" coordsize="717550,360045" o:gfxdata="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" path="m717169,l,,,359994r600534,l645915,350822r37076,-25004l707997,288746r9172,-45376l717169,xe" fillcolor="#e90028" stroked="f">
+            <v:shape w14:anchorId="116F37CA" id="Graphic 2" o:spid="_x0000_s1026" style="position:absolute;margin-left:0;margin-top:28.05pt;width:56.5pt;height:28.35pt;z-index:-251660288;visibility:visible;mso-wrap-style:square;mso-wrap-distance-left:0;mso-wrap-distance-top:0;mso-wrap-distance-right:0;mso-wrap-distance-bottom:0;mso-position-horizontal:absolute;mso-position-horizontal-relative:page;mso-position-vertical:absolute;mso-position-vertical-relative:page;v-text-anchor:top" coordsize="717550,360045" o:gfxdata="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" path="m717169,l,,,359994r600534,l645915,350822r37076,-25004l707997,288746r9172,-45376l717169,xe" fillcolor="#e90028" stroked="f">
               <v:path arrowok="t"/>
               <w10:wrap anchorx="page" anchory="page"/>
             </v:shape>
@@ -17625,7 +17634,7 @@
         </mc:Choice>
         <mc:Fallback>
           <w:pict>
-            <v:shape w14:anchorId="5653EF24" id="Graphic 17" o:spid="_x0000_s1026" style="position:absolute;margin-left:242.45pt;margin-top:0;width:53.65pt;height:64.6pt;z-index:15730688;visibility:visible;mso-wrap-style:square;mso-wrap-distance-left:0;mso-wrap-distance-top:0;mso-wrap-distance-right:0;mso-wrap-distance-bottom:0;mso-position-horizontal:absolute;mso-position-horizontal-relative:page;mso-position-vertical:absolute;mso-position-vertical-relative:page;v-text-anchor:top" coordsize="681355,820419" o:gfxdata="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" path="m681304,l596468,,547960,3498,501179,13733,456734,30317,415234,52860,377287,80974r-33785,33297l314489,152361r-23634,42495l,819924r83985,l132476,816430r46771,-10224l223689,789638r41504,-22522l303151,739026r33803,-33271l365993,667690r23668,-42469l681304,xe" fillcolor="#e90028" stroked="f">
+            <v:shape w14:anchorId="2885827E" id="Graphic 17" o:spid="_x0000_s1026" style="position:absolute;margin-left:242.45pt;margin-top:0;width:53.65pt;height:64.6pt;z-index:15730688;visibility:visible;mso-wrap-style:square;mso-wrap-distance-left:0;mso-wrap-distance-top:0;mso-wrap-distance-right:0;mso-wrap-distance-bottom:0;mso-position-horizontal:absolute;mso-position-horizontal-relative:page;mso-position-vertical:absolute;mso-position-vertical-relative:page;v-text-anchor:top" coordsize="681355,820419" o:gfxdata="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" path="m681304,l596468,,547960,3498,501179,13733,456734,30317,415234,52860,377287,80974r-33785,33297l314489,152361r-23634,42495l,819924r83985,l132476,816430r46771,-10224l223689,789638r41504,-22522l303151,739026r33803,-33271l365993,667690r23668,-42469l681304,xe" fillcolor="#e90028" stroked="f">
               <v:fill opacity="5140f"/>
               <v:path arrowok="t"/>
               <w10:wrap anchorx="page" anchory="page"/>
@@ -17726,7 +17735,7 @@
         </mc:Choice>
         <mc:Fallback>
           <w:pict>
-            <v:shape w14:anchorId="09A21D99" id="Graphic 18" o:spid="_x0000_s1026" style="position:absolute;margin-left:0;margin-top:28.05pt;width:56.5pt;height:28.35pt;z-index:-16130560;visibility:visible;mso-wrap-style:square;mso-wrap-distance-left:0;mso-wrap-distance-top:0;mso-wrap-distance-right:0;mso-wrap-distance-bottom:0;mso-position-horizontal:absolute;mso-position-horizontal-relative:page;mso-position-vertical:absolute;mso-position-vertical-relative:page;v-text-anchor:top" coordsize="717550,360045" o:gfxdata="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" path="m717169,l,,,359994r600534,l645915,350822r37076,-25004l707997,288746r9172,-45376l717169,xe" fillcolor="#e90028" stroked="f">
+            <v:shape w14:anchorId="15E7BAB2" id="Graphic 18" o:spid="_x0000_s1026" style="position:absolute;margin-left:0;margin-top:28.05pt;width:56.5pt;height:28.35pt;z-index:-16130560;visibility:visible;mso-wrap-style:square;mso-wrap-distance-left:0;mso-wrap-distance-top:0;mso-wrap-distance-right:0;mso-wrap-distance-bottom:0;mso-position-horizontal:absolute;mso-position-horizontal-relative:page;mso-position-vertical:absolute;mso-position-vertical-relative:page;v-text-anchor:top" coordsize="717550,360045" o:gfxdata="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" path="m717169,l,,,359994r600534,l645915,350822r37076,-25004l707997,288746r9172,-45376l717169,xe" fillcolor="#e90028" stroked="f">
               <v:path arrowok="t"/>
               <w10:wrap anchorx="page" anchory="page"/>
             </v:shape>
@@ -18151,7 +18160,7 @@
         </mc:Choice>
         <mc:Fallback>
           <w:pict>
-            <v:shape w14:anchorId="13D7D154" id="Graphic 37" o:spid="_x0000_s1026" style="position:absolute;margin-left:242.45pt;margin-top:0;width:53.65pt;height:64.6pt;z-index:-16129024;visibility:visible;mso-wrap-style:square;mso-wrap-distance-left:0;mso-wrap-distance-top:0;mso-wrap-distance-right:0;mso-wrap-distance-bottom:0;mso-position-horizontal:absolute;mso-position-horizontal-relative:page;mso-position-vertical:absolute;mso-position-vertical-relative:page;v-text-anchor:top" coordsize="681355,820419" o:gfxdata="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" path="m681304,l596468,,547960,3498,501179,13733,456734,30317,415234,52860,377287,80974r-33785,33297l314489,152361r-23634,42495l,819924r83985,l132476,816430r46771,-10224l223689,789638r41504,-22522l303151,739026r33803,-33271l365993,667690r23668,-42469l681304,xe" fillcolor="#e90028" stroked="f">
+            <v:shape w14:anchorId="54FB4BAE" id="Graphic 37" o:spid="_x0000_s1026" style="position:absolute;margin-left:242.45pt;margin-top:0;width:53.65pt;height:64.6pt;z-index:-16129024;visibility:visible;mso-wrap-style:square;mso-wrap-distance-left:0;mso-wrap-distance-top:0;mso-wrap-distance-right:0;mso-wrap-distance-bottom:0;mso-position-horizontal:absolute;mso-position-horizontal-relative:page;mso-position-vertical:absolute;mso-position-vertical-relative:page;v-text-anchor:top" coordsize="681355,820419" o:gfxdata="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" path="m681304,l596468,,547960,3498,501179,13733,456734,30317,415234,52860,377287,80974r-33785,33297l314489,152361r-23634,42495l,819924r83985,l132476,816430r46771,-10224l223689,789638r41504,-22522l303151,739026r33803,-33271l365993,667690r23668,-42469l681304,xe" fillcolor="#e90028" stroked="f">
               <v:fill opacity="5140f"/>
               <v:path arrowok="t"/>
               <w10:wrap anchorx="page" anchory="page"/>
@@ -18252,7 +18261,7 @@
         </mc:Choice>
         <mc:Fallback>
           <w:pict>
-            <v:shape w14:anchorId="77A7E4F1" id="Graphic 38" o:spid="_x0000_s1026" style="position:absolute;margin-left:0;margin-top:28.05pt;width:56.5pt;height:28.35pt;z-index:-16128512;visibility:visible;mso-wrap-style:square;mso-wrap-distance-left:0;mso-wrap-distance-top:0;mso-wrap-distance-right:0;mso-wrap-distance-bottom:0;mso-position-horizontal:absolute;mso-position-horizontal-relative:page;mso-position-vertical:absolute;mso-position-vertical-relative:page;v-text-anchor:top" coordsize="717550,360045" o:gfxdata="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" path="m717169,l,,,359994r600534,l645915,350822r37076,-25004l707997,288746r9172,-45376l717169,xe" fillcolor="#e90028" stroked="f">
+            <v:shape w14:anchorId="112F7EF9" id="Graphic 38" o:spid="_x0000_s1026" style="position:absolute;margin-left:0;margin-top:28.05pt;width:56.5pt;height:28.35pt;z-index:-16128512;visibility:visible;mso-wrap-style:square;mso-wrap-distance-left:0;mso-wrap-distance-top:0;mso-wrap-distance-right:0;mso-wrap-distance-bottom:0;mso-position-horizontal:absolute;mso-position-horizontal-relative:page;mso-position-vertical:absolute;mso-position-vertical-relative:page;v-text-anchor:top" coordsize="717550,360045" o:gfxdata="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" path="m717169,l,,,359994r600534,l645915,350822r37076,-25004l707997,288746r9172,-45376l717169,xe" fillcolor="#e90028" stroked="f">
               <v:path arrowok="t"/>
               <w10:wrap anchorx="page" anchory="page"/>
             </v:shape>
@@ -18647,7 +18656,7 @@
         </mc:Choice>
         <mc:Fallback>
           <w:pict>
-            <v:shape w14:anchorId="13021765" id="Graphic 46" o:spid="_x0000_s1026" style="position:absolute;margin-left:242.45pt;margin-top:0;width:53.65pt;height:64.6pt;z-index:-16126976;visibility:visible;mso-wrap-style:square;mso-wrap-distance-left:0;mso-wrap-distance-top:0;mso-wrap-distance-right:0;mso-wrap-distance-bottom:0;mso-position-horizontal:absolute;mso-position-horizontal-relative:page;mso-position-vertical:absolute;mso-position-vertical-relative:page;v-text-anchor:top" coordsize="681355,820419" o:gfxdata="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" path="m681304,l596468,,547960,3498,501179,13733,456734,30317,415234,52860,377287,80974r-33785,33297l314489,152361r-23634,42495l,819924r83985,l132476,816430r46771,-10224l223689,789638r41504,-22522l303151,739026r33803,-33271l365993,667690r23668,-42469l681304,xe" fillcolor="#e90028" stroked="f">
+            <v:shape w14:anchorId="6F099026" id="Graphic 46" o:spid="_x0000_s1026" style="position:absolute;margin-left:242.45pt;margin-top:0;width:53.65pt;height:64.6pt;z-index:-16126976;visibility:visible;mso-wrap-style:square;mso-wrap-distance-left:0;mso-wrap-distance-top:0;mso-wrap-distance-right:0;mso-wrap-distance-bottom:0;mso-position-horizontal:absolute;mso-position-horizontal-relative:page;mso-position-vertical:absolute;mso-position-vertical-relative:page;v-text-anchor:top" coordsize="681355,820419" o:gfxdata="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" path="m681304,l596468,,547960,3498,501179,13733,456734,30317,415234,52860,377287,80974r-33785,33297l314489,152361r-23634,42495l,819924r83985,l132476,816430r46771,-10224l223689,789638r41504,-22522l303151,739026r33803,-33271l365993,667690r23668,-42469l681304,xe" fillcolor="#e90028" stroked="f">
               <v:fill opacity="5140f"/>
               <v:path arrowok="t"/>
               <w10:wrap anchorx="page" anchory="page"/>
@@ -18748,7 +18757,7 @@
         </mc:Choice>
         <mc:Fallback>
           <w:pict>
-            <v:shape w14:anchorId="56ABFFAF" id="Graphic 47" o:spid="_x0000_s1026" style="position:absolute;margin-left:0;margin-top:28.05pt;width:56.5pt;height:28.35pt;z-index:-16126464;visibility:visible;mso-wrap-style:square;mso-wrap-distance-left:0;mso-wrap-distance-top:0;mso-wrap-distance-right:0;mso-wrap-distance-bottom:0;mso-position-horizontal:absolute;mso-position-horizontal-relative:page;mso-position-vertical:absolute;mso-position-vertical-relative:page;v-text-anchor:top" coordsize="717550,360045" o:gfxdata="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" path="m717169,l,,,359994r600534,l645915,350822r37076,-25004l707997,288746r9172,-45376l717169,xe" fillcolor="#e90028" stroked="f">
+            <v:shape w14:anchorId="3DD85D9D" id="Graphic 47" o:spid="_x0000_s1026" style="position:absolute;margin-left:0;margin-top:28.05pt;width:56.5pt;height:28.35pt;z-index:-16126464;visibility:visible;mso-wrap-style:square;mso-wrap-distance-left:0;mso-wrap-distance-top:0;mso-wrap-distance-right:0;mso-wrap-distance-bottom:0;mso-position-horizontal:absolute;mso-position-horizontal-relative:page;mso-position-vertical:absolute;mso-position-vertical-relative:page;v-text-anchor:top" coordsize="717550,360045" o:gfxdata="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" path="m717169,l,,,359994r600534,l645915,350822r37076,-25004l707997,288746r9172,-45376l717169,xe" fillcolor="#e90028" stroked="f">
               <v:path arrowok="t"/>
               <w10:wrap anchorx="page" anchory="page"/>
             </v:shape>
@@ -19109,7 +19118,7 @@
         </mc:Choice>
         <mc:Fallback>
           <w:pict>
-            <v:shape w14:anchorId="39AE7373" id="Graphic 55" o:spid="_x0000_s1026" style="position:absolute;margin-left:242.45pt;margin-top:0;width:53.65pt;height:64.6pt;z-index:-16124928;visibility:visible;mso-wrap-style:square;mso-wrap-distance-left:0;mso-wrap-distance-top:0;mso-wrap-distance-right:0;mso-wrap-distance-bottom:0;mso-position-horizontal:absolute;mso-position-horizontal-relative:page;mso-position-vertical:absolute;mso-position-vertical-relative:page;v-text-anchor:top" coordsize="681355,820419" o:gfxdata="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" path="m681304,l596468,,547960,3498,501179,13733,456734,30317,415234,52860,377287,80974r-33785,33297l314489,152361r-23634,42495l,819924r83985,l132476,816430r46771,-10224l223689,789638r41504,-22522l303151,739026r33803,-33271l365993,667690r23668,-42469l681304,xe" fillcolor="#e90028" stroked="f">
+            <v:shape w14:anchorId="3426777F" id="Graphic 55" o:spid="_x0000_s1026" style="position:absolute;margin-left:242.45pt;margin-top:0;width:53.65pt;height:64.6pt;z-index:-16124928;visibility:visible;mso-wrap-style:square;mso-wrap-distance-left:0;mso-wrap-distance-top:0;mso-wrap-distance-right:0;mso-wrap-distance-bottom:0;mso-position-horizontal:absolute;mso-position-horizontal-relative:page;mso-position-vertical:absolute;mso-position-vertical-relative:page;v-text-anchor:top" coordsize="681355,820419" o:gfxdata="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" path="m681304,l596468,,547960,3498,501179,13733,456734,30317,415234,52860,377287,80974r-33785,33297l314489,152361r-23634,42495l,819924r83985,l132476,816430r46771,-10224l223689,789638r41504,-22522l303151,739026r33803,-33271l365993,667690r23668,-42469l681304,xe" fillcolor="#e90028" stroked="f">
               <v:fill opacity="5140f"/>
               <v:path arrowok="t"/>
               <w10:wrap anchorx="page" anchory="page"/>
@@ -19210,7 +19219,7 @@
         </mc:Choice>
         <mc:Fallback>
           <w:pict>
-            <v:shape w14:anchorId="7A1D6DD5" id="Graphic 56" o:spid="_x0000_s1026" style="position:absolute;margin-left:0;margin-top:28.05pt;width:56.5pt;height:28.35pt;z-index:-16124416;visibility:visible;mso-wrap-style:square;mso-wrap-distance-left:0;mso-wrap-distance-top:0;mso-wrap-distance-right:0;mso-wrap-distance-bottom:0;mso-position-horizontal:absolute;mso-position-horizontal-relative:page;mso-position-vertical:absolute;mso-position-vertical-relative:page;v-text-anchor:top" coordsize="717550,360045" o:gfxdata="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" path="m717169,l,,,359994r600534,l645915,350822r37076,-25004l707997,288746r9172,-45376l717169,xe" fillcolor="#e90028" stroked="f">
+            <v:shape w14:anchorId="7D529517" id="Graphic 56" o:spid="_x0000_s1026" style="position:absolute;margin-left:0;margin-top:28.05pt;width:56.5pt;height:28.35pt;z-index:-16124416;visibility:visible;mso-wrap-style:square;mso-wrap-distance-left:0;mso-wrap-distance-top:0;mso-wrap-distance-right:0;mso-wrap-distance-bottom:0;mso-position-horizontal:absolute;mso-position-horizontal-relative:page;mso-position-vertical:absolute;mso-position-vertical-relative:page;v-text-anchor:top" coordsize="717550,360045" o:gfxdata="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" path="m717169,l,,,359994r600534,l645915,350822r37076,-25004l707997,288746r9172,-45376l717169,xe" fillcolor="#e90028" stroked="f">
               <v:path arrowok="t"/>
               <w10:wrap anchorx="page" anchory="page"/>
             </v:shape>
@@ -19298,7 +19307,7 @@
         </mc:Choice>
         <mc:Fallback>
           <w:pict>
-            <v:shape w14:anchorId="61522F2A" id="Graphic 57" o:spid="_x0000_s1026" style="position:absolute;margin-left:28.1pt;margin-top:63.55pt;width:2.05pt;height:14.35pt;z-index:-16123904;visibility:visible;mso-wrap-style:square;mso-wrap-distance-left:0;mso-wrap-distance-top:0;mso-wrap-distance-right:0;mso-wrap-distance-bottom:0;mso-position-horizontal:absolute;mso-position-horizontal-relative:page;mso-position-vertical:absolute;mso-position-vertical-relative:page;v-text-anchor:top" coordsize="26034,182245" o:gfxdata="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" path="m25530,l,,,182229r25530,l25530,xe" fillcolor="#e90028" stroked="f">
+            <v:shape w14:anchorId="27C92C5B" id="Graphic 57" o:spid="_x0000_s1026" style="position:absolute;margin-left:28.1pt;margin-top:63.55pt;width:2.05pt;height:14.35pt;z-index:-16123904;visibility:visible;mso-wrap-style:square;mso-wrap-distance-left:0;mso-wrap-distance-top:0;mso-wrap-distance-right:0;mso-wrap-distance-bottom:0;mso-position-horizontal:absolute;mso-position-horizontal-relative:page;mso-position-vertical:absolute;mso-position-vertical-relative:page;v-text-anchor:top" coordsize="26034,182245" o:gfxdata="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" path="m25530,l,,,182229r25530,l25530,xe" fillcolor="#e90028" stroked="f">
               <v:path arrowok="t"/>
               <w10:wrap anchorx="page" anchory="page"/>
             </v:shape>
@@ -20226,6 +20235,7 @@
   <w:style w:type="character" w:default="1" w:styleId="Fuentedeprrafopredeter">
     <w:name w:val="Default Paragraph Font"/>
     <w:uiPriority w:val="1"/>
+    <w:semiHidden/>
     <w:unhideWhenUsed/>
   </w:style>
   <w:style w:type="table" w:default="1" w:styleId="Tablanormal">

--- a/templates/PASAPORTE_SEGURIDAD.docx
+++ b/templates/PASAPORTE_SEGURIDAD.docx
@@ -71,25 +71,7 @@
                                 <w:rFonts w:ascii="Times New Roman"/>
                                 <w:b w:val="0"/>
                               </w:rPr>
-                              <w:t>{{</w:t>
-                            </w:r>
-                            <w:proofErr w:type="spellStart"/>
-                            <w:proofErr w:type="gramStart"/>
-                            <w:r>
-                              <w:rPr>
-                                <w:rFonts w:ascii="Times New Roman"/>
-                                <w:b w:val="0"/>
-                              </w:rPr>
-                              <w:t>DT.FotoPerfil</w:t>
-                            </w:r>
-                            <w:proofErr w:type="spellEnd"/>
-                            <w:proofErr w:type="gramEnd"/>
-                            <w:r>
-                              <w:rPr>
-                                <w:rFonts w:ascii="Times New Roman"/>
-                                <w:b w:val="0"/>
-                              </w:rPr>
-                              <w:t>}}</w:t>
+                              <w:t>{{DT.FotoPerfil}}</w:t>
                             </w:r>
                           </w:p>
                           <w:p>
@@ -167,25 +149,7 @@
                           <w:rFonts w:ascii="Times New Roman"/>
                           <w:b w:val="0"/>
                         </w:rPr>
-                        <w:t>{{</w:t>
-                      </w:r>
-                      <w:proofErr w:type="spellStart"/>
-                      <w:proofErr w:type="gramStart"/>
-                      <w:r>
-                        <w:rPr>
-                          <w:rFonts w:ascii="Times New Roman"/>
-                          <w:b w:val="0"/>
-                        </w:rPr>
-                        <w:t>DT.FotoPerfil</w:t>
-                      </w:r>
-                      <w:proofErr w:type="spellEnd"/>
-                      <w:proofErr w:type="gramEnd"/>
-                      <w:r>
-                        <w:rPr>
-                          <w:rFonts w:ascii="Times New Roman"/>
-                          <w:b w:val="0"/>
-                        </w:rPr>
-                        <w:t>}}</w:t>
+                        <w:t>{{DT.FotoPerfil}}</w:t>
                       </w:r>
                     </w:p>
                     <w:p>
@@ -333,7 +297,7 @@
           </mc:Choice>
           <mc:Fallback>
             <w:pict>
-              <v:shape w14:anchorId="3300F249" id="Graphic 11" o:spid="_x0000_s1026" style="position:absolute;margin-left:121.65pt;margin-top:9.65pt;width:145.7pt;height:.1pt;z-index:-251674112;visibility:visible;mso-wrap-style:square;mso-wrap-distance-left:0;mso-wrap-distance-top:0;mso-wrap-distance-right:0;mso-wrap-distance-bottom:0;mso-position-horizontal:absolute;mso-position-horizontal-relative:page;mso-position-vertical:absolute;mso-position-vertical-relative:text;v-text-anchor:top" coordsize="1850389,1270" o:gfxdata="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" path="m,l1849818,e" filled="f" strokecolor="#bac6c3" strokeweight=".5pt">
+              <v:shape w14:anchorId="1C2A8CC5" id="Graphic 11" o:spid="_x0000_s1026" style="position:absolute;margin-left:121.65pt;margin-top:9.65pt;width:145.7pt;height:.1pt;z-index:-251674112;visibility:visible;mso-wrap-style:square;mso-wrap-distance-left:0;mso-wrap-distance-top:0;mso-wrap-distance-right:0;mso-wrap-distance-bottom:0;mso-position-horizontal:absolute;mso-position-horizontal-relative:page;mso-position-vertical:absolute;mso-position-vertical-relative:text;v-text-anchor:top" coordsize="1850389,1270" o:gfxdata="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" path="m,l1849818,e" filled="f" strokecolor="#bac6c3" strokeweight=".5pt">
                 <v:path arrowok="t"/>
                 <w10:wrap type="topAndBottom" anchorx="page"/>
               </v:shape>
@@ -346,23 +310,7 @@
           <w:b w:val="0"/>
         </w:rPr>
         <w:tab/>
-        <w:t>{{</w:t>
-      </w:r>
-      <w:proofErr w:type="spellStart"/>
-      <w:proofErr w:type="gramStart"/>
-      <w:r>
-        <w:rPr>
-          <w:b w:val="0"/>
-        </w:rPr>
-        <w:t>DT.Compania</w:t>
-      </w:r>
-      <w:proofErr w:type="spellEnd"/>
-      <w:proofErr w:type="gramEnd"/>
-      <w:r>
-        <w:rPr>
-          <w:b w:val="0"/>
-        </w:rPr>
-        <w:t>}}</w:t>
+        <w:t>{{DT.Compania}}</w:t>
       </w:r>
     </w:p>
     <w:p>
@@ -496,7 +444,7 @@
           </mc:Choice>
           <mc:Fallback>
             <w:pict>
-              <v:shape w14:anchorId="00239BD4" id="Graphic 12" o:spid="_x0000_s1026" style="position:absolute;margin-left:121.65pt;margin-top:9.75pt;width:146.1pt;height:.1pt;z-index:-251673088;visibility:visible;mso-wrap-style:square;mso-wrap-distance-left:0;mso-wrap-distance-top:0;mso-wrap-distance-right:0;mso-wrap-distance-bottom:0;mso-position-horizontal:absolute;mso-position-horizontal-relative:page;mso-position-vertical:absolute;mso-position-vertical-relative:text;v-text-anchor:top" coordsize="1855470,1270" o:gfxdata="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" path="m,l1855050,e" filled="f" strokecolor="#bac6c3" strokeweight=".5pt">
+              <v:shape w14:anchorId="1F57AF85" id="Graphic 12" o:spid="_x0000_s1026" style="position:absolute;margin-left:121.65pt;margin-top:9.75pt;width:146.1pt;height:.1pt;z-index:-251673088;visibility:visible;mso-wrap-style:square;mso-wrap-distance-left:0;mso-wrap-distance-top:0;mso-wrap-distance-right:0;mso-wrap-distance-bottom:0;mso-position-horizontal:absolute;mso-position-horizontal-relative:page;mso-position-vertical:absolute;mso-position-vertical-relative:text;v-text-anchor:top" coordsize="1855470,1270" o:gfxdata="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" path="m,l1855050,e" filled="f" strokecolor="#bac6c3" strokeweight=".5pt">
                 <v:path arrowok="t"/>
                 <w10:wrap type="topAndBottom" anchorx="page"/>
               </v:shape>
@@ -509,23 +457,7 @@
           <w:b w:val="0"/>
         </w:rPr>
         <w:tab/>
-        <w:t>{{</w:t>
-      </w:r>
-      <w:proofErr w:type="spellStart"/>
-      <w:proofErr w:type="gramStart"/>
-      <w:r>
-        <w:rPr>
-          <w:b w:val="0"/>
-        </w:rPr>
-        <w:t>DT.NombreCompleto</w:t>
-      </w:r>
-      <w:proofErr w:type="spellEnd"/>
-      <w:proofErr w:type="gramEnd"/>
-      <w:r>
-        <w:rPr>
-          <w:b w:val="0"/>
-        </w:rPr>
-        <w:t>}}</w:t>
+        <w:t>{{DT.NombreCompleto}}</w:t>
       </w:r>
     </w:p>
     <w:p>
@@ -647,7 +579,7 @@
           </mc:Choice>
           <mc:Fallback>
             <w:pict>
-              <v:shape w14:anchorId="1827DE95" id="Graphic 13" o:spid="_x0000_s1026" style="position:absolute;margin-left:121.65pt;margin-top:9.75pt;width:146.1pt;height:.1pt;z-index:-251672064;visibility:visible;mso-wrap-style:square;mso-wrap-distance-left:0;mso-wrap-distance-top:0;mso-wrap-distance-right:0;mso-wrap-distance-bottom:0;mso-position-horizontal:absolute;mso-position-horizontal-relative:page;mso-position-vertical:absolute;mso-position-vertical-relative:text;v-text-anchor:top" coordsize="1855470,1270" o:gfxdata="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" path="m,l1855050,e" filled="f" strokecolor="#bac6c3" strokeweight=".5pt">
+              <v:shape w14:anchorId="22EFDF3B" id="Graphic 13" o:spid="_x0000_s1026" style="position:absolute;margin-left:121.65pt;margin-top:9.75pt;width:146.1pt;height:.1pt;z-index:-251672064;visibility:visible;mso-wrap-style:square;mso-wrap-distance-left:0;mso-wrap-distance-top:0;mso-wrap-distance-right:0;mso-wrap-distance-bottom:0;mso-position-horizontal:absolute;mso-position-horizontal-relative:page;mso-position-vertical:absolute;mso-position-vertical-relative:text;v-text-anchor:top" coordsize="1855470,1270" o:gfxdata="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" path="m,l1855050,e" filled="f" strokecolor="#bac6c3" strokeweight=".5pt">
                 <v:path arrowok="t"/>
                 <w10:wrap type="topAndBottom" anchorx="page"/>
               </v:shape>
@@ -662,21 +594,11 @@
         <w:tab/>
         <w:t>{{</w:t>
       </w:r>
-      <w:proofErr w:type="spellStart"/>
-      <w:proofErr w:type="gramStart"/>
       <w:r>
         <w:rPr>
           <w:b w:val="0"/>
         </w:rPr>
-        <w:t>DT.Cedula</w:t>
-      </w:r>
-      <w:proofErr w:type="spellEnd"/>
-      <w:proofErr w:type="gramEnd"/>
-      <w:r>
-        <w:rPr>
-          <w:b w:val="0"/>
-        </w:rPr>
-        <w:t>}}</w:t>
+        <w:t>DT.Cedula}}</w:t>
       </w:r>
     </w:p>
     <w:p>
@@ -777,7 +699,7 @@
           </mc:Choice>
           <mc:Fallback>
             <w:pict>
-              <v:shape w14:anchorId="33CA7413" id="Graphic 14" o:spid="_x0000_s1026" style="position:absolute;margin-left:121.65pt;margin-top:9.6pt;width:146.1pt;height:.1pt;z-index:-251671040;visibility:visible;mso-wrap-style:square;mso-wrap-distance-left:0;mso-wrap-distance-top:0;mso-wrap-distance-right:0;mso-wrap-distance-bottom:0;mso-position-horizontal:absolute;mso-position-horizontal-relative:page;mso-position-vertical:absolute;mso-position-vertical-relative:text;v-text-anchor:top" coordsize="1855470,1270" o:gfxdata="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" path="m,l1855050,e" filled="f" strokecolor="#bac6c3" strokeweight=".5pt">
+              <v:shape w14:anchorId="666CBB14" id="Graphic 14" o:spid="_x0000_s1026" style="position:absolute;margin-left:121.65pt;margin-top:9.6pt;width:146.1pt;height:.1pt;z-index:-251671040;visibility:visible;mso-wrap-style:square;mso-wrap-distance-left:0;mso-wrap-distance-top:0;mso-wrap-distance-right:0;mso-wrap-distance-bottom:0;mso-position-horizontal:absolute;mso-position-horizontal-relative:page;mso-position-vertical:absolute;mso-position-vertical-relative:text;v-text-anchor:top" coordsize="1855470,1270" o:gfxdata="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" path="m,l1855050,e" filled="f" strokecolor="#bac6c3" strokeweight=".5pt">
                 <v:path arrowok="t"/>
                 <w10:wrap type="topAndBottom" anchorx="page"/>
               </v:shape>
@@ -796,25 +718,7 @@
           <w:b w:val="0"/>
           <w:bCs w:val="0"/>
         </w:rPr>
-        <w:t>{{</w:t>
-      </w:r>
-      <w:proofErr w:type="spellStart"/>
-      <w:proofErr w:type="gramStart"/>
-      <w:r>
-        <w:rPr>
-          <w:b w:val="0"/>
-          <w:bCs w:val="0"/>
-        </w:rPr>
-        <w:t>DT.Nacionalidad</w:t>
-      </w:r>
-      <w:proofErr w:type="spellEnd"/>
-      <w:proofErr w:type="gramEnd"/>
-      <w:r>
-        <w:rPr>
-          <w:b w:val="0"/>
-          <w:bCs w:val="0"/>
-        </w:rPr>
-        <w:t>}}</w:t>
+        <w:t>{{DT.Nacionalidad}}</w:t>
       </w:r>
     </w:p>
     <w:p>
@@ -934,7 +838,7 @@
           </mc:Choice>
           <mc:Fallback>
             <w:pict>
-              <v:shape w14:anchorId="4790E011" id="Graphic 15" o:spid="_x0000_s1026" style="position:absolute;margin-left:121.65pt;margin-top:9.6pt;width:146.1pt;height:.1pt;z-index:-251670016;visibility:visible;mso-wrap-style:square;mso-wrap-distance-left:0;mso-wrap-distance-top:0;mso-wrap-distance-right:0;mso-wrap-distance-bottom:0;mso-position-horizontal:absolute;mso-position-horizontal-relative:page;mso-position-vertical:absolute;mso-position-vertical-relative:text;v-text-anchor:top" coordsize="1855470,1270" o:gfxdata="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" path="m,l1855050,e" filled="f" strokecolor="#bac6c3" strokeweight=".5pt">
+              <v:shape w14:anchorId="298ACCC4" id="Graphic 15" o:spid="_x0000_s1026" style="position:absolute;margin-left:121.65pt;margin-top:9.6pt;width:146.1pt;height:.1pt;z-index:-251670016;visibility:visible;mso-wrap-style:square;mso-wrap-distance-left:0;mso-wrap-distance-top:0;mso-wrap-distance-right:0;mso-wrap-distance-bottom:0;mso-position-horizontal:absolute;mso-position-horizontal-relative:page;mso-position-vertical:absolute;mso-position-vertical-relative:text;v-text-anchor:top" coordsize="1855470,1270" o:gfxdata="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" path="m,l1855050,e" filled="f" strokecolor="#bac6c3" strokeweight=".5pt">
                 <v:path arrowok="t"/>
                 <w10:wrap type="topAndBottom" anchorx="page"/>
               </v:shape>
@@ -954,27 +858,7 @@
           <w:bCs w:val="0"/>
           <w:sz w:val="13"/>
         </w:rPr>
-        <w:t>{{</w:t>
-      </w:r>
-      <w:proofErr w:type="spellStart"/>
-      <w:proofErr w:type="gramStart"/>
-      <w:r>
-        <w:rPr>
-          <w:b w:val="0"/>
-          <w:bCs w:val="0"/>
-          <w:sz w:val="13"/>
-        </w:rPr>
-        <w:t>DT.FechaNacimiento</w:t>
-      </w:r>
-      <w:proofErr w:type="spellEnd"/>
-      <w:proofErr w:type="gramEnd"/>
-      <w:r>
-        <w:rPr>
-          <w:b w:val="0"/>
-          <w:bCs w:val="0"/>
-          <w:sz w:val="13"/>
-        </w:rPr>
-        <w:t>}}</w:t>
+        <w:t>{{DT.FechaNacimiento}}</w:t>
       </w:r>
     </w:p>
     <w:p>
@@ -1170,7 +1054,7 @@
           </mc:Choice>
           <mc:Fallback>
             <w:pict>
-              <v:shape w14:anchorId="1CF02949" id="Graphic 16" o:spid="_x0000_s1026" style="position:absolute;margin-left:28.3pt;margin-top:9.6pt;width:239.5pt;height:.1pt;z-index:-251668992;visibility:visible;mso-wrap-style:square;mso-wrap-distance-left:0;mso-wrap-distance-top:0;mso-wrap-distance-right:0;mso-wrap-distance-bottom:0;mso-position-horizontal:absolute;mso-position-horizontal-relative:page;mso-position-vertical:absolute;mso-position-vertical-relative:text;v-text-anchor:top" coordsize="3041650,1270" o:gfxdata="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" path="m,l3041641,e" filled="f" strokecolor="#bac6c3" strokeweight=".5pt">
+              <v:shape w14:anchorId="2FE4C18E" id="Graphic 16" o:spid="_x0000_s1026" style="position:absolute;margin-left:28.3pt;margin-top:9.6pt;width:239.5pt;height:.1pt;z-index:-251668992;visibility:visible;mso-wrap-style:square;mso-wrap-distance-left:0;mso-wrap-distance-top:0;mso-wrap-distance-right:0;mso-wrap-distance-bottom:0;mso-position-horizontal:absolute;mso-position-horizontal-relative:page;mso-position-vertical:absolute;mso-position-vertical-relative:text;v-text-anchor:top" coordsize="3041650,1270" o:gfxdata="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" path="m,l3041641,e" filled="f" strokecolor="#bac6c3" strokeweight=".5pt">
                 <v:path arrowok="t"/>
                 <w10:wrap type="topAndBottom" anchorx="page"/>
               </v:shape>
@@ -1190,27 +1074,7 @@
           <w:bCs w:val="0"/>
           <w:sz w:val="13"/>
         </w:rPr>
-        <w:t>{{</w:t>
-      </w:r>
-      <w:proofErr w:type="spellStart"/>
-      <w:proofErr w:type="gramStart"/>
-      <w:r>
-        <w:rPr>
-          <w:b w:val="0"/>
-          <w:bCs w:val="0"/>
-          <w:sz w:val="13"/>
-        </w:rPr>
-        <w:t>DT.DireccionDomi</w:t>
-      </w:r>
-      <w:proofErr w:type="spellEnd"/>
-      <w:proofErr w:type="gramEnd"/>
-      <w:r>
-        <w:rPr>
-          <w:b w:val="0"/>
-          <w:bCs w:val="0"/>
-          <w:sz w:val="13"/>
-        </w:rPr>
-        <w:t>}}</w:t>
+        <w:t>{{DT.DireccionDomi}}</w:t>
       </w:r>
     </w:p>
     <w:p>
@@ -1260,25 +1124,13 @@
         </w:rPr>
         <w:t>{{</w:t>
       </w:r>
-      <w:proofErr w:type="spellStart"/>
-      <w:proofErr w:type="gramStart"/>
       <w:r>
         <w:rPr>
           <w:b w:val="0"/>
           <w:bCs w:val="0"/>
           <w:u w:val="single" w:color="BAC6C3"/>
         </w:rPr>
-        <w:t>DT.NumeroCelular</w:t>
-      </w:r>
-      <w:proofErr w:type="spellEnd"/>
-      <w:proofErr w:type="gramEnd"/>
-      <w:r>
-        <w:rPr>
-          <w:b w:val="0"/>
-          <w:bCs w:val="0"/>
-          <w:u w:val="single" w:color="BAC6C3"/>
-        </w:rPr>
-        <w:t>}}</w:t>
+        <w:t>DT.NumeroCelular}}</w:t>
       </w:r>
       <w:r>
         <w:rPr>
@@ -1338,27 +1190,7 @@
           <w:bCs w:val="0"/>
           <w:u w:val="single" w:color="BAC6C3"/>
         </w:rPr>
-        <w:t>{{</w:t>
-      </w:r>
-      <w:proofErr w:type="spellStart"/>
-      <w:proofErr w:type="gramStart"/>
-      <w:r>
-        <w:rPr>
-          <w:b w:val="0"/>
-          <w:bCs w:val="0"/>
-          <w:u w:val="single" w:color="BAC6C3"/>
-        </w:rPr>
-        <w:t>DT.Ekon</w:t>
-      </w:r>
-      <w:proofErr w:type="spellEnd"/>
-      <w:proofErr w:type="gramEnd"/>
-      <w:r>
-        <w:rPr>
-          <w:b w:val="0"/>
-          <w:bCs w:val="0"/>
-          <w:u w:val="single" w:color="BAC6C3"/>
-        </w:rPr>
-        <w:t>}}</w:t>
+        <w:t>{{DT.Ekon}}</w:t>
       </w:r>
       <w:r>
         <w:rPr>
@@ -1415,27 +1247,7 @@
           <w:bCs w:val="0"/>
           <w:u w:val="single" w:color="BAC6C3"/>
         </w:rPr>
-        <w:t>{{</w:t>
-      </w:r>
-      <w:proofErr w:type="spellStart"/>
-      <w:proofErr w:type="gramStart"/>
-      <w:r>
-        <w:rPr>
-          <w:b w:val="0"/>
-          <w:bCs w:val="0"/>
-          <w:u w:val="single" w:color="BAC6C3"/>
-        </w:rPr>
-        <w:t>DT.Cargo</w:t>
-      </w:r>
-      <w:proofErr w:type="spellEnd"/>
-      <w:proofErr w:type="gramEnd"/>
-      <w:r>
-        <w:rPr>
-          <w:b w:val="0"/>
-          <w:bCs w:val="0"/>
-          <w:u w:val="single" w:color="BAC6C3"/>
-        </w:rPr>
-        <w:t>}}</w:t>
+        <w:t>{{DT.Cargo}}</w:t>
       </w:r>
       <w:r>
         <w:rPr>
@@ -1486,27 +1298,7 @@
           <w:bCs w:val="0"/>
           <w:u w:val="single" w:color="BAC6C3"/>
         </w:rPr>
-        <w:t>{{</w:t>
-      </w:r>
-      <w:proofErr w:type="spellStart"/>
-      <w:proofErr w:type="gramStart"/>
-      <w:r>
-        <w:rPr>
-          <w:b w:val="0"/>
-          <w:bCs w:val="0"/>
-          <w:u w:val="single" w:color="BAC6C3"/>
-        </w:rPr>
-        <w:t>DT.Cargo</w:t>
-      </w:r>
-      <w:proofErr w:type="spellEnd"/>
-      <w:proofErr w:type="gramEnd"/>
-      <w:r>
-        <w:rPr>
-          <w:b w:val="0"/>
-          <w:bCs w:val="0"/>
-          <w:u w:val="single" w:color="BAC6C3"/>
-        </w:rPr>
-        <w:t>}}</w:t>
+        <w:t>{{DT.Cargo}}</w:t>
       </w:r>
       <w:r>
         <w:rPr>
@@ -1778,17 +1570,7 @@
           <w:bCs w:val="0"/>
           <w:u w:val="single" w:color="BAC6C3"/>
         </w:rPr>
-        <w:t>{{</w:t>
-      </w:r>
-      <w:proofErr w:type="spellStart"/>
-      <w:proofErr w:type="gramStart"/>
-      <w:r>
-        <w:rPr>
-          <w:b w:val="0"/>
-          <w:bCs w:val="0"/>
-          <w:u w:val="single" w:color="BAC6C3"/>
-        </w:rPr>
-        <w:t>DT.</w:t>
+        <w:t>{{DT.</w:t>
       </w:r>
       <w:r>
         <w:rPr>
@@ -1796,17 +1578,7 @@
           <w:bCs w:val="0"/>
           <w:u w:val="single" w:color="BAC6C3"/>
         </w:rPr>
-        <w:t>Licencia</w:t>
-      </w:r>
-      <w:proofErr w:type="spellEnd"/>
-      <w:proofErr w:type="gramEnd"/>
-      <w:r>
-        <w:rPr>
-          <w:b w:val="0"/>
-          <w:bCs w:val="0"/>
-          <w:u w:val="single" w:color="BAC6C3"/>
-        </w:rPr>
-        <w:t>}}</w:t>
+        <w:t>Licencia}}</w:t>
       </w:r>
       <w:r>
         <w:rPr>
@@ -1856,27 +1628,7 @@
           <w:bCs w:val="0"/>
           <w:u w:val="single" w:color="BAC6C3"/>
         </w:rPr>
-        <w:t>{{</w:t>
-      </w:r>
-      <w:proofErr w:type="spellStart"/>
-      <w:proofErr w:type="gramStart"/>
-      <w:r>
-        <w:rPr>
-          <w:b w:val="0"/>
-          <w:bCs w:val="0"/>
-          <w:u w:val="single" w:color="BAC6C3"/>
-        </w:rPr>
-        <w:t>DT.FechaEmisionLic</w:t>
-      </w:r>
-      <w:proofErr w:type="spellEnd"/>
-      <w:proofErr w:type="gramEnd"/>
-      <w:r>
-        <w:rPr>
-          <w:b w:val="0"/>
-          <w:bCs w:val="0"/>
-          <w:u w:val="single" w:color="BAC6C3"/>
-        </w:rPr>
-        <w:t>}}</w:t>
+        <w:t>{{DT.FechaEmisionLic}}</w:t>
       </w:r>
       <w:r>
         <w:rPr>
@@ -1910,30 +1662,14 @@
         </w:rPr>
       </w:pPr>
       <w:r>
-        <w:t xml:space="preserve">Fecha de caducidad de licencia de </w:t>
-      </w:r>
-      <w:proofErr w:type="spellStart"/>
-      <w:r>
-        <w:t>condución</w:t>
-      </w:r>
-      <w:proofErr w:type="spellEnd"/>
-      <w:r>
-        <w:t xml:space="preserve">: </w:t>
+        <w:t xml:space="preserve">Fecha de caducidad de licencia de condución: </w:t>
       </w:r>
       <w:r>
         <w:rPr>
           <w:rFonts w:ascii="Times New Roman" w:hAnsi="Times New Roman"/>
           <w:u w:val="single" w:color="BAC6C3"/>
         </w:rPr>
-        <w:t xml:space="preserve"> </w:t>
-      </w:r>
-      <w:proofErr w:type="gramStart"/>
-      <w:r>
-        <w:rPr>
-          <w:rFonts w:ascii="Times New Roman" w:hAnsi="Times New Roman"/>
-          <w:u w:val="single" w:color="BAC6C3"/>
-        </w:rPr>
-        <w:t xml:space="preserve">   </w:t>
+        <w:t xml:space="preserve">    </w:t>
       </w:r>
       <w:r>
         <w:rPr>
@@ -1941,36 +1677,7 @@
           <w:bCs w:val="0"/>
           <w:u w:val="single" w:color="BAC6C3"/>
         </w:rPr>
-        <w:t>{</w:t>
-      </w:r>
-      <w:proofErr w:type="gramEnd"/>
-      <w:r>
-        <w:rPr>
-          <w:b w:val="0"/>
-          <w:bCs w:val="0"/>
-          <w:u w:val="single" w:color="BAC6C3"/>
-        </w:rPr>
-        <w:t>{</w:t>
-      </w:r>
-      <w:proofErr w:type="spellStart"/>
-      <w:proofErr w:type="gramStart"/>
-      <w:r>
-        <w:rPr>
-          <w:b w:val="0"/>
-          <w:bCs w:val="0"/>
-          <w:u w:val="single" w:color="BAC6C3"/>
-        </w:rPr>
-        <w:t>DT.FechaCadLic</w:t>
-      </w:r>
-      <w:proofErr w:type="spellEnd"/>
-      <w:proofErr w:type="gramEnd"/>
-      <w:r>
-        <w:rPr>
-          <w:b w:val="0"/>
-          <w:bCs w:val="0"/>
-          <w:u w:val="single" w:color="BAC6C3"/>
-        </w:rPr>
-        <w:t>}}</w:t>
+        <w:t>{{DT.FechaCadLic}}</w:t>
       </w:r>
       <w:r>
         <w:rPr>
@@ -2013,15 +1720,7 @@
           <w:u w:val="single" w:color="BAC6C3"/>
         </w:rPr>
         <w:tab/>
-        <w:t xml:space="preserve">         </w:t>
-      </w:r>
-      <w:proofErr w:type="gramStart"/>
-      <w:r>
-        <w:rPr>
-          <w:rFonts w:ascii="Times New Roman" w:hAnsi="Times New Roman"/>
-          <w:u w:val="single" w:color="BAC6C3"/>
-        </w:rPr>
-        <w:t xml:space="preserve">   </w:t>
+        <w:t xml:space="preserve">            </w:t>
       </w:r>
       <w:r>
         <w:rPr>
@@ -2029,36 +1728,7 @@
           <w:bCs w:val="0"/>
           <w:u w:val="single" w:color="BAC6C3"/>
         </w:rPr>
-        <w:t>{</w:t>
-      </w:r>
-      <w:proofErr w:type="gramEnd"/>
-      <w:r>
-        <w:rPr>
-          <w:b w:val="0"/>
-          <w:bCs w:val="0"/>
-          <w:u w:val="single" w:color="BAC6C3"/>
-        </w:rPr>
-        <w:t>{</w:t>
-      </w:r>
-      <w:proofErr w:type="spellStart"/>
-      <w:proofErr w:type="gramStart"/>
-      <w:r>
-        <w:rPr>
-          <w:b w:val="0"/>
-          <w:bCs w:val="0"/>
-          <w:u w:val="single" w:color="BAC6C3"/>
-        </w:rPr>
-        <w:t>DT.FechaRenLic</w:t>
-      </w:r>
-      <w:proofErr w:type="spellEnd"/>
-      <w:proofErr w:type="gramEnd"/>
-      <w:r>
-        <w:rPr>
-          <w:b w:val="0"/>
-          <w:bCs w:val="0"/>
-          <w:u w:val="single" w:color="BAC6C3"/>
-        </w:rPr>
-        <w:t>}}</w:t>
+        <w:t>{{DT.FechaRenLic}}</w:t>
       </w:r>
       <w:r>
         <w:rPr>
@@ -2751,7 +2421,7 @@
           </mc:Choice>
           <mc:Fallback>
             <w:pict>
-              <v:shape w14:anchorId="70016F8E" id="Graphic 28" o:spid="_x0000_s1026" style="position:absolute;margin-left:28.3pt;margin-top:12.85pt;width:239.5pt;height:.1pt;z-index:-251666944;visibility:visible;mso-wrap-style:square;mso-wrap-distance-left:0;mso-wrap-distance-top:0;mso-wrap-distance-right:0;mso-wrap-distance-bottom:0;mso-position-horizontal:absolute;mso-position-horizontal-relative:page;mso-position-vertical:absolute;mso-position-vertical-relative:text;v-text-anchor:top" coordsize="3041650,1270" o:gfxdata="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" path="m,l3041641,e" filled="f" strokecolor="#bac6c3" strokeweight=".5pt">
+              <v:shape w14:anchorId="615A3B10" id="Graphic 28" o:spid="_x0000_s1026" style="position:absolute;margin-left:28.3pt;margin-top:12.85pt;width:239.5pt;height:.1pt;z-index:-251666944;visibility:visible;mso-wrap-style:square;mso-wrap-distance-left:0;mso-wrap-distance-top:0;mso-wrap-distance-right:0;mso-wrap-distance-bottom:0;mso-position-horizontal:absolute;mso-position-horizontal-relative:page;mso-position-vertical:absolute;mso-position-vertical-relative:text;v-text-anchor:top" coordsize="3041650,1270" o:gfxdata="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" path="m,l3041641,e" filled="f" strokecolor="#bac6c3" strokeweight=".5pt">
                 <v:path arrowok="t"/>
                 <w10:wrap type="topAndBottom" anchorx="page"/>
               </v:shape>
@@ -2771,27 +2441,7 @@
           <w:bCs w:val="0"/>
           <w:sz w:val="19"/>
         </w:rPr>
-        <w:t>{{</w:t>
-      </w:r>
-      <w:proofErr w:type="spellStart"/>
-      <w:proofErr w:type="gramStart"/>
-      <w:r>
-        <w:rPr>
-          <w:b w:val="0"/>
-          <w:bCs w:val="0"/>
-          <w:sz w:val="19"/>
-        </w:rPr>
-        <w:t>DT.Contacto</w:t>
-      </w:r>
-      <w:proofErr w:type="spellEnd"/>
-      <w:proofErr w:type="gramEnd"/>
-      <w:r>
-        <w:rPr>
-          <w:b w:val="0"/>
-          <w:bCs w:val="0"/>
-          <w:sz w:val="19"/>
-        </w:rPr>
-        <w:t>}}</w:t>
+        <w:t>{{DT.Contacto}}</w:t>
       </w:r>
     </w:p>
     <w:p>
@@ -2908,7 +2558,7 @@
           </mc:Choice>
           <mc:Fallback>
             <w:pict>
-              <v:shape w14:anchorId="6F83DC8F" id="Graphic 29" o:spid="_x0000_s1026" style="position:absolute;margin-left:28.3pt;margin-top:12.8pt;width:239.5pt;height:.1pt;z-index:-251664896;visibility:visible;mso-wrap-style:square;mso-wrap-distance-left:0;mso-wrap-distance-top:0;mso-wrap-distance-right:0;mso-wrap-distance-bottom:0;mso-position-horizontal:absolute;mso-position-horizontal-relative:page;mso-position-vertical:absolute;mso-position-vertical-relative:text;v-text-anchor:top" coordsize="3041650,1270" o:gfxdata="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" path="m,l3041641,e" filled="f" strokecolor="#bac6c3" strokeweight=".5pt">
+              <v:shape w14:anchorId="77844C61" id="Graphic 29" o:spid="_x0000_s1026" style="position:absolute;margin-left:28.3pt;margin-top:12.8pt;width:239.5pt;height:.1pt;z-index:-251664896;visibility:visible;mso-wrap-style:square;mso-wrap-distance-left:0;mso-wrap-distance-top:0;mso-wrap-distance-right:0;mso-wrap-distance-bottom:0;mso-position-horizontal:absolute;mso-position-horizontal-relative:page;mso-position-vertical:absolute;mso-position-vertical-relative:text;v-text-anchor:top" coordsize="3041650,1270" o:gfxdata="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" path="m,l3041641,e" filled="f" strokecolor="#bac6c3" strokeweight=".5pt">
                 <v:path arrowok="t"/>
                 <w10:wrap type="topAndBottom" anchorx="page"/>
               </v:shape>
@@ -2928,27 +2578,7 @@
           <w:bCs w:val="0"/>
           <w:sz w:val="19"/>
         </w:rPr>
-        <w:t>{{</w:t>
-      </w:r>
-      <w:proofErr w:type="spellStart"/>
-      <w:proofErr w:type="gramStart"/>
-      <w:r>
-        <w:rPr>
-          <w:b w:val="0"/>
-          <w:bCs w:val="0"/>
-          <w:sz w:val="19"/>
-        </w:rPr>
-        <w:t>DT.Parentesco</w:t>
-      </w:r>
-      <w:proofErr w:type="spellEnd"/>
-      <w:proofErr w:type="gramEnd"/>
-      <w:r>
-        <w:rPr>
-          <w:b w:val="0"/>
-          <w:bCs w:val="0"/>
-          <w:sz w:val="19"/>
-        </w:rPr>
-        <w:t>}}</w:t>
+        <w:t>{{DT.Parentesco}}</w:t>
       </w:r>
     </w:p>
     <w:p>
@@ -3089,7 +2719,7 @@
           </mc:Choice>
           <mc:Fallback>
             <w:pict>
-              <v:shape w14:anchorId="76DDD669" id="Graphic 30" o:spid="_x0000_s1026" style="position:absolute;margin-left:28.3pt;margin-top:12.8pt;width:239.5pt;height:.1pt;z-index:-251662848;visibility:visible;mso-wrap-style:square;mso-wrap-distance-left:0;mso-wrap-distance-top:0;mso-wrap-distance-right:0;mso-wrap-distance-bottom:0;mso-position-horizontal:absolute;mso-position-horizontal-relative:page;mso-position-vertical:absolute;mso-position-vertical-relative:text;v-text-anchor:top" coordsize="3041650,1270" o:gfxdata="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" path="m,l3041641,e" filled="f" strokecolor="#bac6c3" strokeweight=".5pt">
+              <v:shape w14:anchorId="761370D7" id="Graphic 30" o:spid="_x0000_s1026" style="position:absolute;margin-left:28.3pt;margin-top:12.8pt;width:239.5pt;height:.1pt;z-index:-251662848;visibility:visible;mso-wrap-style:square;mso-wrap-distance-left:0;mso-wrap-distance-top:0;mso-wrap-distance-right:0;mso-wrap-distance-bottom:0;mso-position-horizontal:absolute;mso-position-horizontal-relative:page;mso-position-vertical:absolute;mso-position-vertical-relative:text;v-text-anchor:top" coordsize="3041650,1270" o:gfxdata="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" path="m,l3041641,e" filled="f" strokecolor="#bac6c3" strokeweight=".5pt">
                 <v:path arrowok="t"/>
                 <w10:wrap type="topAndBottom" anchorx="page"/>
               </v:shape>
@@ -3109,27 +2739,7 @@
           <w:bCs w:val="0"/>
           <w:sz w:val="19"/>
         </w:rPr>
-        <w:t>{{</w:t>
-      </w:r>
-      <w:proofErr w:type="spellStart"/>
-      <w:proofErr w:type="gramStart"/>
-      <w:r>
-        <w:rPr>
-          <w:b w:val="0"/>
-          <w:bCs w:val="0"/>
-          <w:sz w:val="19"/>
-        </w:rPr>
-        <w:t>DT.NumeroContacto</w:t>
-      </w:r>
-      <w:proofErr w:type="spellEnd"/>
-      <w:proofErr w:type="gramEnd"/>
-      <w:r>
-        <w:rPr>
-          <w:b w:val="0"/>
-          <w:bCs w:val="0"/>
-          <w:sz w:val="19"/>
-        </w:rPr>
-        <w:t>}}</w:t>
+        <w:t>{{DT.NumeroContacto}}</w:t>
       </w:r>
     </w:p>
     <w:p>
@@ -3258,7 +2868,7 @@
           </mc:Choice>
           <mc:Fallback>
             <w:pict>
-              <v:shape w14:anchorId="77E6B32F" id="Graphic 31" o:spid="_x0000_s1026" style="position:absolute;margin-left:28.3pt;margin-top:12.8pt;width:239.5pt;height:.1pt;z-index:-251660800;visibility:visible;mso-wrap-style:square;mso-wrap-distance-left:0;mso-wrap-distance-top:0;mso-wrap-distance-right:0;mso-wrap-distance-bottom:0;mso-position-horizontal:absolute;mso-position-horizontal-relative:page;mso-position-vertical:absolute;mso-position-vertical-relative:text;v-text-anchor:top" coordsize="3041650,1270" o:gfxdata="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" path="m,l3041641,e" filled="f" strokecolor="#bac6c3" strokeweight=".5pt">
+              <v:shape w14:anchorId="1E8900D5" id="Graphic 31" o:spid="_x0000_s1026" style="position:absolute;margin-left:28.3pt;margin-top:12.8pt;width:239.5pt;height:.1pt;z-index:-251660800;visibility:visible;mso-wrap-style:square;mso-wrap-distance-left:0;mso-wrap-distance-top:0;mso-wrap-distance-right:0;mso-wrap-distance-bottom:0;mso-position-horizontal:absolute;mso-position-horizontal-relative:page;mso-position-vertical:absolute;mso-position-vertical-relative:text;v-text-anchor:top" coordsize="3041650,1270" o:gfxdata="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" path="m,l3041641,e" filled="f" strokecolor="#bac6c3" strokeweight=".5pt">
                 <v:path arrowok="t"/>
                 <w10:wrap type="topAndBottom" anchorx="page"/>
               </v:shape>
@@ -3278,27 +2888,7 @@
           <w:bCs w:val="0"/>
           <w:sz w:val="19"/>
         </w:rPr>
-        <w:t>{{</w:t>
-      </w:r>
-      <w:proofErr w:type="spellStart"/>
-      <w:proofErr w:type="gramStart"/>
-      <w:r>
-        <w:rPr>
-          <w:b w:val="0"/>
-          <w:bCs w:val="0"/>
-          <w:sz w:val="19"/>
-        </w:rPr>
-        <w:t>DT.Enfermedades</w:t>
-      </w:r>
-      <w:proofErr w:type="spellEnd"/>
-      <w:proofErr w:type="gramEnd"/>
-      <w:r>
-        <w:rPr>
-          <w:b w:val="0"/>
-          <w:bCs w:val="0"/>
-          <w:sz w:val="19"/>
-        </w:rPr>
-        <w:t>}}</w:t>
+        <w:t>{{DT.Enfermedades}}</w:t>
       </w:r>
     </w:p>
     <w:p>
@@ -3415,7 +3005,7 @@
           </mc:Choice>
           <mc:Fallback>
             <w:pict>
-              <v:shape w14:anchorId="7EB77E2C" id="Graphic 32" o:spid="_x0000_s1026" style="position:absolute;margin-left:28.3pt;margin-top:12.8pt;width:239.5pt;height:.1pt;z-index:-251658752;visibility:visible;mso-wrap-style:square;mso-wrap-distance-left:0;mso-wrap-distance-top:0;mso-wrap-distance-right:0;mso-wrap-distance-bottom:0;mso-position-horizontal:absolute;mso-position-horizontal-relative:page;mso-position-vertical:absolute;mso-position-vertical-relative:text;v-text-anchor:top" coordsize="3041650,1270" o:gfxdata="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" path="m,l3041641,e" filled="f" strokecolor="#bac6c3" strokeweight=".5pt">
+              <v:shape w14:anchorId="009B13DE" id="Graphic 32" o:spid="_x0000_s1026" style="position:absolute;margin-left:28.3pt;margin-top:12.8pt;width:239.5pt;height:.1pt;z-index:-251658752;visibility:visible;mso-wrap-style:square;mso-wrap-distance-left:0;mso-wrap-distance-top:0;mso-wrap-distance-right:0;mso-wrap-distance-bottom:0;mso-position-horizontal:absolute;mso-position-horizontal-relative:page;mso-position-vertical:absolute;mso-position-vertical-relative:text;v-text-anchor:top" coordsize="3041650,1270" o:gfxdata="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" path="m,l3041641,e" filled="f" strokecolor="#bac6c3" strokeweight=".5pt">
                 <v:path arrowok="t"/>
                 <w10:wrap type="topAndBottom" anchorx="page"/>
               </v:shape>
@@ -3435,27 +3025,7 @@
           <w:bCs w:val="0"/>
           <w:sz w:val="19"/>
         </w:rPr>
-        <w:t>{{</w:t>
-      </w:r>
-      <w:proofErr w:type="spellStart"/>
-      <w:proofErr w:type="gramStart"/>
-      <w:r>
-        <w:rPr>
-          <w:b w:val="0"/>
-          <w:bCs w:val="0"/>
-          <w:sz w:val="19"/>
-        </w:rPr>
-        <w:t>DT.Medicamentos</w:t>
-      </w:r>
-      <w:proofErr w:type="spellEnd"/>
-      <w:proofErr w:type="gramEnd"/>
-      <w:r>
-        <w:rPr>
-          <w:b w:val="0"/>
-          <w:bCs w:val="0"/>
-          <w:sz w:val="19"/>
-        </w:rPr>
-        <w:t>}}</w:t>
+        <w:t>{{DT.Medicamentos}}</w:t>
       </w:r>
     </w:p>
     <w:p>
@@ -3607,25 +3177,7 @@
                                   <w:i/>
                                   <w:sz w:val="14"/>
                                 </w:rPr>
-                                <w:t xml:space="preserve">"En una emergencia, tu </w:t>
-                              </w:r>
-                              <w:proofErr w:type="spellStart"/>
-                              <w:r>
-                                <w:rPr>
-                                  <w:rFonts w:ascii="Verdana" w:hAnsi="Verdana"/>
-                                  <w:i/>
-                                  <w:sz w:val="14"/>
-                                </w:rPr>
-                                <w:t>infiormación</w:t>
-                              </w:r>
-                              <w:proofErr w:type="spellEnd"/>
-                              <w:r>
-                                <w:rPr>
-                                  <w:rFonts w:ascii="Verdana" w:hAnsi="Verdana"/>
-                                  <w:i/>
-                                  <w:sz w:val="14"/>
-                                </w:rPr>
-                                <w:t xml:space="preserve"> y contactos pueden</w:t>
+                                <w:t>"En una emergencia, tu infiormación y contactos pueden</w:t>
                               </w:r>
                               <w:r>
                                 <w:rPr>
@@ -3670,7 +3222,6 @@
                                 </w:rPr>
                                 <w:t xml:space="preserve"> </w:t>
                               </w:r>
-                              <w:proofErr w:type="spellStart"/>
                               <w:r>
                                 <w:rPr>
                                   <w:rFonts w:ascii="Verdana" w:hAnsi="Verdana"/>
@@ -3679,7 +3230,6 @@
                                 </w:rPr>
                                 <w:t>difierencia</w:t>
                               </w:r>
-                              <w:proofErr w:type="spellEnd"/>
                               <w:r>
                                 <w:rPr>
                                   <w:rFonts w:ascii="Verdana" w:hAnsi="Verdana"/>
@@ -3706,7 +3256,6 @@
                                 </w:rPr>
                                 <w:t xml:space="preserve"> </w:t>
                               </w:r>
-                              <w:proofErr w:type="spellStart"/>
                               <w:r>
                                 <w:rPr>
                                   <w:rFonts w:ascii="Verdana" w:hAnsi="Verdana"/>
@@ -3715,7 +3264,6 @@
                                 </w:rPr>
                                 <w:t>fiacilitar</w:t>
                               </w:r>
-                              <w:proofErr w:type="spellEnd"/>
                               <w:r>
                                 <w:rPr>
                                   <w:rFonts w:ascii="Verdana" w:hAnsi="Verdana"/>
@@ -4072,25 +3620,7 @@
                             <w:i/>
                             <w:sz w:val="14"/>
                           </w:rPr>
-                          <w:t xml:space="preserve">"En una emergencia, tu </w:t>
-                        </w:r>
-                        <w:proofErr w:type="spellStart"/>
-                        <w:r>
-                          <w:rPr>
-                            <w:rFonts w:ascii="Verdana" w:hAnsi="Verdana"/>
-                            <w:i/>
-                            <w:sz w:val="14"/>
-                          </w:rPr>
-                          <w:t>infiormación</w:t>
-                        </w:r>
-                        <w:proofErr w:type="spellEnd"/>
-                        <w:r>
-                          <w:rPr>
-                            <w:rFonts w:ascii="Verdana" w:hAnsi="Verdana"/>
-                            <w:i/>
-                            <w:sz w:val="14"/>
-                          </w:rPr>
-                          <w:t xml:space="preserve"> y contactos pueden</w:t>
+                          <w:t>"En una emergencia, tu infiormación y contactos pueden</w:t>
                         </w:r>
                         <w:r>
                           <w:rPr>
@@ -4135,7 +3665,6 @@
                           </w:rPr>
                           <w:t xml:space="preserve"> </w:t>
                         </w:r>
-                        <w:proofErr w:type="spellStart"/>
                         <w:r>
                           <w:rPr>
                             <w:rFonts w:ascii="Verdana" w:hAnsi="Verdana"/>
@@ -4144,7 +3673,6 @@
                           </w:rPr>
                           <w:t>difierencia</w:t>
                         </w:r>
-                        <w:proofErr w:type="spellEnd"/>
                         <w:r>
                           <w:rPr>
                             <w:rFonts w:ascii="Verdana" w:hAnsi="Verdana"/>
@@ -4171,7 +3699,6 @@
                           </w:rPr>
                           <w:t xml:space="preserve"> </w:t>
                         </w:r>
-                        <w:proofErr w:type="spellStart"/>
                         <w:r>
                           <w:rPr>
                             <w:rFonts w:ascii="Verdana" w:hAnsi="Verdana"/>
@@ -4180,7 +3707,6 @@
                           </w:rPr>
                           <w:t>fiacilitar</w:t>
                         </w:r>
-                        <w:proofErr w:type="spellEnd"/>
                         <w:r>
                           <w:rPr>
                             <w:rFonts w:ascii="Verdana" w:hAnsi="Verdana"/>
@@ -4645,7 +4171,7 @@
           </mc:Choice>
           <mc:Fallback>
             <w:pict>
-              <v:group w14:anchorId="769ECA0A" id="Group 34" o:spid="_x0000_s1026" style="position:absolute;margin-left:36.4pt;margin-top:22.05pt;width:28.4pt;height:28.4pt;z-index:-251647488;mso-wrap-distance-left:0;mso-wrap-distance-right:0;mso-position-horizontal-relative:page;mso-height-relative:margin" coordsize="360680,360680" o:gfxdata="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">
+              <v:group w14:anchorId="30BAAD91" id="Group 34" o:spid="_x0000_s1026" style="position:absolute;margin-left:36.4pt;margin-top:22.05pt;width:28.4pt;height:28.4pt;z-index:-251647488;mso-wrap-distance-left:0;mso-wrap-distance-right:0;mso-position-horizontal-relative:page;mso-height-relative:margin" coordsize="360680,360680" o:gfxdata="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">
                 <v:shape id="Graphic 35" o:spid="_x0000_s1027" style="position:absolute;width:360680;height:360680;visibility:visible;mso-wrap-style:square;v-text-anchor:top" coordsize="360680,360680" o:gfxdata="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" path="m360102,l109348,,66802,8598,32042,32042,8598,66802,,109349,,360103r254257,l295440,351780r33646,-22693l351778,295441r8324,-41182l360102,xe" fillcolor="#e90028" stroked="f">
                   <v:path arrowok="t"/>
                 </v:shape>
@@ -4730,7 +4256,7 @@
           </mc:Choice>
           <mc:Fallback>
             <w:pict>
-              <v:shape w14:anchorId="4D88F8C0" id="Graphic 33" o:spid="_x0000_s1026" style="position:absolute;margin-left:28.3pt;margin-top:12.8pt;width:239.5pt;height:.1pt;z-index:-251654656;visibility:visible;mso-wrap-style:square;mso-wrap-distance-left:0;mso-wrap-distance-top:0;mso-wrap-distance-right:0;mso-wrap-distance-bottom:0;mso-position-horizontal:absolute;mso-position-horizontal-relative:page;mso-position-vertical:absolute;mso-position-vertical-relative:text;v-text-anchor:top" coordsize="3041650,1270" o:gfxdata="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" path="m,l3041641,e" filled="f" strokecolor="#bac6c3" strokeweight=".5pt">
+              <v:shape w14:anchorId="36DA4FD2" id="Graphic 33" o:spid="_x0000_s1026" style="position:absolute;margin-left:28.3pt;margin-top:12.8pt;width:239.5pt;height:.1pt;z-index:-251654656;visibility:visible;mso-wrap-style:square;mso-wrap-distance-left:0;mso-wrap-distance-top:0;mso-wrap-distance-right:0;mso-wrap-distance-bottom:0;mso-position-horizontal:absolute;mso-position-horizontal-relative:page;mso-position-vertical:absolute;mso-position-vertical-relative:text;v-text-anchor:top" coordsize="3041650,1270" o:gfxdata="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" path="m,l3041641,e" filled="f" strokecolor="#bac6c3" strokeweight=".5pt">
                 <v:path arrowok="t"/>
                 <w10:wrap type="topAndBottom" anchorx="page"/>
               </v:shape>
@@ -4750,27 +4276,7 @@
           <w:bCs w:val="0"/>
           <w:sz w:val="19"/>
         </w:rPr>
-        <w:t>{{</w:t>
-      </w:r>
-      <w:proofErr w:type="spellStart"/>
-      <w:proofErr w:type="gramStart"/>
-      <w:r>
-        <w:rPr>
-          <w:b w:val="0"/>
-          <w:bCs w:val="0"/>
-          <w:sz w:val="19"/>
-        </w:rPr>
-        <w:t>DT.Alergias</w:t>
-      </w:r>
-      <w:proofErr w:type="spellEnd"/>
-      <w:proofErr w:type="gramEnd"/>
-      <w:r>
-        <w:rPr>
-          <w:b w:val="0"/>
-          <w:bCs w:val="0"/>
-          <w:sz w:val="19"/>
-        </w:rPr>
-        <w:t>}}</w:t>
+        <w:t>{{DT.Alergias}}</w:t>
       </w:r>
     </w:p>
     <w:p>
@@ -5621,25 +5127,7 @@
                 <w:sz w:val="12"/>
                 <w:szCs w:val="20"/>
               </w:rPr>
-              <w:t>{{</w:t>
-            </w:r>
-            <w:proofErr w:type="gramStart"/>
-            <w:r>
-              <w:rPr>
-                <w:rFonts w:ascii="Times New Roman"/>
-                <w:sz w:val="12"/>
-                <w:szCs w:val="20"/>
-              </w:rPr>
-              <w:t>VA.T</w:t>
-            </w:r>
-            <w:proofErr w:type="gramEnd"/>
-            <w:r>
-              <w:rPr>
-                <w:rFonts w:ascii="Times New Roman"/>
-                <w:sz w:val="12"/>
-                <w:szCs w:val="20"/>
-              </w:rPr>
-              <w:t>1}}</w:t>
+              <w:t>{{VA.T1}}</w:t>
             </w:r>
           </w:p>
         </w:tc>
@@ -5662,25 +5150,7 @@
                 <w:sz w:val="12"/>
                 <w:szCs w:val="20"/>
               </w:rPr>
-              <w:t>{{</w:t>
-            </w:r>
-            <w:proofErr w:type="gramStart"/>
-            <w:r>
-              <w:rPr>
-                <w:rFonts w:ascii="Times New Roman"/>
-                <w:sz w:val="12"/>
-                <w:szCs w:val="20"/>
-              </w:rPr>
-              <w:t>VA.T</w:t>
-            </w:r>
-            <w:proofErr w:type="gramEnd"/>
-            <w:r>
-              <w:rPr>
-                <w:rFonts w:ascii="Times New Roman"/>
-                <w:sz w:val="12"/>
-                <w:szCs w:val="20"/>
-              </w:rPr>
-              <w:t>2}}</w:t>
+              <w:t>{{VA.T2}}</w:t>
             </w:r>
           </w:p>
         </w:tc>
@@ -5703,25 +5173,7 @@
                 <w:sz w:val="12"/>
                 <w:szCs w:val="20"/>
               </w:rPr>
-              <w:t>{{</w:t>
-            </w:r>
-            <w:proofErr w:type="gramStart"/>
-            <w:r>
-              <w:rPr>
-                <w:rFonts w:ascii="Times New Roman"/>
-                <w:sz w:val="12"/>
-                <w:szCs w:val="20"/>
-              </w:rPr>
-              <w:t>VA.T</w:t>
-            </w:r>
-            <w:proofErr w:type="gramEnd"/>
-            <w:r>
-              <w:rPr>
-                <w:rFonts w:ascii="Times New Roman"/>
-                <w:sz w:val="12"/>
-                <w:szCs w:val="20"/>
-              </w:rPr>
-              <w:t>3}}</w:t>
+              <w:t>{{VA.T3}}</w:t>
             </w:r>
           </w:p>
         </w:tc>
@@ -5744,25 +5196,7 @@
                 <w:sz w:val="12"/>
                 <w:szCs w:val="20"/>
               </w:rPr>
-              <w:t>{{</w:t>
-            </w:r>
-            <w:proofErr w:type="gramStart"/>
-            <w:r>
-              <w:rPr>
-                <w:rFonts w:ascii="Times New Roman"/>
-                <w:sz w:val="12"/>
-                <w:szCs w:val="20"/>
-              </w:rPr>
-              <w:t>VA.T</w:t>
-            </w:r>
-            <w:proofErr w:type="gramEnd"/>
-            <w:r>
-              <w:rPr>
-                <w:rFonts w:ascii="Times New Roman"/>
-                <w:sz w:val="12"/>
-                <w:szCs w:val="20"/>
-              </w:rPr>
-              <w:t>4}}</w:t>
+              <w:t>{{VA.T4}}</w:t>
             </w:r>
           </w:p>
         </w:tc>
@@ -5785,25 +5219,7 @@
                 <w:sz w:val="12"/>
                 <w:szCs w:val="20"/>
               </w:rPr>
-              <w:t>{{</w:t>
-            </w:r>
-            <w:proofErr w:type="gramStart"/>
-            <w:r>
-              <w:rPr>
-                <w:rFonts w:ascii="Times New Roman"/>
-                <w:sz w:val="12"/>
-                <w:szCs w:val="20"/>
-              </w:rPr>
-              <w:t>VA.T</w:t>
-            </w:r>
-            <w:proofErr w:type="gramEnd"/>
-            <w:r>
-              <w:rPr>
-                <w:rFonts w:ascii="Times New Roman"/>
-                <w:sz w:val="12"/>
-                <w:szCs w:val="20"/>
-              </w:rPr>
-              <w:t>5}}</w:t>
+              <w:t>{{VA.T5}}</w:t>
             </w:r>
           </w:p>
         </w:tc>
@@ -5875,25 +5291,7 @@
                 <w:sz w:val="12"/>
                 <w:szCs w:val="20"/>
               </w:rPr>
-              <w:t>{{</w:t>
-            </w:r>
-            <w:proofErr w:type="gramStart"/>
-            <w:r>
-              <w:rPr>
-                <w:rFonts w:ascii="Times New Roman"/>
-                <w:sz w:val="12"/>
-                <w:szCs w:val="20"/>
-              </w:rPr>
-              <w:t>VA.F</w:t>
-            </w:r>
-            <w:proofErr w:type="gramEnd"/>
-            <w:r>
-              <w:rPr>
-                <w:rFonts w:ascii="Times New Roman"/>
-                <w:sz w:val="12"/>
-                <w:szCs w:val="20"/>
-              </w:rPr>
-              <w:t>1}}</w:t>
+              <w:t>{{VA.F1}}</w:t>
             </w:r>
           </w:p>
         </w:tc>
@@ -5983,27 +5381,7 @@
                 <w:w w:val="110"/>
                 <w:sz w:val="14"/>
               </w:rPr>
-              <w:t xml:space="preserve">Tifoidea (personal de salud, catering, </w:t>
-            </w:r>
-            <w:proofErr w:type="spellStart"/>
-            <w:r>
-              <w:rPr>
-                <w:rFonts w:ascii="Tahoma"/>
-                <w:spacing w:val="-2"/>
-                <w:w w:val="110"/>
-                <w:sz w:val="14"/>
-              </w:rPr>
-              <w:t>menejo</w:t>
-            </w:r>
-            <w:proofErr w:type="spellEnd"/>
-            <w:r>
-              <w:rPr>
-                <w:rFonts w:ascii="Tahoma"/>
-                <w:spacing w:val="-2"/>
-                <w:w w:val="110"/>
-                <w:sz w:val="14"/>
-              </w:rPr>
-              <w:t xml:space="preserve"> integral de desechos)</w:t>
+              <w:t>Tifoidea (personal de salud, catering, menejo integral de desechos)</w:t>
             </w:r>
           </w:p>
         </w:tc>
@@ -6214,7 +5592,6 @@
                 <w:sz w:val="14"/>
               </w:rPr>
             </w:pPr>
-            <w:proofErr w:type="spellStart"/>
             <w:r>
               <w:rPr>
                 <w:rFonts w:ascii="Tahoma"/>
@@ -6223,7 +5600,6 @@
               </w:rPr>
               <w:t>Covid</w:t>
             </w:r>
-            <w:proofErr w:type="spellEnd"/>
             <w:r>
               <w:rPr>
                 <w:rFonts w:ascii="Tahoma"/>
@@ -6490,25 +5866,7 @@
                 <w:rFonts w:ascii="Times New Roman"/>
                 <w:sz w:val="14"/>
               </w:rPr>
-              <w:t xml:space="preserve">   {{</w:t>
-            </w:r>
-            <w:proofErr w:type="spellStart"/>
-            <w:proofErr w:type="gramStart"/>
-            <w:r>
-              <w:rPr>
-                <w:rFonts w:ascii="Times New Roman"/>
-                <w:sz w:val="14"/>
-              </w:rPr>
-              <w:t>DT.FechaExa</w:t>
-            </w:r>
-            <w:proofErr w:type="spellEnd"/>
-            <w:proofErr w:type="gramEnd"/>
-            <w:r>
-              <w:rPr>
-                <w:rFonts w:ascii="Times New Roman"/>
-                <w:sz w:val="14"/>
-              </w:rPr>
-              <w:t>}}</w:t>
+              <w:t xml:space="preserve">   {{DT.FechaExa}}</w:t>
             </w:r>
           </w:p>
         </w:tc>
@@ -6612,25 +5970,7 @@
                 <w:rFonts w:ascii="Times New Roman"/>
                 <w:sz w:val="14"/>
               </w:rPr>
-              <w:t xml:space="preserve">   {{</w:t>
-            </w:r>
-            <w:proofErr w:type="spellStart"/>
-            <w:proofErr w:type="gramStart"/>
-            <w:r>
-              <w:rPr>
-                <w:rFonts w:ascii="Times New Roman"/>
-                <w:sz w:val="14"/>
-              </w:rPr>
-              <w:t>DT.Lugar</w:t>
-            </w:r>
-            <w:proofErr w:type="spellEnd"/>
-            <w:proofErr w:type="gramEnd"/>
-            <w:r>
-              <w:rPr>
-                <w:rFonts w:ascii="Times New Roman"/>
-                <w:sz w:val="14"/>
-              </w:rPr>
-              <w:t>}}</w:t>
+              <w:t xml:space="preserve">   {{DT.Lugar}}</w:t>
             </w:r>
           </w:p>
         </w:tc>
@@ -6738,57 +6078,21 @@
                 <w:rFonts w:ascii="Times New Roman"/>
                 <w:sz w:val="14"/>
               </w:rPr>
-              <w:t xml:space="preserve">   {{</w:t>
-            </w:r>
-            <w:proofErr w:type="spellStart"/>
-            <w:proofErr w:type="gramStart"/>
+              <w:t xml:space="preserve">   {{DT.NombreMedico}} </w:t>
+            </w:r>
             <w:r>
               <w:rPr>
                 <w:rFonts w:ascii="Times New Roman"/>
                 <w:sz w:val="14"/>
               </w:rPr>
-              <w:t>DT.NombreMedico</w:t>
-            </w:r>
-            <w:proofErr w:type="spellEnd"/>
-            <w:proofErr w:type="gramEnd"/>
+              <w:t>–</w:t>
+            </w:r>
             <w:r>
               <w:rPr>
                 <w:rFonts w:ascii="Times New Roman"/>
                 <w:sz w:val="14"/>
               </w:rPr>
-              <w:t xml:space="preserve">}} </w:t>
-            </w:r>
-            <w:r>
-              <w:rPr>
-                <w:rFonts w:ascii="Times New Roman"/>
-                <w:sz w:val="14"/>
-              </w:rPr>
-              <w:t>–</w:t>
-            </w:r>
-            <w:r>
-              <w:rPr>
-                <w:rFonts w:ascii="Times New Roman"/>
-                <w:sz w:val="14"/>
-              </w:rPr>
-              <w:t xml:space="preserve"> {{</w:t>
-            </w:r>
-            <w:proofErr w:type="spellStart"/>
-            <w:proofErr w:type="gramStart"/>
-            <w:r>
-              <w:rPr>
-                <w:rFonts w:ascii="Times New Roman"/>
-                <w:sz w:val="14"/>
-              </w:rPr>
-              <w:t>DT.CedulaMedico</w:t>
-            </w:r>
-            <w:proofErr w:type="spellEnd"/>
-            <w:proofErr w:type="gramEnd"/>
-            <w:r>
-              <w:rPr>
-                <w:rFonts w:ascii="Times New Roman"/>
-                <w:sz w:val="14"/>
-              </w:rPr>
-              <w:t>}}</w:t>
+              <w:t xml:space="preserve"> {{DT.CedulaMedico}}</w:t>
             </w:r>
           </w:p>
         </w:tc>
@@ -6958,25 +6262,7 @@
                 <w:rFonts w:ascii="Times New Roman"/>
                 <w:sz w:val="14"/>
               </w:rPr>
-              <w:t xml:space="preserve">   {{</w:t>
-            </w:r>
-            <w:proofErr w:type="spellStart"/>
-            <w:proofErr w:type="gramStart"/>
-            <w:r>
-              <w:rPr>
-                <w:rFonts w:ascii="Times New Roman"/>
-                <w:sz w:val="14"/>
-              </w:rPr>
-              <w:t>DT.Sangre</w:t>
-            </w:r>
-            <w:proofErr w:type="spellEnd"/>
-            <w:proofErr w:type="gramEnd"/>
-            <w:r>
-              <w:rPr>
-                <w:rFonts w:ascii="Times New Roman"/>
-                <w:sz w:val="14"/>
-              </w:rPr>
-              <w:t>}}</w:t>
+              <w:t xml:space="preserve">   {{DT.Sangre}}</w:t>
             </w:r>
           </w:p>
         </w:tc>
@@ -6999,7 +6285,6 @@
                 <w:sz w:val="14"/>
               </w:rPr>
             </w:pPr>
-            <w:proofErr w:type="spellStart"/>
             <w:r>
               <w:rPr>
                 <w:rFonts w:ascii="Tahoma" w:hAnsi="Tahoma"/>
@@ -7009,7 +6294,6 @@
               </w:rPr>
               <w:t>Alergías</w:t>
             </w:r>
-            <w:proofErr w:type="spellEnd"/>
           </w:p>
         </w:tc>
         <w:tc>
@@ -7031,25 +6315,7 @@
                 <w:rFonts w:ascii="Times New Roman"/>
                 <w:sz w:val="14"/>
               </w:rPr>
-              <w:t xml:space="preserve">   {{</w:t>
-            </w:r>
-            <w:proofErr w:type="spellStart"/>
-            <w:proofErr w:type="gramStart"/>
-            <w:r>
-              <w:rPr>
-                <w:rFonts w:ascii="Times New Roman"/>
-                <w:sz w:val="14"/>
-              </w:rPr>
-              <w:t>DT.Alergias</w:t>
-            </w:r>
-            <w:proofErr w:type="spellEnd"/>
-            <w:proofErr w:type="gramEnd"/>
-            <w:r>
-              <w:rPr>
-                <w:rFonts w:ascii="Times New Roman"/>
-                <w:sz w:val="14"/>
-              </w:rPr>
-              <w:t>}}</w:t>
+              <w:t xml:space="preserve">   {{DT.Alergias}}</w:t>
             </w:r>
           </w:p>
         </w:tc>
@@ -7119,25 +6385,7 @@
                 <w:rFonts w:ascii="Times New Roman"/>
                 <w:sz w:val="14"/>
               </w:rPr>
-              <w:t xml:space="preserve">   {{</w:t>
-            </w:r>
-            <w:proofErr w:type="spellStart"/>
-            <w:proofErr w:type="gramStart"/>
-            <w:r>
-              <w:rPr>
-                <w:rFonts w:ascii="Times New Roman"/>
-                <w:sz w:val="14"/>
-              </w:rPr>
-              <w:t>DT.Aptitud</w:t>
-            </w:r>
-            <w:proofErr w:type="spellEnd"/>
-            <w:proofErr w:type="gramEnd"/>
-            <w:r>
-              <w:rPr>
-                <w:rFonts w:ascii="Times New Roman"/>
-                <w:sz w:val="14"/>
-              </w:rPr>
-              <w:t>}}</w:t>
+              <w:t xml:space="preserve">   {{DT.Aptitud}}</w:t>
             </w:r>
           </w:p>
         </w:tc>
@@ -7220,25 +6468,7 @@
                 <w:rFonts w:ascii="Times New Roman"/>
                 <w:sz w:val="14"/>
               </w:rPr>
-              <w:t>{{</w:t>
-            </w:r>
-            <w:proofErr w:type="spellStart"/>
-            <w:proofErr w:type="gramStart"/>
-            <w:r>
-              <w:rPr>
-                <w:rFonts w:ascii="Times New Roman"/>
-                <w:sz w:val="14"/>
-              </w:rPr>
-              <w:t>DT.FechaExaCad</w:t>
-            </w:r>
-            <w:proofErr w:type="spellEnd"/>
-            <w:proofErr w:type="gramEnd"/>
-            <w:r>
-              <w:rPr>
-                <w:rFonts w:ascii="Times New Roman"/>
-                <w:sz w:val="14"/>
-              </w:rPr>
-              <w:t>}}</w:t>
+              <w:t>{{DT.FechaExaCad}}</w:t>
             </w:r>
           </w:p>
         </w:tc>
@@ -7291,25 +6521,7 @@
                 <w:rFonts w:ascii="Times New Roman"/>
                 <w:sz w:val="14"/>
               </w:rPr>
-              <w:t xml:space="preserve">   {{</w:t>
-            </w:r>
-            <w:proofErr w:type="spellStart"/>
-            <w:proofErr w:type="gramStart"/>
-            <w:r>
-              <w:rPr>
-                <w:rFonts w:ascii="Times New Roman"/>
-                <w:sz w:val="14"/>
-              </w:rPr>
-              <w:t>DT.Restricciones</w:t>
-            </w:r>
-            <w:proofErr w:type="spellEnd"/>
-            <w:proofErr w:type="gramEnd"/>
-            <w:r>
-              <w:rPr>
-                <w:rFonts w:ascii="Times New Roman"/>
-                <w:sz w:val="14"/>
-              </w:rPr>
-              <w:t>}}</w:t>
+              <w:t xml:space="preserve">   {{DT.Restricciones}}</w:t>
             </w:r>
           </w:p>
         </w:tc>
@@ -9887,14 +9099,6 @@
         <w:tblStyle w:val="Tablaconcuadrcula"/>
         <w:tblpPr w:leftFromText="141" w:rightFromText="141" w:horzAnchor="margin" w:tblpY="269"/>
         <w:tblW w:w="0" w:type="auto"/>
-        <w:tblBorders>
-          <w:top w:val="none" w:sz="0" w:space="0" w:color="auto"/>
-          <w:left w:val="none" w:sz="0" w:space="0" w:color="auto"/>
-          <w:bottom w:val="none" w:sz="0" w:space="0" w:color="auto"/>
-          <w:right w:val="none" w:sz="0" w:space="0" w:color="auto"/>
-          <w:insideH w:val="none" w:sz="0" w:space="0" w:color="auto"/>
-          <w:insideV w:val="none" w:sz="0" w:space="0" w:color="auto"/>
-        </w:tblBorders>
         <w:tblLook w:val="04A0" w:firstRow="1" w:lastRow="0" w:firstColumn="1" w:lastColumn="0" w:noHBand="0" w:noVBand="1"/>
       </w:tblPr>
       <w:tblGrid>
@@ -9913,14 +9117,6 @@
               <w:tblStyle w:val="Tablaconcuadrcula"/>
               <w:tblpPr w:leftFromText="141" w:rightFromText="141" w:vertAnchor="text" w:horzAnchor="margin" w:tblpXSpec="center" w:tblpY="367"/>
               <w:tblW w:w="0" w:type="auto"/>
-              <w:tblBorders>
-                <w:top w:val="none" w:sz="0" w:space="0" w:color="auto"/>
-                <w:left w:val="none" w:sz="0" w:space="0" w:color="auto"/>
-                <w:bottom w:val="none" w:sz="0" w:space="0" w:color="auto"/>
-                <w:right w:val="none" w:sz="0" w:space="0" w:color="auto"/>
-                <w:insideH w:val="none" w:sz="0" w:space="0" w:color="auto"/>
-                <w:insideV w:val="none" w:sz="0" w:space="0" w:color="auto"/>
-              </w:tblBorders>
               <w:tblLook w:val="04A0" w:firstRow="1" w:lastRow="0" w:firstColumn="1" w:lastColumn="0" w:noHBand="0" w:noVBand="1"/>
             </w:tblPr>
             <w:tblGrid>
@@ -9946,44 +9142,12 @@
                   </w:pPr>
                   <w:r>
                     <w:rPr>
-                      <w:noProof/>
-                      <w:sz w:val="10"/>
-                      <w:szCs w:val="10"/>
+                      <w:rFonts w:ascii="Arial MT"/>
+                      <w:sz w:val="8"/>
+                      <w:szCs w:val="2"/>
                     </w:rPr>
                     <w:lastRenderedPageBreak/>
-                    <w:t>{%</w:t>
-                  </w:r>
-                  <w:r>
-                    <w:rPr>
-                      <w:noProof/>
-                      <w:sz w:val="10"/>
-                      <w:szCs w:val="10"/>
-                    </w:rPr>
-                    <w:t xml:space="preserve"> </w:t>
-                  </w:r>
-                  <w:r>
-                    <w:rPr>
-                      <w:noProof/>
-                      <w:sz w:val="10"/>
-                      <w:szCs w:val="10"/>
-                    </w:rPr>
-                    <w:t>t</w:t>
-                  </w:r>
-                  <w:r>
-                    <w:rPr>
-                      <w:noProof/>
-                      <w:sz w:val="10"/>
-                      <w:szCs w:val="10"/>
-                    </w:rPr>
-                    <w:t>r</w:t>
-                  </w:r>
-                  <w:r>
-                    <w:rPr>
-                      <w:noProof/>
-                      <w:sz w:val="10"/>
-                      <w:szCs w:val="10"/>
-                    </w:rPr>
-                    <w:t xml:space="preserve"> for item in EmpleadoMes %}</w:t>
+                    <w:t>{% tr for item in EmpleadoMes %}</w:t>
                   </w:r>
                 </w:p>
               </w:tc>
@@ -10029,7 +9193,7 @@
                     <mc:AlternateContent>
                       <mc:Choice Requires="wps">
                         <w:drawing>
-                          <wp:anchor distT="0" distB="0" distL="114300" distR="114300" simplePos="0" relativeHeight="251693568" behindDoc="1" locked="0" layoutInCell="1" allowOverlap="1" wp14:anchorId="2226D5D3" wp14:editId="46E5C2B7">
+                          <wp:anchor distT="0" distB="0" distL="114300" distR="114300" simplePos="0" relativeHeight="251662336" behindDoc="1" locked="0" layoutInCell="1" allowOverlap="1" wp14:anchorId="2226D5D3" wp14:editId="46E5C2B7">
                             <wp:simplePos x="0" y="0"/>
                             <wp:positionH relativeFrom="column">
                               <wp:posOffset>-51977</wp:posOffset>
@@ -10087,7 +9251,7 @@
                       </mc:Choice>
                       <mc:Fallback>
                         <w:pict>
-                          <v:roundrect w14:anchorId="7A140BC0" id="Rectángulo: esquinas redondeadas 289" o:spid="_x0000_s1026" style="position:absolute;margin-left:-4.1pt;margin-top:.35pt;width:245.15pt;height:85.4pt;z-index:-251622912;visibility:visible;mso-wrap-style:square;mso-width-percent:0;mso-height-percent:0;mso-wrap-distance-left:9pt;mso-wrap-distance-top:0;mso-wrap-distance-right:9pt;mso-wrap-distance-bottom:0;mso-position-horizontal:absolute;mso-position-horizontal-relative:text;mso-position-vertical:absolute;mso-position-vertical-relative:text;mso-width-percent:0;mso-height-percent:0;mso-width-relative:margin;mso-height-relative:margin;v-text-anchor:middle" arcsize="5847f" o:gfxdata="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" filled="f" strokecolor="#1c334e"/>
+                          <v:roundrect w14:anchorId="0038A670" id="Rectángulo: esquinas redondeadas 289" o:spid="_x0000_s1026" style="position:absolute;margin-left:-4.1pt;margin-top:.35pt;width:245.15pt;height:85.4pt;z-index:-251654144;visibility:visible;mso-wrap-style:square;mso-width-percent:0;mso-height-percent:0;mso-wrap-distance-left:9pt;mso-wrap-distance-top:0;mso-wrap-distance-right:9pt;mso-wrap-distance-bottom:0;mso-position-horizontal:absolute;mso-position-horizontal-relative:text;mso-position-vertical:absolute;mso-position-vertical-relative:text;mso-width-percent:0;mso-height-percent:0;mso-width-relative:margin;mso-height-relative:margin;v-text-anchor:middle" arcsize="5847f" o:gfxdata="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" filled="f" strokecolor="#1c334e"/>
                         </w:pict>
                       </mc:Fallback>
                     </mc:AlternateContent>
@@ -10099,7 +9263,7 @@
                       <w:szCs w:val="10"/>
                     </w:rPr>
                     <w:drawing>
-                      <wp:anchor distT="0" distB="0" distL="114300" distR="114300" simplePos="0" relativeHeight="251685376" behindDoc="0" locked="0" layoutInCell="1" allowOverlap="1" wp14:anchorId="776BAFC2" wp14:editId="7942980A">
+                      <wp:anchor distT="0" distB="0" distL="114300" distR="114300" simplePos="0" relativeHeight="251658240" behindDoc="0" locked="0" layoutInCell="1" allowOverlap="1" wp14:anchorId="776BAFC2" wp14:editId="7942980A">
                         <wp:simplePos x="0" y="0"/>
                         <wp:positionH relativeFrom="column">
                           <wp:posOffset>635</wp:posOffset>
@@ -10149,7 +9313,7 @@
                     <mc:AlternateContent>
                       <mc:Choice Requires="wps">
                         <w:drawing>
-                          <wp:anchor distT="0" distB="0" distL="114300" distR="114300" simplePos="0" relativeHeight="251689472" behindDoc="0" locked="0" layoutInCell="1" allowOverlap="1" wp14:anchorId="0ACFAD80" wp14:editId="5C3FB056">
+                          <wp:anchor distT="0" distB="0" distL="114300" distR="114300" simplePos="0" relativeHeight="251660288" behindDoc="0" locked="0" layoutInCell="1" allowOverlap="1" wp14:anchorId="0ACFAD80" wp14:editId="5C3FB056">
                             <wp:simplePos x="0" y="0"/>
                             <wp:positionH relativeFrom="column">
                               <wp:posOffset>41972</wp:posOffset>
@@ -10184,33 +9348,13 @@
                                             <w:sz w:val="14"/>
                                           </w:rPr>
                                         </w:pPr>
-                                        <w:proofErr w:type="gramStart"/>
                                         <w:r>
                                           <w:rPr>
                                             <w:color w:val="FFFFFF"/>
                                             <w:spacing w:val="-10"/>
                                             <w:sz w:val="14"/>
                                           </w:rPr>
-                                          <w:t xml:space="preserve">{{ </w:t>
-                                        </w:r>
-                                        <w:proofErr w:type="spellStart"/>
-                                        <w:r>
-                                          <w:rPr>
-                                            <w:color w:val="FFFFFF"/>
-                                            <w:spacing w:val="-10"/>
-                                            <w:sz w:val="14"/>
-                                          </w:rPr>
-                                          <w:t>item.ID</w:t>
-                                        </w:r>
-                                        <w:proofErr w:type="spellEnd"/>
-                                        <w:proofErr w:type="gramEnd"/>
-                                        <w:r>
-                                          <w:rPr>
-                                            <w:color w:val="FFFFFF"/>
-                                            <w:spacing w:val="-10"/>
-                                            <w:sz w:val="14"/>
-                                          </w:rPr>
-                                          <w:t xml:space="preserve"> }}</w:t>
+                                          <w:t>{{ item.ID }}</w:t>
                                         </w:r>
                                       </w:p>
                                     </w:txbxContent>
@@ -10226,7 +9370,7 @@
                       </mc:Choice>
                       <mc:Fallback>
                         <w:pict>
-                          <v:shape w14:anchorId="0ACFAD80" id="Textbox 387" o:spid="_x0000_s1048" type="#_x0000_t202" style="position:absolute;margin-left:3.3pt;margin-top:3.9pt;width:5.8pt;height:10.4pt;z-index:251689472;visibility:visible;mso-wrap-style:square;mso-wrap-distance-left:9pt;mso-wrap-distance-top:0;mso-wrap-distance-right:9pt;mso-wrap-distance-bottom:0;mso-position-horizontal:absolute;mso-position-horizontal-relative:text;mso-position-vertical:absolute;mso-position-vertical-relative:text;v-text-anchor:top" o:gfxdata="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" filled="f" stroked="f">
+                          <v:shape w14:anchorId="0ACFAD80" id="Textbox 387" o:spid="_x0000_s1048" type="#_x0000_t202" style="position:absolute;margin-left:3.3pt;margin-top:3.9pt;width:5.8pt;height:10.4pt;z-index:251660288;visibility:visible;mso-wrap-style:square;mso-wrap-distance-left:9pt;mso-wrap-distance-top:0;mso-wrap-distance-right:9pt;mso-wrap-distance-bottom:0;mso-position-horizontal:absolute;mso-position-horizontal-relative:text;mso-position-vertical:absolute;mso-position-vertical-relative:text;v-text-anchor:top" o:gfxdata="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" filled="f" stroked="f">
                             <v:textbox inset="0,0,0,0">
                               <w:txbxContent>
                                 <w:p>
@@ -10236,33 +9380,13 @@
                                       <w:sz w:val="14"/>
                                     </w:rPr>
                                   </w:pPr>
-                                  <w:proofErr w:type="gramStart"/>
                                   <w:r>
                                     <w:rPr>
                                       <w:color w:val="FFFFFF"/>
                                       <w:spacing w:val="-10"/>
                                       <w:sz w:val="14"/>
                                     </w:rPr>
-                                    <w:t xml:space="preserve">{{ </w:t>
-                                  </w:r>
-                                  <w:proofErr w:type="spellStart"/>
-                                  <w:r>
-                                    <w:rPr>
-                                      <w:color w:val="FFFFFF"/>
-                                      <w:spacing w:val="-10"/>
-                                      <w:sz w:val="14"/>
-                                    </w:rPr>
-                                    <w:t>item.ID</w:t>
-                                  </w:r>
-                                  <w:proofErr w:type="spellEnd"/>
-                                  <w:proofErr w:type="gramEnd"/>
-                                  <w:r>
-                                    <w:rPr>
-                                      <w:color w:val="FFFFFF"/>
-                                      <w:spacing w:val="-10"/>
-                                      <w:sz w:val="14"/>
-                                    </w:rPr>
-                                    <w:t xml:space="preserve"> }}</w:t>
+                                    <w:t>{{ item.ID }}</w:t>
                                   </w:r>
                                 </w:p>
                               </w:txbxContent>
@@ -10280,7 +9404,7 @@
                       <w:szCs w:val="10"/>
                     </w:rPr>
                     <w:drawing>
-                      <wp:anchor distT="0" distB="0" distL="114300" distR="114300" simplePos="0" relativeHeight="251677184" behindDoc="0" locked="0" layoutInCell="1" allowOverlap="1" wp14:anchorId="125CACDC" wp14:editId="086030B1">
+                      <wp:anchor distT="0" distB="0" distL="114300" distR="114300" simplePos="0" relativeHeight="251654144" behindDoc="0" locked="0" layoutInCell="1" allowOverlap="1" wp14:anchorId="125CACDC" wp14:editId="086030B1">
                         <wp:simplePos x="0" y="0"/>
                         <wp:positionH relativeFrom="column">
                           <wp:posOffset>388140</wp:posOffset>
@@ -10370,7 +9494,7 @@
                     <mc:AlternateContent>
                       <mc:Choice Requires="wps">
                         <w:drawing>
-                          <wp:anchor distT="0" distB="0" distL="114300" distR="114300" simplePos="0" relativeHeight="251681280" behindDoc="0" locked="0" layoutInCell="1" allowOverlap="1" wp14:anchorId="6D38B5B0" wp14:editId="339F1467">
+                          <wp:anchor distT="0" distB="0" distL="114300" distR="114300" simplePos="0" relativeHeight="251656192" behindDoc="0" locked="0" layoutInCell="1" allowOverlap="1" wp14:anchorId="6D38B5B0" wp14:editId="339F1467">
                             <wp:simplePos x="0" y="0"/>
                             <wp:positionH relativeFrom="column">
                               <wp:posOffset>151665</wp:posOffset>
@@ -10437,7 +9561,7 @@
                       </mc:Choice>
                       <mc:Fallback>
                         <w:pict>
-                          <v:shape w14:anchorId="4E3C7156" id="Graphic 364" o:spid="_x0000_s1026" style="position:absolute;margin-left:11.95pt;margin-top:14.4pt;width:69.5pt;height:1.7pt;z-index:251681280;visibility:visible;mso-wrap-style:square;mso-wrap-distance-left:9pt;mso-wrap-distance-top:0;mso-wrap-distance-right:9pt;mso-wrap-distance-bottom:0;mso-position-horizontal:absolute;mso-position-horizontal-relative:text;mso-position-vertical:absolute;mso-position-vertical-relative:text;v-text-anchor:top" coordsize="882650,21590" o:gfxdata="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" path="m882087,l,,,21343r882087,l882087,xe" fillcolor="#e90028" stroked="f">
+                          <v:shape w14:anchorId="3718EE73" id="Graphic 364" o:spid="_x0000_s1026" style="position:absolute;margin-left:11.95pt;margin-top:14.4pt;width:69.5pt;height:1.7pt;z-index:251656192;visibility:visible;mso-wrap-style:square;mso-wrap-distance-left:9pt;mso-wrap-distance-top:0;mso-wrap-distance-right:9pt;mso-wrap-distance-bottom:0;mso-position-horizontal:absolute;mso-position-horizontal-relative:text;mso-position-vertical:absolute;mso-position-vertical-relative:text;v-text-anchor:top" coordsize="882650,21590" o:gfxdata="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" path="m882087,l,,,21343r882087,l882087,xe" fillcolor="#e90028" stroked="f">
                             <v:path arrowok="t"/>
                           </v:shape>
                         </w:pict>
@@ -10537,67 +9661,7 @@
                       <w:szCs w:val="10"/>
                       <w:u w:val="single" w:color="BAC6C3"/>
                     </w:rPr>
-                    <w:t xml:space="preserve">        </w:t>
-                  </w:r>
-                  <w:proofErr w:type="gramStart"/>
-                  <w:r>
-                    <w:rPr>
-                      <w:rFonts w:ascii="Times New Roman" w:hAnsi="Times New Roman"/>
-                      <w:sz w:val="14"/>
-                      <w:szCs w:val="10"/>
-                      <w:u w:val="single" w:color="BAC6C3"/>
-                    </w:rPr>
-                    <w:t xml:space="preserve">{{ </w:t>
-                  </w:r>
-                  <w:proofErr w:type="spellStart"/>
-                  <w:r>
-                    <w:rPr>
-                      <w:rFonts w:ascii="Times New Roman" w:hAnsi="Times New Roman"/>
-                      <w:sz w:val="14"/>
-                      <w:szCs w:val="10"/>
-                      <w:u w:val="single" w:color="BAC6C3"/>
-                    </w:rPr>
-                    <w:t>item</w:t>
-                  </w:r>
-                  <w:proofErr w:type="gramEnd"/>
-                  <w:r>
-                    <w:rPr>
-                      <w:rFonts w:ascii="Times New Roman" w:hAnsi="Times New Roman"/>
-                      <w:sz w:val="14"/>
-                      <w:szCs w:val="10"/>
-                      <w:u w:val="single" w:color="BAC6C3"/>
-                    </w:rPr>
-                    <w:t>.</w:t>
-                  </w:r>
-                  <w:proofErr w:type="gramStart"/>
-                  <w:r>
-                    <w:rPr>
-                      <w:rFonts w:ascii="Times New Roman" w:hAnsi="Times New Roman"/>
-                      <w:sz w:val="14"/>
-                      <w:szCs w:val="10"/>
-                      <w:u w:val="single" w:color="BAC6C3"/>
-                    </w:rPr>
-                    <w:t>Mes</w:t>
-                  </w:r>
-                  <w:proofErr w:type="spellEnd"/>
-                  <w:r>
-                    <w:rPr>
-                      <w:rFonts w:ascii="Times New Roman" w:hAnsi="Times New Roman"/>
-                      <w:sz w:val="14"/>
-                      <w:szCs w:val="10"/>
-                      <w:u w:val="single" w:color="BAC6C3"/>
-                    </w:rPr>
-                    <w:t xml:space="preserve"> }</w:t>
-                  </w:r>
-                  <w:proofErr w:type="gramEnd"/>
-                  <w:r>
-                    <w:rPr>
-                      <w:rFonts w:ascii="Times New Roman" w:hAnsi="Times New Roman"/>
-                      <w:sz w:val="14"/>
-                      <w:szCs w:val="10"/>
-                      <w:u w:val="single" w:color="BAC6C3"/>
-                    </w:rPr>
-                    <w:t xml:space="preserve">}                        </w:t>
+                    <w:t xml:space="preserve">        {{ item.Mes }}                        </w:t>
                   </w:r>
                   <w:r>
                     <w:rPr>
@@ -10654,67 +9718,7 @@
                       <w:szCs w:val="10"/>
                       <w:u w:val="single" w:color="BAC6C3"/>
                     </w:rPr>
-                    <w:t xml:space="preserve">        </w:t>
-                  </w:r>
-                  <w:proofErr w:type="gramStart"/>
-                  <w:r>
-                    <w:rPr>
-                      <w:rFonts w:ascii="Times New Roman" w:hAnsi="Times New Roman"/>
-                      <w:sz w:val="14"/>
-                      <w:szCs w:val="10"/>
-                      <w:u w:val="single" w:color="BAC6C3"/>
-                    </w:rPr>
-                    <w:t xml:space="preserve">{{ </w:t>
-                  </w:r>
-                  <w:proofErr w:type="spellStart"/>
-                  <w:r>
-                    <w:rPr>
-                      <w:rFonts w:ascii="Times New Roman" w:hAnsi="Times New Roman"/>
-                      <w:sz w:val="14"/>
-                      <w:szCs w:val="10"/>
-                      <w:u w:val="single" w:color="BAC6C3"/>
-                    </w:rPr>
-                    <w:t>item</w:t>
-                  </w:r>
-                  <w:proofErr w:type="gramEnd"/>
-                  <w:r>
-                    <w:rPr>
-                      <w:rFonts w:ascii="Times New Roman" w:hAnsi="Times New Roman"/>
-                      <w:sz w:val="14"/>
-                      <w:szCs w:val="10"/>
-                      <w:u w:val="single" w:color="BAC6C3"/>
-                    </w:rPr>
-                    <w:t>.</w:t>
-                  </w:r>
-                  <w:proofErr w:type="gramStart"/>
-                  <w:r>
-                    <w:rPr>
-                      <w:rFonts w:ascii="Times New Roman" w:hAnsi="Times New Roman"/>
-                      <w:sz w:val="14"/>
-                      <w:szCs w:val="10"/>
-                      <w:u w:val="single" w:color="BAC6C3"/>
-                    </w:rPr>
-                    <w:t>Actividad</w:t>
-                  </w:r>
-                  <w:proofErr w:type="spellEnd"/>
-                  <w:r>
-                    <w:rPr>
-                      <w:rFonts w:ascii="Times New Roman" w:hAnsi="Times New Roman"/>
-                      <w:sz w:val="14"/>
-                      <w:szCs w:val="10"/>
-                      <w:u w:val="single" w:color="BAC6C3"/>
-                    </w:rPr>
-                    <w:t xml:space="preserve"> }</w:t>
-                  </w:r>
-                  <w:proofErr w:type="gramEnd"/>
-                  <w:r>
-                    <w:rPr>
-                      <w:rFonts w:ascii="Times New Roman" w:hAnsi="Times New Roman"/>
-                      <w:sz w:val="14"/>
-                      <w:szCs w:val="10"/>
-                      <w:u w:val="single" w:color="BAC6C3"/>
-                    </w:rPr>
-                    <w:t xml:space="preserve">}               </w:t>
+                    <w:t xml:space="preserve">        {{ item.Actividad }}               </w:t>
                   </w:r>
                   <w:r>
                     <w:rPr>
@@ -10857,64 +9861,12 @@
                       <w:sz w:val="10"/>
                       <w:szCs w:val="10"/>
                     </w:rPr>
-                    <w:t xml:space="preserve">{% </w:t>
-                  </w:r>
-                  <w:proofErr w:type="spellStart"/>
-                  <w:r>
-                    <w:rPr>
-                      <w:sz w:val="10"/>
-                      <w:szCs w:val="10"/>
-                    </w:rPr>
-                    <w:t>tr</w:t>
-                  </w:r>
-                  <w:proofErr w:type="spellEnd"/>
-                  <w:r>
-                    <w:rPr>
-                      <w:sz w:val="10"/>
-                      <w:szCs w:val="10"/>
-                    </w:rPr>
-                    <w:t xml:space="preserve"> endfor %}</w:t>
+                    <w:t>{% tr endfor %}</w:t>
                   </w:r>
                 </w:p>
               </w:tc>
             </w:tr>
           </w:tbl>
-          <w:p>
-            <w:pPr>
-              <w:pStyle w:val="Textoindependiente"/>
-              <w:spacing w:before="8"/>
-              <w:rPr>
-                <w:sz w:val="12"/>
-              </w:rPr>
-            </w:pPr>
-          </w:p>
-          <w:p>
-            <w:pPr>
-              <w:pStyle w:val="Textoindependiente"/>
-              <w:spacing w:before="8"/>
-              <w:rPr>
-                <w:sz w:val="12"/>
-              </w:rPr>
-            </w:pPr>
-          </w:p>
-          <w:p>
-            <w:pPr>
-              <w:pStyle w:val="Textoindependiente"/>
-              <w:spacing w:before="8"/>
-              <w:rPr>
-                <w:sz w:val="12"/>
-              </w:rPr>
-            </w:pPr>
-          </w:p>
-          <w:p>
-            <w:pPr>
-              <w:pStyle w:val="Textoindependiente"/>
-              <w:spacing w:before="8"/>
-              <w:rPr>
-                <w:sz w:val="12"/>
-              </w:rPr>
-            </w:pPr>
-          </w:p>
           <w:p>
             <w:pPr>
               <w:pStyle w:val="Textoindependiente"/>
@@ -17140,7 +16092,7 @@
         </mc:Choice>
         <mc:Fallback>
           <w:pict>
-            <v:shape w14:anchorId="5D22C1A3" id="Graphic 1" o:spid="_x0000_s1026" style="position:absolute;margin-left:242.45pt;margin-top:0;width:53.65pt;height:64.6pt;z-index:-251664384;visibility:visible;mso-wrap-style:square;mso-wrap-distance-left:0;mso-wrap-distance-top:0;mso-wrap-distance-right:0;mso-wrap-distance-bottom:0;mso-position-horizontal:absolute;mso-position-horizontal-relative:page;mso-position-vertical:absolute;mso-position-vertical-relative:page;v-text-anchor:top" coordsize="681355,820419" o:gfxdata="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" path="m681304,l596468,,547960,3498,501179,13733,456734,30317,415234,52860,377287,80974r-33785,33297l314489,152361r-23634,42495l,819924r83985,l132476,816430r46771,-10224l223689,789638r41504,-22522l303151,739026r33803,-33271l365993,667690r23668,-42469l681304,xe" fillcolor="#e90028" stroked="f">
+            <v:shape w14:anchorId="6EF60A33" id="Graphic 1" o:spid="_x0000_s1026" style="position:absolute;margin-left:242.45pt;margin-top:0;width:53.65pt;height:64.6pt;z-index:-251664384;visibility:visible;mso-wrap-style:square;mso-wrap-distance-left:0;mso-wrap-distance-top:0;mso-wrap-distance-right:0;mso-wrap-distance-bottom:0;mso-position-horizontal:absolute;mso-position-horizontal-relative:page;mso-position-vertical:absolute;mso-position-vertical-relative:page;v-text-anchor:top" coordsize="681355,820419" o:gfxdata="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" path="m681304,l596468,,547960,3498,501179,13733,456734,30317,415234,52860,377287,80974r-33785,33297l314489,152361r-23634,42495l,819924r83985,l132476,816430r46771,-10224l223689,789638r41504,-22522l303151,739026r33803,-33271l365993,667690r23668,-42469l681304,xe" fillcolor="#e90028" stroked="f">
               <v:fill opacity="5140f"/>
               <v:path arrowok="t"/>
               <w10:wrap anchorx="page" anchory="page"/>
@@ -17241,7 +16193,7 @@
         </mc:Choice>
         <mc:Fallback>
           <w:pict>
-            <v:shape w14:anchorId="116F37CA" id="Graphic 2" o:spid="_x0000_s1026" style="position:absolute;margin-left:0;margin-top:28.05pt;width:56.5pt;height:28.35pt;z-index:-251660288;visibility:visible;mso-wrap-style:square;mso-wrap-distance-left:0;mso-wrap-distance-top:0;mso-wrap-distance-right:0;mso-wrap-distance-bottom:0;mso-position-horizontal:absolute;mso-position-horizontal-relative:page;mso-position-vertical:absolute;mso-position-vertical-relative:page;v-text-anchor:top" coordsize="717550,360045" o:gfxdata="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" path="m717169,l,,,359994r600534,l645915,350822r37076,-25004l707997,288746r9172,-45376l717169,xe" fillcolor="#e90028" stroked="f">
+            <v:shape w14:anchorId="59B754BA" id="Graphic 2" o:spid="_x0000_s1026" style="position:absolute;margin-left:0;margin-top:28.05pt;width:56.5pt;height:28.35pt;z-index:-251660288;visibility:visible;mso-wrap-style:square;mso-wrap-distance-left:0;mso-wrap-distance-top:0;mso-wrap-distance-right:0;mso-wrap-distance-bottom:0;mso-position-horizontal:absolute;mso-position-horizontal-relative:page;mso-position-vertical:absolute;mso-position-vertical-relative:page;v-text-anchor:top" coordsize="717550,360045" o:gfxdata="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" path="m717169,l,,,359994r600534,l645915,350822r37076,-25004l707997,288746r9172,-45376l717169,xe" fillcolor="#e90028" stroked="f">
               <v:path arrowok="t"/>
               <w10:wrap anchorx="page" anchory="page"/>
             </v:shape>
@@ -17634,7 +16586,7 @@
         </mc:Choice>
         <mc:Fallback>
           <w:pict>
-            <v:shape w14:anchorId="2885827E" id="Graphic 17" o:spid="_x0000_s1026" style="position:absolute;margin-left:242.45pt;margin-top:0;width:53.65pt;height:64.6pt;z-index:15730688;visibility:visible;mso-wrap-style:square;mso-wrap-distance-left:0;mso-wrap-distance-top:0;mso-wrap-distance-right:0;mso-wrap-distance-bottom:0;mso-position-horizontal:absolute;mso-position-horizontal-relative:page;mso-position-vertical:absolute;mso-position-vertical-relative:page;v-text-anchor:top" coordsize="681355,820419" o:gfxdata="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" path="m681304,l596468,,547960,3498,501179,13733,456734,30317,415234,52860,377287,80974r-33785,33297l314489,152361r-23634,42495l,819924r83985,l132476,816430r46771,-10224l223689,789638r41504,-22522l303151,739026r33803,-33271l365993,667690r23668,-42469l681304,xe" fillcolor="#e90028" stroked="f">
+            <v:shape w14:anchorId="50334BED" id="Graphic 17" o:spid="_x0000_s1026" style="position:absolute;margin-left:242.45pt;margin-top:0;width:53.65pt;height:64.6pt;z-index:15730688;visibility:visible;mso-wrap-style:square;mso-wrap-distance-left:0;mso-wrap-distance-top:0;mso-wrap-distance-right:0;mso-wrap-distance-bottom:0;mso-position-horizontal:absolute;mso-position-horizontal-relative:page;mso-position-vertical:absolute;mso-position-vertical-relative:page;v-text-anchor:top" coordsize="681355,820419" o:gfxdata="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" path="m681304,l596468,,547960,3498,501179,13733,456734,30317,415234,52860,377287,80974r-33785,33297l314489,152361r-23634,42495l,819924r83985,l132476,816430r46771,-10224l223689,789638r41504,-22522l303151,739026r33803,-33271l365993,667690r23668,-42469l681304,xe" fillcolor="#e90028" stroked="f">
               <v:fill opacity="5140f"/>
               <v:path arrowok="t"/>
               <w10:wrap anchorx="page" anchory="page"/>
@@ -17735,7 +16687,7 @@
         </mc:Choice>
         <mc:Fallback>
           <w:pict>
-            <v:shape w14:anchorId="15E7BAB2" id="Graphic 18" o:spid="_x0000_s1026" style="position:absolute;margin-left:0;margin-top:28.05pt;width:56.5pt;height:28.35pt;z-index:-16130560;visibility:visible;mso-wrap-style:square;mso-wrap-distance-left:0;mso-wrap-distance-top:0;mso-wrap-distance-right:0;mso-wrap-distance-bottom:0;mso-position-horizontal:absolute;mso-position-horizontal-relative:page;mso-position-vertical:absolute;mso-position-vertical-relative:page;v-text-anchor:top" coordsize="717550,360045" o:gfxdata="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" path="m717169,l,,,359994r600534,l645915,350822r37076,-25004l707997,288746r9172,-45376l717169,xe" fillcolor="#e90028" stroked="f">
+            <v:shape w14:anchorId="130989A5" id="Graphic 18" o:spid="_x0000_s1026" style="position:absolute;margin-left:0;margin-top:28.05pt;width:56.5pt;height:28.35pt;z-index:-16130560;visibility:visible;mso-wrap-style:square;mso-wrap-distance-left:0;mso-wrap-distance-top:0;mso-wrap-distance-right:0;mso-wrap-distance-bottom:0;mso-position-horizontal:absolute;mso-position-horizontal-relative:page;mso-position-vertical:absolute;mso-position-vertical-relative:page;v-text-anchor:top" coordsize="717550,360045" o:gfxdata="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" path="m717169,l,,,359994r600534,l645915,350822r37076,-25004l707997,288746r9172,-45376l717169,xe" fillcolor="#e90028" stroked="f">
               <v:path arrowok="t"/>
               <w10:wrap anchorx="page" anchory="page"/>
             </v:shape>
@@ -18160,7 +17112,7 @@
         </mc:Choice>
         <mc:Fallback>
           <w:pict>
-            <v:shape w14:anchorId="54FB4BAE" id="Graphic 37" o:spid="_x0000_s1026" style="position:absolute;margin-left:242.45pt;margin-top:0;width:53.65pt;height:64.6pt;z-index:-16129024;visibility:visible;mso-wrap-style:square;mso-wrap-distance-left:0;mso-wrap-distance-top:0;mso-wrap-distance-right:0;mso-wrap-distance-bottom:0;mso-position-horizontal:absolute;mso-position-horizontal-relative:page;mso-position-vertical:absolute;mso-position-vertical-relative:page;v-text-anchor:top" coordsize="681355,820419" o:gfxdata="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" path="m681304,l596468,,547960,3498,501179,13733,456734,30317,415234,52860,377287,80974r-33785,33297l314489,152361r-23634,42495l,819924r83985,l132476,816430r46771,-10224l223689,789638r41504,-22522l303151,739026r33803,-33271l365993,667690r23668,-42469l681304,xe" fillcolor="#e90028" stroked="f">
+            <v:shape w14:anchorId="70E978E5" id="Graphic 37" o:spid="_x0000_s1026" style="position:absolute;margin-left:242.45pt;margin-top:0;width:53.65pt;height:64.6pt;z-index:-16129024;visibility:visible;mso-wrap-style:square;mso-wrap-distance-left:0;mso-wrap-distance-top:0;mso-wrap-distance-right:0;mso-wrap-distance-bottom:0;mso-position-horizontal:absolute;mso-position-horizontal-relative:page;mso-position-vertical:absolute;mso-position-vertical-relative:page;v-text-anchor:top" coordsize="681355,820419" o:gfxdata="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" path="m681304,l596468,,547960,3498,501179,13733,456734,30317,415234,52860,377287,80974r-33785,33297l314489,152361r-23634,42495l,819924r83985,l132476,816430r46771,-10224l223689,789638r41504,-22522l303151,739026r33803,-33271l365993,667690r23668,-42469l681304,xe" fillcolor="#e90028" stroked="f">
               <v:fill opacity="5140f"/>
               <v:path arrowok="t"/>
               <w10:wrap anchorx="page" anchory="page"/>
@@ -18261,7 +17213,7 @@
         </mc:Choice>
         <mc:Fallback>
           <w:pict>
-            <v:shape w14:anchorId="112F7EF9" id="Graphic 38" o:spid="_x0000_s1026" style="position:absolute;margin-left:0;margin-top:28.05pt;width:56.5pt;height:28.35pt;z-index:-16128512;visibility:visible;mso-wrap-style:square;mso-wrap-distance-left:0;mso-wrap-distance-top:0;mso-wrap-distance-right:0;mso-wrap-distance-bottom:0;mso-position-horizontal:absolute;mso-position-horizontal-relative:page;mso-position-vertical:absolute;mso-position-vertical-relative:page;v-text-anchor:top" coordsize="717550,360045" o:gfxdata="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" path="m717169,l,,,359994r600534,l645915,350822r37076,-25004l707997,288746r9172,-45376l717169,xe" fillcolor="#e90028" stroked="f">
+            <v:shape w14:anchorId="6E52A568" id="Graphic 38" o:spid="_x0000_s1026" style="position:absolute;margin-left:0;margin-top:28.05pt;width:56.5pt;height:28.35pt;z-index:-16128512;visibility:visible;mso-wrap-style:square;mso-wrap-distance-left:0;mso-wrap-distance-top:0;mso-wrap-distance-right:0;mso-wrap-distance-bottom:0;mso-position-horizontal:absolute;mso-position-horizontal-relative:page;mso-position-vertical:absolute;mso-position-vertical-relative:page;v-text-anchor:top" coordsize="717550,360045" o:gfxdata="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" path="m717169,l,,,359994r600534,l645915,350822r37076,-25004l707997,288746r9172,-45376l717169,xe" fillcolor="#e90028" stroked="f">
               <v:path arrowok="t"/>
               <w10:wrap anchorx="page" anchory="page"/>
             </v:shape>
@@ -18656,7 +17608,7 @@
         </mc:Choice>
         <mc:Fallback>
           <w:pict>
-            <v:shape w14:anchorId="6F099026" id="Graphic 46" o:spid="_x0000_s1026" style="position:absolute;margin-left:242.45pt;margin-top:0;width:53.65pt;height:64.6pt;z-index:-16126976;visibility:visible;mso-wrap-style:square;mso-wrap-distance-left:0;mso-wrap-distance-top:0;mso-wrap-distance-right:0;mso-wrap-distance-bottom:0;mso-position-horizontal:absolute;mso-position-horizontal-relative:page;mso-position-vertical:absolute;mso-position-vertical-relative:page;v-text-anchor:top" coordsize="681355,820419" o:gfxdata="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" path="m681304,l596468,,547960,3498,501179,13733,456734,30317,415234,52860,377287,80974r-33785,33297l314489,152361r-23634,42495l,819924r83985,l132476,816430r46771,-10224l223689,789638r41504,-22522l303151,739026r33803,-33271l365993,667690r23668,-42469l681304,xe" fillcolor="#e90028" stroked="f">
+            <v:shape w14:anchorId="32BF3804" id="Graphic 46" o:spid="_x0000_s1026" style="position:absolute;margin-left:242.45pt;margin-top:0;width:53.65pt;height:64.6pt;z-index:-16126976;visibility:visible;mso-wrap-style:square;mso-wrap-distance-left:0;mso-wrap-distance-top:0;mso-wrap-distance-right:0;mso-wrap-distance-bottom:0;mso-position-horizontal:absolute;mso-position-horizontal-relative:page;mso-position-vertical:absolute;mso-position-vertical-relative:page;v-text-anchor:top" coordsize="681355,820419" o:gfxdata="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" path="m681304,l596468,,547960,3498,501179,13733,456734,30317,415234,52860,377287,80974r-33785,33297l314489,152361r-23634,42495l,819924r83985,l132476,816430r46771,-10224l223689,789638r41504,-22522l303151,739026r33803,-33271l365993,667690r23668,-42469l681304,xe" fillcolor="#e90028" stroked="f">
               <v:fill opacity="5140f"/>
               <v:path arrowok="t"/>
               <w10:wrap anchorx="page" anchory="page"/>
@@ -18757,7 +17709,7 @@
         </mc:Choice>
         <mc:Fallback>
           <w:pict>
-            <v:shape w14:anchorId="3DD85D9D" id="Graphic 47" o:spid="_x0000_s1026" style="position:absolute;margin-left:0;margin-top:28.05pt;width:56.5pt;height:28.35pt;z-index:-16126464;visibility:visible;mso-wrap-style:square;mso-wrap-distance-left:0;mso-wrap-distance-top:0;mso-wrap-distance-right:0;mso-wrap-distance-bottom:0;mso-position-horizontal:absolute;mso-position-horizontal-relative:page;mso-position-vertical:absolute;mso-position-vertical-relative:page;v-text-anchor:top" coordsize="717550,360045" o:gfxdata="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" path="m717169,l,,,359994r600534,l645915,350822r37076,-25004l707997,288746r9172,-45376l717169,xe" fillcolor="#e90028" stroked="f">
+            <v:shape w14:anchorId="6815DB45" id="Graphic 47" o:spid="_x0000_s1026" style="position:absolute;margin-left:0;margin-top:28.05pt;width:56.5pt;height:28.35pt;z-index:-16126464;visibility:visible;mso-wrap-style:square;mso-wrap-distance-left:0;mso-wrap-distance-top:0;mso-wrap-distance-right:0;mso-wrap-distance-bottom:0;mso-position-horizontal:absolute;mso-position-horizontal-relative:page;mso-position-vertical:absolute;mso-position-vertical-relative:page;v-text-anchor:top" coordsize="717550,360045" o:gfxdata="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" path="m717169,l,,,359994r600534,l645915,350822r37076,-25004l707997,288746r9172,-45376l717169,xe" fillcolor="#e90028" stroked="f">
               <v:path arrowok="t"/>
               <w10:wrap anchorx="page" anchory="page"/>
             </v:shape>
@@ -19118,7 +18070,7 @@
         </mc:Choice>
         <mc:Fallback>
           <w:pict>
-            <v:shape w14:anchorId="3426777F" id="Graphic 55" o:spid="_x0000_s1026" style="position:absolute;margin-left:242.45pt;margin-top:0;width:53.65pt;height:64.6pt;z-index:-16124928;visibility:visible;mso-wrap-style:square;mso-wrap-distance-left:0;mso-wrap-distance-top:0;mso-wrap-distance-right:0;mso-wrap-distance-bottom:0;mso-position-horizontal:absolute;mso-position-horizontal-relative:page;mso-position-vertical:absolute;mso-position-vertical-relative:page;v-text-anchor:top" coordsize="681355,820419" o:gfxdata="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" path="m681304,l596468,,547960,3498,501179,13733,456734,30317,415234,52860,377287,80974r-33785,33297l314489,152361r-23634,42495l,819924r83985,l132476,816430r46771,-10224l223689,789638r41504,-22522l303151,739026r33803,-33271l365993,667690r23668,-42469l681304,xe" fillcolor="#e90028" stroked="f">
+            <v:shape w14:anchorId="0B7CA1BB" id="Graphic 55" o:spid="_x0000_s1026" style="position:absolute;margin-left:242.45pt;margin-top:0;width:53.65pt;height:64.6pt;z-index:-16124928;visibility:visible;mso-wrap-style:square;mso-wrap-distance-left:0;mso-wrap-distance-top:0;mso-wrap-distance-right:0;mso-wrap-distance-bottom:0;mso-position-horizontal:absolute;mso-position-horizontal-relative:page;mso-position-vertical:absolute;mso-position-vertical-relative:page;v-text-anchor:top" coordsize="681355,820419" o:gfxdata="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" path="m681304,l596468,,547960,3498,501179,13733,456734,30317,415234,52860,377287,80974r-33785,33297l314489,152361r-23634,42495l,819924r83985,l132476,816430r46771,-10224l223689,789638r41504,-22522l303151,739026r33803,-33271l365993,667690r23668,-42469l681304,xe" fillcolor="#e90028" stroked="f">
               <v:fill opacity="5140f"/>
               <v:path arrowok="t"/>
               <w10:wrap anchorx="page" anchory="page"/>
@@ -19219,7 +18171,7 @@
         </mc:Choice>
         <mc:Fallback>
           <w:pict>
-            <v:shape w14:anchorId="7D529517" id="Graphic 56" o:spid="_x0000_s1026" style="position:absolute;margin-left:0;margin-top:28.05pt;width:56.5pt;height:28.35pt;z-index:-16124416;visibility:visible;mso-wrap-style:square;mso-wrap-distance-left:0;mso-wrap-distance-top:0;mso-wrap-distance-right:0;mso-wrap-distance-bottom:0;mso-position-horizontal:absolute;mso-position-horizontal-relative:page;mso-position-vertical:absolute;mso-position-vertical-relative:page;v-text-anchor:top" coordsize="717550,360045" o:gfxdata="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" path="m717169,l,,,359994r600534,l645915,350822r37076,-25004l707997,288746r9172,-45376l717169,xe" fillcolor="#e90028" stroked="f">
+            <v:shape w14:anchorId="46857F68" id="Graphic 56" o:spid="_x0000_s1026" style="position:absolute;margin-left:0;margin-top:28.05pt;width:56.5pt;height:28.35pt;z-index:-16124416;visibility:visible;mso-wrap-style:square;mso-wrap-distance-left:0;mso-wrap-distance-top:0;mso-wrap-distance-right:0;mso-wrap-distance-bottom:0;mso-position-horizontal:absolute;mso-position-horizontal-relative:page;mso-position-vertical:absolute;mso-position-vertical-relative:page;v-text-anchor:top" coordsize="717550,360045" o:gfxdata="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" path="m717169,l,,,359994r600534,l645915,350822r37076,-25004l707997,288746r9172,-45376l717169,xe" fillcolor="#e90028" stroked="f">
               <v:path arrowok="t"/>
               <w10:wrap anchorx="page" anchory="page"/>
             </v:shape>
@@ -19307,7 +18259,7 @@
         </mc:Choice>
         <mc:Fallback>
           <w:pict>
-            <v:shape w14:anchorId="27C92C5B" id="Graphic 57" o:spid="_x0000_s1026" style="position:absolute;margin-left:28.1pt;margin-top:63.55pt;width:2.05pt;height:14.35pt;z-index:-16123904;visibility:visible;mso-wrap-style:square;mso-wrap-distance-left:0;mso-wrap-distance-top:0;mso-wrap-distance-right:0;mso-wrap-distance-bottom:0;mso-position-horizontal:absolute;mso-position-horizontal-relative:page;mso-position-vertical:absolute;mso-position-vertical-relative:page;v-text-anchor:top" coordsize="26034,182245" o:gfxdata="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" path="m25530,l,,,182229r25530,l25530,xe" fillcolor="#e90028" stroked="f">
+            <v:shape w14:anchorId="01D88902" id="Graphic 57" o:spid="_x0000_s1026" style="position:absolute;margin-left:28.1pt;margin-top:63.55pt;width:2.05pt;height:14.35pt;z-index:-16123904;visibility:visible;mso-wrap-style:square;mso-wrap-distance-left:0;mso-wrap-distance-top:0;mso-wrap-distance-right:0;mso-wrap-distance-bottom:0;mso-position-horizontal:absolute;mso-position-horizontal-relative:page;mso-position-vertical:absolute;mso-position-vertical-relative:page;v-text-anchor:top" coordsize="26034,182245" o:gfxdata="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" path="m25530,l,,,182229r25530,l25530,xe" fillcolor="#e90028" stroked="f">
               <v:path arrowok="t"/>
               <w10:wrap anchorx="page" anchory="page"/>
             </v:shape>

--- a/templates/PASAPORTE_SEGURIDAD.docx
+++ b/templates/PASAPORTE_SEGURIDAD.docx
@@ -71,7 +71,25 @@
                                 <w:rFonts w:ascii="Times New Roman"/>
                                 <w:b w:val="0"/>
                               </w:rPr>
-                              <w:t>{{DT.FotoPerfil}}</w:t>
+                              <w:t>{{</w:t>
+                            </w:r>
+                            <w:proofErr w:type="spellStart"/>
+                            <w:proofErr w:type="gramStart"/>
+                            <w:r>
+                              <w:rPr>
+                                <w:rFonts w:ascii="Times New Roman"/>
+                                <w:b w:val="0"/>
+                              </w:rPr>
+                              <w:t>DT.FotoPerfil</w:t>
+                            </w:r>
+                            <w:proofErr w:type="spellEnd"/>
+                            <w:proofErr w:type="gramEnd"/>
+                            <w:r>
+                              <w:rPr>
+                                <w:rFonts w:ascii="Times New Roman"/>
+                                <w:b w:val="0"/>
+                              </w:rPr>
+                              <w:t>}}</w:t>
                             </w:r>
                           </w:p>
                           <w:p>
@@ -149,7 +167,25 @@
                           <w:rFonts w:ascii="Times New Roman"/>
                           <w:b w:val="0"/>
                         </w:rPr>
-                        <w:t>{{DT.FotoPerfil}}</w:t>
+                        <w:t>{{</w:t>
+                      </w:r>
+                      <w:proofErr w:type="spellStart"/>
+                      <w:proofErr w:type="gramStart"/>
+                      <w:r>
+                        <w:rPr>
+                          <w:rFonts w:ascii="Times New Roman"/>
+                          <w:b w:val="0"/>
+                        </w:rPr>
+                        <w:t>DT.FotoPerfil</w:t>
+                      </w:r>
+                      <w:proofErr w:type="spellEnd"/>
+                      <w:proofErr w:type="gramEnd"/>
+                      <w:r>
+                        <w:rPr>
+                          <w:rFonts w:ascii="Times New Roman"/>
+                          <w:b w:val="0"/>
+                        </w:rPr>
+                        <w:t>}}</w:t>
                       </w:r>
                     </w:p>
                     <w:p>
@@ -297,7 +333,7 @@
           </mc:Choice>
           <mc:Fallback>
             <w:pict>
-              <v:shape w14:anchorId="1C2A8CC5" id="Graphic 11" o:spid="_x0000_s1026" style="position:absolute;margin-left:121.65pt;margin-top:9.65pt;width:145.7pt;height:.1pt;z-index:-251674112;visibility:visible;mso-wrap-style:square;mso-wrap-distance-left:0;mso-wrap-distance-top:0;mso-wrap-distance-right:0;mso-wrap-distance-bottom:0;mso-position-horizontal:absolute;mso-position-horizontal-relative:page;mso-position-vertical:absolute;mso-position-vertical-relative:text;v-text-anchor:top" coordsize="1850389,1270" o:gfxdata="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" path="m,l1849818,e" filled="f" strokecolor="#bac6c3" strokeweight=".5pt">
+              <v:shape w14:anchorId="58288B16" id="Graphic 11" o:spid="_x0000_s1026" style="position:absolute;margin-left:121.65pt;margin-top:9.65pt;width:145.7pt;height:.1pt;z-index:-251674112;visibility:visible;mso-wrap-style:square;mso-wrap-distance-left:0;mso-wrap-distance-top:0;mso-wrap-distance-right:0;mso-wrap-distance-bottom:0;mso-position-horizontal:absolute;mso-position-horizontal-relative:page;mso-position-vertical:absolute;mso-position-vertical-relative:text;v-text-anchor:top" coordsize="1850389,1270" o:gfxdata="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" path="m,l1849818,e" filled="f" strokecolor="#bac6c3" strokeweight=".5pt">
                 <v:path arrowok="t"/>
                 <w10:wrap type="topAndBottom" anchorx="page"/>
               </v:shape>
@@ -310,7 +346,23 @@
           <w:b w:val="0"/>
         </w:rPr>
         <w:tab/>
-        <w:t>{{DT.Compania}}</w:t>
+        <w:t>{{</w:t>
+      </w:r>
+      <w:proofErr w:type="spellStart"/>
+      <w:proofErr w:type="gramStart"/>
+      <w:r>
+        <w:rPr>
+          <w:b w:val="0"/>
+        </w:rPr>
+        <w:t>DT.Compania</w:t>
+      </w:r>
+      <w:proofErr w:type="spellEnd"/>
+      <w:proofErr w:type="gramEnd"/>
+      <w:r>
+        <w:rPr>
+          <w:b w:val="0"/>
+        </w:rPr>
+        <w:t>}}</w:t>
       </w:r>
     </w:p>
     <w:p>
@@ -444,7 +496,7 @@
           </mc:Choice>
           <mc:Fallback>
             <w:pict>
-              <v:shape w14:anchorId="1F57AF85" id="Graphic 12" o:spid="_x0000_s1026" style="position:absolute;margin-left:121.65pt;margin-top:9.75pt;width:146.1pt;height:.1pt;z-index:-251673088;visibility:visible;mso-wrap-style:square;mso-wrap-distance-left:0;mso-wrap-distance-top:0;mso-wrap-distance-right:0;mso-wrap-distance-bottom:0;mso-position-horizontal:absolute;mso-position-horizontal-relative:page;mso-position-vertical:absolute;mso-position-vertical-relative:text;v-text-anchor:top" coordsize="1855470,1270" o:gfxdata="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" path="m,l1855050,e" filled="f" strokecolor="#bac6c3" strokeweight=".5pt">
+              <v:shape w14:anchorId="1D345310" id="Graphic 12" o:spid="_x0000_s1026" style="position:absolute;margin-left:121.65pt;margin-top:9.75pt;width:146.1pt;height:.1pt;z-index:-251673088;visibility:visible;mso-wrap-style:square;mso-wrap-distance-left:0;mso-wrap-distance-top:0;mso-wrap-distance-right:0;mso-wrap-distance-bottom:0;mso-position-horizontal:absolute;mso-position-horizontal-relative:page;mso-position-vertical:absolute;mso-position-vertical-relative:text;v-text-anchor:top" coordsize="1855470,1270" o:gfxdata="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" path="m,l1855050,e" filled="f" strokecolor="#bac6c3" strokeweight=".5pt">
                 <v:path arrowok="t"/>
                 <w10:wrap type="topAndBottom" anchorx="page"/>
               </v:shape>
@@ -457,7 +509,23 @@
           <w:b w:val="0"/>
         </w:rPr>
         <w:tab/>
-        <w:t>{{DT.NombreCompleto}}</w:t>
+        <w:t>{{</w:t>
+      </w:r>
+      <w:proofErr w:type="spellStart"/>
+      <w:proofErr w:type="gramStart"/>
+      <w:r>
+        <w:rPr>
+          <w:b w:val="0"/>
+        </w:rPr>
+        <w:t>DT.NombreCompleto</w:t>
+      </w:r>
+      <w:proofErr w:type="spellEnd"/>
+      <w:proofErr w:type="gramEnd"/>
+      <w:r>
+        <w:rPr>
+          <w:b w:val="0"/>
+        </w:rPr>
+        <w:t>}}</w:t>
       </w:r>
     </w:p>
     <w:p>
@@ -579,7 +647,7 @@
           </mc:Choice>
           <mc:Fallback>
             <w:pict>
-              <v:shape w14:anchorId="22EFDF3B" id="Graphic 13" o:spid="_x0000_s1026" style="position:absolute;margin-left:121.65pt;margin-top:9.75pt;width:146.1pt;height:.1pt;z-index:-251672064;visibility:visible;mso-wrap-style:square;mso-wrap-distance-left:0;mso-wrap-distance-top:0;mso-wrap-distance-right:0;mso-wrap-distance-bottom:0;mso-position-horizontal:absolute;mso-position-horizontal-relative:page;mso-position-vertical:absolute;mso-position-vertical-relative:text;v-text-anchor:top" coordsize="1855470,1270" o:gfxdata="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" path="m,l1855050,e" filled="f" strokecolor="#bac6c3" strokeweight=".5pt">
+              <v:shape w14:anchorId="77541FB5" id="Graphic 13" o:spid="_x0000_s1026" style="position:absolute;margin-left:121.65pt;margin-top:9.75pt;width:146.1pt;height:.1pt;z-index:-251672064;visibility:visible;mso-wrap-style:square;mso-wrap-distance-left:0;mso-wrap-distance-top:0;mso-wrap-distance-right:0;mso-wrap-distance-bottom:0;mso-position-horizontal:absolute;mso-position-horizontal-relative:page;mso-position-vertical:absolute;mso-position-vertical-relative:text;v-text-anchor:top" coordsize="1855470,1270" o:gfxdata="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" path="m,l1855050,e" filled="f" strokecolor="#bac6c3" strokeweight=".5pt">
                 <v:path arrowok="t"/>
                 <w10:wrap type="topAndBottom" anchorx="page"/>
               </v:shape>
@@ -594,11 +662,21 @@
         <w:tab/>
         <w:t>{{</w:t>
       </w:r>
+      <w:proofErr w:type="spellStart"/>
+      <w:proofErr w:type="gramStart"/>
       <w:r>
         <w:rPr>
           <w:b w:val="0"/>
         </w:rPr>
-        <w:t>DT.Cedula}}</w:t>
+        <w:t>DT.Cedula</w:t>
+      </w:r>
+      <w:proofErr w:type="spellEnd"/>
+      <w:proofErr w:type="gramEnd"/>
+      <w:r>
+        <w:rPr>
+          <w:b w:val="0"/>
+        </w:rPr>
+        <w:t>}}</w:t>
       </w:r>
     </w:p>
     <w:p>
@@ -699,7 +777,7 @@
           </mc:Choice>
           <mc:Fallback>
             <w:pict>
-              <v:shape w14:anchorId="666CBB14" id="Graphic 14" o:spid="_x0000_s1026" style="position:absolute;margin-left:121.65pt;margin-top:9.6pt;width:146.1pt;height:.1pt;z-index:-251671040;visibility:visible;mso-wrap-style:square;mso-wrap-distance-left:0;mso-wrap-distance-top:0;mso-wrap-distance-right:0;mso-wrap-distance-bottom:0;mso-position-horizontal:absolute;mso-position-horizontal-relative:page;mso-position-vertical:absolute;mso-position-vertical-relative:text;v-text-anchor:top" coordsize="1855470,1270" o:gfxdata="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" path="m,l1855050,e" filled="f" strokecolor="#bac6c3" strokeweight=".5pt">
+              <v:shape w14:anchorId="545A7EC9" id="Graphic 14" o:spid="_x0000_s1026" style="position:absolute;margin-left:121.65pt;margin-top:9.6pt;width:146.1pt;height:.1pt;z-index:-251671040;visibility:visible;mso-wrap-style:square;mso-wrap-distance-left:0;mso-wrap-distance-top:0;mso-wrap-distance-right:0;mso-wrap-distance-bottom:0;mso-position-horizontal:absolute;mso-position-horizontal-relative:page;mso-position-vertical:absolute;mso-position-vertical-relative:text;v-text-anchor:top" coordsize="1855470,1270" o:gfxdata="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" path="m,l1855050,e" filled="f" strokecolor="#bac6c3" strokeweight=".5pt">
                 <v:path arrowok="t"/>
                 <w10:wrap type="topAndBottom" anchorx="page"/>
               </v:shape>
@@ -718,7 +796,25 @@
           <w:b w:val="0"/>
           <w:bCs w:val="0"/>
         </w:rPr>
-        <w:t>{{DT.Nacionalidad}}</w:t>
+        <w:t>{{</w:t>
+      </w:r>
+      <w:proofErr w:type="spellStart"/>
+      <w:proofErr w:type="gramStart"/>
+      <w:r>
+        <w:rPr>
+          <w:b w:val="0"/>
+          <w:bCs w:val="0"/>
+        </w:rPr>
+        <w:t>DT.Nacionalidad</w:t>
+      </w:r>
+      <w:proofErr w:type="spellEnd"/>
+      <w:proofErr w:type="gramEnd"/>
+      <w:r>
+        <w:rPr>
+          <w:b w:val="0"/>
+          <w:bCs w:val="0"/>
+        </w:rPr>
+        <w:t>}}</w:t>
       </w:r>
     </w:p>
     <w:p>
@@ -838,7 +934,7 @@
           </mc:Choice>
           <mc:Fallback>
             <w:pict>
-              <v:shape w14:anchorId="298ACCC4" id="Graphic 15" o:spid="_x0000_s1026" style="position:absolute;margin-left:121.65pt;margin-top:9.6pt;width:146.1pt;height:.1pt;z-index:-251670016;visibility:visible;mso-wrap-style:square;mso-wrap-distance-left:0;mso-wrap-distance-top:0;mso-wrap-distance-right:0;mso-wrap-distance-bottom:0;mso-position-horizontal:absolute;mso-position-horizontal-relative:page;mso-position-vertical:absolute;mso-position-vertical-relative:text;v-text-anchor:top" coordsize="1855470,1270" o:gfxdata="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" path="m,l1855050,e" filled="f" strokecolor="#bac6c3" strokeweight=".5pt">
+              <v:shape w14:anchorId="39A49CC2" id="Graphic 15" o:spid="_x0000_s1026" style="position:absolute;margin-left:121.65pt;margin-top:9.6pt;width:146.1pt;height:.1pt;z-index:-251670016;visibility:visible;mso-wrap-style:square;mso-wrap-distance-left:0;mso-wrap-distance-top:0;mso-wrap-distance-right:0;mso-wrap-distance-bottom:0;mso-position-horizontal:absolute;mso-position-horizontal-relative:page;mso-position-vertical:absolute;mso-position-vertical-relative:text;v-text-anchor:top" coordsize="1855470,1270" o:gfxdata="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" path="m,l1855050,e" filled="f" strokecolor="#bac6c3" strokeweight=".5pt">
                 <v:path arrowok="t"/>
                 <w10:wrap type="topAndBottom" anchorx="page"/>
               </v:shape>
@@ -858,7 +954,27 @@
           <w:bCs w:val="0"/>
           <w:sz w:val="13"/>
         </w:rPr>
-        <w:t>{{DT.FechaNacimiento}}</w:t>
+        <w:t>{{</w:t>
+      </w:r>
+      <w:proofErr w:type="spellStart"/>
+      <w:proofErr w:type="gramStart"/>
+      <w:r>
+        <w:rPr>
+          <w:b w:val="0"/>
+          <w:bCs w:val="0"/>
+          <w:sz w:val="13"/>
+        </w:rPr>
+        <w:t>DT.FechaNacimiento</w:t>
+      </w:r>
+      <w:proofErr w:type="spellEnd"/>
+      <w:proofErr w:type="gramEnd"/>
+      <w:r>
+        <w:rPr>
+          <w:b w:val="0"/>
+          <w:bCs w:val="0"/>
+          <w:sz w:val="13"/>
+        </w:rPr>
+        <w:t>}}</w:t>
       </w:r>
     </w:p>
     <w:p>
@@ -1054,7 +1170,7 @@
           </mc:Choice>
           <mc:Fallback>
             <w:pict>
-              <v:shape w14:anchorId="2FE4C18E" id="Graphic 16" o:spid="_x0000_s1026" style="position:absolute;margin-left:28.3pt;margin-top:9.6pt;width:239.5pt;height:.1pt;z-index:-251668992;visibility:visible;mso-wrap-style:square;mso-wrap-distance-left:0;mso-wrap-distance-top:0;mso-wrap-distance-right:0;mso-wrap-distance-bottom:0;mso-position-horizontal:absolute;mso-position-horizontal-relative:page;mso-position-vertical:absolute;mso-position-vertical-relative:text;v-text-anchor:top" coordsize="3041650,1270" o:gfxdata="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" path="m,l3041641,e" filled="f" strokecolor="#bac6c3" strokeweight=".5pt">
+              <v:shape w14:anchorId="0D365B5A" id="Graphic 16" o:spid="_x0000_s1026" style="position:absolute;margin-left:28.3pt;margin-top:9.6pt;width:239.5pt;height:.1pt;z-index:-251668992;visibility:visible;mso-wrap-style:square;mso-wrap-distance-left:0;mso-wrap-distance-top:0;mso-wrap-distance-right:0;mso-wrap-distance-bottom:0;mso-position-horizontal:absolute;mso-position-horizontal-relative:page;mso-position-vertical:absolute;mso-position-vertical-relative:text;v-text-anchor:top" coordsize="3041650,1270" o:gfxdata="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" path="m,l3041641,e" filled="f" strokecolor="#bac6c3" strokeweight=".5pt">
                 <v:path arrowok="t"/>
                 <w10:wrap type="topAndBottom" anchorx="page"/>
               </v:shape>
@@ -1074,7 +1190,27 @@
           <w:bCs w:val="0"/>
           <w:sz w:val="13"/>
         </w:rPr>
-        <w:t>{{DT.DireccionDomi}}</w:t>
+        <w:t>{{</w:t>
+      </w:r>
+      <w:proofErr w:type="spellStart"/>
+      <w:proofErr w:type="gramStart"/>
+      <w:r>
+        <w:rPr>
+          <w:b w:val="0"/>
+          <w:bCs w:val="0"/>
+          <w:sz w:val="13"/>
+        </w:rPr>
+        <w:t>DT.DireccionDomi</w:t>
+      </w:r>
+      <w:proofErr w:type="spellEnd"/>
+      <w:proofErr w:type="gramEnd"/>
+      <w:r>
+        <w:rPr>
+          <w:b w:val="0"/>
+          <w:bCs w:val="0"/>
+          <w:sz w:val="13"/>
+        </w:rPr>
+        <w:t>}}</w:t>
       </w:r>
     </w:p>
     <w:p>
@@ -1124,13 +1260,25 @@
         </w:rPr>
         <w:t>{{</w:t>
       </w:r>
+      <w:proofErr w:type="spellStart"/>
+      <w:proofErr w:type="gramStart"/>
       <w:r>
         <w:rPr>
           <w:b w:val="0"/>
           <w:bCs w:val="0"/>
           <w:u w:val="single" w:color="BAC6C3"/>
         </w:rPr>
-        <w:t>DT.NumeroCelular}}</w:t>
+        <w:t>DT.NumeroCelular</w:t>
+      </w:r>
+      <w:proofErr w:type="spellEnd"/>
+      <w:proofErr w:type="gramEnd"/>
+      <w:r>
+        <w:rPr>
+          <w:b w:val="0"/>
+          <w:bCs w:val="0"/>
+          <w:u w:val="single" w:color="BAC6C3"/>
+        </w:rPr>
+        <w:t>}}</w:t>
       </w:r>
       <w:r>
         <w:rPr>
@@ -1190,7 +1338,27 @@
           <w:bCs w:val="0"/>
           <w:u w:val="single" w:color="BAC6C3"/>
         </w:rPr>
-        <w:t>{{DT.Ekon}}</w:t>
+        <w:t>{{</w:t>
+      </w:r>
+      <w:proofErr w:type="spellStart"/>
+      <w:proofErr w:type="gramStart"/>
+      <w:r>
+        <w:rPr>
+          <w:b w:val="0"/>
+          <w:bCs w:val="0"/>
+          <w:u w:val="single" w:color="BAC6C3"/>
+        </w:rPr>
+        <w:t>DT.Ekon</w:t>
+      </w:r>
+      <w:proofErr w:type="spellEnd"/>
+      <w:proofErr w:type="gramEnd"/>
+      <w:r>
+        <w:rPr>
+          <w:b w:val="0"/>
+          <w:bCs w:val="0"/>
+          <w:u w:val="single" w:color="BAC6C3"/>
+        </w:rPr>
+        <w:t>}}</w:t>
       </w:r>
       <w:r>
         <w:rPr>
@@ -1247,7 +1415,27 @@
           <w:bCs w:val="0"/>
           <w:u w:val="single" w:color="BAC6C3"/>
         </w:rPr>
-        <w:t>{{DT.Cargo}}</w:t>
+        <w:t>{{</w:t>
+      </w:r>
+      <w:proofErr w:type="spellStart"/>
+      <w:proofErr w:type="gramStart"/>
+      <w:r>
+        <w:rPr>
+          <w:b w:val="0"/>
+          <w:bCs w:val="0"/>
+          <w:u w:val="single" w:color="BAC6C3"/>
+        </w:rPr>
+        <w:t>DT.Cargo</w:t>
+      </w:r>
+      <w:proofErr w:type="spellEnd"/>
+      <w:proofErr w:type="gramEnd"/>
+      <w:r>
+        <w:rPr>
+          <w:b w:val="0"/>
+          <w:bCs w:val="0"/>
+          <w:u w:val="single" w:color="BAC6C3"/>
+        </w:rPr>
+        <w:t>}}</w:t>
       </w:r>
       <w:r>
         <w:rPr>
@@ -1298,7 +1486,27 @@
           <w:bCs w:val="0"/>
           <w:u w:val="single" w:color="BAC6C3"/>
         </w:rPr>
-        <w:t>{{DT.Cargo}}</w:t>
+        <w:t>{{</w:t>
+      </w:r>
+      <w:proofErr w:type="spellStart"/>
+      <w:proofErr w:type="gramStart"/>
+      <w:r>
+        <w:rPr>
+          <w:b w:val="0"/>
+          <w:bCs w:val="0"/>
+          <w:u w:val="single" w:color="BAC6C3"/>
+        </w:rPr>
+        <w:t>DT.Cargo</w:t>
+      </w:r>
+      <w:proofErr w:type="spellEnd"/>
+      <w:proofErr w:type="gramEnd"/>
+      <w:r>
+        <w:rPr>
+          <w:b w:val="0"/>
+          <w:bCs w:val="0"/>
+          <w:u w:val="single" w:color="BAC6C3"/>
+        </w:rPr>
+        <w:t>}}</w:t>
       </w:r>
       <w:r>
         <w:rPr>
@@ -1570,15 +1778,35 @@
           <w:bCs w:val="0"/>
           <w:u w:val="single" w:color="BAC6C3"/>
         </w:rPr>
-        <w:t>{{DT.</w:t>
+        <w:t>{{</w:t>
       </w:r>
+      <w:proofErr w:type="spellStart"/>
+      <w:proofErr w:type="gramStart"/>
       <w:r>
         <w:rPr>
           <w:b w:val="0"/>
           <w:bCs w:val="0"/>
           <w:u w:val="single" w:color="BAC6C3"/>
         </w:rPr>
-        <w:t>Licencia}}</w:t>
+        <w:t>DT.</w:t>
+      </w:r>
+      <w:r>
+        <w:rPr>
+          <w:b w:val="0"/>
+          <w:bCs w:val="0"/>
+          <w:u w:val="single" w:color="BAC6C3"/>
+        </w:rPr>
+        <w:t>Licencia</w:t>
+      </w:r>
+      <w:proofErr w:type="spellEnd"/>
+      <w:proofErr w:type="gramEnd"/>
+      <w:r>
+        <w:rPr>
+          <w:b w:val="0"/>
+          <w:bCs w:val="0"/>
+          <w:u w:val="single" w:color="BAC6C3"/>
+        </w:rPr>
+        <w:t>}}</w:t>
       </w:r>
       <w:r>
         <w:rPr>
@@ -1628,7 +1856,27 @@
           <w:bCs w:val="0"/>
           <w:u w:val="single" w:color="BAC6C3"/>
         </w:rPr>
-        <w:t>{{DT.FechaEmisionLic}}</w:t>
+        <w:t>{{</w:t>
+      </w:r>
+      <w:proofErr w:type="spellStart"/>
+      <w:proofErr w:type="gramStart"/>
+      <w:r>
+        <w:rPr>
+          <w:b w:val="0"/>
+          <w:bCs w:val="0"/>
+          <w:u w:val="single" w:color="BAC6C3"/>
+        </w:rPr>
+        <w:t>DT.FechaEmisionLic</w:t>
+      </w:r>
+      <w:proofErr w:type="spellEnd"/>
+      <w:proofErr w:type="gramEnd"/>
+      <w:r>
+        <w:rPr>
+          <w:b w:val="0"/>
+          <w:bCs w:val="0"/>
+          <w:u w:val="single" w:color="BAC6C3"/>
+        </w:rPr>
+        <w:t>}}</w:t>
       </w:r>
       <w:r>
         <w:rPr>
@@ -1662,14 +1910,30 @@
         </w:rPr>
       </w:pPr>
       <w:r>
-        <w:t xml:space="preserve">Fecha de caducidad de licencia de condución: </w:t>
+        <w:t xml:space="preserve">Fecha de caducidad de licencia de </w:t>
+      </w:r>
+      <w:proofErr w:type="spellStart"/>
+      <w:r>
+        <w:t>condución</w:t>
+      </w:r>
+      <w:proofErr w:type="spellEnd"/>
+      <w:r>
+        <w:t xml:space="preserve">: </w:t>
       </w:r>
       <w:r>
         <w:rPr>
           <w:rFonts w:ascii="Times New Roman" w:hAnsi="Times New Roman"/>
           <w:u w:val="single" w:color="BAC6C3"/>
         </w:rPr>
-        <w:t xml:space="preserve">    </w:t>
+        <w:t xml:space="preserve"> </w:t>
+      </w:r>
+      <w:proofErr w:type="gramStart"/>
+      <w:r>
+        <w:rPr>
+          <w:rFonts w:ascii="Times New Roman" w:hAnsi="Times New Roman"/>
+          <w:u w:val="single" w:color="BAC6C3"/>
+        </w:rPr>
+        <w:t xml:space="preserve">   </w:t>
       </w:r>
       <w:r>
         <w:rPr>
@@ -1677,7 +1941,36 @@
           <w:bCs w:val="0"/>
           <w:u w:val="single" w:color="BAC6C3"/>
         </w:rPr>
-        <w:t>{{DT.FechaCadLic}}</w:t>
+        <w:t>{</w:t>
+      </w:r>
+      <w:proofErr w:type="gramEnd"/>
+      <w:r>
+        <w:rPr>
+          <w:b w:val="0"/>
+          <w:bCs w:val="0"/>
+          <w:u w:val="single" w:color="BAC6C3"/>
+        </w:rPr>
+        <w:t>{</w:t>
+      </w:r>
+      <w:proofErr w:type="spellStart"/>
+      <w:proofErr w:type="gramStart"/>
+      <w:r>
+        <w:rPr>
+          <w:b w:val="0"/>
+          <w:bCs w:val="0"/>
+          <w:u w:val="single" w:color="BAC6C3"/>
+        </w:rPr>
+        <w:t>DT.FechaCadLic</w:t>
+      </w:r>
+      <w:proofErr w:type="spellEnd"/>
+      <w:proofErr w:type="gramEnd"/>
+      <w:r>
+        <w:rPr>
+          <w:b w:val="0"/>
+          <w:bCs w:val="0"/>
+          <w:u w:val="single" w:color="BAC6C3"/>
+        </w:rPr>
+        <w:t>}}</w:t>
       </w:r>
       <w:r>
         <w:rPr>
@@ -1720,7 +2013,15 @@
           <w:u w:val="single" w:color="BAC6C3"/>
         </w:rPr>
         <w:tab/>
-        <w:t xml:space="preserve">            </w:t>
+        <w:t xml:space="preserve">         </w:t>
+      </w:r>
+      <w:proofErr w:type="gramStart"/>
+      <w:r>
+        <w:rPr>
+          <w:rFonts w:ascii="Times New Roman" w:hAnsi="Times New Roman"/>
+          <w:u w:val="single" w:color="BAC6C3"/>
+        </w:rPr>
+        <w:t xml:space="preserve">   </w:t>
       </w:r>
       <w:r>
         <w:rPr>
@@ -1728,7 +2029,36 @@
           <w:bCs w:val="0"/>
           <w:u w:val="single" w:color="BAC6C3"/>
         </w:rPr>
-        <w:t>{{DT.FechaRenLic}}</w:t>
+        <w:t>{</w:t>
+      </w:r>
+      <w:proofErr w:type="gramEnd"/>
+      <w:r>
+        <w:rPr>
+          <w:b w:val="0"/>
+          <w:bCs w:val="0"/>
+          <w:u w:val="single" w:color="BAC6C3"/>
+        </w:rPr>
+        <w:t>{</w:t>
+      </w:r>
+      <w:proofErr w:type="spellStart"/>
+      <w:proofErr w:type="gramStart"/>
+      <w:r>
+        <w:rPr>
+          <w:b w:val="0"/>
+          <w:bCs w:val="0"/>
+          <w:u w:val="single" w:color="BAC6C3"/>
+        </w:rPr>
+        <w:t>DT.FechaRenLic</w:t>
+      </w:r>
+      <w:proofErr w:type="spellEnd"/>
+      <w:proofErr w:type="gramEnd"/>
+      <w:r>
+        <w:rPr>
+          <w:b w:val="0"/>
+          <w:bCs w:val="0"/>
+          <w:u w:val="single" w:color="BAC6C3"/>
+        </w:rPr>
+        <w:t>}}</w:t>
       </w:r>
       <w:r>
         <w:rPr>
@@ -2421,7 +2751,7 @@
           </mc:Choice>
           <mc:Fallback>
             <w:pict>
-              <v:shape w14:anchorId="615A3B10" id="Graphic 28" o:spid="_x0000_s1026" style="position:absolute;margin-left:28.3pt;margin-top:12.85pt;width:239.5pt;height:.1pt;z-index:-251666944;visibility:visible;mso-wrap-style:square;mso-wrap-distance-left:0;mso-wrap-distance-top:0;mso-wrap-distance-right:0;mso-wrap-distance-bottom:0;mso-position-horizontal:absolute;mso-position-horizontal-relative:page;mso-position-vertical:absolute;mso-position-vertical-relative:text;v-text-anchor:top" coordsize="3041650,1270" o:gfxdata="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" path="m,l3041641,e" filled="f" strokecolor="#bac6c3" strokeweight=".5pt">
+              <v:shape w14:anchorId="6B715ACF" id="Graphic 28" o:spid="_x0000_s1026" style="position:absolute;margin-left:28.3pt;margin-top:12.85pt;width:239.5pt;height:.1pt;z-index:-251666944;visibility:visible;mso-wrap-style:square;mso-wrap-distance-left:0;mso-wrap-distance-top:0;mso-wrap-distance-right:0;mso-wrap-distance-bottom:0;mso-position-horizontal:absolute;mso-position-horizontal-relative:page;mso-position-vertical:absolute;mso-position-vertical-relative:text;v-text-anchor:top" coordsize="3041650,1270" o:gfxdata="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" path="m,l3041641,e" filled="f" strokecolor="#bac6c3" strokeweight=".5pt">
                 <v:path arrowok="t"/>
                 <w10:wrap type="topAndBottom" anchorx="page"/>
               </v:shape>
@@ -2441,7 +2771,27 @@
           <w:bCs w:val="0"/>
           <w:sz w:val="19"/>
         </w:rPr>
-        <w:t>{{DT.Contacto}}</w:t>
+        <w:t>{{</w:t>
+      </w:r>
+      <w:proofErr w:type="spellStart"/>
+      <w:proofErr w:type="gramStart"/>
+      <w:r>
+        <w:rPr>
+          <w:b w:val="0"/>
+          <w:bCs w:val="0"/>
+          <w:sz w:val="19"/>
+        </w:rPr>
+        <w:t>DT.Contacto</w:t>
+      </w:r>
+      <w:proofErr w:type="spellEnd"/>
+      <w:proofErr w:type="gramEnd"/>
+      <w:r>
+        <w:rPr>
+          <w:b w:val="0"/>
+          <w:bCs w:val="0"/>
+          <w:sz w:val="19"/>
+        </w:rPr>
+        <w:t>}}</w:t>
       </w:r>
     </w:p>
     <w:p>
@@ -2558,7 +2908,7 @@
           </mc:Choice>
           <mc:Fallback>
             <w:pict>
-              <v:shape w14:anchorId="77844C61" id="Graphic 29" o:spid="_x0000_s1026" style="position:absolute;margin-left:28.3pt;margin-top:12.8pt;width:239.5pt;height:.1pt;z-index:-251664896;visibility:visible;mso-wrap-style:square;mso-wrap-distance-left:0;mso-wrap-distance-top:0;mso-wrap-distance-right:0;mso-wrap-distance-bottom:0;mso-position-horizontal:absolute;mso-position-horizontal-relative:page;mso-position-vertical:absolute;mso-position-vertical-relative:text;v-text-anchor:top" coordsize="3041650,1270" o:gfxdata="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" path="m,l3041641,e" filled="f" strokecolor="#bac6c3" strokeweight=".5pt">
+              <v:shape w14:anchorId="55E460CD" id="Graphic 29" o:spid="_x0000_s1026" style="position:absolute;margin-left:28.3pt;margin-top:12.8pt;width:239.5pt;height:.1pt;z-index:-251664896;visibility:visible;mso-wrap-style:square;mso-wrap-distance-left:0;mso-wrap-distance-top:0;mso-wrap-distance-right:0;mso-wrap-distance-bottom:0;mso-position-horizontal:absolute;mso-position-horizontal-relative:page;mso-position-vertical:absolute;mso-position-vertical-relative:text;v-text-anchor:top" coordsize="3041650,1270" o:gfxdata="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" path="m,l3041641,e" filled="f" strokecolor="#bac6c3" strokeweight=".5pt">
                 <v:path arrowok="t"/>
                 <w10:wrap type="topAndBottom" anchorx="page"/>
               </v:shape>
@@ -2578,7 +2928,27 @@
           <w:bCs w:val="0"/>
           <w:sz w:val="19"/>
         </w:rPr>
-        <w:t>{{DT.Parentesco}}</w:t>
+        <w:t>{{</w:t>
+      </w:r>
+      <w:proofErr w:type="spellStart"/>
+      <w:proofErr w:type="gramStart"/>
+      <w:r>
+        <w:rPr>
+          <w:b w:val="0"/>
+          <w:bCs w:val="0"/>
+          <w:sz w:val="19"/>
+        </w:rPr>
+        <w:t>DT.Parentesco</w:t>
+      </w:r>
+      <w:proofErr w:type="spellEnd"/>
+      <w:proofErr w:type="gramEnd"/>
+      <w:r>
+        <w:rPr>
+          <w:b w:val="0"/>
+          <w:bCs w:val="0"/>
+          <w:sz w:val="19"/>
+        </w:rPr>
+        <w:t>}}</w:t>
       </w:r>
     </w:p>
     <w:p>
@@ -2719,7 +3089,7 @@
           </mc:Choice>
           <mc:Fallback>
             <w:pict>
-              <v:shape w14:anchorId="761370D7" id="Graphic 30" o:spid="_x0000_s1026" style="position:absolute;margin-left:28.3pt;margin-top:12.8pt;width:239.5pt;height:.1pt;z-index:-251662848;visibility:visible;mso-wrap-style:square;mso-wrap-distance-left:0;mso-wrap-distance-top:0;mso-wrap-distance-right:0;mso-wrap-distance-bottom:0;mso-position-horizontal:absolute;mso-position-horizontal-relative:page;mso-position-vertical:absolute;mso-position-vertical-relative:text;v-text-anchor:top" coordsize="3041650,1270" o:gfxdata="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" path="m,l3041641,e" filled="f" strokecolor="#bac6c3" strokeweight=".5pt">
+              <v:shape w14:anchorId="3447F377" id="Graphic 30" o:spid="_x0000_s1026" style="position:absolute;margin-left:28.3pt;margin-top:12.8pt;width:239.5pt;height:.1pt;z-index:-251662848;visibility:visible;mso-wrap-style:square;mso-wrap-distance-left:0;mso-wrap-distance-top:0;mso-wrap-distance-right:0;mso-wrap-distance-bottom:0;mso-position-horizontal:absolute;mso-position-horizontal-relative:page;mso-position-vertical:absolute;mso-position-vertical-relative:text;v-text-anchor:top" coordsize="3041650,1270" o:gfxdata="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" path="m,l3041641,e" filled="f" strokecolor="#bac6c3" strokeweight=".5pt">
                 <v:path arrowok="t"/>
                 <w10:wrap type="topAndBottom" anchorx="page"/>
               </v:shape>
@@ -2739,7 +3109,27 @@
           <w:bCs w:val="0"/>
           <w:sz w:val="19"/>
         </w:rPr>
-        <w:t>{{DT.NumeroContacto}}</w:t>
+        <w:t>{{</w:t>
+      </w:r>
+      <w:proofErr w:type="spellStart"/>
+      <w:proofErr w:type="gramStart"/>
+      <w:r>
+        <w:rPr>
+          <w:b w:val="0"/>
+          <w:bCs w:val="0"/>
+          <w:sz w:val="19"/>
+        </w:rPr>
+        <w:t>DT.NumeroContacto</w:t>
+      </w:r>
+      <w:proofErr w:type="spellEnd"/>
+      <w:proofErr w:type="gramEnd"/>
+      <w:r>
+        <w:rPr>
+          <w:b w:val="0"/>
+          <w:bCs w:val="0"/>
+          <w:sz w:val="19"/>
+        </w:rPr>
+        <w:t>}}</w:t>
       </w:r>
     </w:p>
     <w:p>
@@ -2868,7 +3258,7 @@
           </mc:Choice>
           <mc:Fallback>
             <w:pict>
-              <v:shape w14:anchorId="1E8900D5" id="Graphic 31" o:spid="_x0000_s1026" style="position:absolute;margin-left:28.3pt;margin-top:12.8pt;width:239.5pt;height:.1pt;z-index:-251660800;visibility:visible;mso-wrap-style:square;mso-wrap-distance-left:0;mso-wrap-distance-top:0;mso-wrap-distance-right:0;mso-wrap-distance-bottom:0;mso-position-horizontal:absolute;mso-position-horizontal-relative:page;mso-position-vertical:absolute;mso-position-vertical-relative:text;v-text-anchor:top" coordsize="3041650,1270" o:gfxdata="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" path="m,l3041641,e" filled="f" strokecolor="#bac6c3" strokeweight=".5pt">
+              <v:shape w14:anchorId="21E68F86" id="Graphic 31" o:spid="_x0000_s1026" style="position:absolute;margin-left:28.3pt;margin-top:12.8pt;width:239.5pt;height:.1pt;z-index:-251660800;visibility:visible;mso-wrap-style:square;mso-wrap-distance-left:0;mso-wrap-distance-top:0;mso-wrap-distance-right:0;mso-wrap-distance-bottom:0;mso-position-horizontal:absolute;mso-position-horizontal-relative:page;mso-position-vertical:absolute;mso-position-vertical-relative:text;v-text-anchor:top" coordsize="3041650,1270" o:gfxdata="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" path="m,l3041641,e" filled="f" strokecolor="#bac6c3" strokeweight=".5pt">
                 <v:path arrowok="t"/>
                 <w10:wrap type="topAndBottom" anchorx="page"/>
               </v:shape>
@@ -2888,7 +3278,27 @@
           <w:bCs w:val="0"/>
           <w:sz w:val="19"/>
         </w:rPr>
-        <w:t>{{DT.Enfermedades}}</w:t>
+        <w:t>{{</w:t>
+      </w:r>
+      <w:proofErr w:type="spellStart"/>
+      <w:proofErr w:type="gramStart"/>
+      <w:r>
+        <w:rPr>
+          <w:b w:val="0"/>
+          <w:bCs w:val="0"/>
+          <w:sz w:val="19"/>
+        </w:rPr>
+        <w:t>DT.Enfermedades</w:t>
+      </w:r>
+      <w:proofErr w:type="spellEnd"/>
+      <w:proofErr w:type="gramEnd"/>
+      <w:r>
+        <w:rPr>
+          <w:b w:val="0"/>
+          <w:bCs w:val="0"/>
+          <w:sz w:val="19"/>
+        </w:rPr>
+        <w:t>}}</w:t>
       </w:r>
     </w:p>
     <w:p>
@@ -3005,7 +3415,7 @@
           </mc:Choice>
           <mc:Fallback>
             <w:pict>
-              <v:shape w14:anchorId="009B13DE" id="Graphic 32" o:spid="_x0000_s1026" style="position:absolute;margin-left:28.3pt;margin-top:12.8pt;width:239.5pt;height:.1pt;z-index:-251658752;visibility:visible;mso-wrap-style:square;mso-wrap-distance-left:0;mso-wrap-distance-top:0;mso-wrap-distance-right:0;mso-wrap-distance-bottom:0;mso-position-horizontal:absolute;mso-position-horizontal-relative:page;mso-position-vertical:absolute;mso-position-vertical-relative:text;v-text-anchor:top" coordsize="3041650,1270" o:gfxdata="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" path="m,l3041641,e" filled="f" strokecolor="#bac6c3" strokeweight=".5pt">
+              <v:shape w14:anchorId="23E93934" id="Graphic 32" o:spid="_x0000_s1026" style="position:absolute;margin-left:28.3pt;margin-top:12.8pt;width:239.5pt;height:.1pt;z-index:-251658752;visibility:visible;mso-wrap-style:square;mso-wrap-distance-left:0;mso-wrap-distance-top:0;mso-wrap-distance-right:0;mso-wrap-distance-bottom:0;mso-position-horizontal:absolute;mso-position-horizontal-relative:page;mso-position-vertical:absolute;mso-position-vertical-relative:text;v-text-anchor:top" coordsize="3041650,1270" o:gfxdata="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" path="m,l3041641,e" filled="f" strokecolor="#bac6c3" strokeweight=".5pt">
                 <v:path arrowok="t"/>
                 <w10:wrap type="topAndBottom" anchorx="page"/>
               </v:shape>
@@ -3025,7 +3435,27 @@
           <w:bCs w:val="0"/>
           <w:sz w:val="19"/>
         </w:rPr>
-        <w:t>{{DT.Medicamentos}}</w:t>
+        <w:t>{{</w:t>
+      </w:r>
+      <w:proofErr w:type="spellStart"/>
+      <w:proofErr w:type="gramStart"/>
+      <w:r>
+        <w:rPr>
+          <w:b w:val="0"/>
+          <w:bCs w:val="0"/>
+          <w:sz w:val="19"/>
+        </w:rPr>
+        <w:t>DT.Medicamentos</w:t>
+      </w:r>
+      <w:proofErr w:type="spellEnd"/>
+      <w:proofErr w:type="gramEnd"/>
+      <w:r>
+        <w:rPr>
+          <w:b w:val="0"/>
+          <w:bCs w:val="0"/>
+          <w:sz w:val="19"/>
+        </w:rPr>
+        <w:t>}}</w:t>
       </w:r>
     </w:p>
     <w:p>
@@ -3177,7 +3607,25 @@
                                   <w:i/>
                                   <w:sz w:val="14"/>
                                 </w:rPr>
-                                <w:t>"En una emergencia, tu infiormación y contactos pueden</w:t>
+                                <w:t xml:space="preserve">"En una emergencia, tu </w:t>
+                              </w:r>
+                              <w:proofErr w:type="spellStart"/>
+                              <w:r>
+                                <w:rPr>
+                                  <w:rFonts w:ascii="Verdana" w:hAnsi="Verdana"/>
+                                  <w:i/>
+                                  <w:sz w:val="14"/>
+                                </w:rPr>
+                                <w:t>infiormación</w:t>
+                              </w:r>
+                              <w:proofErr w:type="spellEnd"/>
+                              <w:r>
+                                <w:rPr>
+                                  <w:rFonts w:ascii="Verdana" w:hAnsi="Verdana"/>
+                                  <w:i/>
+                                  <w:sz w:val="14"/>
+                                </w:rPr>
+                                <w:t xml:space="preserve"> y contactos pueden</w:t>
                               </w:r>
                               <w:r>
                                 <w:rPr>
@@ -3222,6 +3670,7 @@
                                 </w:rPr>
                                 <w:t xml:space="preserve"> </w:t>
                               </w:r>
+                              <w:proofErr w:type="spellStart"/>
                               <w:r>
                                 <w:rPr>
                                   <w:rFonts w:ascii="Verdana" w:hAnsi="Verdana"/>
@@ -3230,6 +3679,7 @@
                                 </w:rPr>
                                 <w:t>difierencia</w:t>
                               </w:r>
+                              <w:proofErr w:type="spellEnd"/>
                               <w:r>
                                 <w:rPr>
                                   <w:rFonts w:ascii="Verdana" w:hAnsi="Verdana"/>
@@ -3256,6 +3706,7 @@
                                 </w:rPr>
                                 <w:t xml:space="preserve"> </w:t>
                               </w:r>
+                              <w:proofErr w:type="spellStart"/>
                               <w:r>
                                 <w:rPr>
                                   <w:rFonts w:ascii="Verdana" w:hAnsi="Verdana"/>
@@ -3264,6 +3715,7 @@
                                 </w:rPr>
                                 <w:t>fiacilitar</w:t>
                               </w:r>
+                              <w:proofErr w:type="spellEnd"/>
                               <w:r>
                                 <w:rPr>
                                   <w:rFonts w:ascii="Verdana" w:hAnsi="Verdana"/>
@@ -3620,7 +4072,25 @@
                             <w:i/>
                             <w:sz w:val="14"/>
                           </w:rPr>
-                          <w:t>"En una emergencia, tu infiormación y contactos pueden</w:t>
+                          <w:t xml:space="preserve">"En una emergencia, tu </w:t>
+                        </w:r>
+                        <w:proofErr w:type="spellStart"/>
+                        <w:r>
+                          <w:rPr>
+                            <w:rFonts w:ascii="Verdana" w:hAnsi="Verdana"/>
+                            <w:i/>
+                            <w:sz w:val="14"/>
+                          </w:rPr>
+                          <w:t>infiormación</w:t>
+                        </w:r>
+                        <w:proofErr w:type="spellEnd"/>
+                        <w:r>
+                          <w:rPr>
+                            <w:rFonts w:ascii="Verdana" w:hAnsi="Verdana"/>
+                            <w:i/>
+                            <w:sz w:val="14"/>
+                          </w:rPr>
+                          <w:t xml:space="preserve"> y contactos pueden</w:t>
                         </w:r>
                         <w:r>
                           <w:rPr>
@@ -3665,6 +4135,7 @@
                           </w:rPr>
                           <w:t xml:space="preserve"> </w:t>
                         </w:r>
+                        <w:proofErr w:type="spellStart"/>
                         <w:r>
                           <w:rPr>
                             <w:rFonts w:ascii="Verdana" w:hAnsi="Verdana"/>
@@ -3673,6 +4144,7 @@
                           </w:rPr>
                           <w:t>difierencia</w:t>
                         </w:r>
+                        <w:proofErr w:type="spellEnd"/>
                         <w:r>
                           <w:rPr>
                             <w:rFonts w:ascii="Verdana" w:hAnsi="Verdana"/>
@@ -3699,6 +4171,7 @@
                           </w:rPr>
                           <w:t xml:space="preserve"> </w:t>
                         </w:r>
+                        <w:proofErr w:type="spellStart"/>
                         <w:r>
                           <w:rPr>
                             <w:rFonts w:ascii="Verdana" w:hAnsi="Verdana"/>
@@ -3707,6 +4180,7 @@
                           </w:rPr>
                           <w:t>fiacilitar</w:t>
                         </w:r>
+                        <w:proofErr w:type="spellEnd"/>
                         <w:r>
                           <w:rPr>
                             <w:rFonts w:ascii="Verdana" w:hAnsi="Verdana"/>
@@ -4171,7 +4645,7 @@
           </mc:Choice>
           <mc:Fallback>
             <w:pict>
-              <v:group w14:anchorId="30BAAD91" id="Group 34" o:spid="_x0000_s1026" style="position:absolute;margin-left:36.4pt;margin-top:22.05pt;width:28.4pt;height:28.4pt;z-index:-251647488;mso-wrap-distance-left:0;mso-wrap-distance-right:0;mso-position-horizontal-relative:page;mso-height-relative:margin" coordsize="360680,360680" o:gfxdata="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">
+              <v:group w14:anchorId="1D0F33E1" id="Group 34" o:spid="_x0000_s1026" style="position:absolute;margin-left:36.4pt;margin-top:22.05pt;width:28.4pt;height:28.4pt;z-index:-251647488;mso-wrap-distance-left:0;mso-wrap-distance-right:0;mso-position-horizontal-relative:page;mso-height-relative:margin" coordsize="360680,360680" o:gfxdata="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">
                 <v:shape id="Graphic 35" o:spid="_x0000_s1027" style="position:absolute;width:360680;height:360680;visibility:visible;mso-wrap-style:square;v-text-anchor:top" coordsize="360680,360680" o:gfxdata="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" path="m360102,l109348,,66802,8598,32042,32042,8598,66802,,109349,,360103r254257,l295440,351780r33646,-22693l351778,295441r8324,-41182l360102,xe" fillcolor="#e90028" stroked="f">
                   <v:path arrowok="t"/>
                 </v:shape>
@@ -4256,7 +4730,7 @@
           </mc:Choice>
           <mc:Fallback>
             <w:pict>
-              <v:shape w14:anchorId="36DA4FD2" id="Graphic 33" o:spid="_x0000_s1026" style="position:absolute;margin-left:28.3pt;margin-top:12.8pt;width:239.5pt;height:.1pt;z-index:-251654656;visibility:visible;mso-wrap-style:square;mso-wrap-distance-left:0;mso-wrap-distance-top:0;mso-wrap-distance-right:0;mso-wrap-distance-bottom:0;mso-position-horizontal:absolute;mso-position-horizontal-relative:page;mso-position-vertical:absolute;mso-position-vertical-relative:text;v-text-anchor:top" coordsize="3041650,1270" o:gfxdata="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" path="m,l3041641,e" filled="f" strokecolor="#bac6c3" strokeweight=".5pt">
+              <v:shape w14:anchorId="0C3111E9" id="Graphic 33" o:spid="_x0000_s1026" style="position:absolute;margin-left:28.3pt;margin-top:12.8pt;width:239.5pt;height:.1pt;z-index:-251654656;visibility:visible;mso-wrap-style:square;mso-wrap-distance-left:0;mso-wrap-distance-top:0;mso-wrap-distance-right:0;mso-wrap-distance-bottom:0;mso-position-horizontal:absolute;mso-position-horizontal-relative:page;mso-position-vertical:absolute;mso-position-vertical-relative:text;v-text-anchor:top" coordsize="3041650,1270" o:gfxdata="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" path="m,l3041641,e" filled="f" strokecolor="#bac6c3" strokeweight=".5pt">
                 <v:path arrowok="t"/>
                 <w10:wrap type="topAndBottom" anchorx="page"/>
               </v:shape>
@@ -4276,7 +4750,27 @@
           <w:bCs w:val="0"/>
           <w:sz w:val="19"/>
         </w:rPr>
-        <w:t>{{DT.Alergias}}</w:t>
+        <w:t>{{</w:t>
+      </w:r>
+      <w:proofErr w:type="spellStart"/>
+      <w:proofErr w:type="gramStart"/>
+      <w:r>
+        <w:rPr>
+          <w:b w:val="0"/>
+          <w:bCs w:val="0"/>
+          <w:sz w:val="19"/>
+        </w:rPr>
+        <w:t>DT.Alergias</w:t>
+      </w:r>
+      <w:proofErr w:type="spellEnd"/>
+      <w:proofErr w:type="gramEnd"/>
+      <w:r>
+        <w:rPr>
+          <w:b w:val="0"/>
+          <w:bCs w:val="0"/>
+          <w:sz w:val="19"/>
+        </w:rPr>
+        <w:t>}}</w:t>
       </w:r>
     </w:p>
     <w:p>
@@ -5127,7 +5621,25 @@
                 <w:sz w:val="12"/>
                 <w:szCs w:val="20"/>
               </w:rPr>
-              <w:t>{{VA.T1}}</w:t>
+              <w:t>{{</w:t>
+            </w:r>
+            <w:proofErr w:type="gramStart"/>
+            <w:r>
+              <w:rPr>
+                <w:rFonts w:ascii="Times New Roman"/>
+                <w:sz w:val="12"/>
+                <w:szCs w:val="20"/>
+              </w:rPr>
+              <w:t>VA.T</w:t>
+            </w:r>
+            <w:proofErr w:type="gramEnd"/>
+            <w:r>
+              <w:rPr>
+                <w:rFonts w:ascii="Times New Roman"/>
+                <w:sz w:val="12"/>
+                <w:szCs w:val="20"/>
+              </w:rPr>
+              <w:t>1}}</w:t>
             </w:r>
           </w:p>
         </w:tc>
@@ -5150,7 +5662,25 @@
                 <w:sz w:val="12"/>
                 <w:szCs w:val="20"/>
               </w:rPr>
-              <w:t>{{VA.T2}}</w:t>
+              <w:t>{{</w:t>
+            </w:r>
+            <w:proofErr w:type="gramStart"/>
+            <w:r>
+              <w:rPr>
+                <w:rFonts w:ascii="Times New Roman"/>
+                <w:sz w:val="12"/>
+                <w:szCs w:val="20"/>
+              </w:rPr>
+              <w:t>VA.T</w:t>
+            </w:r>
+            <w:proofErr w:type="gramEnd"/>
+            <w:r>
+              <w:rPr>
+                <w:rFonts w:ascii="Times New Roman"/>
+                <w:sz w:val="12"/>
+                <w:szCs w:val="20"/>
+              </w:rPr>
+              <w:t>2}}</w:t>
             </w:r>
           </w:p>
         </w:tc>
@@ -5173,7 +5703,25 @@
                 <w:sz w:val="12"/>
                 <w:szCs w:val="20"/>
               </w:rPr>
-              <w:t>{{VA.T3}}</w:t>
+              <w:t>{{</w:t>
+            </w:r>
+            <w:proofErr w:type="gramStart"/>
+            <w:r>
+              <w:rPr>
+                <w:rFonts w:ascii="Times New Roman"/>
+                <w:sz w:val="12"/>
+                <w:szCs w:val="20"/>
+              </w:rPr>
+              <w:t>VA.T</w:t>
+            </w:r>
+            <w:proofErr w:type="gramEnd"/>
+            <w:r>
+              <w:rPr>
+                <w:rFonts w:ascii="Times New Roman"/>
+                <w:sz w:val="12"/>
+                <w:szCs w:val="20"/>
+              </w:rPr>
+              <w:t>3}}</w:t>
             </w:r>
           </w:p>
         </w:tc>
@@ -5196,7 +5744,25 @@
                 <w:sz w:val="12"/>
                 <w:szCs w:val="20"/>
               </w:rPr>
-              <w:t>{{VA.T4}}</w:t>
+              <w:t>{{</w:t>
+            </w:r>
+            <w:proofErr w:type="gramStart"/>
+            <w:r>
+              <w:rPr>
+                <w:rFonts w:ascii="Times New Roman"/>
+                <w:sz w:val="12"/>
+                <w:szCs w:val="20"/>
+              </w:rPr>
+              <w:t>VA.T</w:t>
+            </w:r>
+            <w:proofErr w:type="gramEnd"/>
+            <w:r>
+              <w:rPr>
+                <w:rFonts w:ascii="Times New Roman"/>
+                <w:sz w:val="12"/>
+                <w:szCs w:val="20"/>
+              </w:rPr>
+              <w:t>4}}</w:t>
             </w:r>
           </w:p>
         </w:tc>
@@ -5219,7 +5785,25 @@
                 <w:sz w:val="12"/>
                 <w:szCs w:val="20"/>
               </w:rPr>
-              <w:t>{{VA.T5}}</w:t>
+              <w:t>{{</w:t>
+            </w:r>
+            <w:proofErr w:type="gramStart"/>
+            <w:r>
+              <w:rPr>
+                <w:rFonts w:ascii="Times New Roman"/>
+                <w:sz w:val="12"/>
+                <w:szCs w:val="20"/>
+              </w:rPr>
+              <w:t>VA.T</w:t>
+            </w:r>
+            <w:proofErr w:type="gramEnd"/>
+            <w:r>
+              <w:rPr>
+                <w:rFonts w:ascii="Times New Roman"/>
+                <w:sz w:val="12"/>
+                <w:szCs w:val="20"/>
+              </w:rPr>
+              <w:t>5}}</w:t>
             </w:r>
           </w:p>
         </w:tc>
@@ -5291,7 +5875,25 @@
                 <w:sz w:val="12"/>
                 <w:szCs w:val="20"/>
               </w:rPr>
-              <w:t>{{VA.F1}}</w:t>
+              <w:t>{{</w:t>
+            </w:r>
+            <w:proofErr w:type="gramStart"/>
+            <w:r>
+              <w:rPr>
+                <w:rFonts w:ascii="Times New Roman"/>
+                <w:sz w:val="12"/>
+                <w:szCs w:val="20"/>
+              </w:rPr>
+              <w:t>VA.F</w:t>
+            </w:r>
+            <w:proofErr w:type="gramEnd"/>
+            <w:r>
+              <w:rPr>
+                <w:rFonts w:ascii="Times New Roman"/>
+                <w:sz w:val="12"/>
+                <w:szCs w:val="20"/>
+              </w:rPr>
+              <w:t>1}}</w:t>
             </w:r>
           </w:p>
         </w:tc>
@@ -5381,7 +5983,27 @@
                 <w:w w:val="110"/>
                 <w:sz w:val="14"/>
               </w:rPr>
-              <w:t>Tifoidea (personal de salud, catering, menejo integral de desechos)</w:t>
+              <w:t xml:space="preserve">Tifoidea (personal de salud, catering, </w:t>
+            </w:r>
+            <w:proofErr w:type="spellStart"/>
+            <w:r>
+              <w:rPr>
+                <w:rFonts w:ascii="Tahoma"/>
+                <w:spacing w:val="-2"/>
+                <w:w w:val="110"/>
+                <w:sz w:val="14"/>
+              </w:rPr>
+              <w:t>menejo</w:t>
+            </w:r>
+            <w:proofErr w:type="spellEnd"/>
+            <w:r>
+              <w:rPr>
+                <w:rFonts w:ascii="Tahoma"/>
+                <w:spacing w:val="-2"/>
+                <w:w w:val="110"/>
+                <w:sz w:val="14"/>
+              </w:rPr>
+              <w:t xml:space="preserve"> integral de desechos)</w:t>
             </w:r>
           </w:p>
         </w:tc>
@@ -5592,6 +6214,7 @@
                 <w:sz w:val="14"/>
               </w:rPr>
             </w:pPr>
+            <w:proofErr w:type="spellStart"/>
             <w:r>
               <w:rPr>
                 <w:rFonts w:ascii="Tahoma"/>
@@ -5600,6 +6223,7 @@
               </w:rPr>
               <w:t>Covid</w:t>
             </w:r>
+            <w:proofErr w:type="spellEnd"/>
             <w:r>
               <w:rPr>
                 <w:rFonts w:ascii="Tahoma"/>
@@ -5866,7 +6490,25 @@
                 <w:rFonts w:ascii="Times New Roman"/>
                 <w:sz w:val="14"/>
               </w:rPr>
-              <w:t xml:space="preserve">   {{DT.FechaExa}}</w:t>
+              <w:t xml:space="preserve">   {{</w:t>
+            </w:r>
+            <w:proofErr w:type="spellStart"/>
+            <w:proofErr w:type="gramStart"/>
+            <w:r>
+              <w:rPr>
+                <w:rFonts w:ascii="Times New Roman"/>
+                <w:sz w:val="14"/>
+              </w:rPr>
+              <w:t>DT.FechaExa</w:t>
+            </w:r>
+            <w:proofErr w:type="spellEnd"/>
+            <w:proofErr w:type="gramEnd"/>
+            <w:r>
+              <w:rPr>
+                <w:rFonts w:ascii="Times New Roman"/>
+                <w:sz w:val="14"/>
+              </w:rPr>
+              <w:t>}}</w:t>
             </w:r>
           </w:p>
         </w:tc>
@@ -5970,7 +6612,25 @@
                 <w:rFonts w:ascii="Times New Roman"/>
                 <w:sz w:val="14"/>
               </w:rPr>
-              <w:t xml:space="preserve">   {{DT.Lugar}}</w:t>
+              <w:t xml:space="preserve">   {{</w:t>
+            </w:r>
+            <w:proofErr w:type="spellStart"/>
+            <w:proofErr w:type="gramStart"/>
+            <w:r>
+              <w:rPr>
+                <w:rFonts w:ascii="Times New Roman"/>
+                <w:sz w:val="14"/>
+              </w:rPr>
+              <w:t>DT.Lugar</w:t>
+            </w:r>
+            <w:proofErr w:type="spellEnd"/>
+            <w:proofErr w:type="gramEnd"/>
+            <w:r>
+              <w:rPr>
+                <w:rFonts w:ascii="Times New Roman"/>
+                <w:sz w:val="14"/>
+              </w:rPr>
+              <w:t>}}</w:t>
             </w:r>
           </w:p>
         </w:tc>
@@ -6078,21 +6738,57 @@
                 <w:rFonts w:ascii="Times New Roman"/>
                 <w:sz w:val="14"/>
               </w:rPr>
-              <w:t xml:space="preserve">   {{DT.NombreMedico}} </w:t>
-            </w:r>
+              <w:t xml:space="preserve">   {{</w:t>
+            </w:r>
+            <w:proofErr w:type="spellStart"/>
+            <w:proofErr w:type="gramStart"/>
             <w:r>
               <w:rPr>
                 <w:rFonts w:ascii="Times New Roman"/>
                 <w:sz w:val="14"/>
               </w:rPr>
-              <w:t>–</w:t>
-            </w:r>
+              <w:t>DT.NombreMedico</w:t>
+            </w:r>
+            <w:proofErr w:type="spellEnd"/>
+            <w:proofErr w:type="gramEnd"/>
             <w:r>
               <w:rPr>
                 <w:rFonts w:ascii="Times New Roman"/>
                 <w:sz w:val="14"/>
               </w:rPr>
-              <w:t xml:space="preserve"> {{DT.CedulaMedico}}</w:t>
+              <w:t xml:space="preserve">}} </w:t>
+            </w:r>
+            <w:r>
+              <w:rPr>
+                <w:rFonts w:ascii="Times New Roman"/>
+                <w:sz w:val="14"/>
+              </w:rPr>
+              <w:t>–</w:t>
+            </w:r>
+            <w:r>
+              <w:rPr>
+                <w:rFonts w:ascii="Times New Roman"/>
+                <w:sz w:val="14"/>
+              </w:rPr>
+              <w:t xml:space="preserve"> {{</w:t>
+            </w:r>
+            <w:proofErr w:type="spellStart"/>
+            <w:proofErr w:type="gramStart"/>
+            <w:r>
+              <w:rPr>
+                <w:rFonts w:ascii="Times New Roman"/>
+                <w:sz w:val="14"/>
+              </w:rPr>
+              <w:t>DT.CedulaMedico</w:t>
+            </w:r>
+            <w:proofErr w:type="spellEnd"/>
+            <w:proofErr w:type="gramEnd"/>
+            <w:r>
+              <w:rPr>
+                <w:rFonts w:ascii="Times New Roman"/>
+                <w:sz w:val="14"/>
+              </w:rPr>
+              <w:t>}}</w:t>
             </w:r>
           </w:p>
         </w:tc>
@@ -6262,7 +6958,25 @@
                 <w:rFonts w:ascii="Times New Roman"/>
                 <w:sz w:val="14"/>
               </w:rPr>
-              <w:t xml:space="preserve">   {{DT.Sangre}}</w:t>
+              <w:t xml:space="preserve">   {{</w:t>
+            </w:r>
+            <w:proofErr w:type="spellStart"/>
+            <w:proofErr w:type="gramStart"/>
+            <w:r>
+              <w:rPr>
+                <w:rFonts w:ascii="Times New Roman"/>
+                <w:sz w:val="14"/>
+              </w:rPr>
+              <w:t>DT.Sangre</w:t>
+            </w:r>
+            <w:proofErr w:type="spellEnd"/>
+            <w:proofErr w:type="gramEnd"/>
+            <w:r>
+              <w:rPr>
+                <w:rFonts w:ascii="Times New Roman"/>
+                <w:sz w:val="14"/>
+              </w:rPr>
+              <w:t>}}</w:t>
             </w:r>
           </w:p>
         </w:tc>
@@ -6285,6 +6999,7 @@
                 <w:sz w:val="14"/>
               </w:rPr>
             </w:pPr>
+            <w:proofErr w:type="spellStart"/>
             <w:r>
               <w:rPr>
                 <w:rFonts w:ascii="Tahoma" w:hAnsi="Tahoma"/>
@@ -6294,6 +7009,7 @@
               </w:rPr>
               <w:t>Alergías</w:t>
             </w:r>
+            <w:proofErr w:type="spellEnd"/>
           </w:p>
         </w:tc>
         <w:tc>
@@ -6315,7 +7031,25 @@
                 <w:rFonts w:ascii="Times New Roman"/>
                 <w:sz w:val="14"/>
               </w:rPr>
-              <w:t xml:space="preserve">   {{DT.Alergias}}</w:t>
+              <w:t xml:space="preserve">   {{</w:t>
+            </w:r>
+            <w:proofErr w:type="spellStart"/>
+            <w:proofErr w:type="gramStart"/>
+            <w:r>
+              <w:rPr>
+                <w:rFonts w:ascii="Times New Roman"/>
+                <w:sz w:val="14"/>
+              </w:rPr>
+              <w:t>DT.Alergias</w:t>
+            </w:r>
+            <w:proofErr w:type="spellEnd"/>
+            <w:proofErr w:type="gramEnd"/>
+            <w:r>
+              <w:rPr>
+                <w:rFonts w:ascii="Times New Roman"/>
+                <w:sz w:val="14"/>
+              </w:rPr>
+              <w:t>}}</w:t>
             </w:r>
           </w:p>
         </w:tc>
@@ -6385,7 +7119,25 @@
                 <w:rFonts w:ascii="Times New Roman"/>
                 <w:sz w:val="14"/>
               </w:rPr>
-              <w:t xml:space="preserve">   {{DT.Aptitud}}</w:t>
+              <w:t xml:space="preserve">   {{</w:t>
+            </w:r>
+            <w:proofErr w:type="spellStart"/>
+            <w:proofErr w:type="gramStart"/>
+            <w:r>
+              <w:rPr>
+                <w:rFonts w:ascii="Times New Roman"/>
+                <w:sz w:val="14"/>
+              </w:rPr>
+              <w:t>DT.Aptitud</w:t>
+            </w:r>
+            <w:proofErr w:type="spellEnd"/>
+            <w:proofErr w:type="gramEnd"/>
+            <w:r>
+              <w:rPr>
+                <w:rFonts w:ascii="Times New Roman"/>
+                <w:sz w:val="14"/>
+              </w:rPr>
+              <w:t>}}</w:t>
             </w:r>
           </w:p>
         </w:tc>
@@ -6468,7 +7220,25 @@
                 <w:rFonts w:ascii="Times New Roman"/>
                 <w:sz w:val="14"/>
               </w:rPr>
-              <w:t>{{DT.FechaExaCad}}</w:t>
+              <w:t>{{</w:t>
+            </w:r>
+            <w:proofErr w:type="spellStart"/>
+            <w:proofErr w:type="gramStart"/>
+            <w:r>
+              <w:rPr>
+                <w:rFonts w:ascii="Times New Roman"/>
+                <w:sz w:val="14"/>
+              </w:rPr>
+              <w:t>DT.FechaExaCad</w:t>
+            </w:r>
+            <w:proofErr w:type="spellEnd"/>
+            <w:proofErr w:type="gramEnd"/>
+            <w:r>
+              <w:rPr>
+                <w:rFonts w:ascii="Times New Roman"/>
+                <w:sz w:val="14"/>
+              </w:rPr>
+              <w:t>}}</w:t>
             </w:r>
           </w:p>
         </w:tc>
@@ -6521,7 +7291,25 @@
                 <w:rFonts w:ascii="Times New Roman"/>
                 <w:sz w:val="14"/>
               </w:rPr>
-              <w:t xml:space="preserve">   {{DT.Restricciones}}</w:t>
+              <w:t xml:space="preserve">   {{</w:t>
+            </w:r>
+            <w:proofErr w:type="spellStart"/>
+            <w:proofErr w:type="gramStart"/>
+            <w:r>
+              <w:rPr>
+                <w:rFonts w:ascii="Times New Roman"/>
+                <w:sz w:val="14"/>
+              </w:rPr>
+              <w:t>DT.Restricciones</w:t>
+            </w:r>
+            <w:proofErr w:type="spellEnd"/>
+            <w:proofErr w:type="gramEnd"/>
+            <w:r>
+              <w:rPr>
+                <w:rFonts w:ascii="Times New Roman"/>
+                <w:sz w:val="14"/>
+              </w:rPr>
+              <w:t>}}</w:t>
             </w:r>
           </w:p>
         </w:tc>
@@ -9132,22 +9920,41 @@
                   <w:tcW w:w="2223" w:type="dxa"/>
                 </w:tcPr>
                 <w:p>
-                  <w:pPr>
-                    <w:spacing w:before="69"/>
-                    <w:rPr>
-                      <w:rFonts w:ascii="Arial MT"/>
-                      <w:sz w:val="8"/>
-                      <w:szCs w:val="2"/>
-                    </w:rPr>
-                  </w:pPr>
                   <w:r>
-                    <w:rPr>
-                      <w:rFonts w:ascii="Arial MT"/>
-                      <w:sz w:val="8"/>
-                      <w:szCs w:val="2"/>
-                    </w:rPr>
                     <w:lastRenderedPageBreak/>
-                    <w:t>{% tr for item in EmpleadoMes %}</w:t>
+                    <w:t xml:space="preserve">{% </w:t>
+                  </w:r>
+                  <w:proofErr w:type="spellStart"/>
+                  <w:r>
+                    <w:t>tr</w:t>
+                  </w:r>
+                  <w:proofErr w:type="spellEnd"/>
+                  <w:r>
+                    <w:t xml:space="preserve"> </w:t>
+                  </w:r>
+                  <w:proofErr w:type="spellStart"/>
+                  <w:r>
+                    <w:t>for</w:t>
+                  </w:r>
+                  <w:proofErr w:type="spellEnd"/>
+                  <w:r>
+                    <w:t xml:space="preserve"> </w:t>
+                  </w:r>
+                  <w:proofErr w:type="spellStart"/>
+                  <w:r>
+                    <w:t>item</w:t>
+                  </w:r>
+                  <w:proofErr w:type="spellEnd"/>
+                  <w:r>
+                    <w:t xml:space="preserve"> in </w:t>
+                  </w:r>
+                  <w:proofErr w:type="spellStart"/>
+                  <w:r>
+                    <w:t>EmpleadoMes</w:t>
+                  </w:r>
+                  <w:proofErr w:type="spellEnd"/>
+                  <w:r>
+                    <w:t xml:space="preserve"> %}</w:t>
                   </w:r>
                 </w:p>
               </w:tc>
@@ -9193,7 +10000,7 @@
                     <mc:AlternateContent>
                       <mc:Choice Requires="wps">
                         <w:drawing>
-                          <wp:anchor distT="0" distB="0" distL="114300" distR="114300" simplePos="0" relativeHeight="251662336" behindDoc="1" locked="0" layoutInCell="1" allowOverlap="1" wp14:anchorId="2226D5D3" wp14:editId="46E5C2B7">
+                          <wp:anchor distT="0" distB="0" distL="114300" distR="114300" simplePos="0" relativeHeight="251661312" behindDoc="1" locked="0" layoutInCell="1" allowOverlap="1" wp14:anchorId="2226D5D3" wp14:editId="46E5C2B7">
                             <wp:simplePos x="0" y="0"/>
                             <wp:positionH relativeFrom="column">
                               <wp:posOffset>-51977</wp:posOffset>
@@ -9251,7 +10058,7 @@
                       </mc:Choice>
                       <mc:Fallback>
                         <w:pict>
-                          <v:roundrect w14:anchorId="0038A670" id="Rectángulo: esquinas redondeadas 289" o:spid="_x0000_s1026" style="position:absolute;margin-left:-4.1pt;margin-top:.35pt;width:245.15pt;height:85.4pt;z-index:-251654144;visibility:visible;mso-wrap-style:square;mso-width-percent:0;mso-height-percent:0;mso-wrap-distance-left:9pt;mso-wrap-distance-top:0;mso-wrap-distance-right:9pt;mso-wrap-distance-bottom:0;mso-position-horizontal:absolute;mso-position-horizontal-relative:text;mso-position-vertical:absolute;mso-position-vertical-relative:text;mso-width-percent:0;mso-height-percent:0;mso-width-relative:margin;mso-height-relative:margin;v-text-anchor:middle" arcsize="5847f" o:gfxdata="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" filled="f" strokecolor="#1c334e"/>
+                          <v:roundrect w14:anchorId="31222696" id="Rectángulo: esquinas redondeadas 289" o:spid="_x0000_s1026" style="position:absolute;margin-left:-4.1pt;margin-top:.35pt;width:245.15pt;height:85.4pt;z-index:-251655168;visibility:visible;mso-wrap-style:square;mso-width-percent:0;mso-height-percent:0;mso-wrap-distance-left:9pt;mso-wrap-distance-top:0;mso-wrap-distance-right:9pt;mso-wrap-distance-bottom:0;mso-position-horizontal:absolute;mso-position-horizontal-relative:text;mso-position-vertical:absolute;mso-position-vertical-relative:text;mso-width-percent:0;mso-height-percent:0;mso-width-relative:margin;mso-height-relative:margin;v-text-anchor:middle" arcsize="5847f" o:gfxdata="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" filled="f" strokecolor="#1c334e"/>
                         </w:pict>
                       </mc:Fallback>
                     </mc:AlternateContent>
@@ -9263,7 +10070,7 @@
                       <w:szCs w:val="10"/>
                     </w:rPr>
                     <w:drawing>
-                      <wp:anchor distT="0" distB="0" distL="114300" distR="114300" simplePos="0" relativeHeight="251658240" behindDoc="0" locked="0" layoutInCell="1" allowOverlap="1" wp14:anchorId="776BAFC2" wp14:editId="7942980A">
+                      <wp:anchor distT="0" distB="0" distL="114300" distR="114300" simplePos="0" relativeHeight="251657216" behindDoc="0" locked="0" layoutInCell="1" allowOverlap="1" wp14:anchorId="776BAFC2" wp14:editId="7942980A">
                         <wp:simplePos x="0" y="0"/>
                         <wp:positionH relativeFrom="column">
                           <wp:posOffset>635</wp:posOffset>
@@ -9313,7 +10120,7 @@
                     <mc:AlternateContent>
                       <mc:Choice Requires="wps">
                         <w:drawing>
-                          <wp:anchor distT="0" distB="0" distL="114300" distR="114300" simplePos="0" relativeHeight="251660288" behindDoc="0" locked="0" layoutInCell="1" allowOverlap="1" wp14:anchorId="0ACFAD80" wp14:editId="5C3FB056">
+                          <wp:anchor distT="0" distB="0" distL="114300" distR="114300" simplePos="0" relativeHeight="251659264" behindDoc="0" locked="0" layoutInCell="1" allowOverlap="1" wp14:anchorId="0ACFAD80" wp14:editId="5C3FB056">
                             <wp:simplePos x="0" y="0"/>
                             <wp:positionH relativeFrom="column">
                               <wp:posOffset>41972</wp:posOffset>
@@ -9348,13 +10155,33 @@
                                             <w:sz w:val="14"/>
                                           </w:rPr>
                                         </w:pPr>
+                                        <w:proofErr w:type="gramStart"/>
                                         <w:r>
                                           <w:rPr>
                                             <w:color w:val="FFFFFF"/>
                                             <w:spacing w:val="-10"/>
                                             <w:sz w:val="14"/>
                                           </w:rPr>
-                                          <w:t>{{ item.ID }}</w:t>
+                                          <w:t xml:space="preserve">{{ </w:t>
+                                        </w:r>
+                                        <w:proofErr w:type="spellStart"/>
+                                        <w:r>
+                                          <w:rPr>
+                                            <w:color w:val="FFFFFF"/>
+                                            <w:spacing w:val="-10"/>
+                                            <w:sz w:val="14"/>
+                                          </w:rPr>
+                                          <w:t>item.ID</w:t>
+                                        </w:r>
+                                        <w:proofErr w:type="spellEnd"/>
+                                        <w:proofErr w:type="gramEnd"/>
+                                        <w:r>
+                                          <w:rPr>
+                                            <w:color w:val="FFFFFF"/>
+                                            <w:spacing w:val="-10"/>
+                                            <w:sz w:val="14"/>
+                                          </w:rPr>
+                                          <w:t xml:space="preserve"> }}</w:t>
                                         </w:r>
                                       </w:p>
                                     </w:txbxContent>
@@ -9370,7 +10197,7 @@
                       </mc:Choice>
                       <mc:Fallback>
                         <w:pict>
-                          <v:shape w14:anchorId="0ACFAD80" id="Textbox 387" o:spid="_x0000_s1048" type="#_x0000_t202" style="position:absolute;margin-left:3.3pt;margin-top:3.9pt;width:5.8pt;height:10.4pt;z-index:251660288;visibility:visible;mso-wrap-style:square;mso-wrap-distance-left:9pt;mso-wrap-distance-top:0;mso-wrap-distance-right:9pt;mso-wrap-distance-bottom:0;mso-position-horizontal:absolute;mso-position-horizontal-relative:text;mso-position-vertical:absolute;mso-position-vertical-relative:text;v-text-anchor:top" o:gfxdata="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" filled="f" stroked="f">
+                          <v:shape w14:anchorId="0ACFAD80" id="Textbox 387" o:spid="_x0000_s1048" type="#_x0000_t202" style="position:absolute;margin-left:3.3pt;margin-top:3.9pt;width:5.8pt;height:10.4pt;z-index:251659264;visibility:visible;mso-wrap-style:square;mso-wrap-distance-left:9pt;mso-wrap-distance-top:0;mso-wrap-distance-right:9pt;mso-wrap-distance-bottom:0;mso-position-horizontal:absolute;mso-position-horizontal-relative:text;mso-position-vertical:absolute;mso-position-vertical-relative:text;v-text-anchor:top" o:gfxdata="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" filled="f" stroked="f">
                             <v:textbox inset="0,0,0,0">
                               <w:txbxContent>
                                 <w:p>
@@ -9380,13 +10207,33 @@
                                       <w:sz w:val="14"/>
                                     </w:rPr>
                                   </w:pPr>
+                                  <w:proofErr w:type="gramStart"/>
                                   <w:r>
                                     <w:rPr>
                                       <w:color w:val="FFFFFF"/>
                                       <w:spacing w:val="-10"/>
                                       <w:sz w:val="14"/>
                                     </w:rPr>
-                                    <w:t>{{ item.ID }}</w:t>
+                                    <w:t xml:space="preserve">{{ </w:t>
+                                  </w:r>
+                                  <w:proofErr w:type="spellStart"/>
+                                  <w:r>
+                                    <w:rPr>
+                                      <w:color w:val="FFFFFF"/>
+                                      <w:spacing w:val="-10"/>
+                                      <w:sz w:val="14"/>
+                                    </w:rPr>
+                                    <w:t>item.ID</w:t>
+                                  </w:r>
+                                  <w:proofErr w:type="spellEnd"/>
+                                  <w:proofErr w:type="gramEnd"/>
+                                  <w:r>
+                                    <w:rPr>
+                                      <w:color w:val="FFFFFF"/>
+                                      <w:spacing w:val="-10"/>
+                                      <w:sz w:val="14"/>
+                                    </w:rPr>
+                                    <w:t xml:space="preserve"> }}</w:t>
                                   </w:r>
                                 </w:p>
                               </w:txbxContent>
@@ -9404,7 +10251,7 @@
                       <w:szCs w:val="10"/>
                     </w:rPr>
                     <w:drawing>
-                      <wp:anchor distT="0" distB="0" distL="114300" distR="114300" simplePos="0" relativeHeight="251654144" behindDoc="0" locked="0" layoutInCell="1" allowOverlap="1" wp14:anchorId="125CACDC" wp14:editId="086030B1">
+                      <wp:anchor distT="0" distB="0" distL="114300" distR="114300" simplePos="0" relativeHeight="251653120" behindDoc="0" locked="0" layoutInCell="1" allowOverlap="1" wp14:anchorId="125CACDC" wp14:editId="086030B1">
                         <wp:simplePos x="0" y="0"/>
                         <wp:positionH relativeFrom="column">
                           <wp:posOffset>388140</wp:posOffset>
@@ -9494,7 +10341,7 @@
                     <mc:AlternateContent>
                       <mc:Choice Requires="wps">
                         <w:drawing>
-                          <wp:anchor distT="0" distB="0" distL="114300" distR="114300" simplePos="0" relativeHeight="251656192" behindDoc="0" locked="0" layoutInCell="1" allowOverlap="1" wp14:anchorId="6D38B5B0" wp14:editId="339F1467">
+                          <wp:anchor distT="0" distB="0" distL="114300" distR="114300" simplePos="0" relativeHeight="251655168" behindDoc="0" locked="0" layoutInCell="1" allowOverlap="1" wp14:anchorId="6D38B5B0" wp14:editId="339F1467">
                             <wp:simplePos x="0" y="0"/>
                             <wp:positionH relativeFrom="column">
                               <wp:posOffset>151665</wp:posOffset>
@@ -9561,7 +10408,7 @@
                       </mc:Choice>
                       <mc:Fallback>
                         <w:pict>
-                          <v:shape w14:anchorId="3718EE73" id="Graphic 364" o:spid="_x0000_s1026" style="position:absolute;margin-left:11.95pt;margin-top:14.4pt;width:69.5pt;height:1.7pt;z-index:251656192;visibility:visible;mso-wrap-style:square;mso-wrap-distance-left:9pt;mso-wrap-distance-top:0;mso-wrap-distance-right:9pt;mso-wrap-distance-bottom:0;mso-position-horizontal:absolute;mso-position-horizontal-relative:text;mso-position-vertical:absolute;mso-position-vertical-relative:text;v-text-anchor:top" coordsize="882650,21590" o:gfxdata="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" path="m882087,l,,,21343r882087,l882087,xe" fillcolor="#e90028" stroked="f">
+                          <v:shape w14:anchorId="2750C8D7" id="Graphic 364" o:spid="_x0000_s1026" style="position:absolute;margin-left:11.95pt;margin-top:14.4pt;width:69.5pt;height:1.7pt;z-index:251655168;visibility:visible;mso-wrap-style:square;mso-wrap-distance-left:9pt;mso-wrap-distance-top:0;mso-wrap-distance-right:9pt;mso-wrap-distance-bottom:0;mso-position-horizontal:absolute;mso-position-horizontal-relative:text;mso-position-vertical:absolute;mso-position-vertical-relative:text;v-text-anchor:top" coordsize="882650,21590" o:gfxdata="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" path="m882087,l,,,21343r882087,l882087,xe" fillcolor="#e90028" stroked="f">
                             <v:path arrowok="t"/>
                           </v:shape>
                         </w:pict>
@@ -9661,7 +10508,67 @@
                       <w:szCs w:val="10"/>
                       <w:u w:val="single" w:color="BAC6C3"/>
                     </w:rPr>
-                    <w:t xml:space="preserve">        {{ item.Mes }}                        </w:t>
+                    <w:t xml:space="preserve">        </w:t>
+                  </w:r>
+                  <w:proofErr w:type="gramStart"/>
+                  <w:r>
+                    <w:rPr>
+                      <w:rFonts w:ascii="Times New Roman" w:hAnsi="Times New Roman"/>
+                      <w:sz w:val="14"/>
+                      <w:szCs w:val="10"/>
+                      <w:u w:val="single" w:color="BAC6C3"/>
+                    </w:rPr>
+                    <w:t xml:space="preserve">{{ </w:t>
+                  </w:r>
+                  <w:proofErr w:type="spellStart"/>
+                  <w:r>
+                    <w:rPr>
+                      <w:rFonts w:ascii="Times New Roman" w:hAnsi="Times New Roman"/>
+                      <w:sz w:val="14"/>
+                      <w:szCs w:val="10"/>
+                      <w:u w:val="single" w:color="BAC6C3"/>
+                    </w:rPr>
+                    <w:t>item</w:t>
+                  </w:r>
+                  <w:proofErr w:type="gramEnd"/>
+                  <w:r>
+                    <w:rPr>
+                      <w:rFonts w:ascii="Times New Roman" w:hAnsi="Times New Roman"/>
+                      <w:sz w:val="14"/>
+                      <w:szCs w:val="10"/>
+                      <w:u w:val="single" w:color="BAC6C3"/>
+                    </w:rPr>
+                    <w:t>.</w:t>
+                  </w:r>
+                  <w:proofErr w:type="gramStart"/>
+                  <w:r>
+                    <w:rPr>
+                      <w:rFonts w:ascii="Times New Roman" w:hAnsi="Times New Roman"/>
+                      <w:sz w:val="14"/>
+                      <w:szCs w:val="10"/>
+                      <w:u w:val="single" w:color="BAC6C3"/>
+                    </w:rPr>
+                    <w:t>Mes</w:t>
+                  </w:r>
+                  <w:proofErr w:type="spellEnd"/>
+                  <w:r>
+                    <w:rPr>
+                      <w:rFonts w:ascii="Times New Roman" w:hAnsi="Times New Roman"/>
+                      <w:sz w:val="14"/>
+                      <w:szCs w:val="10"/>
+                      <w:u w:val="single" w:color="BAC6C3"/>
+                    </w:rPr>
+                    <w:t xml:space="preserve"> }</w:t>
+                  </w:r>
+                  <w:proofErr w:type="gramEnd"/>
+                  <w:r>
+                    <w:rPr>
+                      <w:rFonts w:ascii="Times New Roman" w:hAnsi="Times New Roman"/>
+                      <w:sz w:val="14"/>
+                      <w:szCs w:val="10"/>
+                      <w:u w:val="single" w:color="BAC6C3"/>
+                    </w:rPr>
+                    <w:t xml:space="preserve">}                        </w:t>
                   </w:r>
                   <w:r>
                     <w:rPr>
@@ -9718,7 +10625,67 @@
                       <w:szCs w:val="10"/>
                       <w:u w:val="single" w:color="BAC6C3"/>
                     </w:rPr>
-                    <w:t xml:space="preserve">        {{ item.Actividad }}               </w:t>
+                    <w:t xml:space="preserve">        </w:t>
+                  </w:r>
+                  <w:proofErr w:type="gramStart"/>
+                  <w:r>
+                    <w:rPr>
+                      <w:rFonts w:ascii="Times New Roman" w:hAnsi="Times New Roman"/>
+                      <w:sz w:val="14"/>
+                      <w:szCs w:val="10"/>
+                      <w:u w:val="single" w:color="BAC6C3"/>
+                    </w:rPr>
+                    <w:t xml:space="preserve">{{ </w:t>
+                  </w:r>
+                  <w:proofErr w:type="spellStart"/>
+                  <w:r>
+                    <w:rPr>
+                      <w:rFonts w:ascii="Times New Roman" w:hAnsi="Times New Roman"/>
+                      <w:sz w:val="14"/>
+                      <w:szCs w:val="10"/>
+                      <w:u w:val="single" w:color="BAC6C3"/>
+                    </w:rPr>
+                    <w:t>item</w:t>
+                  </w:r>
+                  <w:proofErr w:type="gramEnd"/>
+                  <w:r>
+                    <w:rPr>
+                      <w:rFonts w:ascii="Times New Roman" w:hAnsi="Times New Roman"/>
+                      <w:sz w:val="14"/>
+                      <w:szCs w:val="10"/>
+                      <w:u w:val="single" w:color="BAC6C3"/>
+                    </w:rPr>
+                    <w:t>.</w:t>
+                  </w:r>
+                  <w:proofErr w:type="gramStart"/>
+                  <w:r>
+                    <w:rPr>
+                      <w:rFonts w:ascii="Times New Roman" w:hAnsi="Times New Roman"/>
+                      <w:sz w:val="14"/>
+                      <w:szCs w:val="10"/>
+                      <w:u w:val="single" w:color="BAC6C3"/>
+                    </w:rPr>
+                    <w:t>Actividad</w:t>
+                  </w:r>
+                  <w:proofErr w:type="spellEnd"/>
+                  <w:r>
+                    <w:rPr>
+                      <w:rFonts w:ascii="Times New Roman" w:hAnsi="Times New Roman"/>
+                      <w:sz w:val="14"/>
+                      <w:szCs w:val="10"/>
+                      <w:u w:val="single" w:color="BAC6C3"/>
+                    </w:rPr>
+                    <w:t xml:space="preserve"> }</w:t>
+                  </w:r>
+                  <w:proofErr w:type="gramEnd"/>
+                  <w:r>
+                    <w:rPr>
+                      <w:rFonts w:ascii="Times New Roman" w:hAnsi="Times New Roman"/>
+                      <w:sz w:val="14"/>
+                      <w:szCs w:val="10"/>
+                      <w:u w:val="single" w:color="BAC6C3"/>
+                    </w:rPr>
+                    <w:t xml:space="preserve">}               </w:t>
                   </w:r>
                   <w:r>
                     <w:rPr>
@@ -9848,20 +10815,24 @@
                   <w:tcW w:w="2727" w:type="dxa"/>
                 </w:tcPr>
                 <w:p>
-                  <w:pPr>
-                    <w:spacing w:before="69"/>
-                    <w:rPr>
-                      <w:rFonts w:ascii="Arial MT"/>
-                      <w:sz w:val="20"/>
-                      <w:szCs w:val="10"/>
-                    </w:rPr>
-                  </w:pPr>
                   <w:r>
-                    <w:rPr>
-                      <w:sz w:val="10"/>
-                      <w:szCs w:val="10"/>
-                    </w:rPr>
-                    <w:t>{% tr endfor %}</w:t>
+                    <w:t xml:space="preserve">{% </w:t>
+                  </w:r>
+                  <w:proofErr w:type="spellStart"/>
+                  <w:r>
+                    <w:t>tr</w:t>
+                  </w:r>
+                  <w:proofErr w:type="spellEnd"/>
+                  <w:r>
+                    <w:t xml:space="preserve"> </w:t>
+                  </w:r>
+                  <w:proofErr w:type="spellStart"/>
+                  <w:r>
+                    <w:t>endfor</w:t>
+                  </w:r>
+                  <w:proofErr w:type="spellEnd"/>
+                  <w:r>
+                    <w:t xml:space="preserve"> %}</w:t>
                   </w:r>
                 </w:p>
               </w:tc>
@@ -16092,7 +17063,7 @@
         </mc:Choice>
         <mc:Fallback>
           <w:pict>
-            <v:shape w14:anchorId="6EF60A33" id="Graphic 1" o:spid="_x0000_s1026" style="position:absolute;margin-left:242.45pt;margin-top:0;width:53.65pt;height:64.6pt;z-index:-251664384;visibility:visible;mso-wrap-style:square;mso-wrap-distance-left:0;mso-wrap-distance-top:0;mso-wrap-distance-right:0;mso-wrap-distance-bottom:0;mso-position-horizontal:absolute;mso-position-horizontal-relative:page;mso-position-vertical:absolute;mso-position-vertical-relative:page;v-text-anchor:top" coordsize="681355,820419" o:gfxdata="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" path="m681304,l596468,,547960,3498,501179,13733,456734,30317,415234,52860,377287,80974r-33785,33297l314489,152361r-23634,42495l,819924r83985,l132476,816430r46771,-10224l223689,789638r41504,-22522l303151,739026r33803,-33271l365993,667690r23668,-42469l681304,xe" fillcolor="#e90028" stroked="f">
+            <v:shape w14:anchorId="76B104F5" id="Graphic 1" o:spid="_x0000_s1026" style="position:absolute;margin-left:242.45pt;margin-top:0;width:53.65pt;height:64.6pt;z-index:-251664384;visibility:visible;mso-wrap-style:square;mso-wrap-distance-left:0;mso-wrap-distance-top:0;mso-wrap-distance-right:0;mso-wrap-distance-bottom:0;mso-position-horizontal:absolute;mso-position-horizontal-relative:page;mso-position-vertical:absolute;mso-position-vertical-relative:page;v-text-anchor:top" coordsize="681355,820419" o:gfxdata="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" path="m681304,l596468,,547960,3498,501179,13733,456734,30317,415234,52860,377287,80974r-33785,33297l314489,152361r-23634,42495l,819924r83985,l132476,816430r46771,-10224l223689,789638r41504,-22522l303151,739026r33803,-33271l365993,667690r23668,-42469l681304,xe" fillcolor="#e90028" stroked="f">
               <v:fill opacity="5140f"/>
               <v:path arrowok="t"/>
               <w10:wrap anchorx="page" anchory="page"/>
@@ -16193,7 +17164,7 @@
         </mc:Choice>
         <mc:Fallback>
           <w:pict>
-            <v:shape w14:anchorId="59B754BA" id="Graphic 2" o:spid="_x0000_s1026" style="position:absolute;margin-left:0;margin-top:28.05pt;width:56.5pt;height:28.35pt;z-index:-251660288;visibility:visible;mso-wrap-style:square;mso-wrap-distance-left:0;mso-wrap-distance-top:0;mso-wrap-distance-right:0;mso-wrap-distance-bottom:0;mso-position-horizontal:absolute;mso-position-horizontal-relative:page;mso-position-vertical:absolute;mso-position-vertical-relative:page;v-text-anchor:top" coordsize="717550,360045" o:gfxdata="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" path="m717169,l,,,359994r600534,l645915,350822r37076,-25004l707997,288746r9172,-45376l717169,xe" fillcolor="#e90028" stroked="f">
+            <v:shape w14:anchorId="11AA8589" id="Graphic 2" o:spid="_x0000_s1026" style="position:absolute;margin-left:0;margin-top:28.05pt;width:56.5pt;height:28.35pt;z-index:-251660288;visibility:visible;mso-wrap-style:square;mso-wrap-distance-left:0;mso-wrap-distance-top:0;mso-wrap-distance-right:0;mso-wrap-distance-bottom:0;mso-position-horizontal:absolute;mso-position-horizontal-relative:page;mso-position-vertical:absolute;mso-position-vertical-relative:page;v-text-anchor:top" coordsize="717550,360045" o:gfxdata="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" path="m717169,l,,,359994r600534,l645915,350822r37076,-25004l707997,288746r9172,-45376l717169,xe" fillcolor="#e90028" stroked="f">
               <v:path arrowok="t"/>
               <w10:wrap anchorx="page" anchory="page"/>
             </v:shape>
@@ -16586,7 +17557,7 @@
         </mc:Choice>
         <mc:Fallback>
           <w:pict>
-            <v:shape w14:anchorId="50334BED" id="Graphic 17" o:spid="_x0000_s1026" style="position:absolute;margin-left:242.45pt;margin-top:0;width:53.65pt;height:64.6pt;z-index:15730688;visibility:visible;mso-wrap-style:square;mso-wrap-distance-left:0;mso-wrap-distance-top:0;mso-wrap-distance-right:0;mso-wrap-distance-bottom:0;mso-position-horizontal:absolute;mso-position-horizontal-relative:page;mso-position-vertical:absolute;mso-position-vertical-relative:page;v-text-anchor:top" coordsize="681355,820419" o:gfxdata="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" path="m681304,l596468,,547960,3498,501179,13733,456734,30317,415234,52860,377287,80974r-33785,33297l314489,152361r-23634,42495l,819924r83985,l132476,816430r46771,-10224l223689,789638r41504,-22522l303151,739026r33803,-33271l365993,667690r23668,-42469l681304,xe" fillcolor="#e90028" stroked="f">
+            <v:shape w14:anchorId="5DDC9AC6" id="Graphic 17" o:spid="_x0000_s1026" style="position:absolute;margin-left:242.45pt;margin-top:0;width:53.65pt;height:64.6pt;z-index:15730688;visibility:visible;mso-wrap-style:square;mso-wrap-distance-left:0;mso-wrap-distance-top:0;mso-wrap-distance-right:0;mso-wrap-distance-bottom:0;mso-position-horizontal:absolute;mso-position-horizontal-relative:page;mso-position-vertical:absolute;mso-position-vertical-relative:page;v-text-anchor:top" coordsize="681355,820419" o:gfxdata="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" path="m681304,l596468,,547960,3498,501179,13733,456734,30317,415234,52860,377287,80974r-33785,33297l314489,152361r-23634,42495l,819924r83985,l132476,816430r46771,-10224l223689,789638r41504,-22522l303151,739026r33803,-33271l365993,667690r23668,-42469l681304,xe" fillcolor="#e90028" stroked="f">
               <v:fill opacity="5140f"/>
               <v:path arrowok="t"/>
               <w10:wrap anchorx="page" anchory="page"/>
@@ -16687,7 +17658,7 @@
         </mc:Choice>
         <mc:Fallback>
           <w:pict>
-            <v:shape w14:anchorId="130989A5" id="Graphic 18" o:spid="_x0000_s1026" style="position:absolute;margin-left:0;margin-top:28.05pt;width:56.5pt;height:28.35pt;z-index:-16130560;visibility:visible;mso-wrap-style:square;mso-wrap-distance-left:0;mso-wrap-distance-top:0;mso-wrap-distance-right:0;mso-wrap-distance-bottom:0;mso-position-horizontal:absolute;mso-position-horizontal-relative:page;mso-position-vertical:absolute;mso-position-vertical-relative:page;v-text-anchor:top" coordsize="717550,360045" o:gfxdata="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" path="m717169,l,,,359994r600534,l645915,350822r37076,-25004l707997,288746r9172,-45376l717169,xe" fillcolor="#e90028" stroked="f">
+            <v:shape w14:anchorId="26348F03" id="Graphic 18" o:spid="_x0000_s1026" style="position:absolute;margin-left:0;margin-top:28.05pt;width:56.5pt;height:28.35pt;z-index:-16130560;visibility:visible;mso-wrap-style:square;mso-wrap-distance-left:0;mso-wrap-distance-top:0;mso-wrap-distance-right:0;mso-wrap-distance-bottom:0;mso-position-horizontal:absolute;mso-position-horizontal-relative:page;mso-position-vertical:absolute;mso-position-vertical-relative:page;v-text-anchor:top" coordsize="717550,360045" o:gfxdata="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" path="m717169,l,,,359994r600534,l645915,350822r37076,-25004l707997,288746r9172,-45376l717169,xe" fillcolor="#e90028" stroked="f">
               <v:path arrowok="t"/>
               <w10:wrap anchorx="page" anchory="page"/>
             </v:shape>
@@ -17112,7 +18083,7 @@
         </mc:Choice>
         <mc:Fallback>
           <w:pict>
-            <v:shape w14:anchorId="70E978E5" id="Graphic 37" o:spid="_x0000_s1026" style="position:absolute;margin-left:242.45pt;margin-top:0;width:53.65pt;height:64.6pt;z-index:-16129024;visibility:visible;mso-wrap-style:square;mso-wrap-distance-left:0;mso-wrap-distance-top:0;mso-wrap-distance-right:0;mso-wrap-distance-bottom:0;mso-position-horizontal:absolute;mso-position-horizontal-relative:page;mso-position-vertical:absolute;mso-position-vertical-relative:page;v-text-anchor:top" coordsize="681355,820419" o:gfxdata="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" path="m681304,l596468,,547960,3498,501179,13733,456734,30317,415234,52860,377287,80974r-33785,33297l314489,152361r-23634,42495l,819924r83985,l132476,816430r46771,-10224l223689,789638r41504,-22522l303151,739026r33803,-33271l365993,667690r23668,-42469l681304,xe" fillcolor="#e90028" stroked="f">
+            <v:shape w14:anchorId="2422396C" id="Graphic 37" o:spid="_x0000_s1026" style="position:absolute;margin-left:242.45pt;margin-top:0;width:53.65pt;height:64.6pt;z-index:-16129024;visibility:visible;mso-wrap-style:square;mso-wrap-distance-left:0;mso-wrap-distance-top:0;mso-wrap-distance-right:0;mso-wrap-distance-bottom:0;mso-position-horizontal:absolute;mso-position-horizontal-relative:page;mso-position-vertical:absolute;mso-position-vertical-relative:page;v-text-anchor:top" coordsize="681355,820419" o:gfxdata="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" path="m681304,l596468,,547960,3498,501179,13733,456734,30317,415234,52860,377287,80974r-33785,33297l314489,152361r-23634,42495l,819924r83985,l132476,816430r46771,-10224l223689,789638r41504,-22522l303151,739026r33803,-33271l365993,667690r23668,-42469l681304,xe" fillcolor="#e90028" stroked="f">
               <v:fill opacity="5140f"/>
               <v:path arrowok="t"/>
               <w10:wrap anchorx="page" anchory="page"/>
@@ -17213,7 +18184,7 @@
         </mc:Choice>
         <mc:Fallback>
           <w:pict>
-            <v:shape w14:anchorId="6E52A568" id="Graphic 38" o:spid="_x0000_s1026" style="position:absolute;margin-left:0;margin-top:28.05pt;width:56.5pt;height:28.35pt;z-index:-16128512;visibility:visible;mso-wrap-style:square;mso-wrap-distance-left:0;mso-wrap-distance-top:0;mso-wrap-distance-right:0;mso-wrap-distance-bottom:0;mso-position-horizontal:absolute;mso-position-horizontal-relative:page;mso-position-vertical:absolute;mso-position-vertical-relative:page;v-text-anchor:top" coordsize="717550,360045" o:gfxdata="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" path="m717169,l,,,359994r600534,l645915,350822r37076,-25004l707997,288746r9172,-45376l717169,xe" fillcolor="#e90028" stroked="f">
+            <v:shape w14:anchorId="5FAACEC1" id="Graphic 38" o:spid="_x0000_s1026" style="position:absolute;margin-left:0;margin-top:28.05pt;width:56.5pt;height:28.35pt;z-index:-16128512;visibility:visible;mso-wrap-style:square;mso-wrap-distance-left:0;mso-wrap-distance-top:0;mso-wrap-distance-right:0;mso-wrap-distance-bottom:0;mso-position-horizontal:absolute;mso-position-horizontal-relative:page;mso-position-vertical:absolute;mso-position-vertical-relative:page;v-text-anchor:top" coordsize="717550,360045" o:gfxdata="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" path="m717169,l,,,359994r600534,l645915,350822r37076,-25004l707997,288746r9172,-45376l717169,xe" fillcolor="#e90028" stroked="f">
               <v:path arrowok="t"/>
               <w10:wrap anchorx="page" anchory="page"/>
             </v:shape>
@@ -17608,7 +18579,7 @@
         </mc:Choice>
         <mc:Fallback>
           <w:pict>
-            <v:shape w14:anchorId="32BF3804" id="Graphic 46" o:spid="_x0000_s1026" style="position:absolute;margin-left:242.45pt;margin-top:0;width:53.65pt;height:64.6pt;z-index:-16126976;visibility:visible;mso-wrap-style:square;mso-wrap-distance-left:0;mso-wrap-distance-top:0;mso-wrap-distance-right:0;mso-wrap-distance-bottom:0;mso-position-horizontal:absolute;mso-position-horizontal-relative:page;mso-position-vertical:absolute;mso-position-vertical-relative:page;v-text-anchor:top" coordsize="681355,820419" o:gfxdata="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" path="m681304,l596468,,547960,3498,501179,13733,456734,30317,415234,52860,377287,80974r-33785,33297l314489,152361r-23634,42495l,819924r83985,l132476,816430r46771,-10224l223689,789638r41504,-22522l303151,739026r33803,-33271l365993,667690r23668,-42469l681304,xe" fillcolor="#e90028" stroked="f">
+            <v:shape w14:anchorId="43B14D7C" id="Graphic 46" o:spid="_x0000_s1026" style="position:absolute;margin-left:242.45pt;margin-top:0;width:53.65pt;height:64.6pt;z-index:-16126976;visibility:visible;mso-wrap-style:square;mso-wrap-distance-left:0;mso-wrap-distance-top:0;mso-wrap-distance-right:0;mso-wrap-distance-bottom:0;mso-position-horizontal:absolute;mso-position-horizontal-relative:page;mso-position-vertical:absolute;mso-position-vertical-relative:page;v-text-anchor:top" coordsize="681355,820419" o:gfxdata="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" path="m681304,l596468,,547960,3498,501179,13733,456734,30317,415234,52860,377287,80974r-33785,33297l314489,152361r-23634,42495l,819924r83985,l132476,816430r46771,-10224l223689,789638r41504,-22522l303151,739026r33803,-33271l365993,667690r23668,-42469l681304,xe" fillcolor="#e90028" stroked="f">
               <v:fill opacity="5140f"/>
               <v:path arrowok="t"/>
               <w10:wrap anchorx="page" anchory="page"/>
@@ -17709,7 +18680,7 @@
         </mc:Choice>
         <mc:Fallback>
           <w:pict>
-            <v:shape w14:anchorId="6815DB45" id="Graphic 47" o:spid="_x0000_s1026" style="position:absolute;margin-left:0;margin-top:28.05pt;width:56.5pt;height:28.35pt;z-index:-16126464;visibility:visible;mso-wrap-style:square;mso-wrap-distance-left:0;mso-wrap-distance-top:0;mso-wrap-distance-right:0;mso-wrap-distance-bottom:0;mso-position-horizontal:absolute;mso-position-horizontal-relative:page;mso-position-vertical:absolute;mso-position-vertical-relative:page;v-text-anchor:top" coordsize="717550,360045" o:gfxdata="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" path="m717169,l,,,359994r600534,l645915,350822r37076,-25004l707997,288746r9172,-45376l717169,xe" fillcolor="#e90028" stroked="f">
+            <v:shape w14:anchorId="417A31D3" id="Graphic 47" o:spid="_x0000_s1026" style="position:absolute;margin-left:0;margin-top:28.05pt;width:56.5pt;height:28.35pt;z-index:-16126464;visibility:visible;mso-wrap-style:square;mso-wrap-distance-left:0;mso-wrap-distance-top:0;mso-wrap-distance-right:0;mso-wrap-distance-bottom:0;mso-position-horizontal:absolute;mso-position-horizontal-relative:page;mso-position-vertical:absolute;mso-position-vertical-relative:page;v-text-anchor:top" coordsize="717550,360045" o:gfxdata="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" path="m717169,l,,,359994r600534,l645915,350822r37076,-25004l707997,288746r9172,-45376l717169,xe" fillcolor="#e90028" stroked="f">
               <v:path arrowok="t"/>
               <w10:wrap anchorx="page" anchory="page"/>
             </v:shape>
@@ -18070,7 +19041,7 @@
         </mc:Choice>
         <mc:Fallback>
           <w:pict>
-            <v:shape w14:anchorId="0B7CA1BB" id="Graphic 55" o:spid="_x0000_s1026" style="position:absolute;margin-left:242.45pt;margin-top:0;width:53.65pt;height:64.6pt;z-index:-16124928;visibility:visible;mso-wrap-style:square;mso-wrap-distance-left:0;mso-wrap-distance-top:0;mso-wrap-distance-right:0;mso-wrap-distance-bottom:0;mso-position-horizontal:absolute;mso-position-horizontal-relative:page;mso-position-vertical:absolute;mso-position-vertical-relative:page;v-text-anchor:top" coordsize="681355,820419" o:gfxdata="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" path="m681304,l596468,,547960,3498,501179,13733,456734,30317,415234,52860,377287,80974r-33785,33297l314489,152361r-23634,42495l,819924r83985,l132476,816430r46771,-10224l223689,789638r41504,-22522l303151,739026r33803,-33271l365993,667690r23668,-42469l681304,xe" fillcolor="#e90028" stroked="f">
+            <v:shape w14:anchorId="18ACC675" id="Graphic 55" o:spid="_x0000_s1026" style="position:absolute;margin-left:242.45pt;margin-top:0;width:53.65pt;height:64.6pt;z-index:-16124928;visibility:visible;mso-wrap-style:square;mso-wrap-distance-left:0;mso-wrap-distance-top:0;mso-wrap-distance-right:0;mso-wrap-distance-bottom:0;mso-position-horizontal:absolute;mso-position-horizontal-relative:page;mso-position-vertical:absolute;mso-position-vertical-relative:page;v-text-anchor:top" coordsize="681355,820419" o:gfxdata="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" path="m681304,l596468,,547960,3498,501179,13733,456734,30317,415234,52860,377287,80974r-33785,33297l314489,152361r-23634,42495l,819924r83985,l132476,816430r46771,-10224l223689,789638r41504,-22522l303151,739026r33803,-33271l365993,667690r23668,-42469l681304,xe" fillcolor="#e90028" stroked="f">
               <v:fill opacity="5140f"/>
               <v:path arrowok="t"/>
               <w10:wrap anchorx="page" anchory="page"/>
@@ -18171,7 +19142,7 @@
         </mc:Choice>
         <mc:Fallback>
           <w:pict>
-            <v:shape w14:anchorId="46857F68" id="Graphic 56" o:spid="_x0000_s1026" style="position:absolute;margin-left:0;margin-top:28.05pt;width:56.5pt;height:28.35pt;z-index:-16124416;visibility:visible;mso-wrap-style:square;mso-wrap-distance-left:0;mso-wrap-distance-top:0;mso-wrap-distance-right:0;mso-wrap-distance-bottom:0;mso-position-horizontal:absolute;mso-position-horizontal-relative:page;mso-position-vertical:absolute;mso-position-vertical-relative:page;v-text-anchor:top" coordsize="717550,360045" o:gfxdata="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" path="m717169,l,,,359994r600534,l645915,350822r37076,-25004l707997,288746r9172,-45376l717169,xe" fillcolor="#e90028" stroked="f">
+            <v:shape w14:anchorId="5191AE7E" id="Graphic 56" o:spid="_x0000_s1026" style="position:absolute;margin-left:0;margin-top:28.05pt;width:56.5pt;height:28.35pt;z-index:-16124416;visibility:visible;mso-wrap-style:square;mso-wrap-distance-left:0;mso-wrap-distance-top:0;mso-wrap-distance-right:0;mso-wrap-distance-bottom:0;mso-position-horizontal:absolute;mso-position-horizontal-relative:page;mso-position-vertical:absolute;mso-position-vertical-relative:page;v-text-anchor:top" coordsize="717550,360045" o:gfxdata="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" path="m717169,l,,,359994r600534,l645915,350822r37076,-25004l707997,288746r9172,-45376l717169,xe" fillcolor="#e90028" stroked="f">
               <v:path arrowok="t"/>
               <w10:wrap anchorx="page" anchory="page"/>
             </v:shape>
@@ -18259,7 +19230,7 @@
         </mc:Choice>
         <mc:Fallback>
           <w:pict>
-            <v:shape w14:anchorId="01D88902" id="Graphic 57" o:spid="_x0000_s1026" style="position:absolute;margin-left:28.1pt;margin-top:63.55pt;width:2.05pt;height:14.35pt;z-index:-16123904;visibility:visible;mso-wrap-style:square;mso-wrap-distance-left:0;mso-wrap-distance-top:0;mso-wrap-distance-right:0;mso-wrap-distance-bottom:0;mso-position-horizontal:absolute;mso-position-horizontal-relative:page;mso-position-vertical:absolute;mso-position-vertical-relative:page;v-text-anchor:top" coordsize="26034,182245" o:gfxdata="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" path="m25530,l,,,182229r25530,l25530,xe" fillcolor="#e90028" stroked="f">
+            <v:shape w14:anchorId="2B6EB359" id="Graphic 57" o:spid="_x0000_s1026" style="position:absolute;margin-left:28.1pt;margin-top:63.55pt;width:2.05pt;height:14.35pt;z-index:-16123904;visibility:visible;mso-wrap-style:square;mso-wrap-distance-left:0;mso-wrap-distance-top:0;mso-wrap-distance-right:0;mso-wrap-distance-bottom:0;mso-position-horizontal:absolute;mso-position-horizontal-relative:page;mso-position-vertical:absolute;mso-position-vertical-relative:page;v-text-anchor:top" coordsize="26034,182245" o:gfxdata="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" path="m25530,l,,,182229r25530,l25530,xe" fillcolor="#e90028" stroked="f">
               <v:path arrowok="t"/>
               <w10:wrap anchorx="page" anchory="page"/>
             </v:shape>

--- a/templates/PASAPORTE_SEGURIDAD.docx
+++ b/templates/PASAPORTE_SEGURIDAD.docx
@@ -74,7 +74,6 @@
                               <w:t>{{</w:t>
                             </w:r>
                             <w:proofErr w:type="spellStart"/>
-                            <w:proofErr w:type="gramStart"/>
                             <w:r>
                               <w:rPr>
                                 <w:rFonts w:ascii="Times New Roman"/>
@@ -83,7 +82,6 @@
                               <w:t>DT.FotoPerfil</w:t>
                             </w:r>
                             <w:proofErr w:type="spellEnd"/>
-                            <w:proofErr w:type="gramEnd"/>
                             <w:r>
                               <w:rPr>
                                 <w:rFonts w:ascii="Times New Roman"/>
@@ -170,7 +168,6 @@
                         <w:t>{{</w:t>
                       </w:r>
                       <w:proofErr w:type="spellStart"/>
-                      <w:proofErr w:type="gramStart"/>
                       <w:r>
                         <w:rPr>
                           <w:rFonts w:ascii="Times New Roman"/>
@@ -179,7 +176,6 @@
                         <w:t>DT.FotoPerfil</w:t>
                       </w:r>
                       <w:proofErr w:type="spellEnd"/>
-                      <w:proofErr w:type="gramEnd"/>
                       <w:r>
                         <w:rPr>
                           <w:rFonts w:ascii="Times New Roman"/>
@@ -333,7 +329,7 @@
           </mc:Choice>
           <mc:Fallback>
             <w:pict>
-              <v:shape w14:anchorId="58288B16" id="Graphic 11" o:spid="_x0000_s1026" style="position:absolute;margin-left:121.65pt;margin-top:9.65pt;width:145.7pt;height:.1pt;z-index:-251674112;visibility:visible;mso-wrap-style:square;mso-wrap-distance-left:0;mso-wrap-distance-top:0;mso-wrap-distance-right:0;mso-wrap-distance-bottom:0;mso-position-horizontal:absolute;mso-position-horizontal-relative:page;mso-position-vertical:absolute;mso-position-vertical-relative:text;v-text-anchor:top" coordsize="1850389,1270" o:gfxdata="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" path="m,l1849818,e" filled="f" strokecolor="#bac6c3" strokeweight=".5pt">
+              <v:shape w14:anchorId="20AD0922" id="Graphic 11" o:spid="_x0000_s1026" style="position:absolute;margin-left:121.65pt;margin-top:9.65pt;width:145.7pt;height:.1pt;z-index:-251674112;visibility:visible;mso-wrap-style:square;mso-wrap-distance-left:0;mso-wrap-distance-top:0;mso-wrap-distance-right:0;mso-wrap-distance-bottom:0;mso-position-horizontal:absolute;mso-position-horizontal-relative:page;mso-position-vertical:absolute;mso-position-vertical-relative:text;v-text-anchor:top" coordsize="1850389,1270" o:gfxdata="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" path="m,l1849818,e" filled="f" strokecolor="#bac6c3" strokeweight=".5pt">
                 <v:path arrowok="t"/>
                 <w10:wrap type="topAndBottom" anchorx="page"/>
               </v:shape>
@@ -346,23 +342,7 @@
           <w:b w:val="0"/>
         </w:rPr>
         <w:tab/>
-        <w:t>{{</w:t>
-      </w:r>
-      <w:proofErr w:type="spellStart"/>
-      <w:proofErr w:type="gramStart"/>
-      <w:r>
-        <w:rPr>
-          <w:b w:val="0"/>
-        </w:rPr>
-        <w:t>DT.Compania</w:t>
-      </w:r>
-      <w:proofErr w:type="spellEnd"/>
-      <w:proofErr w:type="gramEnd"/>
-      <w:r>
-        <w:rPr>
-          <w:b w:val="0"/>
-        </w:rPr>
-        <w:t>}}</w:t>
+        <w:t>{{DT.Compania}}</w:t>
       </w:r>
     </w:p>
     <w:p>
@@ -496,7 +476,7 @@
           </mc:Choice>
           <mc:Fallback>
             <w:pict>
-              <v:shape w14:anchorId="1D345310" id="Graphic 12" o:spid="_x0000_s1026" style="position:absolute;margin-left:121.65pt;margin-top:9.75pt;width:146.1pt;height:.1pt;z-index:-251673088;visibility:visible;mso-wrap-style:square;mso-wrap-distance-left:0;mso-wrap-distance-top:0;mso-wrap-distance-right:0;mso-wrap-distance-bottom:0;mso-position-horizontal:absolute;mso-position-horizontal-relative:page;mso-position-vertical:absolute;mso-position-vertical-relative:text;v-text-anchor:top" coordsize="1855470,1270" o:gfxdata="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" path="m,l1855050,e" filled="f" strokecolor="#bac6c3" strokeweight=".5pt">
+              <v:shape w14:anchorId="6558DEED" id="Graphic 12" o:spid="_x0000_s1026" style="position:absolute;margin-left:121.65pt;margin-top:9.75pt;width:146.1pt;height:.1pt;z-index:-251673088;visibility:visible;mso-wrap-style:square;mso-wrap-distance-left:0;mso-wrap-distance-top:0;mso-wrap-distance-right:0;mso-wrap-distance-bottom:0;mso-position-horizontal:absolute;mso-position-horizontal-relative:page;mso-position-vertical:absolute;mso-position-vertical-relative:text;v-text-anchor:top" coordsize="1855470,1270" o:gfxdata="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" path="m,l1855050,e" filled="f" strokecolor="#bac6c3" strokeweight=".5pt">
                 <v:path arrowok="t"/>
                 <w10:wrap type="topAndBottom" anchorx="page"/>
               </v:shape>
@@ -512,7 +492,6 @@
         <w:t>{{</w:t>
       </w:r>
       <w:proofErr w:type="spellStart"/>
-      <w:proofErr w:type="gramStart"/>
       <w:r>
         <w:rPr>
           <w:b w:val="0"/>
@@ -520,7 +499,6 @@
         <w:t>DT.NombreCompleto</w:t>
       </w:r>
       <w:proofErr w:type="spellEnd"/>
-      <w:proofErr w:type="gramEnd"/>
       <w:r>
         <w:rPr>
           <w:b w:val="0"/>
@@ -647,7 +625,7 @@
           </mc:Choice>
           <mc:Fallback>
             <w:pict>
-              <v:shape w14:anchorId="77541FB5" id="Graphic 13" o:spid="_x0000_s1026" style="position:absolute;margin-left:121.65pt;margin-top:9.75pt;width:146.1pt;height:.1pt;z-index:-251672064;visibility:visible;mso-wrap-style:square;mso-wrap-distance-left:0;mso-wrap-distance-top:0;mso-wrap-distance-right:0;mso-wrap-distance-bottom:0;mso-position-horizontal:absolute;mso-position-horizontal-relative:page;mso-position-vertical:absolute;mso-position-vertical-relative:text;v-text-anchor:top" coordsize="1855470,1270" o:gfxdata="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" path="m,l1855050,e" filled="f" strokecolor="#bac6c3" strokeweight=".5pt">
+              <v:shape w14:anchorId="1AC73650" id="Graphic 13" o:spid="_x0000_s1026" style="position:absolute;margin-left:121.65pt;margin-top:9.75pt;width:146.1pt;height:.1pt;z-index:-251672064;visibility:visible;mso-wrap-style:square;mso-wrap-distance-left:0;mso-wrap-distance-top:0;mso-wrap-distance-right:0;mso-wrap-distance-bottom:0;mso-position-horizontal:absolute;mso-position-horizontal-relative:page;mso-position-vertical:absolute;mso-position-vertical-relative:text;v-text-anchor:top" coordsize="1855470,1270" o:gfxdata="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" path="m,l1855050,e" filled="f" strokecolor="#bac6c3" strokeweight=".5pt">
                 <v:path arrowok="t"/>
                 <w10:wrap type="topAndBottom" anchorx="page"/>
               </v:shape>
@@ -663,7 +641,6 @@
         <w:t>{{</w:t>
       </w:r>
       <w:proofErr w:type="spellStart"/>
-      <w:proofErr w:type="gramStart"/>
       <w:r>
         <w:rPr>
           <w:b w:val="0"/>
@@ -671,7 +648,6 @@
         <w:t>DT.Cedula</w:t>
       </w:r>
       <w:proofErr w:type="spellEnd"/>
-      <w:proofErr w:type="gramEnd"/>
       <w:r>
         <w:rPr>
           <w:b w:val="0"/>
@@ -777,7 +753,7 @@
           </mc:Choice>
           <mc:Fallback>
             <w:pict>
-              <v:shape w14:anchorId="545A7EC9" id="Graphic 14" o:spid="_x0000_s1026" style="position:absolute;margin-left:121.65pt;margin-top:9.6pt;width:146.1pt;height:.1pt;z-index:-251671040;visibility:visible;mso-wrap-style:square;mso-wrap-distance-left:0;mso-wrap-distance-top:0;mso-wrap-distance-right:0;mso-wrap-distance-bottom:0;mso-position-horizontal:absolute;mso-position-horizontal-relative:page;mso-position-vertical:absolute;mso-position-vertical-relative:text;v-text-anchor:top" coordsize="1855470,1270" o:gfxdata="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" path="m,l1855050,e" filled="f" strokecolor="#bac6c3" strokeweight=".5pt">
+              <v:shape w14:anchorId="7338B80E" id="Graphic 14" o:spid="_x0000_s1026" style="position:absolute;margin-left:121.65pt;margin-top:9.6pt;width:146.1pt;height:.1pt;z-index:-251671040;visibility:visible;mso-wrap-style:square;mso-wrap-distance-left:0;mso-wrap-distance-top:0;mso-wrap-distance-right:0;mso-wrap-distance-bottom:0;mso-position-horizontal:absolute;mso-position-horizontal-relative:page;mso-position-vertical:absolute;mso-position-vertical-relative:text;v-text-anchor:top" coordsize="1855470,1270" o:gfxdata="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" path="m,l1855050,e" filled="f" strokecolor="#bac6c3" strokeweight=".5pt">
                 <v:path arrowok="t"/>
                 <w10:wrap type="topAndBottom" anchorx="page"/>
               </v:shape>
@@ -799,7 +775,6 @@
         <w:t>{{</w:t>
       </w:r>
       <w:proofErr w:type="spellStart"/>
-      <w:proofErr w:type="gramStart"/>
       <w:r>
         <w:rPr>
           <w:b w:val="0"/>
@@ -808,7 +783,6 @@
         <w:t>DT.Nacionalidad</w:t>
       </w:r>
       <w:proofErr w:type="spellEnd"/>
-      <w:proofErr w:type="gramEnd"/>
       <w:r>
         <w:rPr>
           <w:b w:val="0"/>
@@ -934,7 +908,7 @@
           </mc:Choice>
           <mc:Fallback>
             <w:pict>
-              <v:shape w14:anchorId="39A49CC2" id="Graphic 15" o:spid="_x0000_s1026" style="position:absolute;margin-left:121.65pt;margin-top:9.6pt;width:146.1pt;height:.1pt;z-index:-251670016;visibility:visible;mso-wrap-style:square;mso-wrap-distance-left:0;mso-wrap-distance-top:0;mso-wrap-distance-right:0;mso-wrap-distance-bottom:0;mso-position-horizontal:absolute;mso-position-horizontal-relative:page;mso-position-vertical:absolute;mso-position-vertical-relative:text;v-text-anchor:top" coordsize="1855470,1270" o:gfxdata="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" path="m,l1855050,e" filled="f" strokecolor="#bac6c3" strokeweight=".5pt">
+              <v:shape w14:anchorId="6F7218CA" id="Graphic 15" o:spid="_x0000_s1026" style="position:absolute;margin-left:121.65pt;margin-top:9.6pt;width:146.1pt;height:.1pt;z-index:-251670016;visibility:visible;mso-wrap-style:square;mso-wrap-distance-left:0;mso-wrap-distance-top:0;mso-wrap-distance-right:0;mso-wrap-distance-bottom:0;mso-position-horizontal:absolute;mso-position-horizontal-relative:page;mso-position-vertical:absolute;mso-position-vertical-relative:text;v-text-anchor:top" coordsize="1855470,1270" o:gfxdata="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" path="m,l1855050,e" filled="f" strokecolor="#bac6c3" strokeweight=".5pt">
                 <v:path arrowok="t"/>
                 <w10:wrap type="topAndBottom" anchorx="page"/>
               </v:shape>
@@ -957,7 +931,6 @@
         <w:t>{{</w:t>
       </w:r>
       <w:proofErr w:type="spellStart"/>
-      <w:proofErr w:type="gramStart"/>
       <w:r>
         <w:rPr>
           <w:b w:val="0"/>
@@ -967,7 +940,6 @@
         <w:t>DT.FechaNacimiento</w:t>
       </w:r>
       <w:proofErr w:type="spellEnd"/>
-      <w:proofErr w:type="gramEnd"/>
       <w:r>
         <w:rPr>
           <w:b w:val="0"/>
@@ -1170,7 +1142,7 @@
           </mc:Choice>
           <mc:Fallback>
             <w:pict>
-              <v:shape w14:anchorId="0D365B5A" id="Graphic 16" o:spid="_x0000_s1026" style="position:absolute;margin-left:28.3pt;margin-top:9.6pt;width:239.5pt;height:.1pt;z-index:-251668992;visibility:visible;mso-wrap-style:square;mso-wrap-distance-left:0;mso-wrap-distance-top:0;mso-wrap-distance-right:0;mso-wrap-distance-bottom:0;mso-position-horizontal:absolute;mso-position-horizontal-relative:page;mso-position-vertical:absolute;mso-position-vertical-relative:text;v-text-anchor:top" coordsize="3041650,1270" o:gfxdata="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" path="m,l3041641,e" filled="f" strokecolor="#bac6c3" strokeweight=".5pt">
+              <v:shape w14:anchorId="5F2771C0" id="Graphic 16" o:spid="_x0000_s1026" style="position:absolute;margin-left:28.3pt;margin-top:9.6pt;width:239.5pt;height:.1pt;z-index:-251668992;visibility:visible;mso-wrap-style:square;mso-wrap-distance-left:0;mso-wrap-distance-top:0;mso-wrap-distance-right:0;mso-wrap-distance-bottom:0;mso-position-horizontal:absolute;mso-position-horizontal-relative:page;mso-position-vertical:absolute;mso-position-vertical-relative:text;v-text-anchor:top" coordsize="3041650,1270" o:gfxdata="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" path="m,l3041641,e" filled="f" strokecolor="#bac6c3" strokeweight=".5pt">
                 <v:path arrowok="t"/>
                 <w10:wrap type="topAndBottom" anchorx="page"/>
               </v:shape>
@@ -1193,7 +1165,6 @@
         <w:t>{{</w:t>
       </w:r>
       <w:proofErr w:type="spellStart"/>
-      <w:proofErr w:type="gramStart"/>
       <w:r>
         <w:rPr>
           <w:b w:val="0"/>
@@ -1203,7 +1174,6 @@
         <w:t>DT.DireccionDomi</w:t>
       </w:r>
       <w:proofErr w:type="spellEnd"/>
-      <w:proofErr w:type="gramEnd"/>
       <w:r>
         <w:rPr>
           <w:b w:val="0"/>
@@ -1261,7 +1231,6 @@
         <w:t>{{</w:t>
       </w:r>
       <w:proofErr w:type="spellStart"/>
-      <w:proofErr w:type="gramStart"/>
       <w:r>
         <w:rPr>
           <w:b w:val="0"/>
@@ -1271,7 +1240,6 @@
         <w:t>DT.NumeroCelular</w:t>
       </w:r>
       <w:proofErr w:type="spellEnd"/>
-      <w:proofErr w:type="gramEnd"/>
       <w:r>
         <w:rPr>
           <w:b w:val="0"/>
@@ -1341,7 +1309,6 @@
         <w:t>{{</w:t>
       </w:r>
       <w:proofErr w:type="spellStart"/>
-      <w:proofErr w:type="gramStart"/>
       <w:r>
         <w:rPr>
           <w:b w:val="0"/>
@@ -1351,7 +1318,6 @@
         <w:t>DT.Ekon</w:t>
       </w:r>
       <w:proofErr w:type="spellEnd"/>
-      <w:proofErr w:type="gramEnd"/>
       <w:r>
         <w:rPr>
           <w:b w:val="0"/>
@@ -1418,7 +1384,6 @@
         <w:t>{{</w:t>
       </w:r>
       <w:proofErr w:type="spellStart"/>
-      <w:proofErr w:type="gramStart"/>
       <w:r>
         <w:rPr>
           <w:b w:val="0"/>
@@ -1428,7 +1393,6 @@
         <w:t>DT.Cargo</w:t>
       </w:r>
       <w:proofErr w:type="spellEnd"/>
-      <w:proofErr w:type="gramEnd"/>
       <w:r>
         <w:rPr>
           <w:b w:val="0"/>
@@ -1489,7 +1453,6 @@
         <w:t>{{</w:t>
       </w:r>
       <w:proofErr w:type="spellStart"/>
-      <w:proofErr w:type="gramStart"/>
       <w:r>
         <w:rPr>
           <w:b w:val="0"/>
@@ -1499,7 +1462,6 @@
         <w:t>DT.Cargo</w:t>
       </w:r>
       <w:proofErr w:type="spellEnd"/>
-      <w:proofErr w:type="gramEnd"/>
       <w:r>
         <w:rPr>
           <w:b w:val="0"/>
@@ -1781,7 +1743,6 @@
         <w:t>{{</w:t>
       </w:r>
       <w:proofErr w:type="spellStart"/>
-      <w:proofErr w:type="gramStart"/>
       <w:r>
         <w:rPr>
           <w:b w:val="0"/>
@@ -1799,7 +1760,6 @@
         <w:t>Licencia</w:t>
       </w:r>
       <w:proofErr w:type="spellEnd"/>
-      <w:proofErr w:type="gramEnd"/>
       <w:r>
         <w:rPr>
           <w:b w:val="0"/>
@@ -1859,7 +1819,6 @@
         <w:t>{{</w:t>
       </w:r>
       <w:proofErr w:type="spellStart"/>
-      <w:proofErr w:type="gramStart"/>
       <w:r>
         <w:rPr>
           <w:b w:val="0"/>
@@ -1869,7 +1828,6 @@
         <w:t>DT.FechaEmisionLic</w:t>
       </w:r>
       <w:proofErr w:type="spellEnd"/>
-      <w:proofErr w:type="gramEnd"/>
       <w:r>
         <w:rPr>
           <w:b w:val="0"/>
@@ -1925,15 +1883,7 @@
           <w:rFonts w:ascii="Times New Roman" w:hAnsi="Times New Roman"/>
           <w:u w:val="single" w:color="BAC6C3"/>
         </w:rPr>
-        <w:t xml:space="preserve"> </w:t>
-      </w:r>
-      <w:proofErr w:type="gramStart"/>
-      <w:r>
-        <w:rPr>
-          <w:rFonts w:ascii="Times New Roman" w:hAnsi="Times New Roman"/>
-          <w:u w:val="single" w:color="BAC6C3"/>
-        </w:rPr>
-        <w:t xml:space="preserve">   </w:t>
+        <w:t xml:space="preserve">    </w:t>
       </w:r>
       <w:r>
         <w:rPr>
@@ -1941,29 +1891,18 @@
           <w:bCs w:val="0"/>
           <w:u w:val="single" w:color="BAC6C3"/>
         </w:rPr>
-        <w:t>{</w:t>
+        <w:t>{{</w:t>
       </w:r>
-      <w:proofErr w:type="gramEnd"/>
+      <w:proofErr w:type="spellStart"/>
       <w:r>
         <w:rPr>
           <w:b w:val="0"/>
           <w:bCs w:val="0"/>
           <w:u w:val="single" w:color="BAC6C3"/>
         </w:rPr>
-        <w:t>{</w:t>
-      </w:r>
-      <w:proofErr w:type="spellStart"/>
-      <w:proofErr w:type="gramStart"/>
-      <w:r>
-        <w:rPr>
-          <w:b w:val="0"/>
-          <w:bCs w:val="0"/>
-          <w:u w:val="single" w:color="BAC6C3"/>
-        </w:rPr>
         <w:t>DT.FechaCadLic</w:t>
       </w:r>
       <w:proofErr w:type="spellEnd"/>
-      <w:proofErr w:type="gramEnd"/>
       <w:r>
         <w:rPr>
           <w:b w:val="0"/>
@@ -2013,15 +1952,7 @@
           <w:u w:val="single" w:color="BAC6C3"/>
         </w:rPr>
         <w:tab/>
-        <w:t xml:space="preserve">         </w:t>
-      </w:r>
-      <w:proofErr w:type="gramStart"/>
-      <w:r>
-        <w:rPr>
-          <w:rFonts w:ascii="Times New Roman" w:hAnsi="Times New Roman"/>
-          <w:u w:val="single" w:color="BAC6C3"/>
-        </w:rPr>
-        <w:t xml:space="preserve">   </w:t>
+        <w:t xml:space="preserve">            </w:t>
       </w:r>
       <w:r>
         <w:rPr>
@@ -2029,29 +1960,18 @@
           <w:bCs w:val="0"/>
           <w:u w:val="single" w:color="BAC6C3"/>
         </w:rPr>
-        <w:t>{</w:t>
+        <w:t>{{</w:t>
       </w:r>
-      <w:proofErr w:type="gramEnd"/>
+      <w:proofErr w:type="spellStart"/>
       <w:r>
         <w:rPr>
           <w:b w:val="0"/>
           <w:bCs w:val="0"/>
           <w:u w:val="single" w:color="BAC6C3"/>
         </w:rPr>
-        <w:t>{</w:t>
-      </w:r>
-      <w:proofErr w:type="spellStart"/>
-      <w:proofErr w:type="gramStart"/>
-      <w:r>
-        <w:rPr>
-          <w:b w:val="0"/>
-          <w:bCs w:val="0"/>
-          <w:u w:val="single" w:color="BAC6C3"/>
-        </w:rPr>
         <w:t>DT.FechaRenLic</w:t>
       </w:r>
       <w:proofErr w:type="spellEnd"/>
-      <w:proofErr w:type="gramEnd"/>
       <w:r>
         <w:rPr>
           <w:b w:val="0"/>
@@ -2751,7 +2671,7 @@
           </mc:Choice>
           <mc:Fallback>
             <w:pict>
-              <v:shape w14:anchorId="6B715ACF" id="Graphic 28" o:spid="_x0000_s1026" style="position:absolute;margin-left:28.3pt;margin-top:12.85pt;width:239.5pt;height:.1pt;z-index:-251666944;visibility:visible;mso-wrap-style:square;mso-wrap-distance-left:0;mso-wrap-distance-top:0;mso-wrap-distance-right:0;mso-wrap-distance-bottom:0;mso-position-horizontal:absolute;mso-position-horizontal-relative:page;mso-position-vertical:absolute;mso-position-vertical-relative:text;v-text-anchor:top" coordsize="3041650,1270" o:gfxdata="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" path="m,l3041641,e" filled="f" strokecolor="#bac6c3" strokeweight=".5pt">
+              <v:shape w14:anchorId="3163481F" id="Graphic 28" o:spid="_x0000_s1026" style="position:absolute;margin-left:28.3pt;margin-top:12.85pt;width:239.5pt;height:.1pt;z-index:-251666944;visibility:visible;mso-wrap-style:square;mso-wrap-distance-left:0;mso-wrap-distance-top:0;mso-wrap-distance-right:0;mso-wrap-distance-bottom:0;mso-position-horizontal:absolute;mso-position-horizontal-relative:page;mso-position-vertical:absolute;mso-position-vertical-relative:text;v-text-anchor:top" coordsize="3041650,1270" o:gfxdata="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" path="m,l3041641,e" filled="f" strokecolor="#bac6c3" strokeweight=".5pt">
                 <v:path arrowok="t"/>
                 <w10:wrap type="topAndBottom" anchorx="page"/>
               </v:shape>
@@ -2774,7 +2694,6 @@
         <w:t>{{</w:t>
       </w:r>
       <w:proofErr w:type="spellStart"/>
-      <w:proofErr w:type="gramStart"/>
       <w:r>
         <w:rPr>
           <w:b w:val="0"/>
@@ -2784,7 +2703,6 @@
         <w:t>DT.Contacto</w:t>
       </w:r>
       <w:proofErr w:type="spellEnd"/>
-      <w:proofErr w:type="gramEnd"/>
       <w:r>
         <w:rPr>
           <w:b w:val="0"/>
@@ -2908,7 +2826,7 @@
           </mc:Choice>
           <mc:Fallback>
             <w:pict>
-              <v:shape w14:anchorId="55E460CD" id="Graphic 29" o:spid="_x0000_s1026" style="position:absolute;margin-left:28.3pt;margin-top:12.8pt;width:239.5pt;height:.1pt;z-index:-251664896;visibility:visible;mso-wrap-style:square;mso-wrap-distance-left:0;mso-wrap-distance-top:0;mso-wrap-distance-right:0;mso-wrap-distance-bottom:0;mso-position-horizontal:absolute;mso-position-horizontal-relative:page;mso-position-vertical:absolute;mso-position-vertical-relative:text;v-text-anchor:top" coordsize="3041650,1270" o:gfxdata="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" path="m,l3041641,e" filled="f" strokecolor="#bac6c3" strokeweight=".5pt">
+              <v:shape w14:anchorId="1D395F56" id="Graphic 29" o:spid="_x0000_s1026" style="position:absolute;margin-left:28.3pt;margin-top:12.8pt;width:239.5pt;height:.1pt;z-index:-251664896;visibility:visible;mso-wrap-style:square;mso-wrap-distance-left:0;mso-wrap-distance-top:0;mso-wrap-distance-right:0;mso-wrap-distance-bottom:0;mso-position-horizontal:absolute;mso-position-horizontal-relative:page;mso-position-vertical:absolute;mso-position-vertical-relative:text;v-text-anchor:top" coordsize="3041650,1270" o:gfxdata="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" path="m,l3041641,e" filled="f" strokecolor="#bac6c3" strokeweight=".5pt">
                 <v:path arrowok="t"/>
                 <w10:wrap type="topAndBottom" anchorx="page"/>
               </v:shape>
@@ -2931,7 +2849,6 @@
         <w:t>{{</w:t>
       </w:r>
       <w:proofErr w:type="spellStart"/>
-      <w:proofErr w:type="gramStart"/>
       <w:r>
         <w:rPr>
           <w:b w:val="0"/>
@@ -2941,7 +2858,6 @@
         <w:t>DT.Parentesco</w:t>
       </w:r>
       <w:proofErr w:type="spellEnd"/>
-      <w:proofErr w:type="gramEnd"/>
       <w:r>
         <w:rPr>
           <w:b w:val="0"/>
@@ -3089,7 +3005,7 @@
           </mc:Choice>
           <mc:Fallback>
             <w:pict>
-              <v:shape w14:anchorId="3447F377" id="Graphic 30" o:spid="_x0000_s1026" style="position:absolute;margin-left:28.3pt;margin-top:12.8pt;width:239.5pt;height:.1pt;z-index:-251662848;visibility:visible;mso-wrap-style:square;mso-wrap-distance-left:0;mso-wrap-distance-top:0;mso-wrap-distance-right:0;mso-wrap-distance-bottom:0;mso-position-horizontal:absolute;mso-position-horizontal-relative:page;mso-position-vertical:absolute;mso-position-vertical-relative:text;v-text-anchor:top" coordsize="3041650,1270" o:gfxdata="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" path="m,l3041641,e" filled="f" strokecolor="#bac6c3" strokeweight=".5pt">
+              <v:shape w14:anchorId="54C93D49" id="Graphic 30" o:spid="_x0000_s1026" style="position:absolute;margin-left:28.3pt;margin-top:12.8pt;width:239.5pt;height:.1pt;z-index:-251662848;visibility:visible;mso-wrap-style:square;mso-wrap-distance-left:0;mso-wrap-distance-top:0;mso-wrap-distance-right:0;mso-wrap-distance-bottom:0;mso-position-horizontal:absolute;mso-position-horizontal-relative:page;mso-position-vertical:absolute;mso-position-vertical-relative:text;v-text-anchor:top" coordsize="3041650,1270" o:gfxdata="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" path="m,l3041641,e" filled="f" strokecolor="#bac6c3" strokeweight=".5pt">
                 <v:path arrowok="t"/>
                 <w10:wrap type="topAndBottom" anchorx="page"/>
               </v:shape>
@@ -3112,7 +3028,6 @@
         <w:t>{{</w:t>
       </w:r>
       <w:proofErr w:type="spellStart"/>
-      <w:proofErr w:type="gramStart"/>
       <w:r>
         <w:rPr>
           <w:b w:val="0"/>
@@ -3122,7 +3037,6 @@
         <w:t>DT.NumeroContacto</w:t>
       </w:r>
       <w:proofErr w:type="spellEnd"/>
-      <w:proofErr w:type="gramEnd"/>
       <w:r>
         <w:rPr>
           <w:b w:val="0"/>
@@ -3258,7 +3172,7 @@
           </mc:Choice>
           <mc:Fallback>
             <w:pict>
-              <v:shape w14:anchorId="21E68F86" id="Graphic 31" o:spid="_x0000_s1026" style="position:absolute;margin-left:28.3pt;margin-top:12.8pt;width:239.5pt;height:.1pt;z-index:-251660800;visibility:visible;mso-wrap-style:square;mso-wrap-distance-left:0;mso-wrap-distance-top:0;mso-wrap-distance-right:0;mso-wrap-distance-bottom:0;mso-position-horizontal:absolute;mso-position-horizontal-relative:page;mso-position-vertical:absolute;mso-position-vertical-relative:text;v-text-anchor:top" coordsize="3041650,1270" o:gfxdata="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" path="m,l3041641,e" filled="f" strokecolor="#bac6c3" strokeweight=".5pt">
+              <v:shape w14:anchorId="34BD484D" id="Graphic 31" o:spid="_x0000_s1026" style="position:absolute;margin-left:28.3pt;margin-top:12.8pt;width:239.5pt;height:.1pt;z-index:-251660800;visibility:visible;mso-wrap-style:square;mso-wrap-distance-left:0;mso-wrap-distance-top:0;mso-wrap-distance-right:0;mso-wrap-distance-bottom:0;mso-position-horizontal:absolute;mso-position-horizontal-relative:page;mso-position-vertical:absolute;mso-position-vertical-relative:text;v-text-anchor:top" coordsize="3041650,1270" o:gfxdata="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" path="m,l3041641,e" filled="f" strokecolor="#bac6c3" strokeweight=".5pt">
                 <v:path arrowok="t"/>
                 <w10:wrap type="topAndBottom" anchorx="page"/>
               </v:shape>
@@ -3281,7 +3195,6 @@
         <w:t>{{</w:t>
       </w:r>
       <w:proofErr w:type="spellStart"/>
-      <w:proofErr w:type="gramStart"/>
       <w:r>
         <w:rPr>
           <w:b w:val="0"/>
@@ -3291,7 +3204,6 @@
         <w:t>DT.Enfermedades</w:t>
       </w:r>
       <w:proofErr w:type="spellEnd"/>
-      <w:proofErr w:type="gramEnd"/>
       <w:r>
         <w:rPr>
           <w:b w:val="0"/>
@@ -3415,7 +3327,7 @@
           </mc:Choice>
           <mc:Fallback>
             <w:pict>
-              <v:shape w14:anchorId="23E93934" id="Graphic 32" o:spid="_x0000_s1026" style="position:absolute;margin-left:28.3pt;margin-top:12.8pt;width:239.5pt;height:.1pt;z-index:-251658752;visibility:visible;mso-wrap-style:square;mso-wrap-distance-left:0;mso-wrap-distance-top:0;mso-wrap-distance-right:0;mso-wrap-distance-bottom:0;mso-position-horizontal:absolute;mso-position-horizontal-relative:page;mso-position-vertical:absolute;mso-position-vertical-relative:text;v-text-anchor:top" coordsize="3041650,1270" o:gfxdata="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" path="m,l3041641,e" filled="f" strokecolor="#bac6c3" strokeweight=".5pt">
+              <v:shape w14:anchorId="2DD5022E" id="Graphic 32" o:spid="_x0000_s1026" style="position:absolute;margin-left:28.3pt;margin-top:12.8pt;width:239.5pt;height:.1pt;z-index:-251658752;visibility:visible;mso-wrap-style:square;mso-wrap-distance-left:0;mso-wrap-distance-top:0;mso-wrap-distance-right:0;mso-wrap-distance-bottom:0;mso-position-horizontal:absolute;mso-position-horizontal-relative:page;mso-position-vertical:absolute;mso-position-vertical-relative:text;v-text-anchor:top" coordsize="3041650,1270" o:gfxdata="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" path="m,l3041641,e" filled="f" strokecolor="#bac6c3" strokeweight=".5pt">
                 <v:path arrowok="t"/>
                 <w10:wrap type="topAndBottom" anchorx="page"/>
               </v:shape>
@@ -3438,7 +3350,6 @@
         <w:t>{{</w:t>
       </w:r>
       <w:proofErr w:type="spellStart"/>
-      <w:proofErr w:type="gramStart"/>
       <w:r>
         <w:rPr>
           <w:b w:val="0"/>
@@ -3448,7 +3359,6 @@
         <w:t>DT.Medicamentos</w:t>
       </w:r>
       <w:proofErr w:type="spellEnd"/>
-      <w:proofErr w:type="gramEnd"/>
       <w:r>
         <w:rPr>
           <w:b w:val="0"/>
@@ -4645,7 +4555,7 @@
           </mc:Choice>
           <mc:Fallback>
             <w:pict>
-              <v:group w14:anchorId="1D0F33E1" id="Group 34" o:spid="_x0000_s1026" style="position:absolute;margin-left:36.4pt;margin-top:22.05pt;width:28.4pt;height:28.4pt;z-index:-251647488;mso-wrap-distance-left:0;mso-wrap-distance-right:0;mso-position-horizontal-relative:page;mso-height-relative:margin" coordsize="360680,360680" o:gfxdata="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">
+              <v:group w14:anchorId="031144D9" id="Group 34" o:spid="_x0000_s1026" style="position:absolute;margin-left:36.4pt;margin-top:22.05pt;width:28.4pt;height:28.4pt;z-index:-251647488;mso-wrap-distance-left:0;mso-wrap-distance-right:0;mso-position-horizontal-relative:page;mso-height-relative:margin" coordsize="360680,360680" o:gfxdata="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">
                 <v:shape id="Graphic 35" o:spid="_x0000_s1027" style="position:absolute;width:360680;height:360680;visibility:visible;mso-wrap-style:square;v-text-anchor:top" coordsize="360680,360680" o:gfxdata="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" path="m360102,l109348,,66802,8598,32042,32042,8598,66802,,109349,,360103r254257,l295440,351780r33646,-22693l351778,295441r8324,-41182l360102,xe" fillcolor="#e90028" stroked="f">
                   <v:path arrowok="t"/>
                 </v:shape>
@@ -4730,7 +4640,7 @@
           </mc:Choice>
           <mc:Fallback>
             <w:pict>
-              <v:shape w14:anchorId="0C3111E9" id="Graphic 33" o:spid="_x0000_s1026" style="position:absolute;margin-left:28.3pt;margin-top:12.8pt;width:239.5pt;height:.1pt;z-index:-251654656;visibility:visible;mso-wrap-style:square;mso-wrap-distance-left:0;mso-wrap-distance-top:0;mso-wrap-distance-right:0;mso-wrap-distance-bottom:0;mso-position-horizontal:absolute;mso-position-horizontal-relative:page;mso-position-vertical:absolute;mso-position-vertical-relative:text;v-text-anchor:top" coordsize="3041650,1270" o:gfxdata="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" path="m,l3041641,e" filled="f" strokecolor="#bac6c3" strokeweight=".5pt">
+              <v:shape w14:anchorId="2A08F90C" id="Graphic 33" o:spid="_x0000_s1026" style="position:absolute;margin-left:28.3pt;margin-top:12.8pt;width:239.5pt;height:.1pt;z-index:-251654656;visibility:visible;mso-wrap-style:square;mso-wrap-distance-left:0;mso-wrap-distance-top:0;mso-wrap-distance-right:0;mso-wrap-distance-bottom:0;mso-position-horizontal:absolute;mso-position-horizontal-relative:page;mso-position-vertical:absolute;mso-position-vertical-relative:text;v-text-anchor:top" coordsize="3041650,1270" o:gfxdata="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" path="m,l3041641,e" filled="f" strokecolor="#bac6c3" strokeweight=".5pt">
                 <v:path arrowok="t"/>
                 <w10:wrap type="topAndBottom" anchorx="page"/>
               </v:shape>
@@ -4753,7 +4663,6 @@
         <w:t>{{</w:t>
       </w:r>
       <w:proofErr w:type="spellStart"/>
-      <w:proofErr w:type="gramStart"/>
       <w:r>
         <w:rPr>
           <w:b w:val="0"/>
@@ -4763,7 +4672,6 @@
         <w:t>DT.Alergias</w:t>
       </w:r>
       <w:proofErr w:type="spellEnd"/>
-      <w:proofErr w:type="gramEnd"/>
       <w:r>
         <w:rPr>
           <w:b w:val="0"/>
@@ -5621,25 +5529,7 @@
                 <w:sz w:val="12"/>
                 <w:szCs w:val="20"/>
               </w:rPr>
-              <w:t>{{</w:t>
-            </w:r>
-            <w:proofErr w:type="gramStart"/>
-            <w:r>
-              <w:rPr>
-                <w:rFonts w:ascii="Times New Roman"/>
-                <w:sz w:val="12"/>
-                <w:szCs w:val="20"/>
-              </w:rPr>
-              <w:t>VA.T</w:t>
-            </w:r>
-            <w:proofErr w:type="gramEnd"/>
-            <w:r>
-              <w:rPr>
-                <w:rFonts w:ascii="Times New Roman"/>
-                <w:sz w:val="12"/>
-                <w:szCs w:val="20"/>
-              </w:rPr>
-              <w:t>1}}</w:t>
+              <w:t>{{VA.T1}}</w:t>
             </w:r>
           </w:p>
         </w:tc>
@@ -5662,25 +5552,7 @@
                 <w:sz w:val="12"/>
                 <w:szCs w:val="20"/>
               </w:rPr>
-              <w:t>{{</w:t>
-            </w:r>
-            <w:proofErr w:type="gramStart"/>
-            <w:r>
-              <w:rPr>
-                <w:rFonts w:ascii="Times New Roman"/>
-                <w:sz w:val="12"/>
-                <w:szCs w:val="20"/>
-              </w:rPr>
-              <w:t>VA.T</w:t>
-            </w:r>
-            <w:proofErr w:type="gramEnd"/>
-            <w:r>
-              <w:rPr>
-                <w:rFonts w:ascii="Times New Roman"/>
-                <w:sz w:val="12"/>
-                <w:szCs w:val="20"/>
-              </w:rPr>
-              <w:t>2}}</w:t>
+              <w:t>{{VA.T2}}</w:t>
             </w:r>
           </w:p>
         </w:tc>
@@ -5703,25 +5575,7 @@
                 <w:sz w:val="12"/>
                 <w:szCs w:val="20"/>
               </w:rPr>
-              <w:t>{{</w:t>
-            </w:r>
-            <w:proofErr w:type="gramStart"/>
-            <w:r>
-              <w:rPr>
-                <w:rFonts w:ascii="Times New Roman"/>
-                <w:sz w:val="12"/>
-                <w:szCs w:val="20"/>
-              </w:rPr>
-              <w:t>VA.T</w:t>
-            </w:r>
-            <w:proofErr w:type="gramEnd"/>
-            <w:r>
-              <w:rPr>
-                <w:rFonts w:ascii="Times New Roman"/>
-                <w:sz w:val="12"/>
-                <w:szCs w:val="20"/>
-              </w:rPr>
-              <w:t>3}}</w:t>
+              <w:t>{{VA.T3}}</w:t>
             </w:r>
           </w:p>
         </w:tc>
@@ -5744,25 +5598,7 @@
                 <w:sz w:val="12"/>
                 <w:szCs w:val="20"/>
               </w:rPr>
-              <w:t>{{</w:t>
-            </w:r>
-            <w:proofErr w:type="gramStart"/>
-            <w:r>
-              <w:rPr>
-                <w:rFonts w:ascii="Times New Roman"/>
-                <w:sz w:val="12"/>
-                <w:szCs w:val="20"/>
-              </w:rPr>
-              <w:t>VA.T</w:t>
-            </w:r>
-            <w:proofErr w:type="gramEnd"/>
-            <w:r>
-              <w:rPr>
-                <w:rFonts w:ascii="Times New Roman"/>
-                <w:sz w:val="12"/>
-                <w:szCs w:val="20"/>
-              </w:rPr>
-              <w:t>4}}</w:t>
+              <w:t>{{VA.T4}}</w:t>
             </w:r>
           </w:p>
         </w:tc>
@@ -5785,25 +5621,7 @@
                 <w:sz w:val="12"/>
                 <w:szCs w:val="20"/>
               </w:rPr>
-              <w:t>{{</w:t>
-            </w:r>
-            <w:proofErr w:type="gramStart"/>
-            <w:r>
-              <w:rPr>
-                <w:rFonts w:ascii="Times New Roman"/>
-                <w:sz w:val="12"/>
-                <w:szCs w:val="20"/>
-              </w:rPr>
-              <w:t>VA.T</w:t>
-            </w:r>
-            <w:proofErr w:type="gramEnd"/>
-            <w:r>
-              <w:rPr>
-                <w:rFonts w:ascii="Times New Roman"/>
-                <w:sz w:val="12"/>
-                <w:szCs w:val="20"/>
-              </w:rPr>
-              <w:t>5}}</w:t>
+              <w:t>{{VA.T5}}</w:t>
             </w:r>
           </w:p>
         </w:tc>
@@ -5875,25 +5693,7 @@
                 <w:sz w:val="12"/>
                 <w:szCs w:val="20"/>
               </w:rPr>
-              <w:t>{{</w:t>
-            </w:r>
-            <w:proofErr w:type="gramStart"/>
-            <w:r>
-              <w:rPr>
-                <w:rFonts w:ascii="Times New Roman"/>
-                <w:sz w:val="12"/>
-                <w:szCs w:val="20"/>
-              </w:rPr>
-              <w:t>VA.F</w:t>
-            </w:r>
-            <w:proofErr w:type="gramEnd"/>
-            <w:r>
-              <w:rPr>
-                <w:rFonts w:ascii="Times New Roman"/>
-                <w:sz w:val="12"/>
-                <w:szCs w:val="20"/>
-              </w:rPr>
-              <w:t>1}}</w:t>
+              <w:t>{{VA.F1}}</w:t>
             </w:r>
           </w:p>
         </w:tc>
@@ -6493,7 +6293,6 @@
               <w:t xml:space="preserve">   {{</w:t>
             </w:r>
             <w:proofErr w:type="spellStart"/>
-            <w:proofErr w:type="gramStart"/>
             <w:r>
               <w:rPr>
                 <w:rFonts w:ascii="Times New Roman"/>
@@ -6502,7 +6301,6 @@
               <w:t>DT.FechaExa</w:t>
             </w:r>
             <w:proofErr w:type="spellEnd"/>
-            <w:proofErr w:type="gramEnd"/>
             <w:r>
               <w:rPr>
                 <w:rFonts w:ascii="Times New Roman"/>
@@ -6615,7 +6413,6 @@
               <w:t xml:space="preserve">   {{</w:t>
             </w:r>
             <w:proofErr w:type="spellStart"/>
-            <w:proofErr w:type="gramStart"/>
             <w:r>
               <w:rPr>
                 <w:rFonts w:ascii="Times New Roman"/>
@@ -6624,7 +6421,6 @@
               <w:t>DT.Lugar</w:t>
             </w:r>
             <w:proofErr w:type="spellEnd"/>
-            <w:proofErr w:type="gramEnd"/>
             <w:r>
               <w:rPr>
                 <w:rFonts w:ascii="Times New Roman"/>
@@ -6741,7 +6537,6 @@
               <w:t xml:space="preserve">   {{</w:t>
             </w:r>
             <w:proofErr w:type="spellStart"/>
-            <w:proofErr w:type="gramStart"/>
             <w:r>
               <w:rPr>
                 <w:rFonts w:ascii="Times New Roman"/>
@@ -6750,7 +6545,6 @@
               <w:t>DT.NombreMedico</w:t>
             </w:r>
             <w:proofErr w:type="spellEnd"/>
-            <w:proofErr w:type="gramEnd"/>
             <w:r>
               <w:rPr>
                 <w:rFonts w:ascii="Times New Roman"/>
@@ -6773,7 +6567,6 @@
               <w:t xml:space="preserve"> {{</w:t>
             </w:r>
             <w:proofErr w:type="spellStart"/>
-            <w:proofErr w:type="gramStart"/>
             <w:r>
               <w:rPr>
                 <w:rFonts w:ascii="Times New Roman"/>
@@ -6782,7 +6575,6 @@
               <w:t>DT.CedulaMedico</w:t>
             </w:r>
             <w:proofErr w:type="spellEnd"/>
-            <w:proofErr w:type="gramEnd"/>
             <w:r>
               <w:rPr>
                 <w:rFonts w:ascii="Times New Roman"/>
@@ -6961,7 +6753,6 @@
               <w:t xml:space="preserve">   {{</w:t>
             </w:r>
             <w:proofErr w:type="spellStart"/>
-            <w:proofErr w:type="gramStart"/>
             <w:r>
               <w:rPr>
                 <w:rFonts w:ascii="Times New Roman"/>
@@ -6970,7 +6761,6 @@
               <w:t>DT.Sangre</w:t>
             </w:r>
             <w:proofErr w:type="spellEnd"/>
-            <w:proofErr w:type="gramEnd"/>
             <w:r>
               <w:rPr>
                 <w:rFonts w:ascii="Times New Roman"/>
@@ -7034,7 +6824,6 @@
               <w:t xml:space="preserve">   {{</w:t>
             </w:r>
             <w:proofErr w:type="spellStart"/>
-            <w:proofErr w:type="gramStart"/>
             <w:r>
               <w:rPr>
                 <w:rFonts w:ascii="Times New Roman"/>
@@ -7043,7 +6832,6 @@
               <w:t>DT.Alergias</w:t>
             </w:r>
             <w:proofErr w:type="spellEnd"/>
-            <w:proofErr w:type="gramEnd"/>
             <w:r>
               <w:rPr>
                 <w:rFonts w:ascii="Times New Roman"/>
@@ -7122,7 +6910,6 @@
               <w:t xml:space="preserve">   {{</w:t>
             </w:r>
             <w:proofErr w:type="spellStart"/>
-            <w:proofErr w:type="gramStart"/>
             <w:r>
               <w:rPr>
                 <w:rFonts w:ascii="Times New Roman"/>
@@ -7131,7 +6918,6 @@
               <w:t>DT.Aptitud</w:t>
             </w:r>
             <w:proofErr w:type="spellEnd"/>
-            <w:proofErr w:type="gramEnd"/>
             <w:r>
               <w:rPr>
                 <w:rFonts w:ascii="Times New Roman"/>
@@ -7223,7 +7009,6 @@
               <w:t>{{</w:t>
             </w:r>
             <w:proofErr w:type="spellStart"/>
-            <w:proofErr w:type="gramStart"/>
             <w:r>
               <w:rPr>
                 <w:rFonts w:ascii="Times New Roman"/>
@@ -7232,7 +7017,6 @@
               <w:t>DT.FechaExaCad</w:t>
             </w:r>
             <w:proofErr w:type="spellEnd"/>
-            <w:proofErr w:type="gramEnd"/>
             <w:r>
               <w:rPr>
                 <w:rFonts w:ascii="Times New Roman"/>
@@ -7294,7 +7078,6 @@
               <w:t xml:space="preserve">   {{</w:t>
             </w:r>
             <w:proofErr w:type="spellStart"/>
-            <w:proofErr w:type="gramStart"/>
             <w:r>
               <w:rPr>
                 <w:rFonts w:ascii="Times New Roman"/>
@@ -7303,7 +7086,6 @@
               <w:t>DT.Restricciones</w:t>
             </w:r>
             <w:proofErr w:type="spellEnd"/>
-            <w:proofErr w:type="gramEnd"/>
             <w:r>
               <w:rPr>
                 <w:rFonts w:ascii="Times New Roman"/>
@@ -9922,39 +9704,7 @@
                 <w:p>
                   <w:r>
                     <w:lastRenderedPageBreak/>
-                    <w:t xml:space="preserve">{% </w:t>
-                  </w:r>
-                  <w:proofErr w:type="spellStart"/>
-                  <w:r>
-                    <w:t>tr</w:t>
-                  </w:r>
-                  <w:proofErr w:type="spellEnd"/>
-                  <w:r>
-                    <w:t xml:space="preserve"> </w:t>
-                  </w:r>
-                  <w:proofErr w:type="spellStart"/>
-                  <w:r>
-                    <w:t>for</w:t>
-                  </w:r>
-                  <w:proofErr w:type="spellEnd"/>
-                  <w:r>
-                    <w:t xml:space="preserve"> </w:t>
-                  </w:r>
-                  <w:proofErr w:type="spellStart"/>
-                  <w:r>
-                    <w:t>item</w:t>
-                  </w:r>
-                  <w:proofErr w:type="spellEnd"/>
-                  <w:r>
-                    <w:t xml:space="preserve"> in </w:t>
-                  </w:r>
-                  <w:proofErr w:type="spellStart"/>
-                  <w:r>
-                    <w:t>EmpleadoMes</w:t>
-                  </w:r>
-                  <w:proofErr w:type="spellEnd"/>
-                  <w:r>
-                    <w:t xml:space="preserve"> %}</w:t>
+                    <w:t>{% tr for item in EmpleadoMes %}</w:t>
                   </w:r>
                 </w:p>
               </w:tc>
@@ -10058,7 +9808,7 @@
                       </mc:Choice>
                       <mc:Fallback>
                         <w:pict>
-                          <v:roundrect w14:anchorId="31222696" id="Rectángulo: esquinas redondeadas 289" o:spid="_x0000_s1026" style="position:absolute;margin-left:-4.1pt;margin-top:.35pt;width:245.15pt;height:85.4pt;z-index:-251655168;visibility:visible;mso-wrap-style:square;mso-width-percent:0;mso-height-percent:0;mso-wrap-distance-left:9pt;mso-wrap-distance-top:0;mso-wrap-distance-right:9pt;mso-wrap-distance-bottom:0;mso-position-horizontal:absolute;mso-position-horizontal-relative:text;mso-position-vertical:absolute;mso-position-vertical-relative:text;mso-width-percent:0;mso-height-percent:0;mso-width-relative:margin;mso-height-relative:margin;v-text-anchor:middle" arcsize="5847f" o:gfxdata="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" filled="f" strokecolor="#1c334e"/>
+                          <v:roundrect w14:anchorId="03A856DB" id="Rectángulo: esquinas redondeadas 289" o:spid="_x0000_s1026" style="position:absolute;margin-left:-4.1pt;margin-top:.35pt;width:245.15pt;height:85.4pt;z-index:-251655168;visibility:visible;mso-wrap-style:square;mso-width-percent:0;mso-height-percent:0;mso-wrap-distance-left:9pt;mso-wrap-distance-top:0;mso-wrap-distance-right:9pt;mso-wrap-distance-bottom:0;mso-position-horizontal:absolute;mso-position-horizontal-relative:text;mso-position-vertical:absolute;mso-position-vertical-relative:text;mso-width-percent:0;mso-height-percent:0;mso-width-relative:margin;mso-height-relative:margin;v-text-anchor:middle" arcsize="5847f" o:gfxdata="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" filled="f" strokecolor="#1c334e"/>
                         </w:pict>
                       </mc:Fallback>
                     </mc:AlternateContent>
@@ -10155,7 +9905,6 @@
                                             <w:sz w:val="14"/>
                                           </w:rPr>
                                         </w:pPr>
-                                        <w:proofErr w:type="gramStart"/>
                                         <w:r>
                                           <w:rPr>
                                             <w:color w:val="FFFFFF"/>
@@ -10174,7 +9923,6 @@
                                           <w:t>item.ID</w:t>
                                         </w:r>
                                         <w:proofErr w:type="spellEnd"/>
-                                        <w:proofErr w:type="gramEnd"/>
                                         <w:r>
                                           <w:rPr>
                                             <w:color w:val="FFFFFF"/>
@@ -10207,7 +9955,6 @@
                                       <w:sz w:val="14"/>
                                     </w:rPr>
                                   </w:pPr>
-                                  <w:proofErr w:type="gramStart"/>
                                   <w:r>
                                     <w:rPr>
                                       <w:color w:val="FFFFFF"/>
@@ -10226,7 +9973,6 @@
                                     <w:t>item.ID</w:t>
                                   </w:r>
                                   <w:proofErr w:type="spellEnd"/>
-                                  <w:proofErr w:type="gramEnd"/>
                                   <w:r>
                                     <w:rPr>
                                       <w:color w:val="FFFFFF"/>
@@ -10408,7 +10154,7 @@
                       </mc:Choice>
                       <mc:Fallback>
                         <w:pict>
-                          <v:shape w14:anchorId="2750C8D7" id="Graphic 364" o:spid="_x0000_s1026" style="position:absolute;margin-left:11.95pt;margin-top:14.4pt;width:69.5pt;height:1.7pt;z-index:251655168;visibility:visible;mso-wrap-style:square;mso-wrap-distance-left:9pt;mso-wrap-distance-top:0;mso-wrap-distance-right:9pt;mso-wrap-distance-bottom:0;mso-position-horizontal:absolute;mso-position-horizontal-relative:text;mso-position-vertical:absolute;mso-position-vertical-relative:text;v-text-anchor:top" coordsize="882650,21590" o:gfxdata="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" path="m882087,l,,,21343r882087,l882087,xe" fillcolor="#e90028" stroked="f">
+                          <v:shape w14:anchorId="38C84F93" id="Graphic 364" o:spid="_x0000_s1026" style="position:absolute;margin-left:11.95pt;margin-top:14.4pt;width:69.5pt;height:1.7pt;z-index:251655168;visibility:visible;mso-wrap-style:square;mso-wrap-distance-left:9pt;mso-wrap-distance-top:0;mso-wrap-distance-right:9pt;mso-wrap-distance-bottom:0;mso-position-horizontal:absolute;mso-position-horizontal-relative:text;mso-position-vertical:absolute;mso-position-vertical-relative:text;v-text-anchor:top" coordsize="882650,21590" o:gfxdata="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" path="m882087,l,,,21343r882087,l882087,xe" fillcolor="#e90028" stroked="f">
                             <v:path arrowok="t"/>
                           </v:shape>
                         </w:pict>
@@ -10508,17 +10254,7 @@
                       <w:szCs w:val="10"/>
                       <w:u w:val="single" w:color="BAC6C3"/>
                     </w:rPr>
-                    <w:t xml:space="preserve">        </w:t>
-                  </w:r>
-                  <w:proofErr w:type="gramStart"/>
-                  <w:r>
-                    <w:rPr>
-                      <w:rFonts w:ascii="Times New Roman" w:hAnsi="Times New Roman"/>
-                      <w:sz w:val="14"/>
-                      <w:szCs w:val="10"/>
-                      <w:u w:val="single" w:color="BAC6C3"/>
-                    </w:rPr>
-                    <w:t xml:space="preserve">{{ </w:t>
+                    <w:t xml:space="preserve">        {{ </w:t>
                   </w:r>
                   <w:proofErr w:type="spellStart"/>
                   <w:r>
@@ -10528,27 +10264,7 @@
                       <w:szCs w:val="10"/>
                       <w:u w:val="single" w:color="BAC6C3"/>
                     </w:rPr>
-                    <w:t>item</w:t>
-                  </w:r>
-                  <w:proofErr w:type="gramEnd"/>
-                  <w:r>
-                    <w:rPr>
-                      <w:rFonts w:ascii="Times New Roman" w:hAnsi="Times New Roman"/>
-                      <w:sz w:val="14"/>
-                      <w:szCs w:val="10"/>
-                      <w:u w:val="single" w:color="BAC6C3"/>
-                    </w:rPr>
-                    <w:t>.</w:t>
-                  </w:r>
-                  <w:proofErr w:type="gramStart"/>
-                  <w:r>
-                    <w:rPr>
-                      <w:rFonts w:ascii="Times New Roman" w:hAnsi="Times New Roman"/>
-                      <w:sz w:val="14"/>
-                      <w:szCs w:val="10"/>
-                      <w:u w:val="single" w:color="BAC6C3"/>
-                    </w:rPr>
-                    <w:t>Mes</w:t>
+                    <w:t>item.Mes</w:t>
                   </w:r>
                   <w:proofErr w:type="spellEnd"/>
                   <w:r>
@@ -10558,17 +10274,7 @@
                       <w:szCs w:val="10"/>
                       <w:u w:val="single" w:color="BAC6C3"/>
                     </w:rPr>
-                    <w:t xml:space="preserve"> }</w:t>
-                  </w:r>
-                  <w:proofErr w:type="gramEnd"/>
-                  <w:r>
-                    <w:rPr>
-                      <w:rFonts w:ascii="Times New Roman" w:hAnsi="Times New Roman"/>
-                      <w:sz w:val="14"/>
-                      <w:szCs w:val="10"/>
-                      <w:u w:val="single" w:color="BAC6C3"/>
-                    </w:rPr>
-                    <w:t xml:space="preserve">}                        </w:t>
+                    <w:t xml:space="preserve"> }}                        </w:t>
                   </w:r>
                   <w:r>
                     <w:rPr>
@@ -10625,17 +10331,7 @@
                       <w:szCs w:val="10"/>
                       <w:u w:val="single" w:color="BAC6C3"/>
                     </w:rPr>
-                    <w:t xml:space="preserve">        </w:t>
-                  </w:r>
-                  <w:proofErr w:type="gramStart"/>
-                  <w:r>
-                    <w:rPr>
-                      <w:rFonts w:ascii="Times New Roman" w:hAnsi="Times New Roman"/>
-                      <w:sz w:val="14"/>
-                      <w:szCs w:val="10"/>
-                      <w:u w:val="single" w:color="BAC6C3"/>
-                    </w:rPr>
-                    <w:t xml:space="preserve">{{ </w:t>
+                    <w:t xml:space="preserve">        {{ </w:t>
                   </w:r>
                   <w:proofErr w:type="spellStart"/>
                   <w:r>
@@ -10645,27 +10341,7 @@
                       <w:szCs w:val="10"/>
                       <w:u w:val="single" w:color="BAC6C3"/>
                     </w:rPr>
-                    <w:t>item</w:t>
-                  </w:r>
-                  <w:proofErr w:type="gramEnd"/>
-                  <w:r>
-                    <w:rPr>
-                      <w:rFonts w:ascii="Times New Roman" w:hAnsi="Times New Roman"/>
-                      <w:sz w:val="14"/>
-                      <w:szCs w:val="10"/>
-                      <w:u w:val="single" w:color="BAC6C3"/>
-                    </w:rPr>
-                    <w:t>.</w:t>
-                  </w:r>
-                  <w:proofErr w:type="gramStart"/>
-                  <w:r>
-                    <w:rPr>
-                      <w:rFonts w:ascii="Times New Roman" w:hAnsi="Times New Roman"/>
-                      <w:sz w:val="14"/>
-                      <w:szCs w:val="10"/>
-                      <w:u w:val="single" w:color="BAC6C3"/>
-                    </w:rPr>
-                    <w:t>Actividad</w:t>
+                    <w:t>item.Actividad</w:t>
                   </w:r>
                   <w:proofErr w:type="spellEnd"/>
                   <w:r>
@@ -10675,17 +10351,7 @@
                       <w:szCs w:val="10"/>
                       <w:u w:val="single" w:color="BAC6C3"/>
                     </w:rPr>
-                    <w:t xml:space="preserve"> }</w:t>
-                  </w:r>
-                  <w:proofErr w:type="gramEnd"/>
-                  <w:r>
-                    <w:rPr>
-                      <w:rFonts w:ascii="Times New Roman" w:hAnsi="Times New Roman"/>
-                      <w:sz w:val="14"/>
-                      <w:szCs w:val="10"/>
-                      <w:u w:val="single" w:color="BAC6C3"/>
-                    </w:rPr>
-                    <w:t xml:space="preserve">}               </w:t>
+                    <w:t xml:space="preserve"> }}               </w:t>
                   </w:r>
                   <w:r>
                     <w:rPr>
@@ -10816,23 +10482,7 @@
                 </w:tcPr>
                 <w:p>
                   <w:r>
-                    <w:t xml:space="preserve">{% </w:t>
-                  </w:r>
-                  <w:proofErr w:type="spellStart"/>
-                  <w:r>
-                    <w:t>tr</w:t>
-                  </w:r>
-                  <w:proofErr w:type="spellEnd"/>
-                  <w:r>
-                    <w:t xml:space="preserve"> </w:t>
-                  </w:r>
-                  <w:proofErr w:type="spellStart"/>
-                  <w:r>
-                    <w:t>endfor</w:t>
-                  </w:r>
-                  <w:proofErr w:type="spellEnd"/>
-                  <w:r>
-                    <w:t xml:space="preserve"> %}</w:t>
+                    <w:t>{% tr endfor %}</w:t>
                   </w:r>
                 </w:p>
               </w:tc>
@@ -17063,7 +16713,7 @@
         </mc:Choice>
         <mc:Fallback>
           <w:pict>
-            <v:shape w14:anchorId="76B104F5" id="Graphic 1" o:spid="_x0000_s1026" style="position:absolute;margin-left:242.45pt;margin-top:0;width:53.65pt;height:64.6pt;z-index:-251664384;visibility:visible;mso-wrap-style:square;mso-wrap-distance-left:0;mso-wrap-distance-top:0;mso-wrap-distance-right:0;mso-wrap-distance-bottom:0;mso-position-horizontal:absolute;mso-position-horizontal-relative:page;mso-position-vertical:absolute;mso-position-vertical-relative:page;v-text-anchor:top" coordsize="681355,820419" o:gfxdata="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" path="m681304,l596468,,547960,3498,501179,13733,456734,30317,415234,52860,377287,80974r-33785,33297l314489,152361r-23634,42495l,819924r83985,l132476,816430r46771,-10224l223689,789638r41504,-22522l303151,739026r33803,-33271l365993,667690r23668,-42469l681304,xe" fillcolor="#e90028" stroked="f">
+            <v:shape w14:anchorId="4A5BF9DC" id="Graphic 1" o:spid="_x0000_s1026" style="position:absolute;margin-left:242.45pt;margin-top:0;width:53.65pt;height:64.6pt;z-index:-251664384;visibility:visible;mso-wrap-style:square;mso-wrap-distance-left:0;mso-wrap-distance-top:0;mso-wrap-distance-right:0;mso-wrap-distance-bottom:0;mso-position-horizontal:absolute;mso-position-horizontal-relative:page;mso-position-vertical:absolute;mso-position-vertical-relative:page;v-text-anchor:top" coordsize="681355,820419" o:gfxdata="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" path="m681304,l596468,,547960,3498,501179,13733,456734,30317,415234,52860,377287,80974r-33785,33297l314489,152361r-23634,42495l,819924r83985,l132476,816430r46771,-10224l223689,789638r41504,-22522l303151,739026r33803,-33271l365993,667690r23668,-42469l681304,xe" fillcolor="#e90028" stroked="f">
               <v:fill opacity="5140f"/>
               <v:path arrowok="t"/>
               <w10:wrap anchorx="page" anchory="page"/>
@@ -17164,7 +16814,7 @@
         </mc:Choice>
         <mc:Fallback>
           <w:pict>
-            <v:shape w14:anchorId="11AA8589" id="Graphic 2" o:spid="_x0000_s1026" style="position:absolute;margin-left:0;margin-top:28.05pt;width:56.5pt;height:28.35pt;z-index:-251660288;visibility:visible;mso-wrap-style:square;mso-wrap-distance-left:0;mso-wrap-distance-top:0;mso-wrap-distance-right:0;mso-wrap-distance-bottom:0;mso-position-horizontal:absolute;mso-position-horizontal-relative:page;mso-position-vertical:absolute;mso-position-vertical-relative:page;v-text-anchor:top" coordsize="717550,360045" o:gfxdata="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" path="m717169,l,,,359994r600534,l645915,350822r37076,-25004l707997,288746r9172,-45376l717169,xe" fillcolor="#e90028" stroked="f">
+            <v:shape w14:anchorId="5BA43112" id="Graphic 2" o:spid="_x0000_s1026" style="position:absolute;margin-left:0;margin-top:28.05pt;width:56.5pt;height:28.35pt;z-index:-251660288;visibility:visible;mso-wrap-style:square;mso-wrap-distance-left:0;mso-wrap-distance-top:0;mso-wrap-distance-right:0;mso-wrap-distance-bottom:0;mso-position-horizontal:absolute;mso-position-horizontal-relative:page;mso-position-vertical:absolute;mso-position-vertical-relative:page;v-text-anchor:top" coordsize="717550,360045" o:gfxdata="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" path="m717169,l,,,359994r600534,l645915,350822r37076,-25004l707997,288746r9172,-45376l717169,xe" fillcolor="#e90028" stroked="f">
               <v:path arrowok="t"/>
               <w10:wrap anchorx="page" anchory="page"/>
             </v:shape>
@@ -17557,7 +17207,7 @@
         </mc:Choice>
         <mc:Fallback>
           <w:pict>
-            <v:shape w14:anchorId="5DDC9AC6" id="Graphic 17" o:spid="_x0000_s1026" style="position:absolute;margin-left:242.45pt;margin-top:0;width:53.65pt;height:64.6pt;z-index:15730688;visibility:visible;mso-wrap-style:square;mso-wrap-distance-left:0;mso-wrap-distance-top:0;mso-wrap-distance-right:0;mso-wrap-distance-bottom:0;mso-position-horizontal:absolute;mso-position-horizontal-relative:page;mso-position-vertical:absolute;mso-position-vertical-relative:page;v-text-anchor:top" coordsize="681355,820419" o:gfxdata="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" path="m681304,l596468,,547960,3498,501179,13733,456734,30317,415234,52860,377287,80974r-33785,33297l314489,152361r-23634,42495l,819924r83985,l132476,816430r46771,-10224l223689,789638r41504,-22522l303151,739026r33803,-33271l365993,667690r23668,-42469l681304,xe" fillcolor="#e90028" stroked="f">
+            <v:shape w14:anchorId="7FB45C27" id="Graphic 17" o:spid="_x0000_s1026" style="position:absolute;margin-left:242.45pt;margin-top:0;width:53.65pt;height:64.6pt;z-index:15730688;visibility:visible;mso-wrap-style:square;mso-wrap-distance-left:0;mso-wrap-distance-top:0;mso-wrap-distance-right:0;mso-wrap-distance-bottom:0;mso-position-horizontal:absolute;mso-position-horizontal-relative:page;mso-position-vertical:absolute;mso-position-vertical-relative:page;v-text-anchor:top" coordsize="681355,820419" o:gfxdata="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" path="m681304,l596468,,547960,3498,501179,13733,456734,30317,415234,52860,377287,80974r-33785,33297l314489,152361r-23634,42495l,819924r83985,l132476,816430r46771,-10224l223689,789638r41504,-22522l303151,739026r33803,-33271l365993,667690r23668,-42469l681304,xe" fillcolor="#e90028" stroked="f">
               <v:fill opacity="5140f"/>
               <v:path arrowok="t"/>
               <w10:wrap anchorx="page" anchory="page"/>
@@ -17658,7 +17308,7 @@
         </mc:Choice>
         <mc:Fallback>
           <w:pict>
-            <v:shape w14:anchorId="26348F03" id="Graphic 18" o:spid="_x0000_s1026" style="position:absolute;margin-left:0;margin-top:28.05pt;width:56.5pt;height:28.35pt;z-index:-16130560;visibility:visible;mso-wrap-style:square;mso-wrap-distance-left:0;mso-wrap-distance-top:0;mso-wrap-distance-right:0;mso-wrap-distance-bottom:0;mso-position-horizontal:absolute;mso-position-horizontal-relative:page;mso-position-vertical:absolute;mso-position-vertical-relative:page;v-text-anchor:top" coordsize="717550,360045" o:gfxdata="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" path="m717169,l,,,359994r600534,l645915,350822r37076,-25004l707997,288746r9172,-45376l717169,xe" fillcolor="#e90028" stroked="f">
+            <v:shape w14:anchorId="34B515D8" id="Graphic 18" o:spid="_x0000_s1026" style="position:absolute;margin-left:0;margin-top:28.05pt;width:56.5pt;height:28.35pt;z-index:-16130560;visibility:visible;mso-wrap-style:square;mso-wrap-distance-left:0;mso-wrap-distance-top:0;mso-wrap-distance-right:0;mso-wrap-distance-bottom:0;mso-position-horizontal:absolute;mso-position-horizontal-relative:page;mso-position-vertical:absolute;mso-position-vertical-relative:page;v-text-anchor:top" coordsize="717550,360045" o:gfxdata="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" path="m717169,l,,,359994r600534,l645915,350822r37076,-25004l707997,288746r9172,-45376l717169,xe" fillcolor="#e90028" stroked="f">
               <v:path arrowok="t"/>
               <w10:wrap anchorx="page" anchory="page"/>
             </v:shape>
@@ -18083,7 +17733,7 @@
         </mc:Choice>
         <mc:Fallback>
           <w:pict>
-            <v:shape w14:anchorId="2422396C" id="Graphic 37" o:spid="_x0000_s1026" style="position:absolute;margin-left:242.45pt;margin-top:0;width:53.65pt;height:64.6pt;z-index:-16129024;visibility:visible;mso-wrap-style:square;mso-wrap-distance-left:0;mso-wrap-distance-top:0;mso-wrap-distance-right:0;mso-wrap-distance-bottom:0;mso-position-horizontal:absolute;mso-position-horizontal-relative:page;mso-position-vertical:absolute;mso-position-vertical-relative:page;v-text-anchor:top" coordsize="681355,820419" o:gfxdata="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" path="m681304,l596468,,547960,3498,501179,13733,456734,30317,415234,52860,377287,80974r-33785,33297l314489,152361r-23634,42495l,819924r83985,l132476,816430r46771,-10224l223689,789638r41504,-22522l303151,739026r33803,-33271l365993,667690r23668,-42469l681304,xe" fillcolor="#e90028" stroked="f">
+            <v:shape w14:anchorId="05EDED08" id="Graphic 37" o:spid="_x0000_s1026" style="position:absolute;margin-left:242.45pt;margin-top:0;width:53.65pt;height:64.6pt;z-index:-16129024;visibility:visible;mso-wrap-style:square;mso-wrap-distance-left:0;mso-wrap-distance-top:0;mso-wrap-distance-right:0;mso-wrap-distance-bottom:0;mso-position-horizontal:absolute;mso-position-horizontal-relative:page;mso-position-vertical:absolute;mso-position-vertical-relative:page;v-text-anchor:top" coordsize="681355,820419" o:gfxdata="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" path="m681304,l596468,,547960,3498,501179,13733,456734,30317,415234,52860,377287,80974r-33785,33297l314489,152361r-23634,42495l,819924r83985,l132476,816430r46771,-10224l223689,789638r41504,-22522l303151,739026r33803,-33271l365993,667690r23668,-42469l681304,xe" fillcolor="#e90028" stroked="f">
               <v:fill opacity="5140f"/>
               <v:path arrowok="t"/>
               <w10:wrap anchorx="page" anchory="page"/>
@@ -18184,7 +17834,7 @@
         </mc:Choice>
         <mc:Fallback>
           <w:pict>
-            <v:shape w14:anchorId="5FAACEC1" id="Graphic 38" o:spid="_x0000_s1026" style="position:absolute;margin-left:0;margin-top:28.05pt;width:56.5pt;height:28.35pt;z-index:-16128512;visibility:visible;mso-wrap-style:square;mso-wrap-distance-left:0;mso-wrap-distance-top:0;mso-wrap-distance-right:0;mso-wrap-distance-bottom:0;mso-position-horizontal:absolute;mso-position-horizontal-relative:page;mso-position-vertical:absolute;mso-position-vertical-relative:page;v-text-anchor:top" coordsize="717550,360045" o:gfxdata="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" path="m717169,l,,,359994r600534,l645915,350822r37076,-25004l707997,288746r9172,-45376l717169,xe" fillcolor="#e90028" stroked="f">
+            <v:shape w14:anchorId="286A787F" id="Graphic 38" o:spid="_x0000_s1026" style="position:absolute;margin-left:0;margin-top:28.05pt;width:56.5pt;height:28.35pt;z-index:-16128512;visibility:visible;mso-wrap-style:square;mso-wrap-distance-left:0;mso-wrap-distance-top:0;mso-wrap-distance-right:0;mso-wrap-distance-bottom:0;mso-position-horizontal:absolute;mso-position-horizontal-relative:page;mso-position-vertical:absolute;mso-position-vertical-relative:page;v-text-anchor:top" coordsize="717550,360045" o:gfxdata="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" path="m717169,l,,,359994r600534,l645915,350822r37076,-25004l707997,288746r9172,-45376l717169,xe" fillcolor="#e90028" stroked="f">
               <v:path arrowok="t"/>
               <w10:wrap anchorx="page" anchory="page"/>
             </v:shape>
@@ -18579,7 +18229,7 @@
         </mc:Choice>
         <mc:Fallback>
           <w:pict>
-            <v:shape w14:anchorId="43B14D7C" id="Graphic 46" o:spid="_x0000_s1026" style="position:absolute;margin-left:242.45pt;margin-top:0;width:53.65pt;height:64.6pt;z-index:-16126976;visibility:visible;mso-wrap-style:square;mso-wrap-distance-left:0;mso-wrap-distance-top:0;mso-wrap-distance-right:0;mso-wrap-distance-bottom:0;mso-position-horizontal:absolute;mso-position-horizontal-relative:page;mso-position-vertical:absolute;mso-position-vertical-relative:page;v-text-anchor:top" coordsize="681355,820419" o:gfxdata="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" path="m681304,l596468,,547960,3498,501179,13733,456734,30317,415234,52860,377287,80974r-33785,33297l314489,152361r-23634,42495l,819924r83985,l132476,816430r46771,-10224l223689,789638r41504,-22522l303151,739026r33803,-33271l365993,667690r23668,-42469l681304,xe" fillcolor="#e90028" stroked="f">
+            <v:shape w14:anchorId="49393DBD" id="Graphic 46" o:spid="_x0000_s1026" style="position:absolute;margin-left:242.45pt;margin-top:0;width:53.65pt;height:64.6pt;z-index:-16126976;visibility:visible;mso-wrap-style:square;mso-wrap-distance-left:0;mso-wrap-distance-top:0;mso-wrap-distance-right:0;mso-wrap-distance-bottom:0;mso-position-horizontal:absolute;mso-position-horizontal-relative:page;mso-position-vertical:absolute;mso-position-vertical-relative:page;v-text-anchor:top" coordsize="681355,820419" o:gfxdata="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" path="m681304,l596468,,547960,3498,501179,13733,456734,30317,415234,52860,377287,80974r-33785,33297l314489,152361r-23634,42495l,819924r83985,l132476,816430r46771,-10224l223689,789638r41504,-22522l303151,739026r33803,-33271l365993,667690r23668,-42469l681304,xe" fillcolor="#e90028" stroked="f">
               <v:fill opacity="5140f"/>
               <v:path arrowok="t"/>
               <w10:wrap anchorx="page" anchory="page"/>
@@ -18680,7 +18330,7 @@
         </mc:Choice>
         <mc:Fallback>
           <w:pict>
-            <v:shape w14:anchorId="417A31D3" id="Graphic 47" o:spid="_x0000_s1026" style="position:absolute;margin-left:0;margin-top:28.05pt;width:56.5pt;height:28.35pt;z-index:-16126464;visibility:visible;mso-wrap-style:square;mso-wrap-distance-left:0;mso-wrap-distance-top:0;mso-wrap-distance-right:0;mso-wrap-distance-bottom:0;mso-position-horizontal:absolute;mso-position-horizontal-relative:page;mso-position-vertical:absolute;mso-position-vertical-relative:page;v-text-anchor:top" coordsize="717550,360045" o:gfxdata="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" path="m717169,l,,,359994r600534,l645915,350822r37076,-25004l707997,288746r9172,-45376l717169,xe" fillcolor="#e90028" stroked="f">
+            <v:shape w14:anchorId="07C6A915" id="Graphic 47" o:spid="_x0000_s1026" style="position:absolute;margin-left:0;margin-top:28.05pt;width:56.5pt;height:28.35pt;z-index:-16126464;visibility:visible;mso-wrap-style:square;mso-wrap-distance-left:0;mso-wrap-distance-top:0;mso-wrap-distance-right:0;mso-wrap-distance-bottom:0;mso-position-horizontal:absolute;mso-position-horizontal-relative:page;mso-position-vertical:absolute;mso-position-vertical-relative:page;v-text-anchor:top" coordsize="717550,360045" o:gfxdata="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" path="m717169,l,,,359994r600534,l645915,350822r37076,-25004l707997,288746r9172,-45376l717169,xe" fillcolor="#e90028" stroked="f">
               <v:path arrowok="t"/>
               <w10:wrap anchorx="page" anchory="page"/>
             </v:shape>
@@ -19041,7 +18691,7 @@
         </mc:Choice>
         <mc:Fallback>
           <w:pict>
-            <v:shape w14:anchorId="18ACC675" id="Graphic 55" o:spid="_x0000_s1026" style="position:absolute;margin-left:242.45pt;margin-top:0;width:53.65pt;height:64.6pt;z-index:-16124928;visibility:visible;mso-wrap-style:square;mso-wrap-distance-left:0;mso-wrap-distance-top:0;mso-wrap-distance-right:0;mso-wrap-distance-bottom:0;mso-position-horizontal:absolute;mso-position-horizontal-relative:page;mso-position-vertical:absolute;mso-position-vertical-relative:page;v-text-anchor:top" coordsize="681355,820419" o:gfxdata="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" path="m681304,l596468,,547960,3498,501179,13733,456734,30317,415234,52860,377287,80974r-33785,33297l314489,152361r-23634,42495l,819924r83985,l132476,816430r46771,-10224l223689,789638r41504,-22522l303151,739026r33803,-33271l365993,667690r23668,-42469l681304,xe" fillcolor="#e90028" stroked="f">
+            <v:shape w14:anchorId="43C6C50E" id="Graphic 55" o:spid="_x0000_s1026" style="position:absolute;margin-left:242.45pt;margin-top:0;width:53.65pt;height:64.6pt;z-index:-16124928;visibility:visible;mso-wrap-style:square;mso-wrap-distance-left:0;mso-wrap-distance-top:0;mso-wrap-distance-right:0;mso-wrap-distance-bottom:0;mso-position-horizontal:absolute;mso-position-horizontal-relative:page;mso-position-vertical:absolute;mso-position-vertical-relative:page;v-text-anchor:top" coordsize="681355,820419" o:gfxdata="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" path="m681304,l596468,,547960,3498,501179,13733,456734,30317,415234,52860,377287,80974r-33785,33297l314489,152361r-23634,42495l,819924r83985,l132476,816430r46771,-10224l223689,789638r41504,-22522l303151,739026r33803,-33271l365993,667690r23668,-42469l681304,xe" fillcolor="#e90028" stroked="f">
               <v:fill opacity="5140f"/>
               <v:path arrowok="t"/>
               <w10:wrap anchorx="page" anchory="page"/>
@@ -19142,7 +18792,7 @@
         </mc:Choice>
         <mc:Fallback>
           <w:pict>
-            <v:shape w14:anchorId="5191AE7E" id="Graphic 56" o:spid="_x0000_s1026" style="position:absolute;margin-left:0;margin-top:28.05pt;width:56.5pt;height:28.35pt;z-index:-16124416;visibility:visible;mso-wrap-style:square;mso-wrap-distance-left:0;mso-wrap-distance-top:0;mso-wrap-distance-right:0;mso-wrap-distance-bottom:0;mso-position-horizontal:absolute;mso-position-horizontal-relative:page;mso-position-vertical:absolute;mso-position-vertical-relative:page;v-text-anchor:top" coordsize="717550,360045" o:gfxdata="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" path="m717169,l,,,359994r600534,l645915,350822r37076,-25004l707997,288746r9172,-45376l717169,xe" fillcolor="#e90028" stroked="f">
+            <v:shape w14:anchorId="016B3721" id="Graphic 56" o:spid="_x0000_s1026" style="position:absolute;margin-left:0;margin-top:28.05pt;width:56.5pt;height:28.35pt;z-index:-16124416;visibility:visible;mso-wrap-style:square;mso-wrap-distance-left:0;mso-wrap-distance-top:0;mso-wrap-distance-right:0;mso-wrap-distance-bottom:0;mso-position-horizontal:absolute;mso-position-horizontal-relative:page;mso-position-vertical:absolute;mso-position-vertical-relative:page;v-text-anchor:top" coordsize="717550,360045" o:gfxdata="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" path="m717169,l,,,359994r600534,l645915,350822r37076,-25004l707997,288746r9172,-45376l717169,xe" fillcolor="#e90028" stroked="f">
               <v:path arrowok="t"/>
               <w10:wrap anchorx="page" anchory="page"/>
             </v:shape>
@@ -19230,7 +18880,7 @@
         </mc:Choice>
         <mc:Fallback>
           <w:pict>
-            <v:shape w14:anchorId="2B6EB359" id="Graphic 57" o:spid="_x0000_s1026" style="position:absolute;margin-left:28.1pt;margin-top:63.55pt;width:2.05pt;height:14.35pt;z-index:-16123904;visibility:visible;mso-wrap-style:square;mso-wrap-distance-left:0;mso-wrap-distance-top:0;mso-wrap-distance-right:0;mso-wrap-distance-bottom:0;mso-position-horizontal:absolute;mso-position-horizontal-relative:page;mso-position-vertical:absolute;mso-position-vertical-relative:page;v-text-anchor:top" coordsize="26034,182245" o:gfxdata="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" path="m25530,l,,,182229r25530,l25530,xe" fillcolor="#e90028" stroked="f">
+            <v:shape w14:anchorId="36302658" id="Graphic 57" o:spid="_x0000_s1026" style="position:absolute;margin-left:28.1pt;margin-top:63.55pt;width:2.05pt;height:14.35pt;z-index:-16123904;visibility:visible;mso-wrap-style:square;mso-wrap-distance-left:0;mso-wrap-distance-top:0;mso-wrap-distance-right:0;mso-wrap-distance-bottom:0;mso-position-horizontal:absolute;mso-position-horizontal-relative:page;mso-position-vertical:absolute;mso-position-vertical-relative:page;v-text-anchor:top" coordsize="26034,182245" o:gfxdata="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" path="m25530,l,,,182229r25530,l25530,xe" fillcolor="#e90028" stroked="f">
               <v:path arrowok="t"/>
               <w10:wrap anchorx="page" anchory="page"/>
             </v:shape>

--- a/templates/PASAPORTE_SEGURIDAD.docx
+++ b/templates/PASAPORTE_SEGURIDAD.docx
@@ -71,23 +71,7 @@
                                 <w:rFonts w:ascii="Times New Roman"/>
                                 <w:b w:val="0"/>
                               </w:rPr>
-                              <w:t>{{</w:t>
-                            </w:r>
-                            <w:proofErr w:type="spellStart"/>
-                            <w:r>
-                              <w:rPr>
-                                <w:rFonts w:ascii="Times New Roman"/>
-                                <w:b w:val="0"/>
-                              </w:rPr>
-                              <w:t>DT.FotoPerfil</w:t>
-                            </w:r>
-                            <w:proofErr w:type="spellEnd"/>
-                            <w:r>
-                              <w:rPr>
-                                <w:rFonts w:ascii="Times New Roman"/>
-                                <w:b w:val="0"/>
-                              </w:rPr>
-                              <w:t>}}</w:t>
+                              <w:t>{{DT.FotoPerfil}}</w:t>
                             </w:r>
                           </w:p>
                           <w:p>
@@ -165,23 +149,7 @@
                           <w:rFonts w:ascii="Times New Roman"/>
                           <w:b w:val="0"/>
                         </w:rPr>
-                        <w:t>{{</w:t>
-                      </w:r>
-                      <w:proofErr w:type="spellStart"/>
-                      <w:r>
-                        <w:rPr>
-                          <w:rFonts w:ascii="Times New Roman"/>
-                          <w:b w:val="0"/>
-                        </w:rPr>
-                        <w:t>DT.FotoPerfil</w:t>
-                      </w:r>
-                      <w:proofErr w:type="spellEnd"/>
-                      <w:r>
-                        <w:rPr>
-                          <w:rFonts w:ascii="Times New Roman"/>
-                          <w:b w:val="0"/>
-                        </w:rPr>
-                        <w:t>}}</w:t>
+                        <w:t>{{DT.FotoPerfil}}</w:t>
                       </w:r>
                     </w:p>
                     <w:p>
@@ -329,7 +297,7 @@
           </mc:Choice>
           <mc:Fallback>
             <w:pict>
-              <v:shape w14:anchorId="20AD0922" id="Graphic 11" o:spid="_x0000_s1026" style="position:absolute;margin-left:121.65pt;margin-top:9.65pt;width:145.7pt;height:.1pt;z-index:-251674112;visibility:visible;mso-wrap-style:square;mso-wrap-distance-left:0;mso-wrap-distance-top:0;mso-wrap-distance-right:0;mso-wrap-distance-bottom:0;mso-position-horizontal:absolute;mso-position-horizontal-relative:page;mso-position-vertical:absolute;mso-position-vertical-relative:text;v-text-anchor:top" coordsize="1850389,1270" o:gfxdata="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" path="m,l1849818,e" filled="f" strokecolor="#bac6c3" strokeweight=".5pt">
+              <v:shape w14:anchorId="13232573" id="Graphic 11" o:spid="_x0000_s1026" style="position:absolute;margin-left:121.65pt;margin-top:9.65pt;width:145.7pt;height:.1pt;z-index:-251674112;visibility:visible;mso-wrap-style:square;mso-wrap-distance-left:0;mso-wrap-distance-top:0;mso-wrap-distance-right:0;mso-wrap-distance-bottom:0;mso-position-horizontal:absolute;mso-position-horizontal-relative:page;mso-position-vertical:absolute;mso-position-vertical-relative:text;v-text-anchor:top" coordsize="1850389,1270" o:gfxdata="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" path="m,l1849818,e" filled="f" strokecolor="#bac6c3" strokeweight=".5pt">
                 <v:path arrowok="t"/>
                 <w10:wrap type="topAndBottom" anchorx="page"/>
               </v:shape>
@@ -476,7 +444,7 @@
           </mc:Choice>
           <mc:Fallback>
             <w:pict>
-              <v:shape w14:anchorId="6558DEED" id="Graphic 12" o:spid="_x0000_s1026" style="position:absolute;margin-left:121.65pt;margin-top:9.75pt;width:146.1pt;height:.1pt;z-index:-251673088;visibility:visible;mso-wrap-style:square;mso-wrap-distance-left:0;mso-wrap-distance-top:0;mso-wrap-distance-right:0;mso-wrap-distance-bottom:0;mso-position-horizontal:absolute;mso-position-horizontal-relative:page;mso-position-vertical:absolute;mso-position-vertical-relative:text;v-text-anchor:top" coordsize="1855470,1270" o:gfxdata="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" path="m,l1855050,e" filled="f" strokecolor="#bac6c3" strokeweight=".5pt">
+              <v:shape w14:anchorId="02B811CF" id="Graphic 12" o:spid="_x0000_s1026" style="position:absolute;margin-left:121.65pt;margin-top:9.75pt;width:146.1pt;height:.1pt;z-index:-251673088;visibility:visible;mso-wrap-style:square;mso-wrap-distance-left:0;mso-wrap-distance-top:0;mso-wrap-distance-right:0;mso-wrap-distance-bottom:0;mso-position-horizontal:absolute;mso-position-horizontal-relative:page;mso-position-vertical:absolute;mso-position-vertical-relative:text;v-text-anchor:top" coordsize="1855470,1270" o:gfxdata="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" path="m,l1855050,e" filled="f" strokecolor="#bac6c3" strokeweight=".5pt">
                 <v:path arrowok="t"/>
                 <w10:wrap type="topAndBottom" anchorx="page"/>
               </v:shape>
@@ -489,21 +457,7 @@
           <w:b w:val="0"/>
         </w:rPr>
         <w:tab/>
-        <w:t>{{</w:t>
-      </w:r>
-      <w:proofErr w:type="spellStart"/>
-      <w:r>
-        <w:rPr>
-          <w:b w:val="0"/>
-        </w:rPr>
-        <w:t>DT.NombreCompleto</w:t>
-      </w:r>
-      <w:proofErr w:type="spellEnd"/>
-      <w:r>
-        <w:rPr>
-          <w:b w:val="0"/>
-        </w:rPr>
-        <w:t>}}</w:t>
+        <w:t>{{DT.NombreCompleto}}</w:t>
       </w:r>
     </w:p>
     <w:p>
@@ -625,7 +579,7 @@
           </mc:Choice>
           <mc:Fallback>
             <w:pict>
-              <v:shape w14:anchorId="1AC73650" id="Graphic 13" o:spid="_x0000_s1026" style="position:absolute;margin-left:121.65pt;margin-top:9.75pt;width:146.1pt;height:.1pt;z-index:-251672064;visibility:visible;mso-wrap-style:square;mso-wrap-distance-left:0;mso-wrap-distance-top:0;mso-wrap-distance-right:0;mso-wrap-distance-bottom:0;mso-position-horizontal:absolute;mso-position-horizontal-relative:page;mso-position-vertical:absolute;mso-position-vertical-relative:text;v-text-anchor:top" coordsize="1855470,1270" o:gfxdata="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" path="m,l1855050,e" filled="f" strokecolor="#bac6c3" strokeweight=".5pt">
+              <v:shape w14:anchorId="77E67363" id="Graphic 13" o:spid="_x0000_s1026" style="position:absolute;margin-left:121.65pt;margin-top:9.75pt;width:146.1pt;height:.1pt;z-index:-251672064;visibility:visible;mso-wrap-style:square;mso-wrap-distance-left:0;mso-wrap-distance-top:0;mso-wrap-distance-right:0;mso-wrap-distance-bottom:0;mso-position-horizontal:absolute;mso-position-horizontal-relative:page;mso-position-vertical:absolute;mso-position-vertical-relative:text;v-text-anchor:top" coordsize="1855470,1270" o:gfxdata="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" path="m,l1855050,e" filled="f" strokecolor="#bac6c3" strokeweight=".5pt">
                 <v:path arrowok="t"/>
                 <w10:wrap type="topAndBottom" anchorx="page"/>
               </v:shape>
@@ -640,19 +594,11 @@
         <w:tab/>
         <w:t>{{</w:t>
       </w:r>
-      <w:proofErr w:type="spellStart"/>
       <w:r>
         <w:rPr>
           <w:b w:val="0"/>
         </w:rPr>
-        <w:t>DT.Cedula</w:t>
-      </w:r>
-      <w:proofErr w:type="spellEnd"/>
-      <w:r>
-        <w:rPr>
-          <w:b w:val="0"/>
-        </w:rPr>
-        <w:t>}}</w:t>
+        <w:t>DT.Cedula}}</w:t>
       </w:r>
     </w:p>
     <w:p>
@@ -753,7 +699,7 @@
           </mc:Choice>
           <mc:Fallback>
             <w:pict>
-              <v:shape w14:anchorId="7338B80E" id="Graphic 14" o:spid="_x0000_s1026" style="position:absolute;margin-left:121.65pt;margin-top:9.6pt;width:146.1pt;height:.1pt;z-index:-251671040;visibility:visible;mso-wrap-style:square;mso-wrap-distance-left:0;mso-wrap-distance-top:0;mso-wrap-distance-right:0;mso-wrap-distance-bottom:0;mso-position-horizontal:absolute;mso-position-horizontal-relative:page;mso-position-vertical:absolute;mso-position-vertical-relative:text;v-text-anchor:top" coordsize="1855470,1270" o:gfxdata="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" path="m,l1855050,e" filled="f" strokecolor="#bac6c3" strokeweight=".5pt">
+              <v:shape w14:anchorId="40CE0DC8" id="Graphic 14" o:spid="_x0000_s1026" style="position:absolute;margin-left:121.65pt;margin-top:9.6pt;width:146.1pt;height:.1pt;z-index:-251671040;visibility:visible;mso-wrap-style:square;mso-wrap-distance-left:0;mso-wrap-distance-top:0;mso-wrap-distance-right:0;mso-wrap-distance-bottom:0;mso-position-horizontal:absolute;mso-position-horizontal-relative:page;mso-position-vertical:absolute;mso-position-vertical-relative:text;v-text-anchor:top" coordsize="1855470,1270" o:gfxdata="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" path="m,l1855050,e" filled="f" strokecolor="#bac6c3" strokeweight=".5pt">
                 <v:path arrowok="t"/>
                 <w10:wrap type="topAndBottom" anchorx="page"/>
               </v:shape>
@@ -772,23 +718,7 @@
           <w:b w:val="0"/>
           <w:bCs w:val="0"/>
         </w:rPr>
-        <w:t>{{</w:t>
-      </w:r>
-      <w:proofErr w:type="spellStart"/>
-      <w:r>
-        <w:rPr>
-          <w:b w:val="0"/>
-          <w:bCs w:val="0"/>
-        </w:rPr>
-        <w:t>DT.Nacionalidad</w:t>
-      </w:r>
-      <w:proofErr w:type="spellEnd"/>
-      <w:r>
-        <w:rPr>
-          <w:b w:val="0"/>
-          <w:bCs w:val="0"/>
-        </w:rPr>
-        <w:t>}}</w:t>
+        <w:t>{{DT.Nacionalidad}}</w:t>
       </w:r>
     </w:p>
     <w:p>
@@ -908,7 +838,7 @@
           </mc:Choice>
           <mc:Fallback>
             <w:pict>
-              <v:shape w14:anchorId="6F7218CA" id="Graphic 15" o:spid="_x0000_s1026" style="position:absolute;margin-left:121.65pt;margin-top:9.6pt;width:146.1pt;height:.1pt;z-index:-251670016;visibility:visible;mso-wrap-style:square;mso-wrap-distance-left:0;mso-wrap-distance-top:0;mso-wrap-distance-right:0;mso-wrap-distance-bottom:0;mso-position-horizontal:absolute;mso-position-horizontal-relative:page;mso-position-vertical:absolute;mso-position-vertical-relative:text;v-text-anchor:top" coordsize="1855470,1270" o:gfxdata="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" path="m,l1855050,e" filled="f" strokecolor="#bac6c3" strokeweight=".5pt">
+              <v:shape w14:anchorId="0107A7E7" id="Graphic 15" o:spid="_x0000_s1026" style="position:absolute;margin-left:121.65pt;margin-top:9.6pt;width:146.1pt;height:.1pt;z-index:-251670016;visibility:visible;mso-wrap-style:square;mso-wrap-distance-left:0;mso-wrap-distance-top:0;mso-wrap-distance-right:0;mso-wrap-distance-bottom:0;mso-position-horizontal:absolute;mso-position-horizontal-relative:page;mso-position-vertical:absolute;mso-position-vertical-relative:text;v-text-anchor:top" coordsize="1855470,1270" o:gfxdata="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" path="m,l1855050,e" filled="f" strokecolor="#bac6c3" strokeweight=".5pt">
                 <v:path arrowok="t"/>
                 <w10:wrap type="topAndBottom" anchorx="page"/>
               </v:shape>
@@ -928,25 +858,7 @@
           <w:bCs w:val="0"/>
           <w:sz w:val="13"/>
         </w:rPr>
-        <w:t>{{</w:t>
-      </w:r>
-      <w:proofErr w:type="spellStart"/>
-      <w:r>
-        <w:rPr>
-          <w:b w:val="0"/>
-          <w:bCs w:val="0"/>
-          <w:sz w:val="13"/>
-        </w:rPr>
-        <w:t>DT.FechaNacimiento</w:t>
-      </w:r>
-      <w:proofErr w:type="spellEnd"/>
-      <w:r>
-        <w:rPr>
-          <w:b w:val="0"/>
-          <w:bCs w:val="0"/>
-          <w:sz w:val="13"/>
-        </w:rPr>
-        <w:t>}}</w:t>
+        <w:t>{{DT.FechaNacimiento}}</w:t>
       </w:r>
     </w:p>
     <w:p>
@@ -1142,7 +1054,7 @@
           </mc:Choice>
           <mc:Fallback>
             <w:pict>
-              <v:shape w14:anchorId="5F2771C0" id="Graphic 16" o:spid="_x0000_s1026" style="position:absolute;margin-left:28.3pt;margin-top:9.6pt;width:239.5pt;height:.1pt;z-index:-251668992;visibility:visible;mso-wrap-style:square;mso-wrap-distance-left:0;mso-wrap-distance-top:0;mso-wrap-distance-right:0;mso-wrap-distance-bottom:0;mso-position-horizontal:absolute;mso-position-horizontal-relative:page;mso-position-vertical:absolute;mso-position-vertical-relative:text;v-text-anchor:top" coordsize="3041650,1270" o:gfxdata="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" path="m,l3041641,e" filled="f" strokecolor="#bac6c3" strokeweight=".5pt">
+              <v:shape w14:anchorId="59B7B19F" id="Graphic 16" o:spid="_x0000_s1026" style="position:absolute;margin-left:28.3pt;margin-top:9.6pt;width:239.5pt;height:.1pt;z-index:-251668992;visibility:visible;mso-wrap-style:square;mso-wrap-distance-left:0;mso-wrap-distance-top:0;mso-wrap-distance-right:0;mso-wrap-distance-bottom:0;mso-position-horizontal:absolute;mso-position-horizontal-relative:page;mso-position-vertical:absolute;mso-position-vertical-relative:text;v-text-anchor:top" coordsize="3041650,1270" o:gfxdata="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" path="m,l3041641,e" filled="f" strokecolor="#bac6c3" strokeweight=".5pt">
                 <v:path arrowok="t"/>
                 <w10:wrap type="topAndBottom" anchorx="page"/>
               </v:shape>
@@ -1162,25 +1074,7 @@
           <w:bCs w:val="0"/>
           <w:sz w:val="13"/>
         </w:rPr>
-        <w:t>{{</w:t>
-      </w:r>
-      <w:proofErr w:type="spellStart"/>
-      <w:r>
-        <w:rPr>
-          <w:b w:val="0"/>
-          <w:bCs w:val="0"/>
-          <w:sz w:val="13"/>
-        </w:rPr>
-        <w:t>DT.DireccionDomi</w:t>
-      </w:r>
-      <w:proofErr w:type="spellEnd"/>
-      <w:r>
-        <w:rPr>
-          <w:b w:val="0"/>
-          <w:bCs w:val="0"/>
-          <w:sz w:val="13"/>
-        </w:rPr>
-        <w:t>}}</w:t>
+        <w:t>{{DT.DireccionDomi}}</w:t>
       </w:r>
     </w:p>
     <w:p>
@@ -1230,23 +1124,13 @@
         </w:rPr>
         <w:t>{{</w:t>
       </w:r>
-      <w:proofErr w:type="spellStart"/>
       <w:r>
         <w:rPr>
           <w:b w:val="0"/>
           <w:bCs w:val="0"/>
           <w:u w:val="single" w:color="BAC6C3"/>
         </w:rPr>
-        <w:t>DT.NumeroCelular</w:t>
-      </w:r>
-      <w:proofErr w:type="spellEnd"/>
-      <w:r>
-        <w:rPr>
-          <w:b w:val="0"/>
-          <w:bCs w:val="0"/>
-          <w:u w:val="single" w:color="BAC6C3"/>
-        </w:rPr>
-        <w:t>}}</w:t>
+        <w:t>DT.NumeroCelular}}</w:t>
       </w:r>
       <w:r>
         <w:rPr>
@@ -1308,7 +1192,6 @@
         </w:rPr>
         <w:t>{{</w:t>
       </w:r>
-      <w:proofErr w:type="spellStart"/>
       <w:r>
         <w:rPr>
           <w:b w:val="0"/>
@@ -1317,7 +1200,6 @@
         </w:rPr>
         <w:t>DT.Ekon</w:t>
       </w:r>
-      <w:proofErr w:type="spellEnd"/>
       <w:r>
         <w:rPr>
           <w:b w:val="0"/>
@@ -1381,25 +1263,7 @@
           <w:bCs w:val="0"/>
           <w:u w:val="single" w:color="BAC6C3"/>
         </w:rPr>
-        <w:t>{{</w:t>
-      </w:r>
-      <w:proofErr w:type="spellStart"/>
-      <w:r>
-        <w:rPr>
-          <w:b w:val="0"/>
-          <w:bCs w:val="0"/>
-          <w:u w:val="single" w:color="BAC6C3"/>
-        </w:rPr>
-        <w:t>DT.Cargo</w:t>
-      </w:r>
-      <w:proofErr w:type="spellEnd"/>
-      <w:r>
-        <w:rPr>
-          <w:b w:val="0"/>
-          <w:bCs w:val="0"/>
-          <w:u w:val="single" w:color="BAC6C3"/>
-        </w:rPr>
-        <w:t>}}</w:t>
+        <w:t>{{DT.Cargo}}</w:t>
       </w:r>
       <w:r>
         <w:rPr>
@@ -1450,25 +1314,7 @@
           <w:bCs w:val="0"/>
           <w:u w:val="single" w:color="BAC6C3"/>
         </w:rPr>
-        <w:t>{{</w:t>
-      </w:r>
-      <w:proofErr w:type="spellStart"/>
-      <w:r>
-        <w:rPr>
-          <w:b w:val="0"/>
-          <w:bCs w:val="0"/>
-          <w:u w:val="single" w:color="BAC6C3"/>
-        </w:rPr>
-        <w:t>DT.Cargo</w:t>
-      </w:r>
-      <w:proofErr w:type="spellEnd"/>
-      <w:r>
-        <w:rPr>
-          <w:b w:val="0"/>
-          <w:bCs w:val="0"/>
-          <w:u w:val="single" w:color="BAC6C3"/>
-        </w:rPr>
-        <w:t>}}</w:t>
+        <w:t>{{DT.Cargo}}</w:t>
       </w:r>
       <w:r>
         <w:rPr>
@@ -1740,16 +1586,7 @@
           <w:bCs w:val="0"/>
           <w:u w:val="single" w:color="BAC6C3"/>
         </w:rPr>
-        <w:t>{{</w:t>
-      </w:r>
-      <w:proofErr w:type="spellStart"/>
-      <w:r>
-        <w:rPr>
-          <w:b w:val="0"/>
-          <w:bCs w:val="0"/>
-          <w:u w:val="single" w:color="BAC6C3"/>
-        </w:rPr>
-        <w:t>DT.</w:t>
+        <w:t>{{DT.</w:t>
       </w:r>
       <w:r>
         <w:rPr>
@@ -1757,16 +1594,7 @@
           <w:bCs w:val="0"/>
           <w:u w:val="single" w:color="BAC6C3"/>
         </w:rPr>
-        <w:t>Licencia</w:t>
-      </w:r>
-      <w:proofErr w:type="spellEnd"/>
-      <w:r>
-        <w:rPr>
-          <w:b w:val="0"/>
-          <w:bCs w:val="0"/>
-          <w:u w:val="single" w:color="BAC6C3"/>
-        </w:rPr>
-        <w:t>}}</w:t>
+        <w:t>Licencia}}</w:t>
       </w:r>
       <w:r>
         <w:rPr>
@@ -1816,25 +1644,7 @@
           <w:bCs w:val="0"/>
           <w:u w:val="single" w:color="BAC6C3"/>
         </w:rPr>
-        <w:t>{{</w:t>
-      </w:r>
-      <w:proofErr w:type="spellStart"/>
-      <w:r>
-        <w:rPr>
-          <w:b w:val="0"/>
-          <w:bCs w:val="0"/>
-          <w:u w:val="single" w:color="BAC6C3"/>
-        </w:rPr>
-        <w:t>DT.FechaEmisionLic</w:t>
-      </w:r>
-      <w:proofErr w:type="spellEnd"/>
-      <w:r>
-        <w:rPr>
-          <w:b w:val="0"/>
-          <w:bCs w:val="0"/>
-          <w:u w:val="single" w:color="BAC6C3"/>
-        </w:rPr>
-        <w:t>}}</w:t>
+        <w:t>{{DT.FechaEmisionLic}}</w:t>
       </w:r>
       <w:r>
         <w:rPr>
@@ -1870,11 +1680,9 @@
       <w:r>
         <w:t xml:space="preserve">Fecha de caducidad de licencia de </w:t>
       </w:r>
-      <w:proofErr w:type="spellStart"/>
       <w:r>
-        <w:t>condución</w:t>
+        <w:t>conducción</w:t>
       </w:r>
-      <w:proofErr w:type="spellEnd"/>
       <w:r>
         <w:t xml:space="preserve">: </w:t>
       </w:r>
@@ -1883,7 +1691,15 @@
           <w:rFonts w:ascii="Times New Roman" w:hAnsi="Times New Roman"/>
           <w:u w:val="single" w:color="BAC6C3"/>
         </w:rPr>
-        <w:t xml:space="preserve">    </w:t>
+        <w:t xml:space="preserve"> </w:t>
+      </w:r>
+      <w:proofErr w:type="gramStart"/>
+      <w:r>
+        <w:rPr>
+          <w:rFonts w:ascii="Times New Roman" w:hAnsi="Times New Roman"/>
+          <w:u w:val="single" w:color="BAC6C3"/>
+        </w:rPr>
+        <w:t xml:space="preserve">   </w:t>
       </w:r>
       <w:r>
         <w:rPr>
@@ -1891,9 +1707,18 @@
           <w:bCs w:val="0"/>
           <w:u w:val="single" w:color="BAC6C3"/>
         </w:rPr>
-        <w:t>{{</w:t>
+        <w:t>{</w:t>
       </w:r>
-      <w:proofErr w:type="spellStart"/>
+      <w:proofErr w:type="gramEnd"/>
+      <w:r>
+        <w:rPr>
+          <w:b w:val="0"/>
+          <w:bCs w:val="0"/>
+          <w:u w:val="single" w:color="BAC6C3"/>
+        </w:rPr>
+        <w:t>{</w:t>
+      </w:r>
+      <w:proofErr w:type="gramStart"/>
       <w:r>
         <w:rPr>
           <w:b w:val="0"/>
@@ -1902,7 +1727,7 @@
         </w:rPr>
         <w:t>DT.FechaCadLic</w:t>
       </w:r>
-      <w:proofErr w:type="spellEnd"/>
+      <w:proofErr w:type="gramEnd"/>
       <w:r>
         <w:rPr>
           <w:b w:val="0"/>
@@ -1952,7 +1777,15 @@
           <w:u w:val="single" w:color="BAC6C3"/>
         </w:rPr>
         <w:tab/>
-        <w:t xml:space="preserve">            </w:t>
+        <w:t xml:space="preserve">         </w:t>
+      </w:r>
+      <w:proofErr w:type="gramStart"/>
+      <w:r>
+        <w:rPr>
+          <w:rFonts w:ascii="Times New Roman" w:hAnsi="Times New Roman"/>
+          <w:u w:val="single" w:color="BAC6C3"/>
+        </w:rPr>
+        <w:t xml:space="preserve">   </w:t>
       </w:r>
       <w:r>
         <w:rPr>
@@ -1960,25 +1793,16 @@
           <w:bCs w:val="0"/>
           <w:u w:val="single" w:color="BAC6C3"/>
         </w:rPr>
-        <w:t>{{</w:t>
+        <w:t>{</w:t>
       </w:r>
-      <w:proofErr w:type="spellStart"/>
+      <w:proofErr w:type="gramEnd"/>
       <w:r>
         <w:rPr>
           <w:b w:val="0"/>
           <w:bCs w:val="0"/>
           <w:u w:val="single" w:color="BAC6C3"/>
         </w:rPr>
-        <w:t>DT.FechaRenLic</w:t>
-      </w:r>
-      <w:proofErr w:type="spellEnd"/>
-      <w:r>
-        <w:rPr>
-          <w:b w:val="0"/>
-          <w:bCs w:val="0"/>
-          <w:u w:val="single" w:color="BAC6C3"/>
-        </w:rPr>
-        <w:t>}}</w:t>
+        <w:t>{DT.FechaRenLic}}</w:t>
       </w:r>
       <w:r>
         <w:rPr>
@@ -2671,7 +2495,7 @@
           </mc:Choice>
           <mc:Fallback>
             <w:pict>
-              <v:shape w14:anchorId="3163481F" id="Graphic 28" o:spid="_x0000_s1026" style="position:absolute;margin-left:28.3pt;margin-top:12.85pt;width:239.5pt;height:.1pt;z-index:-251666944;visibility:visible;mso-wrap-style:square;mso-wrap-distance-left:0;mso-wrap-distance-top:0;mso-wrap-distance-right:0;mso-wrap-distance-bottom:0;mso-position-horizontal:absolute;mso-position-horizontal-relative:page;mso-position-vertical:absolute;mso-position-vertical-relative:text;v-text-anchor:top" coordsize="3041650,1270" o:gfxdata="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" path="m,l3041641,e" filled="f" strokecolor="#bac6c3" strokeweight=".5pt">
+              <v:shape w14:anchorId="405DDF1E" id="Graphic 28" o:spid="_x0000_s1026" style="position:absolute;margin-left:28.3pt;margin-top:12.85pt;width:239.5pt;height:.1pt;z-index:-251666944;visibility:visible;mso-wrap-style:square;mso-wrap-distance-left:0;mso-wrap-distance-top:0;mso-wrap-distance-right:0;mso-wrap-distance-bottom:0;mso-position-horizontal:absolute;mso-position-horizontal-relative:page;mso-position-vertical:absolute;mso-position-vertical-relative:text;v-text-anchor:top" coordsize="3041650,1270" o:gfxdata="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" path="m,l3041641,e" filled="f" strokecolor="#bac6c3" strokeweight=".5pt">
                 <v:path arrowok="t"/>
                 <w10:wrap type="topAndBottom" anchorx="page"/>
               </v:shape>
@@ -2694,6 +2518,7 @@
         <w:t>{{</w:t>
       </w:r>
       <w:proofErr w:type="spellStart"/>
+      <w:proofErr w:type="gramStart"/>
       <w:r>
         <w:rPr>
           <w:b w:val="0"/>
@@ -2703,6 +2528,7 @@
         <w:t>DT.Contacto</w:t>
       </w:r>
       <w:proofErr w:type="spellEnd"/>
+      <w:proofErr w:type="gramEnd"/>
       <w:r>
         <w:rPr>
           <w:b w:val="0"/>
@@ -2826,7 +2652,7 @@
           </mc:Choice>
           <mc:Fallback>
             <w:pict>
-              <v:shape w14:anchorId="1D395F56" id="Graphic 29" o:spid="_x0000_s1026" style="position:absolute;margin-left:28.3pt;margin-top:12.8pt;width:239.5pt;height:.1pt;z-index:-251664896;visibility:visible;mso-wrap-style:square;mso-wrap-distance-left:0;mso-wrap-distance-top:0;mso-wrap-distance-right:0;mso-wrap-distance-bottom:0;mso-position-horizontal:absolute;mso-position-horizontal-relative:page;mso-position-vertical:absolute;mso-position-vertical-relative:text;v-text-anchor:top" coordsize="3041650,1270" o:gfxdata="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" path="m,l3041641,e" filled="f" strokecolor="#bac6c3" strokeweight=".5pt">
+              <v:shape w14:anchorId="379671AF" id="Graphic 29" o:spid="_x0000_s1026" style="position:absolute;margin-left:28.3pt;margin-top:12.8pt;width:239.5pt;height:.1pt;z-index:-251664896;visibility:visible;mso-wrap-style:square;mso-wrap-distance-left:0;mso-wrap-distance-top:0;mso-wrap-distance-right:0;mso-wrap-distance-bottom:0;mso-position-horizontal:absolute;mso-position-horizontal-relative:page;mso-position-vertical:absolute;mso-position-vertical-relative:text;v-text-anchor:top" coordsize="3041650,1270" o:gfxdata="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" path="m,l3041641,e" filled="f" strokecolor="#bac6c3" strokeweight=".5pt">
                 <v:path arrowok="t"/>
                 <w10:wrap type="topAndBottom" anchorx="page"/>
               </v:shape>
@@ -2849,6 +2675,7 @@
         <w:t>{{</w:t>
       </w:r>
       <w:proofErr w:type="spellStart"/>
+      <w:proofErr w:type="gramStart"/>
       <w:r>
         <w:rPr>
           <w:b w:val="0"/>
@@ -2858,6 +2685,7 @@
         <w:t>DT.Parentesco</w:t>
       </w:r>
       <w:proofErr w:type="spellEnd"/>
+      <w:proofErr w:type="gramEnd"/>
       <w:r>
         <w:rPr>
           <w:b w:val="0"/>
@@ -3005,7 +2833,7 @@
           </mc:Choice>
           <mc:Fallback>
             <w:pict>
-              <v:shape w14:anchorId="54C93D49" id="Graphic 30" o:spid="_x0000_s1026" style="position:absolute;margin-left:28.3pt;margin-top:12.8pt;width:239.5pt;height:.1pt;z-index:-251662848;visibility:visible;mso-wrap-style:square;mso-wrap-distance-left:0;mso-wrap-distance-top:0;mso-wrap-distance-right:0;mso-wrap-distance-bottom:0;mso-position-horizontal:absolute;mso-position-horizontal-relative:page;mso-position-vertical:absolute;mso-position-vertical-relative:text;v-text-anchor:top" coordsize="3041650,1270" o:gfxdata="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" path="m,l3041641,e" filled="f" strokecolor="#bac6c3" strokeweight=".5pt">
+              <v:shape w14:anchorId="4D89AB08" id="Graphic 30" o:spid="_x0000_s1026" style="position:absolute;margin-left:28.3pt;margin-top:12.8pt;width:239.5pt;height:.1pt;z-index:-251662848;visibility:visible;mso-wrap-style:square;mso-wrap-distance-left:0;mso-wrap-distance-top:0;mso-wrap-distance-right:0;mso-wrap-distance-bottom:0;mso-position-horizontal:absolute;mso-position-horizontal-relative:page;mso-position-vertical:absolute;mso-position-vertical-relative:text;v-text-anchor:top" coordsize="3041650,1270" o:gfxdata="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" path="m,l3041641,e" filled="f" strokecolor="#bac6c3" strokeweight=".5pt">
                 <v:path arrowok="t"/>
                 <w10:wrap type="topAndBottom" anchorx="page"/>
               </v:shape>
@@ -3028,6 +2856,7 @@
         <w:t>{{</w:t>
       </w:r>
       <w:proofErr w:type="spellStart"/>
+      <w:proofErr w:type="gramStart"/>
       <w:r>
         <w:rPr>
           <w:b w:val="0"/>
@@ -3037,6 +2866,7 @@
         <w:t>DT.NumeroContacto</w:t>
       </w:r>
       <w:proofErr w:type="spellEnd"/>
+      <w:proofErr w:type="gramEnd"/>
       <w:r>
         <w:rPr>
           <w:b w:val="0"/>
@@ -3172,7 +3002,7 @@
           </mc:Choice>
           <mc:Fallback>
             <w:pict>
-              <v:shape w14:anchorId="34BD484D" id="Graphic 31" o:spid="_x0000_s1026" style="position:absolute;margin-left:28.3pt;margin-top:12.8pt;width:239.5pt;height:.1pt;z-index:-251660800;visibility:visible;mso-wrap-style:square;mso-wrap-distance-left:0;mso-wrap-distance-top:0;mso-wrap-distance-right:0;mso-wrap-distance-bottom:0;mso-position-horizontal:absolute;mso-position-horizontal-relative:page;mso-position-vertical:absolute;mso-position-vertical-relative:text;v-text-anchor:top" coordsize="3041650,1270" o:gfxdata="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" path="m,l3041641,e" filled="f" strokecolor="#bac6c3" strokeweight=".5pt">
+              <v:shape w14:anchorId="3BA8DBD8" id="Graphic 31" o:spid="_x0000_s1026" style="position:absolute;margin-left:28.3pt;margin-top:12.8pt;width:239.5pt;height:.1pt;z-index:-251660800;visibility:visible;mso-wrap-style:square;mso-wrap-distance-left:0;mso-wrap-distance-top:0;mso-wrap-distance-right:0;mso-wrap-distance-bottom:0;mso-position-horizontal:absolute;mso-position-horizontal-relative:page;mso-position-vertical:absolute;mso-position-vertical-relative:text;v-text-anchor:top" coordsize="3041650,1270" o:gfxdata="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" path="m,l3041641,e" filled="f" strokecolor="#bac6c3" strokeweight=".5pt">
                 <v:path arrowok="t"/>
                 <w10:wrap type="topAndBottom" anchorx="page"/>
               </v:shape>
@@ -3195,6 +3025,7 @@
         <w:t>{{</w:t>
       </w:r>
       <w:proofErr w:type="spellStart"/>
+      <w:proofErr w:type="gramStart"/>
       <w:r>
         <w:rPr>
           <w:b w:val="0"/>
@@ -3204,6 +3035,7 @@
         <w:t>DT.Enfermedades</w:t>
       </w:r>
       <w:proofErr w:type="spellEnd"/>
+      <w:proofErr w:type="gramEnd"/>
       <w:r>
         <w:rPr>
           <w:b w:val="0"/>
@@ -3327,7 +3159,7 @@
           </mc:Choice>
           <mc:Fallback>
             <w:pict>
-              <v:shape w14:anchorId="2DD5022E" id="Graphic 32" o:spid="_x0000_s1026" style="position:absolute;margin-left:28.3pt;margin-top:12.8pt;width:239.5pt;height:.1pt;z-index:-251658752;visibility:visible;mso-wrap-style:square;mso-wrap-distance-left:0;mso-wrap-distance-top:0;mso-wrap-distance-right:0;mso-wrap-distance-bottom:0;mso-position-horizontal:absolute;mso-position-horizontal-relative:page;mso-position-vertical:absolute;mso-position-vertical-relative:text;v-text-anchor:top" coordsize="3041650,1270" o:gfxdata="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" path="m,l3041641,e" filled="f" strokecolor="#bac6c3" strokeweight=".5pt">
+              <v:shape w14:anchorId="69FEBEA9" id="Graphic 32" o:spid="_x0000_s1026" style="position:absolute;margin-left:28.3pt;margin-top:12.8pt;width:239.5pt;height:.1pt;z-index:-251658752;visibility:visible;mso-wrap-style:square;mso-wrap-distance-left:0;mso-wrap-distance-top:0;mso-wrap-distance-right:0;mso-wrap-distance-bottom:0;mso-position-horizontal:absolute;mso-position-horizontal-relative:page;mso-position-vertical:absolute;mso-position-vertical-relative:text;v-text-anchor:top" coordsize="3041650,1270" o:gfxdata="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" path="m,l3041641,e" filled="f" strokecolor="#bac6c3" strokeweight=".5pt">
                 <v:path arrowok="t"/>
                 <w10:wrap type="topAndBottom" anchorx="page"/>
               </v:shape>
@@ -3350,6 +3182,7 @@
         <w:t>{{</w:t>
       </w:r>
       <w:proofErr w:type="spellStart"/>
+      <w:proofErr w:type="gramStart"/>
       <w:r>
         <w:rPr>
           <w:b w:val="0"/>
@@ -3359,6 +3192,7 @@
         <w:t>DT.Medicamentos</w:t>
       </w:r>
       <w:proofErr w:type="spellEnd"/>
+      <w:proofErr w:type="gramEnd"/>
       <w:r>
         <w:rPr>
           <w:b w:val="0"/>
@@ -4555,7 +4389,7 @@
           </mc:Choice>
           <mc:Fallback>
             <w:pict>
-              <v:group w14:anchorId="031144D9" id="Group 34" o:spid="_x0000_s1026" style="position:absolute;margin-left:36.4pt;margin-top:22.05pt;width:28.4pt;height:28.4pt;z-index:-251647488;mso-wrap-distance-left:0;mso-wrap-distance-right:0;mso-position-horizontal-relative:page;mso-height-relative:margin" coordsize="360680,360680" o:gfxdata="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">
+              <v:group w14:anchorId="193771A4" id="Group 34" o:spid="_x0000_s1026" style="position:absolute;margin-left:36.4pt;margin-top:22.05pt;width:28.4pt;height:28.4pt;z-index:-251647488;mso-wrap-distance-left:0;mso-wrap-distance-right:0;mso-position-horizontal-relative:page;mso-height-relative:margin" coordsize="360680,360680" o:gfxdata="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">
                 <v:shape id="Graphic 35" o:spid="_x0000_s1027" style="position:absolute;width:360680;height:360680;visibility:visible;mso-wrap-style:square;v-text-anchor:top" coordsize="360680,360680" o:gfxdata="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" path="m360102,l109348,,66802,8598,32042,32042,8598,66802,,109349,,360103r254257,l295440,351780r33646,-22693l351778,295441r8324,-41182l360102,xe" fillcolor="#e90028" stroked="f">
                   <v:path arrowok="t"/>
                 </v:shape>
@@ -4640,7 +4474,7 @@
           </mc:Choice>
           <mc:Fallback>
             <w:pict>
-              <v:shape w14:anchorId="2A08F90C" id="Graphic 33" o:spid="_x0000_s1026" style="position:absolute;margin-left:28.3pt;margin-top:12.8pt;width:239.5pt;height:.1pt;z-index:-251654656;visibility:visible;mso-wrap-style:square;mso-wrap-distance-left:0;mso-wrap-distance-top:0;mso-wrap-distance-right:0;mso-wrap-distance-bottom:0;mso-position-horizontal:absolute;mso-position-horizontal-relative:page;mso-position-vertical:absolute;mso-position-vertical-relative:text;v-text-anchor:top" coordsize="3041650,1270" o:gfxdata="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" path="m,l3041641,e" filled="f" strokecolor="#bac6c3" strokeweight=".5pt">
+              <v:shape w14:anchorId="36436580" id="Graphic 33" o:spid="_x0000_s1026" style="position:absolute;margin-left:28.3pt;margin-top:12.8pt;width:239.5pt;height:.1pt;z-index:-251654656;visibility:visible;mso-wrap-style:square;mso-wrap-distance-left:0;mso-wrap-distance-top:0;mso-wrap-distance-right:0;mso-wrap-distance-bottom:0;mso-position-horizontal:absolute;mso-position-horizontal-relative:page;mso-position-vertical:absolute;mso-position-vertical-relative:text;v-text-anchor:top" coordsize="3041650,1270" o:gfxdata="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" path="m,l3041641,e" filled="f" strokecolor="#bac6c3" strokeweight=".5pt">
                 <v:path arrowok="t"/>
                 <w10:wrap type="topAndBottom" anchorx="page"/>
               </v:shape>
@@ -4663,6 +4497,7 @@
         <w:t>{{</w:t>
       </w:r>
       <w:proofErr w:type="spellStart"/>
+      <w:proofErr w:type="gramStart"/>
       <w:r>
         <w:rPr>
           <w:b w:val="0"/>
@@ -4672,6 +4507,7 @@
         <w:t>DT.Alergias</w:t>
       </w:r>
       <w:proofErr w:type="spellEnd"/>
+      <w:proofErr w:type="gramEnd"/>
       <w:r>
         <w:rPr>
           <w:b w:val="0"/>
@@ -5529,7 +5365,25 @@
                 <w:sz w:val="12"/>
                 <w:szCs w:val="20"/>
               </w:rPr>
-              <w:t>{{VA.T1}}</w:t>
+              <w:t>{{</w:t>
+            </w:r>
+            <w:proofErr w:type="gramStart"/>
+            <w:r>
+              <w:rPr>
+                <w:rFonts w:ascii="Times New Roman"/>
+                <w:sz w:val="12"/>
+                <w:szCs w:val="20"/>
+              </w:rPr>
+              <w:t>VA.T</w:t>
+            </w:r>
+            <w:proofErr w:type="gramEnd"/>
+            <w:r>
+              <w:rPr>
+                <w:rFonts w:ascii="Times New Roman"/>
+                <w:sz w:val="12"/>
+                <w:szCs w:val="20"/>
+              </w:rPr>
+              <w:t>1}}</w:t>
             </w:r>
           </w:p>
         </w:tc>
@@ -5552,7 +5406,25 @@
                 <w:sz w:val="12"/>
                 <w:szCs w:val="20"/>
               </w:rPr>
-              <w:t>{{VA.T2}}</w:t>
+              <w:t>{{</w:t>
+            </w:r>
+            <w:proofErr w:type="gramStart"/>
+            <w:r>
+              <w:rPr>
+                <w:rFonts w:ascii="Times New Roman"/>
+                <w:sz w:val="12"/>
+                <w:szCs w:val="20"/>
+              </w:rPr>
+              <w:t>VA.T</w:t>
+            </w:r>
+            <w:proofErr w:type="gramEnd"/>
+            <w:r>
+              <w:rPr>
+                <w:rFonts w:ascii="Times New Roman"/>
+                <w:sz w:val="12"/>
+                <w:szCs w:val="20"/>
+              </w:rPr>
+              <w:t>2}}</w:t>
             </w:r>
           </w:p>
         </w:tc>
@@ -5575,7 +5447,25 @@
                 <w:sz w:val="12"/>
                 <w:szCs w:val="20"/>
               </w:rPr>
-              <w:t>{{VA.T3}}</w:t>
+              <w:t>{{</w:t>
+            </w:r>
+            <w:proofErr w:type="gramStart"/>
+            <w:r>
+              <w:rPr>
+                <w:rFonts w:ascii="Times New Roman"/>
+                <w:sz w:val="12"/>
+                <w:szCs w:val="20"/>
+              </w:rPr>
+              <w:t>VA.T</w:t>
+            </w:r>
+            <w:proofErr w:type="gramEnd"/>
+            <w:r>
+              <w:rPr>
+                <w:rFonts w:ascii="Times New Roman"/>
+                <w:sz w:val="12"/>
+                <w:szCs w:val="20"/>
+              </w:rPr>
+              <w:t>3}}</w:t>
             </w:r>
           </w:p>
         </w:tc>
@@ -5598,7 +5488,25 @@
                 <w:sz w:val="12"/>
                 <w:szCs w:val="20"/>
               </w:rPr>
-              <w:t>{{VA.T4}}</w:t>
+              <w:t>{{</w:t>
+            </w:r>
+            <w:proofErr w:type="gramStart"/>
+            <w:r>
+              <w:rPr>
+                <w:rFonts w:ascii="Times New Roman"/>
+                <w:sz w:val="12"/>
+                <w:szCs w:val="20"/>
+              </w:rPr>
+              <w:t>VA.T</w:t>
+            </w:r>
+            <w:proofErr w:type="gramEnd"/>
+            <w:r>
+              <w:rPr>
+                <w:rFonts w:ascii="Times New Roman"/>
+                <w:sz w:val="12"/>
+                <w:szCs w:val="20"/>
+              </w:rPr>
+              <w:t>4}}</w:t>
             </w:r>
           </w:p>
         </w:tc>
@@ -5621,7 +5529,25 @@
                 <w:sz w:val="12"/>
                 <w:szCs w:val="20"/>
               </w:rPr>
-              <w:t>{{VA.T5}}</w:t>
+              <w:t>{{</w:t>
+            </w:r>
+            <w:proofErr w:type="gramStart"/>
+            <w:r>
+              <w:rPr>
+                <w:rFonts w:ascii="Times New Roman"/>
+                <w:sz w:val="12"/>
+                <w:szCs w:val="20"/>
+              </w:rPr>
+              <w:t>VA.T</w:t>
+            </w:r>
+            <w:proofErr w:type="gramEnd"/>
+            <w:r>
+              <w:rPr>
+                <w:rFonts w:ascii="Times New Roman"/>
+                <w:sz w:val="12"/>
+                <w:szCs w:val="20"/>
+              </w:rPr>
+              <w:t>5}}</w:t>
             </w:r>
           </w:p>
         </w:tc>
@@ -5693,7 +5619,25 @@
                 <w:sz w:val="12"/>
                 <w:szCs w:val="20"/>
               </w:rPr>
-              <w:t>{{VA.F1}}</w:t>
+              <w:t>{{</w:t>
+            </w:r>
+            <w:proofErr w:type="gramStart"/>
+            <w:r>
+              <w:rPr>
+                <w:rFonts w:ascii="Times New Roman"/>
+                <w:sz w:val="12"/>
+                <w:szCs w:val="20"/>
+              </w:rPr>
+              <w:t>VA.F</w:t>
+            </w:r>
+            <w:proofErr w:type="gramEnd"/>
+            <w:r>
+              <w:rPr>
+                <w:rFonts w:ascii="Times New Roman"/>
+                <w:sz w:val="12"/>
+                <w:szCs w:val="20"/>
+              </w:rPr>
+              <w:t>1}}</w:t>
             </w:r>
           </w:p>
         </w:tc>
@@ -5785,7 +5729,6 @@
               </w:rPr>
               <w:t xml:space="preserve">Tifoidea (personal de salud, catering, </w:t>
             </w:r>
-            <w:proofErr w:type="spellStart"/>
             <w:r>
               <w:rPr>
                 <w:rFonts w:ascii="Tahoma"/>
@@ -5793,9 +5736,8 @@
                 <w:w w:val="110"/>
                 <w:sz w:val="14"/>
               </w:rPr>
-              <w:t>menejo</w:t>
-            </w:r>
-            <w:proofErr w:type="spellEnd"/>
+              <w:t>manejo</w:t>
+            </w:r>
             <w:r>
               <w:rPr>
                 <w:rFonts w:ascii="Tahoma"/>
@@ -6293,6 +6235,7 @@
               <w:t xml:space="preserve">   {{</w:t>
             </w:r>
             <w:proofErr w:type="spellStart"/>
+            <w:proofErr w:type="gramStart"/>
             <w:r>
               <w:rPr>
                 <w:rFonts w:ascii="Times New Roman"/>
@@ -6301,6 +6244,7 @@
               <w:t>DT.FechaExa</w:t>
             </w:r>
             <w:proofErr w:type="spellEnd"/>
+            <w:proofErr w:type="gramEnd"/>
             <w:r>
               <w:rPr>
                 <w:rFonts w:ascii="Times New Roman"/>
@@ -6413,6 +6357,7 @@
               <w:t xml:space="preserve">   {{</w:t>
             </w:r>
             <w:proofErr w:type="spellStart"/>
+            <w:proofErr w:type="gramStart"/>
             <w:r>
               <w:rPr>
                 <w:rFonts w:ascii="Times New Roman"/>
@@ -6421,6 +6366,7 @@
               <w:t>DT.Lugar</w:t>
             </w:r>
             <w:proofErr w:type="spellEnd"/>
+            <w:proofErr w:type="gramEnd"/>
             <w:r>
               <w:rPr>
                 <w:rFonts w:ascii="Times New Roman"/>
@@ -6537,6 +6483,7 @@
               <w:t xml:space="preserve">   {{</w:t>
             </w:r>
             <w:proofErr w:type="spellStart"/>
+            <w:proofErr w:type="gramStart"/>
             <w:r>
               <w:rPr>
                 <w:rFonts w:ascii="Times New Roman"/>
@@ -6545,6 +6492,7 @@
               <w:t>DT.NombreMedico</w:t>
             </w:r>
             <w:proofErr w:type="spellEnd"/>
+            <w:proofErr w:type="gramEnd"/>
             <w:r>
               <w:rPr>
                 <w:rFonts w:ascii="Times New Roman"/>
@@ -6567,6 +6515,7 @@
               <w:t xml:space="preserve"> {{</w:t>
             </w:r>
             <w:proofErr w:type="spellStart"/>
+            <w:proofErr w:type="gramStart"/>
             <w:r>
               <w:rPr>
                 <w:rFonts w:ascii="Times New Roman"/>
@@ -6575,6 +6524,7 @@
               <w:t>DT.CedulaMedico</w:t>
             </w:r>
             <w:proofErr w:type="spellEnd"/>
+            <w:proofErr w:type="gramEnd"/>
             <w:r>
               <w:rPr>
                 <w:rFonts w:ascii="Times New Roman"/>
@@ -6753,6 +6703,7 @@
               <w:t xml:space="preserve">   {{</w:t>
             </w:r>
             <w:proofErr w:type="spellStart"/>
+            <w:proofErr w:type="gramStart"/>
             <w:r>
               <w:rPr>
                 <w:rFonts w:ascii="Times New Roman"/>
@@ -6761,6 +6712,7 @@
               <w:t>DT.Sangre</w:t>
             </w:r>
             <w:proofErr w:type="spellEnd"/>
+            <w:proofErr w:type="gramEnd"/>
             <w:r>
               <w:rPr>
                 <w:rFonts w:ascii="Times New Roman"/>
@@ -6789,7 +6741,6 @@
                 <w:sz w:val="14"/>
               </w:rPr>
             </w:pPr>
-            <w:proofErr w:type="spellStart"/>
             <w:r>
               <w:rPr>
                 <w:rFonts w:ascii="Tahoma" w:hAnsi="Tahoma"/>
@@ -6797,9 +6748,8 @@
                 <w:w w:val="110"/>
                 <w:sz w:val="14"/>
               </w:rPr>
-              <w:t>Alergías</w:t>
-            </w:r>
-            <w:proofErr w:type="spellEnd"/>
+              <w:t>Alergias</w:t>
+            </w:r>
           </w:p>
         </w:tc>
         <w:tc>
@@ -6824,6 +6774,7 @@
               <w:t xml:space="preserve">   {{</w:t>
             </w:r>
             <w:proofErr w:type="spellStart"/>
+            <w:proofErr w:type="gramStart"/>
             <w:r>
               <w:rPr>
                 <w:rFonts w:ascii="Times New Roman"/>
@@ -6832,6 +6783,7 @@
               <w:t>DT.Alergias</w:t>
             </w:r>
             <w:proofErr w:type="spellEnd"/>
+            <w:proofErr w:type="gramEnd"/>
             <w:r>
               <w:rPr>
                 <w:rFonts w:ascii="Times New Roman"/>
@@ -6910,6 +6862,7 @@
               <w:t xml:space="preserve">   {{</w:t>
             </w:r>
             <w:proofErr w:type="spellStart"/>
+            <w:proofErr w:type="gramStart"/>
             <w:r>
               <w:rPr>
                 <w:rFonts w:ascii="Times New Roman"/>
@@ -6918,6 +6871,7 @@
               <w:t>DT.Aptitud</w:t>
             </w:r>
             <w:proofErr w:type="spellEnd"/>
+            <w:proofErr w:type="gramEnd"/>
             <w:r>
               <w:rPr>
                 <w:rFonts w:ascii="Times New Roman"/>
@@ -7009,6 +6963,7 @@
               <w:t>{{</w:t>
             </w:r>
             <w:proofErr w:type="spellStart"/>
+            <w:proofErr w:type="gramStart"/>
             <w:r>
               <w:rPr>
                 <w:rFonts w:ascii="Times New Roman"/>
@@ -7017,6 +6972,7 @@
               <w:t>DT.FechaExaCad</w:t>
             </w:r>
             <w:proofErr w:type="spellEnd"/>
+            <w:proofErr w:type="gramEnd"/>
             <w:r>
               <w:rPr>
                 <w:rFonts w:ascii="Times New Roman"/>
@@ -7078,6 +7034,7 @@
               <w:t xml:space="preserve">   {{</w:t>
             </w:r>
             <w:proofErr w:type="spellStart"/>
+            <w:proofErr w:type="gramStart"/>
             <w:r>
               <w:rPr>
                 <w:rFonts w:ascii="Times New Roman"/>
@@ -7086,6 +7043,7 @@
               <w:t>DT.Restricciones</w:t>
             </w:r>
             <w:proofErr w:type="spellEnd"/>
+            <w:proofErr w:type="gramEnd"/>
             <w:r>
               <w:rPr>
                 <w:rFonts w:ascii="Times New Roman"/>
@@ -9808,7 +9766,7 @@
                       </mc:Choice>
                       <mc:Fallback>
                         <w:pict>
-                          <v:roundrect w14:anchorId="03A856DB" id="Rectángulo: esquinas redondeadas 289" o:spid="_x0000_s1026" style="position:absolute;margin-left:-4.1pt;margin-top:.35pt;width:245.15pt;height:85.4pt;z-index:-251655168;visibility:visible;mso-wrap-style:square;mso-width-percent:0;mso-height-percent:0;mso-wrap-distance-left:9pt;mso-wrap-distance-top:0;mso-wrap-distance-right:9pt;mso-wrap-distance-bottom:0;mso-position-horizontal:absolute;mso-position-horizontal-relative:text;mso-position-vertical:absolute;mso-position-vertical-relative:text;mso-width-percent:0;mso-height-percent:0;mso-width-relative:margin;mso-height-relative:margin;v-text-anchor:middle" arcsize="5847f" o:gfxdata="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" filled="f" strokecolor="#1c334e"/>
+                          <v:roundrect w14:anchorId="3589CDFE" id="Rectángulo: esquinas redondeadas 289" o:spid="_x0000_s1026" style="position:absolute;margin-left:-4.1pt;margin-top:.35pt;width:245.15pt;height:85.4pt;z-index:-251655168;visibility:visible;mso-wrap-style:square;mso-width-percent:0;mso-height-percent:0;mso-wrap-distance-left:9pt;mso-wrap-distance-top:0;mso-wrap-distance-right:9pt;mso-wrap-distance-bottom:0;mso-position-horizontal:absolute;mso-position-horizontal-relative:text;mso-position-vertical:absolute;mso-position-vertical-relative:text;mso-width-percent:0;mso-height-percent:0;mso-width-relative:margin;mso-height-relative:margin;v-text-anchor:middle" arcsize="5847f" o:gfxdata="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" filled="f" strokecolor="#1c334e"/>
                         </w:pict>
                       </mc:Fallback>
                     </mc:AlternateContent>
@@ -10154,7 +10112,7 @@
                       </mc:Choice>
                       <mc:Fallback>
                         <w:pict>
-                          <v:shape w14:anchorId="38C84F93" id="Graphic 364" o:spid="_x0000_s1026" style="position:absolute;margin-left:11.95pt;margin-top:14.4pt;width:69.5pt;height:1.7pt;z-index:251655168;visibility:visible;mso-wrap-style:square;mso-wrap-distance-left:9pt;mso-wrap-distance-top:0;mso-wrap-distance-right:9pt;mso-wrap-distance-bottom:0;mso-position-horizontal:absolute;mso-position-horizontal-relative:text;mso-position-vertical:absolute;mso-position-vertical-relative:text;v-text-anchor:top" coordsize="882650,21590" o:gfxdata="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" path="m882087,l,,,21343r882087,l882087,xe" fillcolor="#e90028" stroked="f">
+                          <v:shape w14:anchorId="7C74659B" id="Graphic 364" o:spid="_x0000_s1026" style="position:absolute;margin-left:11.95pt;margin-top:14.4pt;width:69.5pt;height:1.7pt;z-index:251655168;visibility:visible;mso-wrap-style:square;mso-wrap-distance-left:9pt;mso-wrap-distance-top:0;mso-wrap-distance-right:9pt;mso-wrap-distance-bottom:0;mso-position-horizontal:absolute;mso-position-horizontal-relative:text;mso-position-vertical:absolute;mso-position-vertical-relative:text;v-text-anchor:top" coordsize="882650,21590" o:gfxdata="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" path="m882087,l,,,21343r882087,l882087,xe" fillcolor="#e90028" stroked="f">
                             <v:path arrowok="t"/>
                           </v:shape>
                         </w:pict>
@@ -10254,27 +10212,7 @@
                       <w:szCs w:val="10"/>
                       <w:u w:val="single" w:color="BAC6C3"/>
                     </w:rPr>
-                    <w:t xml:space="preserve">        {{ </w:t>
-                  </w:r>
-                  <w:proofErr w:type="spellStart"/>
-                  <w:r>
-                    <w:rPr>
-                      <w:rFonts w:ascii="Times New Roman" w:hAnsi="Times New Roman"/>
-                      <w:sz w:val="14"/>
-                      <w:szCs w:val="10"/>
-                      <w:u w:val="single" w:color="BAC6C3"/>
-                    </w:rPr>
-                    <w:t>item.Mes</w:t>
-                  </w:r>
-                  <w:proofErr w:type="spellEnd"/>
-                  <w:r>
-                    <w:rPr>
-                      <w:rFonts w:ascii="Times New Roman" w:hAnsi="Times New Roman"/>
-                      <w:sz w:val="14"/>
-                      <w:szCs w:val="10"/>
-                      <w:u w:val="single" w:color="BAC6C3"/>
-                    </w:rPr>
-                    <w:t xml:space="preserve"> }}                        </w:t>
+                    <w:t xml:space="preserve">        {{ item.Mes }}                        </w:t>
                   </w:r>
                   <w:r>
                     <w:rPr>
@@ -10331,27 +10269,7 @@
                       <w:szCs w:val="10"/>
                       <w:u w:val="single" w:color="BAC6C3"/>
                     </w:rPr>
-                    <w:t xml:space="preserve">        {{ </w:t>
-                  </w:r>
-                  <w:proofErr w:type="spellStart"/>
-                  <w:r>
-                    <w:rPr>
-                      <w:rFonts w:ascii="Times New Roman" w:hAnsi="Times New Roman"/>
-                      <w:sz w:val="14"/>
-                      <w:szCs w:val="10"/>
-                      <w:u w:val="single" w:color="BAC6C3"/>
-                    </w:rPr>
-                    <w:t>item.Actividad</w:t>
-                  </w:r>
-                  <w:proofErr w:type="spellEnd"/>
-                  <w:r>
-                    <w:rPr>
-                      <w:rFonts w:ascii="Times New Roman" w:hAnsi="Times New Roman"/>
-                      <w:sz w:val="14"/>
-                      <w:szCs w:val="10"/>
-                      <w:u w:val="single" w:color="BAC6C3"/>
-                    </w:rPr>
-                    <w:t xml:space="preserve"> }}               </w:t>
+                    <w:t xml:space="preserve">        {{ item.Actividad }}               </w:t>
                   </w:r>
                   <w:r>
                     <w:rPr>
@@ -16524,6 +16442,15 @@
           </mc:Fallback>
         </mc:AlternateContent>
       </w:r>
+    </w:p>
+    <w:p>
+      <w:pPr>
+        <w:pStyle w:val="Textoindependiente"/>
+        <w:spacing w:before="22"/>
+        <w:rPr>
+          <w:sz w:val="20"/>
+        </w:rPr>
+      </w:pPr>
     </w:p>
     <w:sectPr>
       <w:pgSz w:w="5930" w:h="8400"/>
@@ -16713,7 +16640,7 @@
         </mc:Choice>
         <mc:Fallback>
           <w:pict>
-            <v:shape w14:anchorId="4A5BF9DC" id="Graphic 1" o:spid="_x0000_s1026" style="position:absolute;margin-left:242.45pt;margin-top:0;width:53.65pt;height:64.6pt;z-index:-251664384;visibility:visible;mso-wrap-style:square;mso-wrap-distance-left:0;mso-wrap-distance-top:0;mso-wrap-distance-right:0;mso-wrap-distance-bottom:0;mso-position-horizontal:absolute;mso-position-horizontal-relative:page;mso-position-vertical:absolute;mso-position-vertical-relative:page;v-text-anchor:top" coordsize="681355,820419" o:gfxdata="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" path="m681304,l596468,,547960,3498,501179,13733,456734,30317,415234,52860,377287,80974r-33785,33297l314489,152361r-23634,42495l,819924r83985,l132476,816430r46771,-10224l223689,789638r41504,-22522l303151,739026r33803,-33271l365993,667690r23668,-42469l681304,xe" fillcolor="#e90028" stroked="f">
+            <v:shape w14:anchorId="1890DBD1" id="Graphic 1" o:spid="_x0000_s1026" style="position:absolute;margin-left:242.45pt;margin-top:0;width:53.65pt;height:64.6pt;z-index:-251664384;visibility:visible;mso-wrap-style:square;mso-wrap-distance-left:0;mso-wrap-distance-top:0;mso-wrap-distance-right:0;mso-wrap-distance-bottom:0;mso-position-horizontal:absolute;mso-position-horizontal-relative:page;mso-position-vertical:absolute;mso-position-vertical-relative:page;v-text-anchor:top" coordsize="681355,820419" o:gfxdata="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" path="m681304,l596468,,547960,3498,501179,13733,456734,30317,415234,52860,377287,80974r-33785,33297l314489,152361r-23634,42495l,819924r83985,l132476,816430r46771,-10224l223689,789638r41504,-22522l303151,739026r33803,-33271l365993,667690r23668,-42469l681304,xe" fillcolor="#e90028" stroked="f">
               <v:fill opacity="5140f"/>
               <v:path arrowok="t"/>
               <w10:wrap anchorx="page" anchory="page"/>
@@ -16814,7 +16741,7 @@
         </mc:Choice>
         <mc:Fallback>
           <w:pict>
-            <v:shape w14:anchorId="5BA43112" id="Graphic 2" o:spid="_x0000_s1026" style="position:absolute;margin-left:0;margin-top:28.05pt;width:56.5pt;height:28.35pt;z-index:-251660288;visibility:visible;mso-wrap-style:square;mso-wrap-distance-left:0;mso-wrap-distance-top:0;mso-wrap-distance-right:0;mso-wrap-distance-bottom:0;mso-position-horizontal:absolute;mso-position-horizontal-relative:page;mso-position-vertical:absolute;mso-position-vertical-relative:page;v-text-anchor:top" coordsize="717550,360045" o:gfxdata="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" path="m717169,l,,,359994r600534,l645915,350822r37076,-25004l707997,288746r9172,-45376l717169,xe" fillcolor="#e90028" stroked="f">
+            <v:shape w14:anchorId="405DB541" id="Graphic 2" o:spid="_x0000_s1026" style="position:absolute;margin-left:0;margin-top:28.05pt;width:56.5pt;height:28.35pt;z-index:-251660288;visibility:visible;mso-wrap-style:square;mso-wrap-distance-left:0;mso-wrap-distance-top:0;mso-wrap-distance-right:0;mso-wrap-distance-bottom:0;mso-position-horizontal:absolute;mso-position-horizontal-relative:page;mso-position-vertical:absolute;mso-position-vertical-relative:page;v-text-anchor:top" coordsize="717550,360045" o:gfxdata="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" path="m717169,l,,,359994r600534,l645915,350822r37076,-25004l707997,288746r9172,-45376l717169,xe" fillcolor="#e90028" stroked="f">
               <v:path arrowok="t"/>
               <w10:wrap anchorx="page" anchory="page"/>
             </v:shape>
@@ -17207,7 +17134,7 @@
         </mc:Choice>
         <mc:Fallback>
           <w:pict>
-            <v:shape w14:anchorId="7FB45C27" id="Graphic 17" o:spid="_x0000_s1026" style="position:absolute;margin-left:242.45pt;margin-top:0;width:53.65pt;height:64.6pt;z-index:15730688;visibility:visible;mso-wrap-style:square;mso-wrap-distance-left:0;mso-wrap-distance-top:0;mso-wrap-distance-right:0;mso-wrap-distance-bottom:0;mso-position-horizontal:absolute;mso-position-horizontal-relative:page;mso-position-vertical:absolute;mso-position-vertical-relative:page;v-text-anchor:top" coordsize="681355,820419" o:gfxdata="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" path="m681304,l596468,,547960,3498,501179,13733,456734,30317,415234,52860,377287,80974r-33785,33297l314489,152361r-23634,42495l,819924r83985,l132476,816430r46771,-10224l223689,789638r41504,-22522l303151,739026r33803,-33271l365993,667690r23668,-42469l681304,xe" fillcolor="#e90028" stroked="f">
+            <v:shape w14:anchorId="60BE13C3" id="Graphic 17" o:spid="_x0000_s1026" style="position:absolute;margin-left:242.45pt;margin-top:0;width:53.65pt;height:64.6pt;z-index:15730688;visibility:visible;mso-wrap-style:square;mso-wrap-distance-left:0;mso-wrap-distance-top:0;mso-wrap-distance-right:0;mso-wrap-distance-bottom:0;mso-position-horizontal:absolute;mso-position-horizontal-relative:page;mso-position-vertical:absolute;mso-position-vertical-relative:page;v-text-anchor:top" coordsize="681355,820419" o:gfxdata="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" path="m681304,l596468,,547960,3498,501179,13733,456734,30317,415234,52860,377287,80974r-33785,33297l314489,152361r-23634,42495l,819924r83985,l132476,816430r46771,-10224l223689,789638r41504,-22522l303151,739026r33803,-33271l365993,667690r23668,-42469l681304,xe" fillcolor="#e90028" stroked="f">
               <v:fill opacity="5140f"/>
               <v:path arrowok="t"/>
               <w10:wrap anchorx="page" anchory="page"/>
@@ -17308,7 +17235,7 @@
         </mc:Choice>
         <mc:Fallback>
           <w:pict>
-            <v:shape w14:anchorId="34B515D8" id="Graphic 18" o:spid="_x0000_s1026" style="position:absolute;margin-left:0;margin-top:28.05pt;width:56.5pt;height:28.35pt;z-index:-16130560;visibility:visible;mso-wrap-style:square;mso-wrap-distance-left:0;mso-wrap-distance-top:0;mso-wrap-distance-right:0;mso-wrap-distance-bottom:0;mso-position-horizontal:absolute;mso-position-horizontal-relative:page;mso-position-vertical:absolute;mso-position-vertical-relative:page;v-text-anchor:top" coordsize="717550,360045" o:gfxdata="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" path="m717169,l,,,359994r600534,l645915,350822r37076,-25004l707997,288746r9172,-45376l717169,xe" fillcolor="#e90028" stroked="f">
+            <v:shape w14:anchorId="36998E53" id="Graphic 18" o:spid="_x0000_s1026" style="position:absolute;margin-left:0;margin-top:28.05pt;width:56.5pt;height:28.35pt;z-index:-16130560;visibility:visible;mso-wrap-style:square;mso-wrap-distance-left:0;mso-wrap-distance-top:0;mso-wrap-distance-right:0;mso-wrap-distance-bottom:0;mso-position-horizontal:absolute;mso-position-horizontal-relative:page;mso-position-vertical:absolute;mso-position-vertical-relative:page;v-text-anchor:top" coordsize="717550,360045" o:gfxdata="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" path="m717169,l,,,359994r600534,l645915,350822r37076,-25004l707997,288746r9172,-45376l717169,xe" fillcolor="#e90028" stroked="f">
               <v:path arrowok="t"/>
               <w10:wrap anchorx="page" anchory="page"/>
             </v:shape>
@@ -17733,7 +17660,7 @@
         </mc:Choice>
         <mc:Fallback>
           <w:pict>
-            <v:shape w14:anchorId="05EDED08" id="Graphic 37" o:spid="_x0000_s1026" style="position:absolute;margin-left:242.45pt;margin-top:0;width:53.65pt;height:64.6pt;z-index:-16129024;visibility:visible;mso-wrap-style:square;mso-wrap-distance-left:0;mso-wrap-distance-top:0;mso-wrap-distance-right:0;mso-wrap-distance-bottom:0;mso-position-horizontal:absolute;mso-position-horizontal-relative:page;mso-position-vertical:absolute;mso-position-vertical-relative:page;v-text-anchor:top" coordsize="681355,820419" o:gfxdata="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" path="m681304,l596468,,547960,3498,501179,13733,456734,30317,415234,52860,377287,80974r-33785,33297l314489,152361r-23634,42495l,819924r83985,l132476,816430r46771,-10224l223689,789638r41504,-22522l303151,739026r33803,-33271l365993,667690r23668,-42469l681304,xe" fillcolor="#e90028" stroked="f">
+            <v:shape w14:anchorId="0C995492" id="Graphic 37" o:spid="_x0000_s1026" style="position:absolute;margin-left:242.45pt;margin-top:0;width:53.65pt;height:64.6pt;z-index:-16129024;visibility:visible;mso-wrap-style:square;mso-wrap-distance-left:0;mso-wrap-distance-top:0;mso-wrap-distance-right:0;mso-wrap-distance-bottom:0;mso-position-horizontal:absolute;mso-position-horizontal-relative:page;mso-position-vertical:absolute;mso-position-vertical-relative:page;v-text-anchor:top" coordsize="681355,820419" o:gfxdata="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" path="m681304,l596468,,547960,3498,501179,13733,456734,30317,415234,52860,377287,80974r-33785,33297l314489,152361r-23634,42495l,819924r83985,l132476,816430r46771,-10224l223689,789638r41504,-22522l303151,739026r33803,-33271l365993,667690r23668,-42469l681304,xe" fillcolor="#e90028" stroked="f">
               <v:fill opacity="5140f"/>
               <v:path arrowok="t"/>
               <w10:wrap anchorx="page" anchory="page"/>
@@ -17834,7 +17761,7 @@
         </mc:Choice>
         <mc:Fallback>
           <w:pict>
-            <v:shape w14:anchorId="286A787F" id="Graphic 38" o:spid="_x0000_s1026" style="position:absolute;margin-left:0;margin-top:28.05pt;width:56.5pt;height:28.35pt;z-index:-16128512;visibility:visible;mso-wrap-style:square;mso-wrap-distance-left:0;mso-wrap-distance-top:0;mso-wrap-distance-right:0;mso-wrap-distance-bottom:0;mso-position-horizontal:absolute;mso-position-horizontal-relative:page;mso-position-vertical:absolute;mso-position-vertical-relative:page;v-text-anchor:top" coordsize="717550,360045" o:gfxdata="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" path="m717169,l,,,359994r600534,l645915,350822r37076,-25004l707997,288746r9172,-45376l717169,xe" fillcolor="#e90028" stroked="f">
+            <v:shape w14:anchorId="759BAD74" id="Graphic 38" o:spid="_x0000_s1026" style="position:absolute;margin-left:0;margin-top:28.05pt;width:56.5pt;height:28.35pt;z-index:-16128512;visibility:visible;mso-wrap-style:square;mso-wrap-distance-left:0;mso-wrap-distance-top:0;mso-wrap-distance-right:0;mso-wrap-distance-bottom:0;mso-position-horizontal:absolute;mso-position-horizontal-relative:page;mso-position-vertical:absolute;mso-position-vertical-relative:page;v-text-anchor:top" coordsize="717550,360045" o:gfxdata="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" path="m717169,l,,,359994r600534,l645915,350822r37076,-25004l707997,288746r9172,-45376l717169,xe" fillcolor="#e90028" stroked="f">
               <v:path arrowok="t"/>
               <w10:wrap anchorx="page" anchory="page"/>
             </v:shape>
@@ -18229,7 +18156,7 @@
         </mc:Choice>
         <mc:Fallback>
           <w:pict>
-            <v:shape w14:anchorId="49393DBD" id="Graphic 46" o:spid="_x0000_s1026" style="position:absolute;margin-left:242.45pt;margin-top:0;width:53.65pt;height:64.6pt;z-index:-16126976;visibility:visible;mso-wrap-style:square;mso-wrap-distance-left:0;mso-wrap-distance-top:0;mso-wrap-distance-right:0;mso-wrap-distance-bottom:0;mso-position-horizontal:absolute;mso-position-horizontal-relative:page;mso-position-vertical:absolute;mso-position-vertical-relative:page;v-text-anchor:top" coordsize="681355,820419" o:gfxdata="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" path="m681304,l596468,,547960,3498,501179,13733,456734,30317,415234,52860,377287,80974r-33785,33297l314489,152361r-23634,42495l,819924r83985,l132476,816430r46771,-10224l223689,789638r41504,-22522l303151,739026r33803,-33271l365993,667690r23668,-42469l681304,xe" fillcolor="#e90028" stroked="f">
+            <v:shape w14:anchorId="52A43AAC" id="Graphic 46" o:spid="_x0000_s1026" style="position:absolute;margin-left:242.45pt;margin-top:0;width:53.65pt;height:64.6pt;z-index:-16126976;visibility:visible;mso-wrap-style:square;mso-wrap-distance-left:0;mso-wrap-distance-top:0;mso-wrap-distance-right:0;mso-wrap-distance-bottom:0;mso-position-horizontal:absolute;mso-position-horizontal-relative:page;mso-position-vertical:absolute;mso-position-vertical-relative:page;v-text-anchor:top" coordsize="681355,820419" o:gfxdata="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" path="m681304,l596468,,547960,3498,501179,13733,456734,30317,415234,52860,377287,80974r-33785,33297l314489,152361r-23634,42495l,819924r83985,l132476,816430r46771,-10224l223689,789638r41504,-22522l303151,739026r33803,-33271l365993,667690r23668,-42469l681304,xe" fillcolor="#e90028" stroked="f">
               <v:fill opacity="5140f"/>
               <v:path arrowok="t"/>
               <w10:wrap anchorx="page" anchory="page"/>
@@ -18330,7 +18257,7 @@
         </mc:Choice>
         <mc:Fallback>
           <w:pict>
-            <v:shape w14:anchorId="07C6A915" id="Graphic 47" o:spid="_x0000_s1026" style="position:absolute;margin-left:0;margin-top:28.05pt;width:56.5pt;height:28.35pt;z-index:-16126464;visibility:visible;mso-wrap-style:square;mso-wrap-distance-left:0;mso-wrap-distance-top:0;mso-wrap-distance-right:0;mso-wrap-distance-bottom:0;mso-position-horizontal:absolute;mso-position-horizontal-relative:page;mso-position-vertical:absolute;mso-position-vertical-relative:page;v-text-anchor:top" coordsize="717550,360045" o:gfxdata="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" path="m717169,l,,,359994r600534,l645915,350822r37076,-25004l707997,288746r9172,-45376l717169,xe" fillcolor="#e90028" stroked="f">
+            <v:shape w14:anchorId="3D75E59B" id="Graphic 47" o:spid="_x0000_s1026" style="position:absolute;margin-left:0;margin-top:28.05pt;width:56.5pt;height:28.35pt;z-index:-16126464;visibility:visible;mso-wrap-style:square;mso-wrap-distance-left:0;mso-wrap-distance-top:0;mso-wrap-distance-right:0;mso-wrap-distance-bottom:0;mso-position-horizontal:absolute;mso-position-horizontal-relative:page;mso-position-vertical:absolute;mso-position-vertical-relative:page;v-text-anchor:top" coordsize="717550,360045" o:gfxdata="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" path="m717169,l,,,359994r600534,l645915,350822r37076,-25004l707997,288746r9172,-45376l717169,xe" fillcolor="#e90028" stroked="f">
               <v:path arrowok="t"/>
               <w10:wrap anchorx="page" anchory="page"/>
             </v:shape>
@@ -18691,7 +18618,7 @@
         </mc:Choice>
         <mc:Fallback>
           <w:pict>
-            <v:shape w14:anchorId="43C6C50E" id="Graphic 55" o:spid="_x0000_s1026" style="position:absolute;margin-left:242.45pt;margin-top:0;width:53.65pt;height:64.6pt;z-index:-16124928;visibility:visible;mso-wrap-style:square;mso-wrap-distance-left:0;mso-wrap-distance-top:0;mso-wrap-distance-right:0;mso-wrap-distance-bottom:0;mso-position-horizontal:absolute;mso-position-horizontal-relative:page;mso-position-vertical:absolute;mso-position-vertical-relative:page;v-text-anchor:top" coordsize="681355,820419" o:gfxdata="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" path="m681304,l596468,,547960,3498,501179,13733,456734,30317,415234,52860,377287,80974r-33785,33297l314489,152361r-23634,42495l,819924r83985,l132476,816430r46771,-10224l223689,789638r41504,-22522l303151,739026r33803,-33271l365993,667690r23668,-42469l681304,xe" fillcolor="#e90028" stroked="f">
+            <v:shape w14:anchorId="0F0EF2A4" id="Graphic 55" o:spid="_x0000_s1026" style="position:absolute;margin-left:242.45pt;margin-top:0;width:53.65pt;height:64.6pt;z-index:-16124928;visibility:visible;mso-wrap-style:square;mso-wrap-distance-left:0;mso-wrap-distance-top:0;mso-wrap-distance-right:0;mso-wrap-distance-bottom:0;mso-position-horizontal:absolute;mso-position-horizontal-relative:page;mso-position-vertical:absolute;mso-position-vertical-relative:page;v-text-anchor:top" coordsize="681355,820419" o:gfxdata="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" path="m681304,l596468,,547960,3498,501179,13733,456734,30317,415234,52860,377287,80974r-33785,33297l314489,152361r-23634,42495l,819924r83985,l132476,816430r46771,-10224l223689,789638r41504,-22522l303151,739026r33803,-33271l365993,667690r23668,-42469l681304,xe" fillcolor="#e90028" stroked="f">
               <v:fill opacity="5140f"/>
               <v:path arrowok="t"/>
               <w10:wrap anchorx="page" anchory="page"/>
@@ -18792,7 +18719,7 @@
         </mc:Choice>
         <mc:Fallback>
           <w:pict>
-            <v:shape w14:anchorId="016B3721" id="Graphic 56" o:spid="_x0000_s1026" style="position:absolute;margin-left:0;margin-top:28.05pt;width:56.5pt;height:28.35pt;z-index:-16124416;visibility:visible;mso-wrap-style:square;mso-wrap-distance-left:0;mso-wrap-distance-top:0;mso-wrap-distance-right:0;mso-wrap-distance-bottom:0;mso-position-horizontal:absolute;mso-position-horizontal-relative:page;mso-position-vertical:absolute;mso-position-vertical-relative:page;v-text-anchor:top" coordsize="717550,360045" o:gfxdata="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" path="m717169,l,,,359994r600534,l645915,350822r37076,-25004l707997,288746r9172,-45376l717169,xe" fillcolor="#e90028" stroked="f">
+            <v:shape w14:anchorId="11A656B0" id="Graphic 56" o:spid="_x0000_s1026" style="position:absolute;margin-left:0;margin-top:28.05pt;width:56.5pt;height:28.35pt;z-index:-16124416;visibility:visible;mso-wrap-style:square;mso-wrap-distance-left:0;mso-wrap-distance-top:0;mso-wrap-distance-right:0;mso-wrap-distance-bottom:0;mso-position-horizontal:absolute;mso-position-horizontal-relative:page;mso-position-vertical:absolute;mso-position-vertical-relative:page;v-text-anchor:top" coordsize="717550,360045" o:gfxdata="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" path="m717169,l,,,359994r600534,l645915,350822r37076,-25004l707997,288746r9172,-45376l717169,xe" fillcolor="#e90028" stroked="f">
               <v:path arrowok="t"/>
               <w10:wrap anchorx="page" anchory="page"/>
             </v:shape>
@@ -18880,7 +18807,7 @@
         </mc:Choice>
         <mc:Fallback>
           <w:pict>
-            <v:shape w14:anchorId="36302658" id="Graphic 57" o:spid="_x0000_s1026" style="position:absolute;margin-left:28.1pt;margin-top:63.55pt;width:2.05pt;height:14.35pt;z-index:-16123904;visibility:visible;mso-wrap-style:square;mso-wrap-distance-left:0;mso-wrap-distance-top:0;mso-wrap-distance-right:0;mso-wrap-distance-bottom:0;mso-position-horizontal:absolute;mso-position-horizontal-relative:page;mso-position-vertical:absolute;mso-position-vertical-relative:page;v-text-anchor:top" coordsize="26034,182245" o:gfxdata="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" path="m25530,l,,,182229r25530,l25530,xe" fillcolor="#e90028" stroked="f">
+            <v:shape w14:anchorId="2D7B189C" id="Graphic 57" o:spid="_x0000_s1026" style="position:absolute;margin-left:28.1pt;margin-top:63.55pt;width:2.05pt;height:14.35pt;z-index:-16123904;visibility:visible;mso-wrap-style:square;mso-wrap-distance-left:0;mso-wrap-distance-top:0;mso-wrap-distance-right:0;mso-wrap-distance-bottom:0;mso-position-horizontal:absolute;mso-position-horizontal-relative:page;mso-position-vertical:absolute;mso-position-vertical-relative:page;v-text-anchor:top" coordsize="26034,182245" o:gfxdata="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" path="m25530,l,,,182229r25530,l25530,xe" fillcolor="#e90028" stroked="f">
               <v:path arrowok="t"/>
               <w10:wrap anchorx="page" anchory="page"/>
             </v:shape>

--- a/templates/PASAPORTE_SEGURIDAD.docx
+++ b/templates/PASAPORTE_SEGURIDAD.docx
@@ -297,7 +297,7 @@
           </mc:Choice>
           <mc:Fallback>
             <w:pict>
-              <v:shape w14:anchorId="13232573" id="Graphic 11" o:spid="_x0000_s1026" style="position:absolute;margin-left:121.65pt;margin-top:9.65pt;width:145.7pt;height:.1pt;z-index:-251674112;visibility:visible;mso-wrap-style:square;mso-wrap-distance-left:0;mso-wrap-distance-top:0;mso-wrap-distance-right:0;mso-wrap-distance-bottom:0;mso-position-horizontal:absolute;mso-position-horizontal-relative:page;mso-position-vertical:absolute;mso-position-vertical-relative:text;v-text-anchor:top" coordsize="1850389,1270" o:gfxdata="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" path="m,l1849818,e" filled="f" strokecolor="#bac6c3" strokeweight=".5pt">
+              <v:shape w14:anchorId="14DE8E5F" id="Graphic 11" o:spid="_x0000_s1026" style="position:absolute;margin-left:121.65pt;margin-top:9.65pt;width:145.7pt;height:.1pt;z-index:-251674112;visibility:visible;mso-wrap-style:square;mso-wrap-distance-left:0;mso-wrap-distance-top:0;mso-wrap-distance-right:0;mso-wrap-distance-bottom:0;mso-position-horizontal:absolute;mso-position-horizontal-relative:page;mso-position-vertical:absolute;mso-position-vertical-relative:text;v-text-anchor:top" coordsize="1850389,1270" o:gfxdata="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" path="m,l1849818,e" filled="f" strokecolor="#bac6c3" strokeweight=".5pt">
                 <v:path arrowok="t"/>
                 <w10:wrap type="topAndBottom" anchorx="page"/>
               </v:shape>
@@ -444,7 +444,7 @@
           </mc:Choice>
           <mc:Fallback>
             <w:pict>
-              <v:shape w14:anchorId="02B811CF" id="Graphic 12" o:spid="_x0000_s1026" style="position:absolute;margin-left:121.65pt;margin-top:9.75pt;width:146.1pt;height:.1pt;z-index:-251673088;visibility:visible;mso-wrap-style:square;mso-wrap-distance-left:0;mso-wrap-distance-top:0;mso-wrap-distance-right:0;mso-wrap-distance-bottom:0;mso-position-horizontal:absolute;mso-position-horizontal-relative:page;mso-position-vertical:absolute;mso-position-vertical-relative:text;v-text-anchor:top" coordsize="1855470,1270" o:gfxdata="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" path="m,l1855050,e" filled="f" strokecolor="#bac6c3" strokeweight=".5pt">
+              <v:shape w14:anchorId="05C5D62E" id="Graphic 12" o:spid="_x0000_s1026" style="position:absolute;margin-left:121.65pt;margin-top:9.75pt;width:146.1pt;height:.1pt;z-index:-251673088;visibility:visible;mso-wrap-style:square;mso-wrap-distance-left:0;mso-wrap-distance-top:0;mso-wrap-distance-right:0;mso-wrap-distance-bottom:0;mso-position-horizontal:absolute;mso-position-horizontal-relative:page;mso-position-vertical:absolute;mso-position-vertical-relative:text;v-text-anchor:top" coordsize="1855470,1270" o:gfxdata="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" path="m,l1855050,e" filled="f" strokecolor="#bac6c3" strokeweight=".5pt">
                 <v:path arrowok="t"/>
                 <w10:wrap type="topAndBottom" anchorx="page"/>
               </v:shape>
@@ -579,7 +579,7 @@
           </mc:Choice>
           <mc:Fallback>
             <w:pict>
-              <v:shape w14:anchorId="77E67363" id="Graphic 13" o:spid="_x0000_s1026" style="position:absolute;margin-left:121.65pt;margin-top:9.75pt;width:146.1pt;height:.1pt;z-index:-251672064;visibility:visible;mso-wrap-style:square;mso-wrap-distance-left:0;mso-wrap-distance-top:0;mso-wrap-distance-right:0;mso-wrap-distance-bottom:0;mso-position-horizontal:absolute;mso-position-horizontal-relative:page;mso-position-vertical:absolute;mso-position-vertical-relative:text;v-text-anchor:top" coordsize="1855470,1270" o:gfxdata="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" path="m,l1855050,e" filled="f" strokecolor="#bac6c3" strokeweight=".5pt">
+              <v:shape w14:anchorId="2354FE5E" id="Graphic 13" o:spid="_x0000_s1026" style="position:absolute;margin-left:121.65pt;margin-top:9.75pt;width:146.1pt;height:.1pt;z-index:-251672064;visibility:visible;mso-wrap-style:square;mso-wrap-distance-left:0;mso-wrap-distance-top:0;mso-wrap-distance-right:0;mso-wrap-distance-bottom:0;mso-position-horizontal:absolute;mso-position-horizontal-relative:page;mso-position-vertical:absolute;mso-position-vertical-relative:text;v-text-anchor:top" coordsize="1855470,1270" o:gfxdata="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" path="m,l1855050,e" filled="f" strokecolor="#bac6c3" strokeweight=".5pt">
                 <v:path arrowok="t"/>
                 <w10:wrap type="topAndBottom" anchorx="page"/>
               </v:shape>
@@ -699,7 +699,7 @@
           </mc:Choice>
           <mc:Fallback>
             <w:pict>
-              <v:shape w14:anchorId="40CE0DC8" id="Graphic 14" o:spid="_x0000_s1026" style="position:absolute;margin-left:121.65pt;margin-top:9.6pt;width:146.1pt;height:.1pt;z-index:-251671040;visibility:visible;mso-wrap-style:square;mso-wrap-distance-left:0;mso-wrap-distance-top:0;mso-wrap-distance-right:0;mso-wrap-distance-bottom:0;mso-position-horizontal:absolute;mso-position-horizontal-relative:page;mso-position-vertical:absolute;mso-position-vertical-relative:text;v-text-anchor:top" coordsize="1855470,1270" o:gfxdata="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" path="m,l1855050,e" filled="f" strokecolor="#bac6c3" strokeweight=".5pt">
+              <v:shape w14:anchorId="344877D0" id="Graphic 14" o:spid="_x0000_s1026" style="position:absolute;margin-left:121.65pt;margin-top:9.6pt;width:146.1pt;height:.1pt;z-index:-251671040;visibility:visible;mso-wrap-style:square;mso-wrap-distance-left:0;mso-wrap-distance-top:0;mso-wrap-distance-right:0;mso-wrap-distance-bottom:0;mso-position-horizontal:absolute;mso-position-horizontal-relative:page;mso-position-vertical:absolute;mso-position-vertical-relative:text;v-text-anchor:top" coordsize="1855470,1270" o:gfxdata="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" path="m,l1855050,e" filled="f" strokecolor="#bac6c3" strokeweight=".5pt">
                 <v:path arrowok="t"/>
                 <w10:wrap type="topAndBottom" anchorx="page"/>
               </v:shape>
@@ -838,7 +838,7 @@
           </mc:Choice>
           <mc:Fallback>
             <w:pict>
-              <v:shape w14:anchorId="0107A7E7" id="Graphic 15" o:spid="_x0000_s1026" style="position:absolute;margin-left:121.65pt;margin-top:9.6pt;width:146.1pt;height:.1pt;z-index:-251670016;visibility:visible;mso-wrap-style:square;mso-wrap-distance-left:0;mso-wrap-distance-top:0;mso-wrap-distance-right:0;mso-wrap-distance-bottom:0;mso-position-horizontal:absolute;mso-position-horizontal-relative:page;mso-position-vertical:absolute;mso-position-vertical-relative:text;v-text-anchor:top" coordsize="1855470,1270" o:gfxdata="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" path="m,l1855050,e" filled="f" strokecolor="#bac6c3" strokeweight=".5pt">
+              <v:shape w14:anchorId="66725C33" id="Graphic 15" o:spid="_x0000_s1026" style="position:absolute;margin-left:121.65pt;margin-top:9.6pt;width:146.1pt;height:.1pt;z-index:-251670016;visibility:visible;mso-wrap-style:square;mso-wrap-distance-left:0;mso-wrap-distance-top:0;mso-wrap-distance-right:0;mso-wrap-distance-bottom:0;mso-position-horizontal:absolute;mso-position-horizontal-relative:page;mso-position-vertical:absolute;mso-position-vertical-relative:text;v-text-anchor:top" coordsize="1855470,1270" o:gfxdata="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" path="m,l1855050,e" filled="f" strokecolor="#bac6c3" strokeweight=".5pt">
                 <v:path arrowok="t"/>
                 <w10:wrap type="topAndBottom" anchorx="page"/>
               </v:shape>
@@ -1054,7 +1054,7 @@
           </mc:Choice>
           <mc:Fallback>
             <w:pict>
-              <v:shape w14:anchorId="59B7B19F" id="Graphic 16" o:spid="_x0000_s1026" style="position:absolute;margin-left:28.3pt;margin-top:9.6pt;width:239.5pt;height:.1pt;z-index:-251668992;visibility:visible;mso-wrap-style:square;mso-wrap-distance-left:0;mso-wrap-distance-top:0;mso-wrap-distance-right:0;mso-wrap-distance-bottom:0;mso-position-horizontal:absolute;mso-position-horizontal-relative:page;mso-position-vertical:absolute;mso-position-vertical-relative:text;v-text-anchor:top" coordsize="3041650,1270" o:gfxdata="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" path="m,l3041641,e" filled="f" strokecolor="#bac6c3" strokeweight=".5pt">
+              <v:shape w14:anchorId="0414F833" id="Graphic 16" o:spid="_x0000_s1026" style="position:absolute;margin-left:28.3pt;margin-top:9.6pt;width:239.5pt;height:.1pt;z-index:-251668992;visibility:visible;mso-wrap-style:square;mso-wrap-distance-left:0;mso-wrap-distance-top:0;mso-wrap-distance-right:0;mso-wrap-distance-bottom:0;mso-position-horizontal:absolute;mso-position-horizontal-relative:page;mso-position-vertical:absolute;mso-position-vertical-relative:text;v-text-anchor:top" coordsize="3041650,1270" o:gfxdata="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" path="m,l3041641,e" filled="f" strokecolor="#bac6c3" strokeweight=".5pt">
                 <v:path arrowok="t"/>
                 <w10:wrap type="topAndBottom" anchorx="page"/>
               </v:shape>
@@ -1716,25 +1716,7 @@
           <w:bCs w:val="0"/>
           <w:u w:val="single" w:color="BAC6C3"/>
         </w:rPr>
-        <w:t>{</w:t>
-      </w:r>
-      <w:proofErr w:type="gramStart"/>
-      <w:r>
-        <w:rPr>
-          <w:b w:val="0"/>
-          <w:bCs w:val="0"/>
-          <w:u w:val="single" w:color="BAC6C3"/>
-        </w:rPr>
-        <w:t>DT.FechaCadLic</w:t>
-      </w:r>
-      <w:proofErr w:type="gramEnd"/>
-      <w:r>
-        <w:rPr>
-          <w:b w:val="0"/>
-          <w:bCs w:val="0"/>
-          <w:u w:val="single" w:color="BAC6C3"/>
-        </w:rPr>
-        <w:t>}}</w:t>
+        <w:t>{DT.FechaCadLic}}</w:t>
       </w:r>
       <w:r>
         <w:rPr>
@@ -2495,7 +2477,7 @@
           </mc:Choice>
           <mc:Fallback>
             <w:pict>
-              <v:shape w14:anchorId="405DDF1E" id="Graphic 28" o:spid="_x0000_s1026" style="position:absolute;margin-left:28.3pt;margin-top:12.85pt;width:239.5pt;height:.1pt;z-index:-251666944;visibility:visible;mso-wrap-style:square;mso-wrap-distance-left:0;mso-wrap-distance-top:0;mso-wrap-distance-right:0;mso-wrap-distance-bottom:0;mso-position-horizontal:absolute;mso-position-horizontal-relative:page;mso-position-vertical:absolute;mso-position-vertical-relative:text;v-text-anchor:top" coordsize="3041650,1270" o:gfxdata="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" path="m,l3041641,e" filled="f" strokecolor="#bac6c3" strokeweight=".5pt">
+              <v:shape w14:anchorId="1E7DC11A" id="Graphic 28" o:spid="_x0000_s1026" style="position:absolute;margin-left:28.3pt;margin-top:12.85pt;width:239.5pt;height:.1pt;z-index:-251666944;visibility:visible;mso-wrap-style:square;mso-wrap-distance-left:0;mso-wrap-distance-top:0;mso-wrap-distance-right:0;mso-wrap-distance-bottom:0;mso-position-horizontal:absolute;mso-position-horizontal-relative:page;mso-position-vertical:absolute;mso-position-vertical-relative:text;v-text-anchor:top" coordsize="3041650,1270" o:gfxdata="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" path="m,l3041641,e" filled="f" strokecolor="#bac6c3" strokeweight=".5pt">
                 <v:path arrowok="t"/>
                 <w10:wrap type="topAndBottom" anchorx="page"/>
               </v:shape>
@@ -2515,27 +2497,7 @@
           <w:bCs w:val="0"/>
           <w:sz w:val="19"/>
         </w:rPr>
-        <w:t>{{</w:t>
-      </w:r>
-      <w:proofErr w:type="spellStart"/>
-      <w:proofErr w:type="gramStart"/>
-      <w:r>
-        <w:rPr>
-          <w:b w:val="0"/>
-          <w:bCs w:val="0"/>
-          <w:sz w:val="19"/>
-        </w:rPr>
-        <w:t>DT.Contacto</w:t>
-      </w:r>
-      <w:proofErr w:type="spellEnd"/>
-      <w:proofErr w:type="gramEnd"/>
-      <w:r>
-        <w:rPr>
-          <w:b w:val="0"/>
-          <w:bCs w:val="0"/>
-          <w:sz w:val="19"/>
-        </w:rPr>
-        <w:t>}}</w:t>
+        <w:t>{{DT.Contacto}}</w:t>
       </w:r>
     </w:p>
     <w:p>
@@ -2652,7 +2614,7 @@
           </mc:Choice>
           <mc:Fallback>
             <w:pict>
-              <v:shape w14:anchorId="379671AF" id="Graphic 29" o:spid="_x0000_s1026" style="position:absolute;margin-left:28.3pt;margin-top:12.8pt;width:239.5pt;height:.1pt;z-index:-251664896;visibility:visible;mso-wrap-style:square;mso-wrap-distance-left:0;mso-wrap-distance-top:0;mso-wrap-distance-right:0;mso-wrap-distance-bottom:0;mso-position-horizontal:absolute;mso-position-horizontal-relative:page;mso-position-vertical:absolute;mso-position-vertical-relative:text;v-text-anchor:top" coordsize="3041650,1270" o:gfxdata="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" path="m,l3041641,e" filled="f" strokecolor="#bac6c3" strokeweight=".5pt">
+              <v:shape w14:anchorId="54D1DC8C" id="Graphic 29" o:spid="_x0000_s1026" style="position:absolute;margin-left:28.3pt;margin-top:12.8pt;width:239.5pt;height:.1pt;z-index:-251664896;visibility:visible;mso-wrap-style:square;mso-wrap-distance-left:0;mso-wrap-distance-top:0;mso-wrap-distance-right:0;mso-wrap-distance-bottom:0;mso-position-horizontal:absolute;mso-position-horizontal-relative:page;mso-position-vertical:absolute;mso-position-vertical-relative:text;v-text-anchor:top" coordsize="3041650,1270" o:gfxdata="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" path="m,l3041641,e" filled="f" strokecolor="#bac6c3" strokeweight=".5pt">
                 <v:path arrowok="t"/>
                 <w10:wrap type="topAndBottom" anchorx="page"/>
               </v:shape>
@@ -2672,27 +2634,7 @@
           <w:bCs w:val="0"/>
           <w:sz w:val="19"/>
         </w:rPr>
-        <w:t>{{</w:t>
-      </w:r>
-      <w:proofErr w:type="spellStart"/>
-      <w:proofErr w:type="gramStart"/>
-      <w:r>
-        <w:rPr>
-          <w:b w:val="0"/>
-          <w:bCs w:val="0"/>
-          <w:sz w:val="19"/>
-        </w:rPr>
-        <w:t>DT.Parentesco</w:t>
-      </w:r>
-      <w:proofErr w:type="spellEnd"/>
-      <w:proofErr w:type="gramEnd"/>
-      <w:r>
-        <w:rPr>
-          <w:b w:val="0"/>
-          <w:bCs w:val="0"/>
-          <w:sz w:val="19"/>
-        </w:rPr>
-        <w:t>}}</w:t>
+        <w:t>{{DT.Parentesco}}</w:t>
       </w:r>
     </w:p>
     <w:p>
@@ -2833,7 +2775,7 @@
           </mc:Choice>
           <mc:Fallback>
             <w:pict>
-              <v:shape w14:anchorId="4D89AB08" id="Graphic 30" o:spid="_x0000_s1026" style="position:absolute;margin-left:28.3pt;margin-top:12.8pt;width:239.5pt;height:.1pt;z-index:-251662848;visibility:visible;mso-wrap-style:square;mso-wrap-distance-left:0;mso-wrap-distance-top:0;mso-wrap-distance-right:0;mso-wrap-distance-bottom:0;mso-position-horizontal:absolute;mso-position-horizontal-relative:page;mso-position-vertical:absolute;mso-position-vertical-relative:text;v-text-anchor:top" coordsize="3041650,1270" o:gfxdata="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" path="m,l3041641,e" filled="f" strokecolor="#bac6c3" strokeweight=".5pt">
+              <v:shape w14:anchorId="71CA8A65" id="Graphic 30" o:spid="_x0000_s1026" style="position:absolute;margin-left:28.3pt;margin-top:12.8pt;width:239.5pt;height:.1pt;z-index:-251662848;visibility:visible;mso-wrap-style:square;mso-wrap-distance-left:0;mso-wrap-distance-top:0;mso-wrap-distance-right:0;mso-wrap-distance-bottom:0;mso-position-horizontal:absolute;mso-position-horizontal-relative:page;mso-position-vertical:absolute;mso-position-vertical-relative:text;v-text-anchor:top" coordsize="3041650,1270" o:gfxdata="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" path="m,l3041641,e" filled="f" strokecolor="#bac6c3" strokeweight=".5pt">
                 <v:path arrowok="t"/>
                 <w10:wrap type="topAndBottom" anchorx="page"/>
               </v:shape>
@@ -2853,27 +2795,7 @@
           <w:bCs w:val="0"/>
           <w:sz w:val="19"/>
         </w:rPr>
-        <w:t>{{</w:t>
-      </w:r>
-      <w:proofErr w:type="spellStart"/>
-      <w:proofErr w:type="gramStart"/>
-      <w:r>
-        <w:rPr>
-          <w:b w:val="0"/>
-          <w:bCs w:val="0"/>
-          <w:sz w:val="19"/>
-        </w:rPr>
-        <w:t>DT.NumeroContacto</w:t>
-      </w:r>
-      <w:proofErr w:type="spellEnd"/>
-      <w:proofErr w:type="gramEnd"/>
-      <w:r>
-        <w:rPr>
-          <w:b w:val="0"/>
-          <w:bCs w:val="0"/>
-          <w:sz w:val="19"/>
-        </w:rPr>
-        <w:t>}}</w:t>
+        <w:t>{{DT.NumeroContacto}}</w:t>
       </w:r>
     </w:p>
     <w:p>
@@ -3002,7 +2924,7 @@
           </mc:Choice>
           <mc:Fallback>
             <w:pict>
-              <v:shape w14:anchorId="3BA8DBD8" id="Graphic 31" o:spid="_x0000_s1026" style="position:absolute;margin-left:28.3pt;margin-top:12.8pt;width:239.5pt;height:.1pt;z-index:-251660800;visibility:visible;mso-wrap-style:square;mso-wrap-distance-left:0;mso-wrap-distance-top:0;mso-wrap-distance-right:0;mso-wrap-distance-bottom:0;mso-position-horizontal:absolute;mso-position-horizontal-relative:page;mso-position-vertical:absolute;mso-position-vertical-relative:text;v-text-anchor:top" coordsize="3041650,1270" o:gfxdata="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" path="m,l3041641,e" filled="f" strokecolor="#bac6c3" strokeweight=".5pt">
+              <v:shape w14:anchorId="1BCC5BAB" id="Graphic 31" o:spid="_x0000_s1026" style="position:absolute;margin-left:28.3pt;margin-top:12.8pt;width:239.5pt;height:.1pt;z-index:-251660800;visibility:visible;mso-wrap-style:square;mso-wrap-distance-left:0;mso-wrap-distance-top:0;mso-wrap-distance-right:0;mso-wrap-distance-bottom:0;mso-position-horizontal:absolute;mso-position-horizontal-relative:page;mso-position-vertical:absolute;mso-position-vertical-relative:text;v-text-anchor:top" coordsize="3041650,1270" o:gfxdata="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" path="m,l3041641,e" filled="f" strokecolor="#bac6c3" strokeweight=".5pt">
                 <v:path arrowok="t"/>
                 <w10:wrap type="topAndBottom" anchorx="page"/>
               </v:shape>
@@ -3022,27 +2944,7 @@
           <w:bCs w:val="0"/>
           <w:sz w:val="19"/>
         </w:rPr>
-        <w:t>{{</w:t>
-      </w:r>
-      <w:proofErr w:type="spellStart"/>
-      <w:proofErr w:type="gramStart"/>
-      <w:r>
-        <w:rPr>
-          <w:b w:val="0"/>
-          <w:bCs w:val="0"/>
-          <w:sz w:val="19"/>
-        </w:rPr>
-        <w:t>DT.Enfermedades</w:t>
-      </w:r>
-      <w:proofErr w:type="spellEnd"/>
-      <w:proofErr w:type="gramEnd"/>
-      <w:r>
-        <w:rPr>
-          <w:b w:val="0"/>
-          <w:bCs w:val="0"/>
-          <w:sz w:val="19"/>
-        </w:rPr>
-        <w:t>}}</w:t>
+        <w:t>{{DT.Enfermedades}}</w:t>
       </w:r>
     </w:p>
     <w:p>
@@ -3159,7 +3061,7 @@
           </mc:Choice>
           <mc:Fallback>
             <w:pict>
-              <v:shape w14:anchorId="69FEBEA9" id="Graphic 32" o:spid="_x0000_s1026" style="position:absolute;margin-left:28.3pt;margin-top:12.8pt;width:239.5pt;height:.1pt;z-index:-251658752;visibility:visible;mso-wrap-style:square;mso-wrap-distance-left:0;mso-wrap-distance-top:0;mso-wrap-distance-right:0;mso-wrap-distance-bottom:0;mso-position-horizontal:absolute;mso-position-horizontal-relative:page;mso-position-vertical:absolute;mso-position-vertical-relative:text;v-text-anchor:top" coordsize="3041650,1270" o:gfxdata="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" path="m,l3041641,e" filled="f" strokecolor="#bac6c3" strokeweight=".5pt">
+              <v:shape w14:anchorId="20E7BDCF" id="Graphic 32" o:spid="_x0000_s1026" style="position:absolute;margin-left:28.3pt;margin-top:12.8pt;width:239.5pt;height:.1pt;z-index:-251658752;visibility:visible;mso-wrap-style:square;mso-wrap-distance-left:0;mso-wrap-distance-top:0;mso-wrap-distance-right:0;mso-wrap-distance-bottom:0;mso-position-horizontal:absolute;mso-position-horizontal-relative:page;mso-position-vertical:absolute;mso-position-vertical-relative:text;v-text-anchor:top" coordsize="3041650,1270" o:gfxdata="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" path="m,l3041641,e" filled="f" strokecolor="#bac6c3" strokeweight=".5pt">
                 <v:path arrowok="t"/>
                 <w10:wrap type="topAndBottom" anchorx="page"/>
               </v:shape>
@@ -3179,27 +3081,7 @@
           <w:bCs w:val="0"/>
           <w:sz w:val="19"/>
         </w:rPr>
-        <w:t>{{</w:t>
-      </w:r>
-      <w:proofErr w:type="spellStart"/>
-      <w:proofErr w:type="gramStart"/>
-      <w:r>
-        <w:rPr>
-          <w:b w:val="0"/>
-          <w:bCs w:val="0"/>
-          <w:sz w:val="19"/>
-        </w:rPr>
-        <w:t>DT.Medicamentos</w:t>
-      </w:r>
-      <w:proofErr w:type="spellEnd"/>
-      <w:proofErr w:type="gramEnd"/>
-      <w:r>
-        <w:rPr>
-          <w:b w:val="0"/>
-          <w:bCs w:val="0"/>
-          <w:sz w:val="19"/>
-        </w:rPr>
-        <w:t>}}</w:t>
+        <w:t>{{DT.Medicamentos}}</w:t>
       </w:r>
     </w:p>
     <w:p>
@@ -3351,25 +3233,7 @@
                                   <w:i/>
                                   <w:sz w:val="14"/>
                                 </w:rPr>
-                                <w:t xml:space="preserve">"En una emergencia, tu </w:t>
-                              </w:r>
-                              <w:proofErr w:type="spellStart"/>
-                              <w:r>
-                                <w:rPr>
-                                  <w:rFonts w:ascii="Verdana" w:hAnsi="Verdana"/>
-                                  <w:i/>
-                                  <w:sz w:val="14"/>
-                                </w:rPr>
-                                <w:t>infiormación</w:t>
-                              </w:r>
-                              <w:proofErr w:type="spellEnd"/>
-                              <w:r>
-                                <w:rPr>
-                                  <w:rFonts w:ascii="Verdana" w:hAnsi="Verdana"/>
-                                  <w:i/>
-                                  <w:sz w:val="14"/>
-                                </w:rPr>
-                                <w:t xml:space="preserve"> y contactos pueden</w:t>
+                                <w:t>"En una emergencia, tu información y contactos pueden</w:t>
                               </w:r>
                               <w:r>
                                 <w:rPr>
@@ -3414,16 +3278,14 @@
                                 </w:rPr>
                                 <w:t xml:space="preserve"> </w:t>
                               </w:r>
-                              <w:proofErr w:type="spellStart"/>
                               <w:r>
                                 <w:rPr>
                                   <w:rFonts w:ascii="Verdana" w:hAnsi="Verdana"/>
                                   <w:i/>
                                   <w:sz w:val="14"/>
                                 </w:rPr>
-                                <w:t>difierencia</w:t>
+                                <w:t>diferencia</w:t>
                               </w:r>
-                              <w:proofErr w:type="spellEnd"/>
                               <w:r>
                                 <w:rPr>
                                   <w:rFonts w:ascii="Verdana" w:hAnsi="Verdana"/>
@@ -3450,16 +3312,14 @@
                                 </w:rPr>
                                 <w:t xml:space="preserve"> </w:t>
                               </w:r>
-                              <w:proofErr w:type="spellStart"/>
                               <w:r>
                                 <w:rPr>
                                   <w:rFonts w:ascii="Verdana" w:hAnsi="Verdana"/>
                                   <w:i/>
                                   <w:sz w:val="14"/>
                                 </w:rPr>
-                                <w:t>fiacilitar</w:t>
+                                <w:t>facilitar</w:t>
                               </w:r>
-                              <w:proofErr w:type="spellEnd"/>
                               <w:r>
                                 <w:rPr>
                                   <w:rFonts w:ascii="Verdana" w:hAnsi="Verdana"/>
@@ -3816,25 +3676,7 @@
                             <w:i/>
                             <w:sz w:val="14"/>
                           </w:rPr>
-                          <w:t xml:space="preserve">"En una emergencia, tu </w:t>
-                        </w:r>
-                        <w:proofErr w:type="spellStart"/>
-                        <w:r>
-                          <w:rPr>
-                            <w:rFonts w:ascii="Verdana" w:hAnsi="Verdana"/>
-                            <w:i/>
-                            <w:sz w:val="14"/>
-                          </w:rPr>
-                          <w:t>infiormación</w:t>
-                        </w:r>
-                        <w:proofErr w:type="spellEnd"/>
-                        <w:r>
-                          <w:rPr>
-                            <w:rFonts w:ascii="Verdana" w:hAnsi="Verdana"/>
-                            <w:i/>
-                            <w:sz w:val="14"/>
-                          </w:rPr>
-                          <w:t xml:space="preserve"> y contactos pueden</w:t>
+                          <w:t>"En una emergencia, tu información y contactos pueden</w:t>
                         </w:r>
                         <w:r>
                           <w:rPr>
@@ -3879,16 +3721,14 @@
                           </w:rPr>
                           <w:t xml:space="preserve"> </w:t>
                         </w:r>
-                        <w:proofErr w:type="spellStart"/>
                         <w:r>
                           <w:rPr>
                             <w:rFonts w:ascii="Verdana" w:hAnsi="Verdana"/>
                             <w:i/>
                             <w:sz w:val="14"/>
                           </w:rPr>
-                          <w:t>difierencia</w:t>
+                          <w:t>diferencia</w:t>
                         </w:r>
-                        <w:proofErr w:type="spellEnd"/>
                         <w:r>
                           <w:rPr>
                             <w:rFonts w:ascii="Verdana" w:hAnsi="Verdana"/>
@@ -3915,16 +3755,14 @@
                           </w:rPr>
                           <w:t xml:space="preserve"> </w:t>
                         </w:r>
-                        <w:proofErr w:type="spellStart"/>
                         <w:r>
                           <w:rPr>
                             <w:rFonts w:ascii="Verdana" w:hAnsi="Verdana"/>
                             <w:i/>
                             <w:sz w:val="14"/>
                           </w:rPr>
-                          <w:t>fiacilitar</w:t>
+                          <w:t>facilitar</w:t>
                         </w:r>
-                        <w:proofErr w:type="spellEnd"/>
                         <w:r>
                           <w:rPr>
                             <w:rFonts w:ascii="Verdana" w:hAnsi="Verdana"/>
@@ -4389,7 +4227,7 @@
           </mc:Choice>
           <mc:Fallback>
             <w:pict>
-              <v:group w14:anchorId="193771A4" id="Group 34" o:spid="_x0000_s1026" style="position:absolute;margin-left:36.4pt;margin-top:22.05pt;width:28.4pt;height:28.4pt;z-index:-251647488;mso-wrap-distance-left:0;mso-wrap-distance-right:0;mso-position-horizontal-relative:page;mso-height-relative:margin" coordsize="360680,360680" o:gfxdata="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">
+              <v:group w14:anchorId="064C6B66" id="Group 34" o:spid="_x0000_s1026" style="position:absolute;margin-left:36.4pt;margin-top:22.05pt;width:28.4pt;height:28.4pt;z-index:-251647488;mso-wrap-distance-left:0;mso-wrap-distance-right:0;mso-position-horizontal-relative:page;mso-height-relative:margin" coordsize="360680,360680" o:gfxdata="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">
                 <v:shape id="Graphic 35" o:spid="_x0000_s1027" style="position:absolute;width:360680;height:360680;visibility:visible;mso-wrap-style:square;v-text-anchor:top" coordsize="360680,360680" o:gfxdata="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" path="m360102,l109348,,66802,8598,32042,32042,8598,66802,,109349,,360103r254257,l295440,351780r33646,-22693l351778,295441r8324,-41182l360102,xe" fillcolor="#e90028" stroked="f">
                   <v:path arrowok="t"/>
                 </v:shape>
@@ -4474,7 +4312,7 @@
           </mc:Choice>
           <mc:Fallback>
             <w:pict>
-              <v:shape w14:anchorId="36436580" id="Graphic 33" o:spid="_x0000_s1026" style="position:absolute;margin-left:28.3pt;margin-top:12.8pt;width:239.5pt;height:.1pt;z-index:-251654656;visibility:visible;mso-wrap-style:square;mso-wrap-distance-left:0;mso-wrap-distance-top:0;mso-wrap-distance-right:0;mso-wrap-distance-bottom:0;mso-position-horizontal:absolute;mso-position-horizontal-relative:page;mso-position-vertical:absolute;mso-position-vertical-relative:text;v-text-anchor:top" coordsize="3041650,1270" o:gfxdata="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" path="m,l3041641,e" filled="f" strokecolor="#bac6c3" strokeweight=".5pt">
+              <v:shape w14:anchorId="174E6C51" id="Graphic 33" o:spid="_x0000_s1026" style="position:absolute;margin-left:28.3pt;margin-top:12.8pt;width:239.5pt;height:.1pt;z-index:-251654656;visibility:visible;mso-wrap-style:square;mso-wrap-distance-left:0;mso-wrap-distance-top:0;mso-wrap-distance-right:0;mso-wrap-distance-bottom:0;mso-position-horizontal:absolute;mso-position-horizontal-relative:page;mso-position-vertical:absolute;mso-position-vertical-relative:text;v-text-anchor:top" coordsize="3041650,1270" o:gfxdata="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" path="m,l3041641,e" filled="f" strokecolor="#bac6c3" strokeweight=".5pt">
                 <v:path arrowok="t"/>
                 <w10:wrap type="topAndBottom" anchorx="page"/>
               </v:shape>
@@ -4494,27 +4332,7 @@
           <w:bCs w:val="0"/>
           <w:sz w:val="19"/>
         </w:rPr>
-        <w:t>{{</w:t>
-      </w:r>
-      <w:proofErr w:type="spellStart"/>
-      <w:proofErr w:type="gramStart"/>
-      <w:r>
-        <w:rPr>
-          <w:b w:val="0"/>
-          <w:bCs w:val="0"/>
-          <w:sz w:val="19"/>
-        </w:rPr>
-        <w:t>DT.Alergias</w:t>
-      </w:r>
-      <w:proofErr w:type="spellEnd"/>
-      <w:proofErr w:type="gramEnd"/>
-      <w:r>
-        <w:rPr>
-          <w:b w:val="0"/>
-          <w:bCs w:val="0"/>
-          <w:sz w:val="19"/>
-        </w:rPr>
-        <w:t>}}</w:t>
+        <w:t>{{DT.Alergias}}</w:t>
       </w:r>
     </w:p>
     <w:p>
@@ -5365,25 +5183,7 @@
                 <w:sz w:val="12"/>
                 <w:szCs w:val="20"/>
               </w:rPr>
-              <w:t>{{</w:t>
-            </w:r>
-            <w:proofErr w:type="gramStart"/>
-            <w:r>
-              <w:rPr>
-                <w:rFonts w:ascii="Times New Roman"/>
-                <w:sz w:val="12"/>
-                <w:szCs w:val="20"/>
-              </w:rPr>
-              <w:t>VA.T</w:t>
-            </w:r>
-            <w:proofErr w:type="gramEnd"/>
-            <w:r>
-              <w:rPr>
-                <w:rFonts w:ascii="Times New Roman"/>
-                <w:sz w:val="12"/>
-                <w:szCs w:val="20"/>
-              </w:rPr>
-              <w:t>1}}</w:t>
+              <w:t>{{VA.T1}}</w:t>
             </w:r>
           </w:p>
         </w:tc>
@@ -5406,25 +5206,7 @@
                 <w:sz w:val="12"/>
                 <w:szCs w:val="20"/>
               </w:rPr>
-              <w:t>{{</w:t>
-            </w:r>
-            <w:proofErr w:type="gramStart"/>
-            <w:r>
-              <w:rPr>
-                <w:rFonts w:ascii="Times New Roman"/>
-                <w:sz w:val="12"/>
-                <w:szCs w:val="20"/>
-              </w:rPr>
-              <w:t>VA.T</w:t>
-            </w:r>
-            <w:proofErr w:type="gramEnd"/>
-            <w:r>
-              <w:rPr>
-                <w:rFonts w:ascii="Times New Roman"/>
-                <w:sz w:val="12"/>
-                <w:szCs w:val="20"/>
-              </w:rPr>
-              <w:t>2}}</w:t>
+              <w:t>{{VA.T2}}</w:t>
             </w:r>
           </w:p>
         </w:tc>
@@ -5447,25 +5229,7 @@
                 <w:sz w:val="12"/>
                 <w:szCs w:val="20"/>
               </w:rPr>
-              <w:t>{{</w:t>
-            </w:r>
-            <w:proofErr w:type="gramStart"/>
-            <w:r>
-              <w:rPr>
-                <w:rFonts w:ascii="Times New Roman"/>
-                <w:sz w:val="12"/>
-                <w:szCs w:val="20"/>
-              </w:rPr>
-              <w:t>VA.T</w:t>
-            </w:r>
-            <w:proofErr w:type="gramEnd"/>
-            <w:r>
-              <w:rPr>
-                <w:rFonts w:ascii="Times New Roman"/>
-                <w:sz w:val="12"/>
-                <w:szCs w:val="20"/>
-              </w:rPr>
-              <w:t>3}}</w:t>
+              <w:t>{{VA.T3}}</w:t>
             </w:r>
           </w:p>
         </w:tc>
@@ -5488,25 +5252,7 @@
                 <w:sz w:val="12"/>
                 <w:szCs w:val="20"/>
               </w:rPr>
-              <w:t>{{</w:t>
-            </w:r>
-            <w:proofErr w:type="gramStart"/>
-            <w:r>
-              <w:rPr>
-                <w:rFonts w:ascii="Times New Roman"/>
-                <w:sz w:val="12"/>
-                <w:szCs w:val="20"/>
-              </w:rPr>
-              <w:t>VA.T</w:t>
-            </w:r>
-            <w:proofErr w:type="gramEnd"/>
-            <w:r>
-              <w:rPr>
-                <w:rFonts w:ascii="Times New Roman"/>
-                <w:sz w:val="12"/>
-                <w:szCs w:val="20"/>
-              </w:rPr>
-              <w:t>4}}</w:t>
+              <w:t>{{VA.T4}}</w:t>
             </w:r>
           </w:p>
         </w:tc>
@@ -5529,25 +5275,7 @@
                 <w:sz w:val="12"/>
                 <w:szCs w:val="20"/>
               </w:rPr>
-              <w:t>{{</w:t>
-            </w:r>
-            <w:proofErr w:type="gramStart"/>
-            <w:r>
-              <w:rPr>
-                <w:rFonts w:ascii="Times New Roman"/>
-                <w:sz w:val="12"/>
-                <w:szCs w:val="20"/>
-              </w:rPr>
-              <w:t>VA.T</w:t>
-            </w:r>
-            <w:proofErr w:type="gramEnd"/>
-            <w:r>
-              <w:rPr>
-                <w:rFonts w:ascii="Times New Roman"/>
-                <w:sz w:val="12"/>
-                <w:szCs w:val="20"/>
-              </w:rPr>
-              <w:t>5}}</w:t>
+              <w:t>{{VA.T5}}</w:t>
             </w:r>
           </w:p>
         </w:tc>
@@ -5619,25 +5347,7 @@
                 <w:sz w:val="12"/>
                 <w:szCs w:val="20"/>
               </w:rPr>
-              <w:t>{{</w:t>
-            </w:r>
-            <w:proofErr w:type="gramStart"/>
-            <w:r>
-              <w:rPr>
-                <w:rFonts w:ascii="Times New Roman"/>
-                <w:sz w:val="12"/>
-                <w:szCs w:val="20"/>
-              </w:rPr>
-              <w:t>VA.F</w:t>
-            </w:r>
-            <w:proofErr w:type="gramEnd"/>
-            <w:r>
-              <w:rPr>
-                <w:rFonts w:ascii="Times New Roman"/>
-                <w:sz w:val="12"/>
-                <w:szCs w:val="20"/>
-              </w:rPr>
-              <w:t>1}}</w:t>
+              <w:t>{{VA.F1}}</w:t>
             </w:r>
           </w:p>
         </w:tc>
@@ -5768,23 +5478,7 @@
                 <w:sz w:val="12"/>
                 <w:szCs w:val="20"/>
               </w:rPr>
-              <w:t>{{VA.TF</w:t>
-            </w:r>
-            <w:r>
-              <w:rPr>
-                <w:rFonts w:ascii="Times New Roman"/>
-                <w:sz w:val="12"/>
-                <w:szCs w:val="20"/>
-              </w:rPr>
-              <w:t>1</w:t>
-            </w:r>
-            <w:r>
-              <w:rPr>
-                <w:rFonts w:ascii="Times New Roman"/>
-                <w:sz w:val="12"/>
-                <w:szCs w:val="20"/>
-              </w:rPr>
-              <w:t>}}</w:t>
+              <w:t>{{VA.TF1}}</w:t>
             </w:r>
           </w:p>
         </w:tc>
@@ -5807,23 +5501,7 @@
                 <w:sz w:val="12"/>
                 <w:szCs w:val="20"/>
               </w:rPr>
-              <w:t>{{VA.TF</w:t>
-            </w:r>
-            <w:r>
-              <w:rPr>
-                <w:rFonts w:ascii="Times New Roman"/>
-                <w:sz w:val="12"/>
-                <w:szCs w:val="20"/>
-              </w:rPr>
-              <w:t>2</w:t>
-            </w:r>
-            <w:r>
-              <w:rPr>
-                <w:rFonts w:ascii="Times New Roman"/>
-                <w:sz w:val="12"/>
-                <w:szCs w:val="20"/>
-              </w:rPr>
-              <w:t>}}</w:t>
+              <w:t>{{VA.TF2}}</w:t>
             </w:r>
           </w:p>
         </w:tc>
@@ -5846,23 +5524,7 @@
                 <w:sz w:val="12"/>
                 <w:szCs w:val="20"/>
               </w:rPr>
-              <w:t>{{VA.TF</w:t>
-            </w:r>
-            <w:r>
-              <w:rPr>
-                <w:rFonts w:ascii="Times New Roman"/>
-                <w:sz w:val="12"/>
-                <w:szCs w:val="20"/>
-              </w:rPr>
-              <w:t>3</w:t>
-            </w:r>
-            <w:r>
-              <w:rPr>
-                <w:rFonts w:ascii="Times New Roman"/>
-                <w:sz w:val="12"/>
-                <w:szCs w:val="20"/>
-              </w:rPr>
-              <w:t>}}</w:t>
+              <w:t>{{VA.TF3}}</w:t>
             </w:r>
           </w:p>
         </w:tc>
@@ -5885,23 +5547,7 @@
                 <w:sz w:val="12"/>
                 <w:szCs w:val="20"/>
               </w:rPr>
-              <w:t>{{VA.TF</w:t>
-            </w:r>
-            <w:r>
-              <w:rPr>
-                <w:rFonts w:ascii="Times New Roman"/>
-                <w:sz w:val="12"/>
-                <w:szCs w:val="20"/>
-              </w:rPr>
-              <w:t>4</w:t>
-            </w:r>
-            <w:r>
-              <w:rPr>
-                <w:rFonts w:ascii="Times New Roman"/>
-                <w:sz w:val="12"/>
-                <w:szCs w:val="20"/>
-              </w:rPr>
-              <w:t>}}</w:t>
+              <w:t>{{VA.TF4}}</w:t>
             </w:r>
           </w:p>
         </w:tc>
@@ -6232,25 +5878,7 @@
                 <w:rFonts w:ascii="Times New Roman"/>
                 <w:sz w:val="14"/>
               </w:rPr>
-              <w:t xml:space="preserve">   {{</w:t>
-            </w:r>
-            <w:proofErr w:type="spellStart"/>
-            <w:proofErr w:type="gramStart"/>
-            <w:r>
-              <w:rPr>
-                <w:rFonts w:ascii="Times New Roman"/>
-                <w:sz w:val="14"/>
-              </w:rPr>
-              <w:t>DT.FechaExa</w:t>
-            </w:r>
-            <w:proofErr w:type="spellEnd"/>
-            <w:proofErr w:type="gramEnd"/>
-            <w:r>
-              <w:rPr>
-                <w:rFonts w:ascii="Times New Roman"/>
-                <w:sz w:val="14"/>
-              </w:rPr>
-              <w:t>}}</w:t>
+              <w:t xml:space="preserve">   {{DT.FechaExa}}</w:t>
             </w:r>
           </w:p>
         </w:tc>
@@ -6354,25 +5982,7 @@
                 <w:rFonts w:ascii="Times New Roman"/>
                 <w:sz w:val="14"/>
               </w:rPr>
-              <w:t xml:space="preserve">   {{</w:t>
-            </w:r>
-            <w:proofErr w:type="spellStart"/>
-            <w:proofErr w:type="gramStart"/>
-            <w:r>
-              <w:rPr>
-                <w:rFonts w:ascii="Times New Roman"/>
-                <w:sz w:val="14"/>
-              </w:rPr>
-              <w:t>DT.Lugar</w:t>
-            </w:r>
-            <w:proofErr w:type="spellEnd"/>
-            <w:proofErr w:type="gramEnd"/>
-            <w:r>
-              <w:rPr>
-                <w:rFonts w:ascii="Times New Roman"/>
-                <w:sz w:val="14"/>
-              </w:rPr>
-              <w:t>}}</w:t>
+              <w:t xml:space="preserve">   {{DT.Lugar}}</w:t>
             </w:r>
           </w:p>
         </w:tc>
@@ -6480,25 +6090,7 @@
                 <w:rFonts w:ascii="Times New Roman"/>
                 <w:sz w:val="14"/>
               </w:rPr>
-              <w:t xml:space="preserve">   {{</w:t>
-            </w:r>
-            <w:proofErr w:type="spellStart"/>
-            <w:proofErr w:type="gramStart"/>
-            <w:r>
-              <w:rPr>
-                <w:rFonts w:ascii="Times New Roman"/>
-                <w:sz w:val="14"/>
-              </w:rPr>
-              <w:t>DT.NombreMedico</w:t>
-            </w:r>
-            <w:proofErr w:type="spellEnd"/>
-            <w:proofErr w:type="gramEnd"/>
-            <w:r>
-              <w:rPr>
-                <w:rFonts w:ascii="Times New Roman"/>
-                <w:sz w:val="14"/>
-              </w:rPr>
-              <w:t xml:space="preserve">}} </w:t>
+              <w:t xml:space="preserve">   {{DT.NombreMedico}} </w:t>
             </w:r>
             <w:r>
               <w:rPr>
@@ -6512,25 +6104,7 @@
                 <w:rFonts w:ascii="Times New Roman"/>
                 <w:sz w:val="14"/>
               </w:rPr>
-              <w:t xml:space="preserve"> {{</w:t>
-            </w:r>
-            <w:proofErr w:type="spellStart"/>
-            <w:proofErr w:type="gramStart"/>
-            <w:r>
-              <w:rPr>
-                <w:rFonts w:ascii="Times New Roman"/>
-                <w:sz w:val="14"/>
-              </w:rPr>
-              <w:t>DT.CedulaMedico</w:t>
-            </w:r>
-            <w:proofErr w:type="spellEnd"/>
-            <w:proofErr w:type="gramEnd"/>
-            <w:r>
-              <w:rPr>
-                <w:rFonts w:ascii="Times New Roman"/>
-                <w:sz w:val="14"/>
-              </w:rPr>
-              <w:t>}}</w:t>
+              <w:t xml:space="preserve"> {{DT.CedulaMedico}}</w:t>
             </w:r>
           </w:p>
         </w:tc>
@@ -6700,25 +6274,7 @@
                 <w:rFonts w:ascii="Times New Roman"/>
                 <w:sz w:val="14"/>
               </w:rPr>
-              <w:t xml:space="preserve">   {{</w:t>
-            </w:r>
-            <w:proofErr w:type="spellStart"/>
-            <w:proofErr w:type="gramStart"/>
-            <w:r>
-              <w:rPr>
-                <w:rFonts w:ascii="Times New Roman"/>
-                <w:sz w:val="14"/>
-              </w:rPr>
-              <w:t>DT.Sangre</w:t>
-            </w:r>
-            <w:proofErr w:type="spellEnd"/>
-            <w:proofErr w:type="gramEnd"/>
-            <w:r>
-              <w:rPr>
-                <w:rFonts w:ascii="Times New Roman"/>
-                <w:sz w:val="14"/>
-              </w:rPr>
-              <w:t>}}</w:t>
+              <w:t xml:space="preserve">   {{DT.Sangre}}</w:t>
             </w:r>
           </w:p>
         </w:tc>
@@ -6771,25 +6327,7 @@
                 <w:rFonts w:ascii="Times New Roman"/>
                 <w:sz w:val="14"/>
               </w:rPr>
-              <w:t xml:space="preserve">   {{</w:t>
-            </w:r>
-            <w:proofErr w:type="spellStart"/>
-            <w:proofErr w:type="gramStart"/>
-            <w:r>
-              <w:rPr>
-                <w:rFonts w:ascii="Times New Roman"/>
-                <w:sz w:val="14"/>
-              </w:rPr>
-              <w:t>DT.Alergias</w:t>
-            </w:r>
-            <w:proofErr w:type="spellEnd"/>
-            <w:proofErr w:type="gramEnd"/>
-            <w:r>
-              <w:rPr>
-                <w:rFonts w:ascii="Times New Roman"/>
-                <w:sz w:val="14"/>
-              </w:rPr>
-              <w:t>}}</w:t>
+              <w:t xml:space="preserve">   {{DT.Alergias}}</w:t>
             </w:r>
           </w:p>
         </w:tc>
@@ -6859,25 +6397,7 @@
                 <w:rFonts w:ascii="Times New Roman"/>
                 <w:sz w:val="14"/>
               </w:rPr>
-              <w:t xml:space="preserve">   {{</w:t>
-            </w:r>
-            <w:proofErr w:type="spellStart"/>
-            <w:proofErr w:type="gramStart"/>
-            <w:r>
-              <w:rPr>
-                <w:rFonts w:ascii="Times New Roman"/>
-                <w:sz w:val="14"/>
-              </w:rPr>
-              <w:t>DT.Aptitud</w:t>
-            </w:r>
-            <w:proofErr w:type="spellEnd"/>
-            <w:proofErr w:type="gramEnd"/>
-            <w:r>
-              <w:rPr>
-                <w:rFonts w:ascii="Times New Roman"/>
-                <w:sz w:val="14"/>
-              </w:rPr>
-              <w:t>}}</w:t>
+              <w:t xml:space="preserve">   {{DT.Aptitud}}</w:t>
             </w:r>
           </w:p>
         </w:tc>
@@ -6960,25 +6480,7 @@
                 <w:rFonts w:ascii="Times New Roman"/>
                 <w:sz w:val="14"/>
               </w:rPr>
-              <w:t>{{</w:t>
-            </w:r>
-            <w:proofErr w:type="spellStart"/>
-            <w:proofErr w:type="gramStart"/>
-            <w:r>
-              <w:rPr>
-                <w:rFonts w:ascii="Times New Roman"/>
-                <w:sz w:val="14"/>
-              </w:rPr>
-              <w:t>DT.FechaExaCad</w:t>
-            </w:r>
-            <w:proofErr w:type="spellEnd"/>
-            <w:proofErr w:type="gramEnd"/>
-            <w:r>
-              <w:rPr>
-                <w:rFonts w:ascii="Times New Roman"/>
-                <w:sz w:val="14"/>
-              </w:rPr>
-              <w:t>}}</w:t>
+              <w:t>{{DT.FechaExaCad}}</w:t>
             </w:r>
           </w:p>
         </w:tc>
@@ -7031,25 +6533,7 @@
                 <w:rFonts w:ascii="Times New Roman"/>
                 <w:sz w:val="14"/>
               </w:rPr>
-              <w:t xml:space="preserve">   {{</w:t>
-            </w:r>
-            <w:proofErr w:type="spellStart"/>
-            <w:proofErr w:type="gramStart"/>
-            <w:r>
-              <w:rPr>
-                <w:rFonts w:ascii="Times New Roman"/>
-                <w:sz w:val="14"/>
-              </w:rPr>
-              <w:t>DT.Restricciones</w:t>
-            </w:r>
-            <w:proofErr w:type="spellEnd"/>
-            <w:proofErr w:type="gramEnd"/>
-            <w:r>
-              <w:rPr>
-                <w:rFonts w:ascii="Times New Roman"/>
-                <w:sz w:val="14"/>
-              </w:rPr>
-              <w:t>}}</w:t>
+              <w:t xml:space="preserve">   {{DT.Restricciones}}</w:t>
             </w:r>
           </w:p>
         </w:tc>
@@ -9766,7 +9250,7 @@
                       </mc:Choice>
                       <mc:Fallback>
                         <w:pict>
-                          <v:roundrect w14:anchorId="3589CDFE" id="Rectángulo: esquinas redondeadas 289" o:spid="_x0000_s1026" style="position:absolute;margin-left:-4.1pt;margin-top:.35pt;width:245.15pt;height:85.4pt;z-index:-251655168;visibility:visible;mso-wrap-style:square;mso-width-percent:0;mso-height-percent:0;mso-wrap-distance-left:9pt;mso-wrap-distance-top:0;mso-wrap-distance-right:9pt;mso-wrap-distance-bottom:0;mso-position-horizontal:absolute;mso-position-horizontal-relative:text;mso-position-vertical:absolute;mso-position-vertical-relative:text;mso-width-percent:0;mso-height-percent:0;mso-width-relative:margin;mso-height-relative:margin;v-text-anchor:middle" arcsize="5847f" o:gfxdata="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" filled="f" strokecolor="#1c334e"/>
+                          <v:roundrect w14:anchorId="68D9B4A4" id="Rectángulo: esquinas redondeadas 289" o:spid="_x0000_s1026" style="position:absolute;margin-left:-4.1pt;margin-top:.35pt;width:245.15pt;height:85.4pt;z-index:-251655168;visibility:visible;mso-wrap-style:square;mso-width-percent:0;mso-height-percent:0;mso-wrap-distance-left:9pt;mso-wrap-distance-top:0;mso-wrap-distance-right:9pt;mso-wrap-distance-bottom:0;mso-position-horizontal:absolute;mso-position-horizontal-relative:text;mso-position-vertical:absolute;mso-position-vertical-relative:text;mso-width-percent:0;mso-height-percent:0;mso-width-relative:margin;mso-height-relative:margin;v-text-anchor:middle" arcsize="5847f" o:gfxdata="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" filled="f" strokecolor="#1c334e"/>
                         </w:pict>
                       </mc:Fallback>
                     </mc:AlternateContent>
@@ -10112,7 +9596,7 @@
                       </mc:Choice>
                       <mc:Fallback>
                         <w:pict>
-                          <v:shape w14:anchorId="7C74659B" id="Graphic 364" o:spid="_x0000_s1026" style="position:absolute;margin-left:11.95pt;margin-top:14.4pt;width:69.5pt;height:1.7pt;z-index:251655168;visibility:visible;mso-wrap-style:square;mso-wrap-distance-left:9pt;mso-wrap-distance-top:0;mso-wrap-distance-right:9pt;mso-wrap-distance-bottom:0;mso-position-horizontal:absolute;mso-position-horizontal-relative:text;mso-position-vertical:absolute;mso-position-vertical-relative:text;v-text-anchor:top" coordsize="882650,21590" o:gfxdata="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" path="m882087,l,,,21343r882087,l882087,xe" fillcolor="#e90028" stroked="f">
+                          <v:shape w14:anchorId="12DCA08A" id="Graphic 364" o:spid="_x0000_s1026" style="position:absolute;margin-left:11.95pt;margin-top:14.4pt;width:69.5pt;height:1.7pt;z-index:251655168;visibility:visible;mso-wrap-style:square;mso-wrap-distance-left:9pt;mso-wrap-distance-top:0;mso-wrap-distance-right:9pt;mso-wrap-distance-bottom:0;mso-position-horizontal:absolute;mso-position-horizontal-relative:text;mso-position-vertical:absolute;mso-position-vertical-relative:text;v-text-anchor:top" coordsize="882650,21590" o:gfxdata="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" path="m882087,l,,,21343r882087,l882087,xe" fillcolor="#e90028" stroked="f">
                             <v:path arrowok="t"/>
                           </v:shape>
                         </w:pict>
@@ -16640,7 +16124,7 @@
         </mc:Choice>
         <mc:Fallback>
           <w:pict>
-            <v:shape w14:anchorId="1890DBD1" id="Graphic 1" o:spid="_x0000_s1026" style="position:absolute;margin-left:242.45pt;margin-top:0;width:53.65pt;height:64.6pt;z-index:-251664384;visibility:visible;mso-wrap-style:square;mso-wrap-distance-left:0;mso-wrap-distance-top:0;mso-wrap-distance-right:0;mso-wrap-distance-bottom:0;mso-position-horizontal:absolute;mso-position-horizontal-relative:page;mso-position-vertical:absolute;mso-position-vertical-relative:page;v-text-anchor:top" coordsize="681355,820419" o:gfxdata="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" path="m681304,l596468,,547960,3498,501179,13733,456734,30317,415234,52860,377287,80974r-33785,33297l314489,152361r-23634,42495l,819924r83985,l132476,816430r46771,-10224l223689,789638r41504,-22522l303151,739026r33803,-33271l365993,667690r23668,-42469l681304,xe" fillcolor="#e90028" stroked="f">
+            <v:shape w14:anchorId="14AFF2F4" id="Graphic 1" o:spid="_x0000_s1026" style="position:absolute;margin-left:242.45pt;margin-top:0;width:53.65pt;height:64.6pt;z-index:-251664384;visibility:visible;mso-wrap-style:square;mso-wrap-distance-left:0;mso-wrap-distance-top:0;mso-wrap-distance-right:0;mso-wrap-distance-bottom:0;mso-position-horizontal:absolute;mso-position-horizontal-relative:page;mso-position-vertical:absolute;mso-position-vertical-relative:page;v-text-anchor:top" coordsize="681355,820419" o:gfxdata="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" path="m681304,l596468,,547960,3498,501179,13733,456734,30317,415234,52860,377287,80974r-33785,33297l314489,152361r-23634,42495l,819924r83985,l132476,816430r46771,-10224l223689,789638r41504,-22522l303151,739026r33803,-33271l365993,667690r23668,-42469l681304,xe" fillcolor="#e90028" stroked="f">
               <v:fill opacity="5140f"/>
               <v:path arrowok="t"/>
               <w10:wrap anchorx="page" anchory="page"/>
@@ -16741,7 +16225,7 @@
         </mc:Choice>
         <mc:Fallback>
           <w:pict>
-            <v:shape w14:anchorId="405DB541" id="Graphic 2" o:spid="_x0000_s1026" style="position:absolute;margin-left:0;margin-top:28.05pt;width:56.5pt;height:28.35pt;z-index:-251660288;visibility:visible;mso-wrap-style:square;mso-wrap-distance-left:0;mso-wrap-distance-top:0;mso-wrap-distance-right:0;mso-wrap-distance-bottom:0;mso-position-horizontal:absolute;mso-position-horizontal-relative:page;mso-position-vertical:absolute;mso-position-vertical-relative:page;v-text-anchor:top" coordsize="717550,360045" o:gfxdata="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" path="m717169,l,,,359994r600534,l645915,350822r37076,-25004l707997,288746r9172,-45376l717169,xe" fillcolor="#e90028" stroked="f">
+            <v:shape w14:anchorId="301FF7AA" id="Graphic 2" o:spid="_x0000_s1026" style="position:absolute;margin-left:0;margin-top:28.05pt;width:56.5pt;height:28.35pt;z-index:-251660288;visibility:visible;mso-wrap-style:square;mso-wrap-distance-left:0;mso-wrap-distance-top:0;mso-wrap-distance-right:0;mso-wrap-distance-bottom:0;mso-position-horizontal:absolute;mso-position-horizontal-relative:page;mso-position-vertical:absolute;mso-position-vertical-relative:page;v-text-anchor:top" coordsize="717550,360045" o:gfxdata="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" path="m717169,l,,,359994r600534,l645915,350822r37076,-25004l707997,288746r9172,-45376l717169,xe" fillcolor="#e90028" stroked="f">
               <v:path arrowok="t"/>
               <w10:wrap anchorx="page" anchory="page"/>
             </v:shape>
@@ -17134,7 +16618,7 @@
         </mc:Choice>
         <mc:Fallback>
           <w:pict>
-            <v:shape w14:anchorId="60BE13C3" id="Graphic 17" o:spid="_x0000_s1026" style="position:absolute;margin-left:242.45pt;margin-top:0;width:53.65pt;height:64.6pt;z-index:15730688;visibility:visible;mso-wrap-style:square;mso-wrap-distance-left:0;mso-wrap-distance-top:0;mso-wrap-distance-right:0;mso-wrap-distance-bottom:0;mso-position-horizontal:absolute;mso-position-horizontal-relative:page;mso-position-vertical:absolute;mso-position-vertical-relative:page;v-text-anchor:top" coordsize="681355,820419" o:gfxdata="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" path="m681304,l596468,,547960,3498,501179,13733,456734,30317,415234,52860,377287,80974r-33785,33297l314489,152361r-23634,42495l,819924r83985,l132476,816430r46771,-10224l223689,789638r41504,-22522l303151,739026r33803,-33271l365993,667690r23668,-42469l681304,xe" fillcolor="#e90028" stroked="f">
+            <v:shape w14:anchorId="27042A6E" id="Graphic 17" o:spid="_x0000_s1026" style="position:absolute;margin-left:242.45pt;margin-top:0;width:53.65pt;height:64.6pt;z-index:15730688;visibility:visible;mso-wrap-style:square;mso-wrap-distance-left:0;mso-wrap-distance-top:0;mso-wrap-distance-right:0;mso-wrap-distance-bottom:0;mso-position-horizontal:absolute;mso-position-horizontal-relative:page;mso-position-vertical:absolute;mso-position-vertical-relative:page;v-text-anchor:top" coordsize="681355,820419" o:gfxdata="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" path="m681304,l596468,,547960,3498,501179,13733,456734,30317,415234,52860,377287,80974r-33785,33297l314489,152361r-23634,42495l,819924r83985,l132476,816430r46771,-10224l223689,789638r41504,-22522l303151,739026r33803,-33271l365993,667690r23668,-42469l681304,xe" fillcolor="#e90028" stroked="f">
               <v:fill opacity="5140f"/>
               <v:path arrowok="t"/>
               <w10:wrap anchorx="page" anchory="page"/>
@@ -17235,7 +16719,7 @@
         </mc:Choice>
         <mc:Fallback>
           <w:pict>
-            <v:shape w14:anchorId="36998E53" id="Graphic 18" o:spid="_x0000_s1026" style="position:absolute;margin-left:0;margin-top:28.05pt;width:56.5pt;height:28.35pt;z-index:-16130560;visibility:visible;mso-wrap-style:square;mso-wrap-distance-left:0;mso-wrap-distance-top:0;mso-wrap-distance-right:0;mso-wrap-distance-bottom:0;mso-position-horizontal:absolute;mso-position-horizontal-relative:page;mso-position-vertical:absolute;mso-position-vertical-relative:page;v-text-anchor:top" coordsize="717550,360045" o:gfxdata="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" path="m717169,l,,,359994r600534,l645915,350822r37076,-25004l707997,288746r9172,-45376l717169,xe" fillcolor="#e90028" stroked="f">
+            <v:shape w14:anchorId="56988373" id="Graphic 18" o:spid="_x0000_s1026" style="position:absolute;margin-left:0;margin-top:28.05pt;width:56.5pt;height:28.35pt;z-index:-16130560;visibility:visible;mso-wrap-style:square;mso-wrap-distance-left:0;mso-wrap-distance-top:0;mso-wrap-distance-right:0;mso-wrap-distance-bottom:0;mso-position-horizontal:absolute;mso-position-horizontal-relative:page;mso-position-vertical:absolute;mso-position-vertical-relative:page;v-text-anchor:top" coordsize="717550,360045" o:gfxdata="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" path="m717169,l,,,359994r600534,l645915,350822r37076,-25004l707997,288746r9172,-45376l717169,xe" fillcolor="#e90028" stroked="f">
               <v:path arrowok="t"/>
               <w10:wrap anchorx="page" anchory="page"/>
             </v:shape>
@@ -17660,7 +17144,7 @@
         </mc:Choice>
         <mc:Fallback>
           <w:pict>
-            <v:shape w14:anchorId="0C995492" id="Graphic 37" o:spid="_x0000_s1026" style="position:absolute;margin-left:242.45pt;margin-top:0;width:53.65pt;height:64.6pt;z-index:-16129024;visibility:visible;mso-wrap-style:square;mso-wrap-distance-left:0;mso-wrap-distance-top:0;mso-wrap-distance-right:0;mso-wrap-distance-bottom:0;mso-position-horizontal:absolute;mso-position-horizontal-relative:page;mso-position-vertical:absolute;mso-position-vertical-relative:page;v-text-anchor:top" coordsize="681355,820419" o:gfxdata="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" path="m681304,l596468,,547960,3498,501179,13733,456734,30317,415234,52860,377287,80974r-33785,33297l314489,152361r-23634,42495l,819924r83985,l132476,816430r46771,-10224l223689,789638r41504,-22522l303151,739026r33803,-33271l365993,667690r23668,-42469l681304,xe" fillcolor="#e90028" stroked="f">
+            <v:shape w14:anchorId="5445E452" id="Graphic 37" o:spid="_x0000_s1026" style="position:absolute;margin-left:242.45pt;margin-top:0;width:53.65pt;height:64.6pt;z-index:-16129024;visibility:visible;mso-wrap-style:square;mso-wrap-distance-left:0;mso-wrap-distance-top:0;mso-wrap-distance-right:0;mso-wrap-distance-bottom:0;mso-position-horizontal:absolute;mso-position-horizontal-relative:page;mso-position-vertical:absolute;mso-position-vertical-relative:page;v-text-anchor:top" coordsize="681355,820419" o:gfxdata="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" path="m681304,l596468,,547960,3498,501179,13733,456734,30317,415234,52860,377287,80974r-33785,33297l314489,152361r-23634,42495l,819924r83985,l132476,816430r46771,-10224l223689,789638r41504,-22522l303151,739026r33803,-33271l365993,667690r23668,-42469l681304,xe" fillcolor="#e90028" stroked="f">
               <v:fill opacity="5140f"/>
               <v:path arrowok="t"/>
               <w10:wrap anchorx="page" anchory="page"/>
@@ -17761,7 +17245,7 @@
         </mc:Choice>
         <mc:Fallback>
           <w:pict>
-            <v:shape w14:anchorId="759BAD74" id="Graphic 38" o:spid="_x0000_s1026" style="position:absolute;margin-left:0;margin-top:28.05pt;width:56.5pt;height:28.35pt;z-index:-16128512;visibility:visible;mso-wrap-style:square;mso-wrap-distance-left:0;mso-wrap-distance-top:0;mso-wrap-distance-right:0;mso-wrap-distance-bottom:0;mso-position-horizontal:absolute;mso-position-horizontal-relative:page;mso-position-vertical:absolute;mso-position-vertical-relative:page;v-text-anchor:top" coordsize="717550,360045" o:gfxdata="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" path="m717169,l,,,359994r600534,l645915,350822r37076,-25004l707997,288746r9172,-45376l717169,xe" fillcolor="#e90028" stroked="f">
+            <v:shape w14:anchorId="3B84FA6B" id="Graphic 38" o:spid="_x0000_s1026" style="position:absolute;margin-left:0;margin-top:28.05pt;width:56.5pt;height:28.35pt;z-index:-16128512;visibility:visible;mso-wrap-style:square;mso-wrap-distance-left:0;mso-wrap-distance-top:0;mso-wrap-distance-right:0;mso-wrap-distance-bottom:0;mso-position-horizontal:absolute;mso-position-horizontal-relative:page;mso-position-vertical:absolute;mso-position-vertical-relative:page;v-text-anchor:top" coordsize="717550,360045" o:gfxdata="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" path="m717169,l,,,359994r600534,l645915,350822r37076,-25004l707997,288746r9172,-45376l717169,xe" fillcolor="#e90028" stroked="f">
               <v:path arrowok="t"/>
               <w10:wrap anchorx="page" anchory="page"/>
             </v:shape>
@@ -18156,7 +17640,7 @@
         </mc:Choice>
         <mc:Fallback>
           <w:pict>
-            <v:shape w14:anchorId="52A43AAC" id="Graphic 46" o:spid="_x0000_s1026" style="position:absolute;margin-left:242.45pt;margin-top:0;width:53.65pt;height:64.6pt;z-index:-16126976;visibility:visible;mso-wrap-style:square;mso-wrap-distance-left:0;mso-wrap-distance-top:0;mso-wrap-distance-right:0;mso-wrap-distance-bottom:0;mso-position-horizontal:absolute;mso-position-horizontal-relative:page;mso-position-vertical:absolute;mso-position-vertical-relative:page;v-text-anchor:top" coordsize="681355,820419" o:gfxdata="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" path="m681304,l596468,,547960,3498,501179,13733,456734,30317,415234,52860,377287,80974r-33785,33297l314489,152361r-23634,42495l,819924r83985,l132476,816430r46771,-10224l223689,789638r41504,-22522l303151,739026r33803,-33271l365993,667690r23668,-42469l681304,xe" fillcolor="#e90028" stroked="f">
+            <v:shape w14:anchorId="67CB8C7D" id="Graphic 46" o:spid="_x0000_s1026" style="position:absolute;margin-left:242.45pt;margin-top:0;width:53.65pt;height:64.6pt;z-index:-16126976;visibility:visible;mso-wrap-style:square;mso-wrap-distance-left:0;mso-wrap-distance-top:0;mso-wrap-distance-right:0;mso-wrap-distance-bottom:0;mso-position-horizontal:absolute;mso-position-horizontal-relative:page;mso-position-vertical:absolute;mso-position-vertical-relative:page;v-text-anchor:top" coordsize="681355,820419" o:gfxdata="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" path="m681304,l596468,,547960,3498,501179,13733,456734,30317,415234,52860,377287,80974r-33785,33297l314489,152361r-23634,42495l,819924r83985,l132476,816430r46771,-10224l223689,789638r41504,-22522l303151,739026r33803,-33271l365993,667690r23668,-42469l681304,xe" fillcolor="#e90028" stroked="f">
               <v:fill opacity="5140f"/>
               <v:path arrowok="t"/>
               <w10:wrap anchorx="page" anchory="page"/>
@@ -18257,7 +17741,7 @@
         </mc:Choice>
         <mc:Fallback>
           <w:pict>
-            <v:shape w14:anchorId="3D75E59B" id="Graphic 47" o:spid="_x0000_s1026" style="position:absolute;margin-left:0;margin-top:28.05pt;width:56.5pt;height:28.35pt;z-index:-16126464;visibility:visible;mso-wrap-style:square;mso-wrap-distance-left:0;mso-wrap-distance-top:0;mso-wrap-distance-right:0;mso-wrap-distance-bottom:0;mso-position-horizontal:absolute;mso-position-horizontal-relative:page;mso-position-vertical:absolute;mso-position-vertical-relative:page;v-text-anchor:top" coordsize="717550,360045" o:gfxdata="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" path="m717169,l,,,359994r600534,l645915,350822r37076,-25004l707997,288746r9172,-45376l717169,xe" fillcolor="#e90028" stroked="f">
+            <v:shape w14:anchorId="07F2CB26" id="Graphic 47" o:spid="_x0000_s1026" style="position:absolute;margin-left:0;margin-top:28.05pt;width:56.5pt;height:28.35pt;z-index:-16126464;visibility:visible;mso-wrap-style:square;mso-wrap-distance-left:0;mso-wrap-distance-top:0;mso-wrap-distance-right:0;mso-wrap-distance-bottom:0;mso-position-horizontal:absolute;mso-position-horizontal-relative:page;mso-position-vertical:absolute;mso-position-vertical-relative:page;v-text-anchor:top" coordsize="717550,360045" o:gfxdata="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" path="m717169,l,,,359994r600534,l645915,350822r37076,-25004l707997,288746r9172,-45376l717169,xe" fillcolor="#e90028" stroked="f">
               <v:path arrowok="t"/>
               <w10:wrap anchorx="page" anchory="page"/>
             </v:shape>
@@ -18618,7 +18102,7 @@
         </mc:Choice>
         <mc:Fallback>
           <w:pict>
-            <v:shape w14:anchorId="0F0EF2A4" id="Graphic 55" o:spid="_x0000_s1026" style="position:absolute;margin-left:242.45pt;margin-top:0;width:53.65pt;height:64.6pt;z-index:-16124928;visibility:visible;mso-wrap-style:square;mso-wrap-distance-left:0;mso-wrap-distance-top:0;mso-wrap-distance-right:0;mso-wrap-distance-bottom:0;mso-position-horizontal:absolute;mso-position-horizontal-relative:page;mso-position-vertical:absolute;mso-position-vertical-relative:page;v-text-anchor:top" coordsize="681355,820419" o:gfxdata="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" path="m681304,l596468,,547960,3498,501179,13733,456734,30317,415234,52860,377287,80974r-33785,33297l314489,152361r-23634,42495l,819924r83985,l132476,816430r46771,-10224l223689,789638r41504,-22522l303151,739026r33803,-33271l365993,667690r23668,-42469l681304,xe" fillcolor="#e90028" stroked="f">
+            <v:shape w14:anchorId="6F07F9C7" id="Graphic 55" o:spid="_x0000_s1026" style="position:absolute;margin-left:242.45pt;margin-top:0;width:53.65pt;height:64.6pt;z-index:-16124928;visibility:visible;mso-wrap-style:square;mso-wrap-distance-left:0;mso-wrap-distance-top:0;mso-wrap-distance-right:0;mso-wrap-distance-bottom:0;mso-position-horizontal:absolute;mso-position-horizontal-relative:page;mso-position-vertical:absolute;mso-position-vertical-relative:page;v-text-anchor:top" coordsize="681355,820419" o:gfxdata="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" path="m681304,l596468,,547960,3498,501179,13733,456734,30317,415234,52860,377287,80974r-33785,33297l314489,152361r-23634,42495l,819924r83985,l132476,816430r46771,-10224l223689,789638r41504,-22522l303151,739026r33803,-33271l365993,667690r23668,-42469l681304,xe" fillcolor="#e90028" stroked="f">
               <v:fill opacity="5140f"/>
               <v:path arrowok="t"/>
               <w10:wrap anchorx="page" anchory="page"/>
@@ -18719,7 +18203,7 @@
         </mc:Choice>
         <mc:Fallback>
           <w:pict>
-            <v:shape w14:anchorId="11A656B0" id="Graphic 56" o:spid="_x0000_s1026" style="position:absolute;margin-left:0;margin-top:28.05pt;width:56.5pt;height:28.35pt;z-index:-16124416;visibility:visible;mso-wrap-style:square;mso-wrap-distance-left:0;mso-wrap-distance-top:0;mso-wrap-distance-right:0;mso-wrap-distance-bottom:0;mso-position-horizontal:absolute;mso-position-horizontal-relative:page;mso-position-vertical:absolute;mso-position-vertical-relative:page;v-text-anchor:top" coordsize="717550,360045" o:gfxdata="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" path="m717169,l,,,359994r600534,l645915,350822r37076,-25004l707997,288746r9172,-45376l717169,xe" fillcolor="#e90028" stroked="f">
+            <v:shape w14:anchorId="5D252E12" id="Graphic 56" o:spid="_x0000_s1026" style="position:absolute;margin-left:0;margin-top:28.05pt;width:56.5pt;height:28.35pt;z-index:-16124416;visibility:visible;mso-wrap-style:square;mso-wrap-distance-left:0;mso-wrap-distance-top:0;mso-wrap-distance-right:0;mso-wrap-distance-bottom:0;mso-position-horizontal:absolute;mso-position-horizontal-relative:page;mso-position-vertical:absolute;mso-position-vertical-relative:page;v-text-anchor:top" coordsize="717550,360045" o:gfxdata="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" path="m717169,l,,,359994r600534,l645915,350822r37076,-25004l707997,288746r9172,-45376l717169,xe" fillcolor="#e90028" stroked="f">
               <v:path arrowok="t"/>
               <w10:wrap anchorx="page" anchory="page"/>
             </v:shape>
@@ -18807,7 +18291,7 @@
         </mc:Choice>
         <mc:Fallback>
           <w:pict>
-            <v:shape w14:anchorId="2D7B189C" id="Graphic 57" o:spid="_x0000_s1026" style="position:absolute;margin-left:28.1pt;margin-top:63.55pt;width:2.05pt;height:14.35pt;z-index:-16123904;visibility:visible;mso-wrap-style:square;mso-wrap-distance-left:0;mso-wrap-distance-top:0;mso-wrap-distance-right:0;mso-wrap-distance-bottom:0;mso-position-horizontal:absolute;mso-position-horizontal-relative:page;mso-position-vertical:absolute;mso-position-vertical-relative:page;v-text-anchor:top" coordsize="26034,182245" o:gfxdata="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" path="m25530,l,,,182229r25530,l25530,xe" fillcolor="#e90028" stroked="f">
+            <v:shape w14:anchorId="18CC5543" id="Graphic 57" o:spid="_x0000_s1026" style="position:absolute;margin-left:28.1pt;margin-top:63.55pt;width:2.05pt;height:14.35pt;z-index:-16123904;visibility:visible;mso-wrap-style:square;mso-wrap-distance-left:0;mso-wrap-distance-top:0;mso-wrap-distance-right:0;mso-wrap-distance-bottom:0;mso-position-horizontal:absolute;mso-position-horizontal-relative:page;mso-position-vertical:absolute;mso-position-vertical-relative:page;v-text-anchor:top" coordsize="26034,182245" o:gfxdata="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" path="m25530,l,,,182229r25530,l25530,xe" fillcolor="#e90028" stroked="f">
               <v:path arrowok="t"/>
               <w10:wrap anchorx="page" anchory="page"/>
             </v:shape>

--- a/templates/PASAPORTE_SEGURIDAD.docx
+++ b/templates/PASAPORTE_SEGURIDAD.docx
@@ -297,7 +297,7 @@
           </mc:Choice>
           <mc:Fallback>
             <w:pict>
-              <v:shape w14:anchorId="14DE8E5F" id="Graphic 11" o:spid="_x0000_s1026" style="position:absolute;margin-left:121.65pt;margin-top:9.65pt;width:145.7pt;height:.1pt;z-index:-251674112;visibility:visible;mso-wrap-style:square;mso-wrap-distance-left:0;mso-wrap-distance-top:0;mso-wrap-distance-right:0;mso-wrap-distance-bottom:0;mso-position-horizontal:absolute;mso-position-horizontal-relative:page;mso-position-vertical:absolute;mso-position-vertical-relative:text;v-text-anchor:top" coordsize="1850389,1270" o:gfxdata="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" path="m,l1849818,e" filled="f" strokecolor="#bac6c3" strokeweight=".5pt">
+              <v:shape w14:anchorId="3D9E70FF" id="Graphic 11" o:spid="_x0000_s1026" style="position:absolute;margin-left:121.65pt;margin-top:9.65pt;width:145.7pt;height:.1pt;z-index:-251674112;visibility:visible;mso-wrap-style:square;mso-wrap-distance-left:0;mso-wrap-distance-top:0;mso-wrap-distance-right:0;mso-wrap-distance-bottom:0;mso-position-horizontal:absolute;mso-position-horizontal-relative:page;mso-position-vertical:absolute;mso-position-vertical-relative:text;v-text-anchor:top" coordsize="1850389,1270" o:gfxdata="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" path="m,l1849818,e" filled="f" strokecolor="#bac6c3" strokeweight=".5pt">
                 <v:path arrowok="t"/>
                 <w10:wrap type="topAndBottom" anchorx="page"/>
               </v:shape>
@@ -444,7 +444,7 @@
           </mc:Choice>
           <mc:Fallback>
             <w:pict>
-              <v:shape w14:anchorId="05C5D62E" id="Graphic 12" o:spid="_x0000_s1026" style="position:absolute;margin-left:121.65pt;margin-top:9.75pt;width:146.1pt;height:.1pt;z-index:-251673088;visibility:visible;mso-wrap-style:square;mso-wrap-distance-left:0;mso-wrap-distance-top:0;mso-wrap-distance-right:0;mso-wrap-distance-bottom:0;mso-position-horizontal:absolute;mso-position-horizontal-relative:page;mso-position-vertical:absolute;mso-position-vertical-relative:text;v-text-anchor:top" coordsize="1855470,1270" o:gfxdata="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" path="m,l1855050,e" filled="f" strokecolor="#bac6c3" strokeweight=".5pt">
+              <v:shape w14:anchorId="0E531885" id="Graphic 12" o:spid="_x0000_s1026" style="position:absolute;margin-left:121.65pt;margin-top:9.75pt;width:146.1pt;height:.1pt;z-index:-251673088;visibility:visible;mso-wrap-style:square;mso-wrap-distance-left:0;mso-wrap-distance-top:0;mso-wrap-distance-right:0;mso-wrap-distance-bottom:0;mso-position-horizontal:absolute;mso-position-horizontal-relative:page;mso-position-vertical:absolute;mso-position-vertical-relative:text;v-text-anchor:top" coordsize="1855470,1270" o:gfxdata="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" path="m,l1855050,e" filled="f" strokecolor="#bac6c3" strokeweight=".5pt">
                 <v:path arrowok="t"/>
                 <w10:wrap type="topAndBottom" anchorx="page"/>
               </v:shape>
@@ -579,7 +579,7 @@
           </mc:Choice>
           <mc:Fallback>
             <w:pict>
-              <v:shape w14:anchorId="2354FE5E" id="Graphic 13" o:spid="_x0000_s1026" style="position:absolute;margin-left:121.65pt;margin-top:9.75pt;width:146.1pt;height:.1pt;z-index:-251672064;visibility:visible;mso-wrap-style:square;mso-wrap-distance-left:0;mso-wrap-distance-top:0;mso-wrap-distance-right:0;mso-wrap-distance-bottom:0;mso-position-horizontal:absolute;mso-position-horizontal-relative:page;mso-position-vertical:absolute;mso-position-vertical-relative:text;v-text-anchor:top" coordsize="1855470,1270" o:gfxdata="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" path="m,l1855050,e" filled="f" strokecolor="#bac6c3" strokeweight=".5pt">
+              <v:shape w14:anchorId="2FD178BB" id="Graphic 13" o:spid="_x0000_s1026" style="position:absolute;margin-left:121.65pt;margin-top:9.75pt;width:146.1pt;height:.1pt;z-index:-251672064;visibility:visible;mso-wrap-style:square;mso-wrap-distance-left:0;mso-wrap-distance-top:0;mso-wrap-distance-right:0;mso-wrap-distance-bottom:0;mso-position-horizontal:absolute;mso-position-horizontal-relative:page;mso-position-vertical:absolute;mso-position-vertical-relative:text;v-text-anchor:top" coordsize="1855470,1270" o:gfxdata="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" path="m,l1855050,e" filled="f" strokecolor="#bac6c3" strokeweight=".5pt">
                 <v:path arrowok="t"/>
                 <w10:wrap type="topAndBottom" anchorx="page"/>
               </v:shape>
@@ -592,13 +592,34 @@
           <w:b w:val="0"/>
         </w:rPr>
         <w:tab/>
-        <w:t>{{</w:t>
       </w:r>
       <w:r>
         <w:rPr>
           <w:b w:val="0"/>
         </w:rPr>
-        <w:t>DT.Cedula}}</w:t>
+        <w:t>{{</w:t>
+      </w:r>
+      <w:proofErr w:type="spellStart"/>
+      <w:proofErr w:type="gramStart"/>
+      <w:r>
+        <w:rPr>
+          <w:b w:val="0"/>
+        </w:rPr>
+        <w:t>DT</w:t>
+      </w:r>
+      <w:r>
+        <w:rPr>
+          <w:b w:val="0"/>
+        </w:rPr>
+        <w:t>.Cedula</w:t>
+      </w:r>
+      <w:proofErr w:type="spellEnd"/>
+      <w:proofErr w:type="gramEnd"/>
+      <w:r>
+        <w:rPr>
+          <w:b w:val="0"/>
+        </w:rPr>
+        <w:t>}}</w:t>
       </w:r>
     </w:p>
     <w:p>
@@ -699,7 +720,7 @@
           </mc:Choice>
           <mc:Fallback>
             <w:pict>
-              <v:shape w14:anchorId="344877D0" id="Graphic 14" o:spid="_x0000_s1026" style="position:absolute;margin-left:121.65pt;margin-top:9.6pt;width:146.1pt;height:.1pt;z-index:-251671040;visibility:visible;mso-wrap-style:square;mso-wrap-distance-left:0;mso-wrap-distance-top:0;mso-wrap-distance-right:0;mso-wrap-distance-bottom:0;mso-position-horizontal:absolute;mso-position-horizontal-relative:page;mso-position-vertical:absolute;mso-position-vertical-relative:text;v-text-anchor:top" coordsize="1855470,1270" o:gfxdata="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" path="m,l1855050,e" filled="f" strokecolor="#bac6c3" strokeweight=".5pt">
+              <v:shape w14:anchorId="24411704" id="Graphic 14" o:spid="_x0000_s1026" style="position:absolute;margin-left:121.65pt;margin-top:9.6pt;width:146.1pt;height:.1pt;z-index:-251671040;visibility:visible;mso-wrap-style:square;mso-wrap-distance-left:0;mso-wrap-distance-top:0;mso-wrap-distance-right:0;mso-wrap-distance-bottom:0;mso-position-horizontal:absolute;mso-position-horizontal-relative:page;mso-position-vertical:absolute;mso-position-vertical-relative:text;v-text-anchor:top" coordsize="1855470,1270" o:gfxdata="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" path="m,l1855050,e" filled="f" strokecolor="#bac6c3" strokeweight=".5pt">
                 <v:path arrowok="t"/>
                 <w10:wrap type="topAndBottom" anchorx="page"/>
               </v:shape>
@@ -838,7 +859,7 @@
           </mc:Choice>
           <mc:Fallback>
             <w:pict>
-              <v:shape w14:anchorId="66725C33" id="Graphic 15" o:spid="_x0000_s1026" style="position:absolute;margin-left:121.65pt;margin-top:9.6pt;width:146.1pt;height:.1pt;z-index:-251670016;visibility:visible;mso-wrap-style:square;mso-wrap-distance-left:0;mso-wrap-distance-top:0;mso-wrap-distance-right:0;mso-wrap-distance-bottom:0;mso-position-horizontal:absolute;mso-position-horizontal-relative:page;mso-position-vertical:absolute;mso-position-vertical-relative:text;v-text-anchor:top" coordsize="1855470,1270" o:gfxdata="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" path="m,l1855050,e" filled="f" strokecolor="#bac6c3" strokeweight=".5pt">
+              <v:shape w14:anchorId="1A6F45DD" id="Graphic 15" o:spid="_x0000_s1026" style="position:absolute;margin-left:121.65pt;margin-top:9.6pt;width:146.1pt;height:.1pt;z-index:-251670016;visibility:visible;mso-wrap-style:square;mso-wrap-distance-left:0;mso-wrap-distance-top:0;mso-wrap-distance-right:0;mso-wrap-distance-bottom:0;mso-position-horizontal:absolute;mso-position-horizontal-relative:page;mso-position-vertical:absolute;mso-position-vertical-relative:text;v-text-anchor:top" coordsize="1855470,1270" o:gfxdata="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" path="m,l1855050,e" filled="f" strokecolor="#bac6c3" strokeweight=".5pt">
                 <v:path arrowok="t"/>
                 <w10:wrap type="topAndBottom" anchorx="page"/>
               </v:shape>
@@ -1054,7 +1075,7 @@
           </mc:Choice>
           <mc:Fallback>
             <w:pict>
-              <v:shape w14:anchorId="0414F833" id="Graphic 16" o:spid="_x0000_s1026" style="position:absolute;margin-left:28.3pt;margin-top:9.6pt;width:239.5pt;height:.1pt;z-index:-251668992;visibility:visible;mso-wrap-style:square;mso-wrap-distance-left:0;mso-wrap-distance-top:0;mso-wrap-distance-right:0;mso-wrap-distance-bottom:0;mso-position-horizontal:absolute;mso-position-horizontal-relative:page;mso-position-vertical:absolute;mso-position-vertical-relative:text;v-text-anchor:top" coordsize="3041650,1270" o:gfxdata="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" path="m,l3041641,e" filled="f" strokecolor="#bac6c3" strokeweight=".5pt">
+              <v:shape w14:anchorId="461E116F" id="Graphic 16" o:spid="_x0000_s1026" style="position:absolute;margin-left:28.3pt;margin-top:9.6pt;width:239.5pt;height:.1pt;z-index:-251668992;visibility:visible;mso-wrap-style:square;mso-wrap-distance-left:0;mso-wrap-distance-top:0;mso-wrap-distance-right:0;mso-wrap-distance-bottom:0;mso-position-horizontal:absolute;mso-position-horizontal-relative:page;mso-position-vertical:absolute;mso-position-vertical-relative:text;v-text-anchor:top" coordsize="3041650,1270" o:gfxdata="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" path="m,l3041641,e" filled="f" strokecolor="#bac6c3" strokeweight=".5pt">
                 <v:path arrowok="t"/>
                 <w10:wrap type="topAndBottom" anchorx="page"/>
               </v:shape>
@@ -1716,7 +1737,35 @@
           <w:bCs w:val="0"/>
           <w:u w:val="single" w:color="BAC6C3"/>
         </w:rPr>
-        <w:t>{DT.FechaCadLic}}</w:t>
+        <w:t>{</w:t>
+      </w:r>
+      <w:proofErr w:type="spellStart"/>
+      <w:proofErr w:type="gramStart"/>
+      <w:r>
+        <w:rPr>
+          <w:b w:val="0"/>
+          <w:bCs w:val="0"/>
+          <w:u w:val="single" w:color="BAC6C3"/>
+        </w:rPr>
+        <w:t>D</w:t>
+      </w:r>
+      <w:r>
+        <w:rPr>
+          <w:b w:val="0"/>
+          <w:bCs w:val="0"/>
+          <w:u w:val="single" w:color="BAC6C3"/>
+        </w:rPr>
+        <w:t>T.FechaCadLic</w:t>
+      </w:r>
+      <w:proofErr w:type="spellEnd"/>
+      <w:proofErr w:type="gramEnd"/>
+      <w:r>
+        <w:rPr>
+          <w:b w:val="0"/>
+          <w:bCs w:val="0"/>
+          <w:u w:val="single" w:color="BAC6C3"/>
+        </w:rPr>
+        <w:t>}}</w:t>
       </w:r>
       <w:r>
         <w:rPr>
@@ -1784,7 +1833,25 @@
           <w:bCs w:val="0"/>
           <w:u w:val="single" w:color="BAC6C3"/>
         </w:rPr>
-        <w:t>{DT.FechaRenLic}}</w:t>
+        <w:t>{</w:t>
+      </w:r>
+      <w:proofErr w:type="gramStart"/>
+      <w:r>
+        <w:rPr>
+          <w:b w:val="0"/>
+          <w:bCs w:val="0"/>
+          <w:u w:val="single" w:color="BAC6C3"/>
+        </w:rPr>
+        <w:t>DT.FechaRenLic</w:t>
+      </w:r>
+      <w:proofErr w:type="gramEnd"/>
+      <w:r>
+        <w:rPr>
+          <w:b w:val="0"/>
+          <w:bCs w:val="0"/>
+          <w:u w:val="single" w:color="BAC6C3"/>
+        </w:rPr>
+        <w:t>}}</w:t>
       </w:r>
       <w:r>
         <w:rPr>
@@ -2477,7 +2544,7 @@
           </mc:Choice>
           <mc:Fallback>
             <w:pict>
-              <v:shape w14:anchorId="1E7DC11A" id="Graphic 28" o:spid="_x0000_s1026" style="position:absolute;margin-left:28.3pt;margin-top:12.85pt;width:239.5pt;height:.1pt;z-index:-251666944;visibility:visible;mso-wrap-style:square;mso-wrap-distance-left:0;mso-wrap-distance-top:0;mso-wrap-distance-right:0;mso-wrap-distance-bottom:0;mso-position-horizontal:absolute;mso-position-horizontal-relative:page;mso-position-vertical:absolute;mso-position-vertical-relative:text;v-text-anchor:top" coordsize="3041650,1270" o:gfxdata="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" path="m,l3041641,e" filled="f" strokecolor="#bac6c3" strokeweight=".5pt">
+              <v:shape w14:anchorId="7F0491CD" id="Graphic 28" o:spid="_x0000_s1026" style="position:absolute;margin-left:28.3pt;margin-top:12.85pt;width:239.5pt;height:.1pt;z-index:-251666944;visibility:visible;mso-wrap-style:square;mso-wrap-distance-left:0;mso-wrap-distance-top:0;mso-wrap-distance-right:0;mso-wrap-distance-bottom:0;mso-position-horizontal:absolute;mso-position-horizontal-relative:page;mso-position-vertical:absolute;mso-position-vertical-relative:text;v-text-anchor:top" coordsize="3041650,1270" o:gfxdata="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" path="m,l3041641,e" filled="f" strokecolor="#bac6c3" strokeweight=".5pt">
                 <v:path arrowok="t"/>
                 <w10:wrap type="topAndBottom" anchorx="page"/>
               </v:shape>
@@ -2614,7 +2681,7 @@
           </mc:Choice>
           <mc:Fallback>
             <w:pict>
-              <v:shape w14:anchorId="54D1DC8C" id="Graphic 29" o:spid="_x0000_s1026" style="position:absolute;margin-left:28.3pt;margin-top:12.8pt;width:239.5pt;height:.1pt;z-index:-251664896;visibility:visible;mso-wrap-style:square;mso-wrap-distance-left:0;mso-wrap-distance-top:0;mso-wrap-distance-right:0;mso-wrap-distance-bottom:0;mso-position-horizontal:absolute;mso-position-horizontal-relative:page;mso-position-vertical:absolute;mso-position-vertical-relative:text;v-text-anchor:top" coordsize="3041650,1270" o:gfxdata="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" path="m,l3041641,e" filled="f" strokecolor="#bac6c3" strokeweight=".5pt">
+              <v:shape w14:anchorId="114662E5" id="Graphic 29" o:spid="_x0000_s1026" style="position:absolute;margin-left:28.3pt;margin-top:12.8pt;width:239.5pt;height:.1pt;z-index:-251664896;visibility:visible;mso-wrap-style:square;mso-wrap-distance-left:0;mso-wrap-distance-top:0;mso-wrap-distance-right:0;mso-wrap-distance-bottom:0;mso-position-horizontal:absolute;mso-position-horizontal-relative:page;mso-position-vertical:absolute;mso-position-vertical-relative:text;v-text-anchor:top" coordsize="3041650,1270" o:gfxdata="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" path="m,l3041641,e" filled="f" strokecolor="#bac6c3" strokeweight=".5pt">
                 <v:path arrowok="t"/>
                 <w10:wrap type="topAndBottom" anchorx="page"/>
               </v:shape>
@@ -2775,7 +2842,7 @@
           </mc:Choice>
           <mc:Fallback>
             <w:pict>
-              <v:shape w14:anchorId="71CA8A65" id="Graphic 30" o:spid="_x0000_s1026" style="position:absolute;margin-left:28.3pt;margin-top:12.8pt;width:239.5pt;height:.1pt;z-index:-251662848;visibility:visible;mso-wrap-style:square;mso-wrap-distance-left:0;mso-wrap-distance-top:0;mso-wrap-distance-right:0;mso-wrap-distance-bottom:0;mso-position-horizontal:absolute;mso-position-horizontal-relative:page;mso-position-vertical:absolute;mso-position-vertical-relative:text;v-text-anchor:top" coordsize="3041650,1270" o:gfxdata="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" path="m,l3041641,e" filled="f" strokecolor="#bac6c3" strokeweight=".5pt">
+              <v:shape w14:anchorId="78B326CA" id="Graphic 30" o:spid="_x0000_s1026" style="position:absolute;margin-left:28.3pt;margin-top:12.8pt;width:239.5pt;height:.1pt;z-index:-251662848;visibility:visible;mso-wrap-style:square;mso-wrap-distance-left:0;mso-wrap-distance-top:0;mso-wrap-distance-right:0;mso-wrap-distance-bottom:0;mso-position-horizontal:absolute;mso-position-horizontal-relative:page;mso-position-vertical:absolute;mso-position-vertical-relative:text;v-text-anchor:top" coordsize="3041650,1270" o:gfxdata="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" path="m,l3041641,e" filled="f" strokecolor="#bac6c3" strokeweight=".5pt">
                 <v:path arrowok="t"/>
                 <w10:wrap type="topAndBottom" anchorx="page"/>
               </v:shape>
@@ -2924,7 +2991,7 @@
           </mc:Choice>
           <mc:Fallback>
             <w:pict>
-              <v:shape w14:anchorId="1BCC5BAB" id="Graphic 31" o:spid="_x0000_s1026" style="position:absolute;margin-left:28.3pt;margin-top:12.8pt;width:239.5pt;height:.1pt;z-index:-251660800;visibility:visible;mso-wrap-style:square;mso-wrap-distance-left:0;mso-wrap-distance-top:0;mso-wrap-distance-right:0;mso-wrap-distance-bottom:0;mso-position-horizontal:absolute;mso-position-horizontal-relative:page;mso-position-vertical:absolute;mso-position-vertical-relative:text;v-text-anchor:top" coordsize="3041650,1270" o:gfxdata="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" path="m,l3041641,e" filled="f" strokecolor="#bac6c3" strokeweight=".5pt">
+              <v:shape w14:anchorId="6A604D11" id="Graphic 31" o:spid="_x0000_s1026" style="position:absolute;margin-left:28.3pt;margin-top:12.8pt;width:239.5pt;height:.1pt;z-index:-251660800;visibility:visible;mso-wrap-style:square;mso-wrap-distance-left:0;mso-wrap-distance-top:0;mso-wrap-distance-right:0;mso-wrap-distance-bottom:0;mso-position-horizontal:absolute;mso-position-horizontal-relative:page;mso-position-vertical:absolute;mso-position-vertical-relative:text;v-text-anchor:top" coordsize="3041650,1270" o:gfxdata="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" path="m,l3041641,e" filled="f" strokecolor="#bac6c3" strokeweight=".5pt">
                 <v:path arrowok="t"/>
                 <w10:wrap type="topAndBottom" anchorx="page"/>
               </v:shape>
@@ -3061,7 +3128,7 @@
           </mc:Choice>
           <mc:Fallback>
             <w:pict>
-              <v:shape w14:anchorId="20E7BDCF" id="Graphic 32" o:spid="_x0000_s1026" style="position:absolute;margin-left:28.3pt;margin-top:12.8pt;width:239.5pt;height:.1pt;z-index:-251658752;visibility:visible;mso-wrap-style:square;mso-wrap-distance-left:0;mso-wrap-distance-top:0;mso-wrap-distance-right:0;mso-wrap-distance-bottom:0;mso-position-horizontal:absolute;mso-position-horizontal-relative:page;mso-position-vertical:absolute;mso-position-vertical-relative:text;v-text-anchor:top" coordsize="3041650,1270" o:gfxdata="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" path="m,l3041641,e" filled="f" strokecolor="#bac6c3" strokeweight=".5pt">
+              <v:shape w14:anchorId="765AE283" id="Graphic 32" o:spid="_x0000_s1026" style="position:absolute;margin-left:28.3pt;margin-top:12.8pt;width:239.5pt;height:.1pt;z-index:-251658752;visibility:visible;mso-wrap-style:square;mso-wrap-distance-left:0;mso-wrap-distance-top:0;mso-wrap-distance-right:0;mso-wrap-distance-bottom:0;mso-position-horizontal:absolute;mso-position-horizontal-relative:page;mso-position-vertical:absolute;mso-position-vertical-relative:text;v-text-anchor:top" coordsize="3041650,1270" o:gfxdata="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" path="m,l3041641,e" filled="f" strokecolor="#bac6c3" strokeweight=".5pt">
                 <v:path arrowok="t"/>
                 <w10:wrap type="topAndBottom" anchorx="page"/>
               </v:shape>
@@ -4227,7 +4294,7 @@
           </mc:Choice>
           <mc:Fallback>
             <w:pict>
-              <v:group w14:anchorId="064C6B66" id="Group 34" o:spid="_x0000_s1026" style="position:absolute;margin-left:36.4pt;margin-top:22.05pt;width:28.4pt;height:28.4pt;z-index:-251647488;mso-wrap-distance-left:0;mso-wrap-distance-right:0;mso-position-horizontal-relative:page;mso-height-relative:margin" coordsize="360680,360680" o:gfxdata="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">
+              <v:group w14:anchorId="6075C211" id="Group 34" o:spid="_x0000_s1026" style="position:absolute;margin-left:36.4pt;margin-top:22.05pt;width:28.4pt;height:28.4pt;z-index:-251647488;mso-wrap-distance-left:0;mso-wrap-distance-right:0;mso-position-horizontal-relative:page;mso-height-relative:margin" coordsize="360680,360680" o:gfxdata="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">
                 <v:shape id="Graphic 35" o:spid="_x0000_s1027" style="position:absolute;width:360680;height:360680;visibility:visible;mso-wrap-style:square;v-text-anchor:top" coordsize="360680,360680" o:gfxdata="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" path="m360102,l109348,,66802,8598,32042,32042,8598,66802,,109349,,360103r254257,l295440,351780r33646,-22693l351778,295441r8324,-41182l360102,xe" fillcolor="#e90028" stroked="f">
                   <v:path arrowok="t"/>
                 </v:shape>
@@ -4312,7 +4379,7 @@
           </mc:Choice>
           <mc:Fallback>
             <w:pict>
-              <v:shape w14:anchorId="174E6C51" id="Graphic 33" o:spid="_x0000_s1026" style="position:absolute;margin-left:28.3pt;margin-top:12.8pt;width:239.5pt;height:.1pt;z-index:-251654656;visibility:visible;mso-wrap-style:square;mso-wrap-distance-left:0;mso-wrap-distance-top:0;mso-wrap-distance-right:0;mso-wrap-distance-bottom:0;mso-position-horizontal:absolute;mso-position-horizontal-relative:page;mso-position-vertical:absolute;mso-position-vertical-relative:text;v-text-anchor:top" coordsize="3041650,1270" o:gfxdata="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" path="m,l3041641,e" filled="f" strokecolor="#bac6c3" strokeweight=".5pt">
+              <v:shape w14:anchorId="062B6AB3" id="Graphic 33" o:spid="_x0000_s1026" style="position:absolute;margin-left:28.3pt;margin-top:12.8pt;width:239.5pt;height:.1pt;z-index:-251654656;visibility:visible;mso-wrap-style:square;mso-wrap-distance-left:0;mso-wrap-distance-top:0;mso-wrap-distance-right:0;mso-wrap-distance-bottom:0;mso-position-horizontal:absolute;mso-position-horizontal-relative:page;mso-position-vertical:absolute;mso-position-vertical-relative:text;v-text-anchor:top" coordsize="3041650,1270" o:gfxdata="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" path="m,l3041641,e" filled="f" strokecolor="#bac6c3" strokeweight=".5pt">
                 <v:path arrowok="t"/>
                 <w10:wrap type="topAndBottom" anchorx="page"/>
               </v:shape>
@@ -9250,7 +9317,7 @@
                       </mc:Choice>
                       <mc:Fallback>
                         <w:pict>
-                          <v:roundrect w14:anchorId="68D9B4A4" id="Rectángulo: esquinas redondeadas 289" o:spid="_x0000_s1026" style="position:absolute;margin-left:-4.1pt;margin-top:.35pt;width:245.15pt;height:85.4pt;z-index:-251655168;visibility:visible;mso-wrap-style:square;mso-width-percent:0;mso-height-percent:0;mso-wrap-distance-left:9pt;mso-wrap-distance-top:0;mso-wrap-distance-right:9pt;mso-wrap-distance-bottom:0;mso-position-horizontal:absolute;mso-position-horizontal-relative:text;mso-position-vertical:absolute;mso-position-vertical-relative:text;mso-width-percent:0;mso-height-percent:0;mso-width-relative:margin;mso-height-relative:margin;v-text-anchor:middle" arcsize="5847f" o:gfxdata="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" filled="f" strokecolor="#1c334e"/>
+                          <v:roundrect w14:anchorId="1B703466" id="Rectángulo: esquinas redondeadas 289" o:spid="_x0000_s1026" style="position:absolute;margin-left:-4.1pt;margin-top:.35pt;width:245.15pt;height:85.4pt;z-index:-251655168;visibility:visible;mso-wrap-style:square;mso-width-percent:0;mso-height-percent:0;mso-wrap-distance-left:9pt;mso-wrap-distance-top:0;mso-wrap-distance-right:9pt;mso-wrap-distance-bottom:0;mso-position-horizontal:absolute;mso-position-horizontal-relative:text;mso-position-vertical:absolute;mso-position-vertical-relative:text;mso-width-percent:0;mso-height-percent:0;mso-width-relative:margin;mso-height-relative:margin;v-text-anchor:middle" arcsize="5847f" o:gfxdata="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" filled="f" strokecolor="#1c334e"/>
                         </w:pict>
                       </mc:Fallback>
                     </mc:AlternateContent>
@@ -9596,7 +9663,7 @@
                       </mc:Choice>
                       <mc:Fallback>
                         <w:pict>
-                          <v:shape w14:anchorId="12DCA08A" id="Graphic 364" o:spid="_x0000_s1026" style="position:absolute;margin-left:11.95pt;margin-top:14.4pt;width:69.5pt;height:1.7pt;z-index:251655168;visibility:visible;mso-wrap-style:square;mso-wrap-distance-left:9pt;mso-wrap-distance-top:0;mso-wrap-distance-right:9pt;mso-wrap-distance-bottom:0;mso-position-horizontal:absolute;mso-position-horizontal-relative:text;mso-position-vertical:absolute;mso-position-vertical-relative:text;v-text-anchor:top" coordsize="882650,21590" o:gfxdata="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" path="m882087,l,,,21343r882087,l882087,xe" fillcolor="#e90028" stroked="f">
+                          <v:shape w14:anchorId="03E3E9AA" id="Graphic 364" o:spid="_x0000_s1026" style="position:absolute;margin-left:11.95pt;margin-top:14.4pt;width:69.5pt;height:1.7pt;z-index:251655168;visibility:visible;mso-wrap-style:square;mso-wrap-distance-left:9pt;mso-wrap-distance-top:0;mso-wrap-distance-right:9pt;mso-wrap-distance-bottom:0;mso-position-horizontal:absolute;mso-position-horizontal-relative:text;mso-position-vertical:absolute;mso-position-vertical-relative:text;v-text-anchor:top" coordsize="882650,21590" o:gfxdata="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" path="m882087,l,,,21343r882087,l882087,xe" fillcolor="#e90028" stroked="f">
                             <v:path arrowok="t"/>
                           </v:shape>
                         </w:pict>
@@ -16124,7 +16191,7 @@
         </mc:Choice>
         <mc:Fallback>
           <w:pict>
-            <v:shape w14:anchorId="14AFF2F4" id="Graphic 1" o:spid="_x0000_s1026" style="position:absolute;margin-left:242.45pt;margin-top:0;width:53.65pt;height:64.6pt;z-index:-251664384;visibility:visible;mso-wrap-style:square;mso-wrap-distance-left:0;mso-wrap-distance-top:0;mso-wrap-distance-right:0;mso-wrap-distance-bottom:0;mso-position-horizontal:absolute;mso-position-horizontal-relative:page;mso-position-vertical:absolute;mso-position-vertical-relative:page;v-text-anchor:top" coordsize="681355,820419" o:gfxdata="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" path="m681304,l596468,,547960,3498,501179,13733,456734,30317,415234,52860,377287,80974r-33785,33297l314489,152361r-23634,42495l,819924r83985,l132476,816430r46771,-10224l223689,789638r41504,-22522l303151,739026r33803,-33271l365993,667690r23668,-42469l681304,xe" fillcolor="#e90028" stroked="f">
+            <v:shape w14:anchorId="681C9D12" id="Graphic 1" o:spid="_x0000_s1026" style="position:absolute;margin-left:242.45pt;margin-top:0;width:53.65pt;height:64.6pt;z-index:-251664384;visibility:visible;mso-wrap-style:square;mso-wrap-distance-left:0;mso-wrap-distance-top:0;mso-wrap-distance-right:0;mso-wrap-distance-bottom:0;mso-position-horizontal:absolute;mso-position-horizontal-relative:page;mso-position-vertical:absolute;mso-position-vertical-relative:page;v-text-anchor:top" coordsize="681355,820419" o:gfxdata="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" path="m681304,l596468,,547960,3498,501179,13733,456734,30317,415234,52860,377287,80974r-33785,33297l314489,152361r-23634,42495l,819924r83985,l132476,816430r46771,-10224l223689,789638r41504,-22522l303151,739026r33803,-33271l365993,667690r23668,-42469l681304,xe" fillcolor="#e90028" stroked="f">
               <v:fill opacity="5140f"/>
               <v:path arrowok="t"/>
               <w10:wrap anchorx="page" anchory="page"/>
@@ -16225,7 +16292,7 @@
         </mc:Choice>
         <mc:Fallback>
           <w:pict>
-            <v:shape w14:anchorId="301FF7AA" id="Graphic 2" o:spid="_x0000_s1026" style="position:absolute;margin-left:0;margin-top:28.05pt;width:56.5pt;height:28.35pt;z-index:-251660288;visibility:visible;mso-wrap-style:square;mso-wrap-distance-left:0;mso-wrap-distance-top:0;mso-wrap-distance-right:0;mso-wrap-distance-bottom:0;mso-position-horizontal:absolute;mso-position-horizontal-relative:page;mso-position-vertical:absolute;mso-position-vertical-relative:page;v-text-anchor:top" coordsize="717550,360045" o:gfxdata="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" path="m717169,l,,,359994r600534,l645915,350822r37076,-25004l707997,288746r9172,-45376l717169,xe" fillcolor="#e90028" stroked="f">
+            <v:shape w14:anchorId="0ABEAABD" id="Graphic 2" o:spid="_x0000_s1026" style="position:absolute;margin-left:0;margin-top:28.05pt;width:56.5pt;height:28.35pt;z-index:-251660288;visibility:visible;mso-wrap-style:square;mso-wrap-distance-left:0;mso-wrap-distance-top:0;mso-wrap-distance-right:0;mso-wrap-distance-bottom:0;mso-position-horizontal:absolute;mso-position-horizontal-relative:page;mso-position-vertical:absolute;mso-position-vertical-relative:page;v-text-anchor:top" coordsize="717550,360045" o:gfxdata="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" path="m717169,l,,,359994r600534,l645915,350822r37076,-25004l707997,288746r9172,-45376l717169,xe" fillcolor="#e90028" stroked="f">
               <v:path arrowok="t"/>
               <w10:wrap anchorx="page" anchory="page"/>
             </v:shape>
@@ -16618,7 +16685,7 @@
         </mc:Choice>
         <mc:Fallback>
           <w:pict>
-            <v:shape w14:anchorId="27042A6E" id="Graphic 17" o:spid="_x0000_s1026" style="position:absolute;margin-left:242.45pt;margin-top:0;width:53.65pt;height:64.6pt;z-index:15730688;visibility:visible;mso-wrap-style:square;mso-wrap-distance-left:0;mso-wrap-distance-top:0;mso-wrap-distance-right:0;mso-wrap-distance-bottom:0;mso-position-horizontal:absolute;mso-position-horizontal-relative:page;mso-position-vertical:absolute;mso-position-vertical-relative:page;v-text-anchor:top" coordsize="681355,820419" o:gfxdata="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" path="m681304,l596468,,547960,3498,501179,13733,456734,30317,415234,52860,377287,80974r-33785,33297l314489,152361r-23634,42495l,819924r83985,l132476,816430r46771,-10224l223689,789638r41504,-22522l303151,739026r33803,-33271l365993,667690r23668,-42469l681304,xe" fillcolor="#e90028" stroked="f">
+            <v:shape w14:anchorId="258DADCC" id="Graphic 17" o:spid="_x0000_s1026" style="position:absolute;margin-left:242.45pt;margin-top:0;width:53.65pt;height:64.6pt;z-index:15730688;visibility:visible;mso-wrap-style:square;mso-wrap-distance-left:0;mso-wrap-distance-top:0;mso-wrap-distance-right:0;mso-wrap-distance-bottom:0;mso-position-horizontal:absolute;mso-position-horizontal-relative:page;mso-position-vertical:absolute;mso-position-vertical-relative:page;v-text-anchor:top" coordsize="681355,820419" o:gfxdata="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" path="m681304,l596468,,547960,3498,501179,13733,456734,30317,415234,52860,377287,80974r-33785,33297l314489,152361r-23634,42495l,819924r83985,l132476,816430r46771,-10224l223689,789638r41504,-22522l303151,739026r33803,-33271l365993,667690r23668,-42469l681304,xe" fillcolor="#e90028" stroked="f">
               <v:fill opacity="5140f"/>
               <v:path arrowok="t"/>
               <w10:wrap anchorx="page" anchory="page"/>
@@ -16719,7 +16786,7 @@
         </mc:Choice>
         <mc:Fallback>
           <w:pict>
-            <v:shape w14:anchorId="56988373" id="Graphic 18" o:spid="_x0000_s1026" style="position:absolute;margin-left:0;margin-top:28.05pt;width:56.5pt;height:28.35pt;z-index:-16130560;visibility:visible;mso-wrap-style:square;mso-wrap-distance-left:0;mso-wrap-distance-top:0;mso-wrap-distance-right:0;mso-wrap-distance-bottom:0;mso-position-horizontal:absolute;mso-position-horizontal-relative:page;mso-position-vertical:absolute;mso-position-vertical-relative:page;v-text-anchor:top" coordsize="717550,360045" o:gfxdata="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" path="m717169,l,,,359994r600534,l645915,350822r37076,-25004l707997,288746r9172,-45376l717169,xe" fillcolor="#e90028" stroked="f">
+            <v:shape w14:anchorId="46CA068E" id="Graphic 18" o:spid="_x0000_s1026" style="position:absolute;margin-left:0;margin-top:28.05pt;width:56.5pt;height:28.35pt;z-index:-16130560;visibility:visible;mso-wrap-style:square;mso-wrap-distance-left:0;mso-wrap-distance-top:0;mso-wrap-distance-right:0;mso-wrap-distance-bottom:0;mso-position-horizontal:absolute;mso-position-horizontal-relative:page;mso-position-vertical:absolute;mso-position-vertical-relative:page;v-text-anchor:top" coordsize="717550,360045" o:gfxdata="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" path="m717169,l,,,359994r600534,l645915,350822r37076,-25004l707997,288746r9172,-45376l717169,xe" fillcolor="#e90028" stroked="f">
               <v:path arrowok="t"/>
               <w10:wrap anchorx="page" anchory="page"/>
             </v:shape>
@@ -17144,7 +17211,7 @@
         </mc:Choice>
         <mc:Fallback>
           <w:pict>
-            <v:shape w14:anchorId="5445E452" id="Graphic 37" o:spid="_x0000_s1026" style="position:absolute;margin-left:242.45pt;margin-top:0;width:53.65pt;height:64.6pt;z-index:-16129024;visibility:visible;mso-wrap-style:square;mso-wrap-distance-left:0;mso-wrap-distance-top:0;mso-wrap-distance-right:0;mso-wrap-distance-bottom:0;mso-position-horizontal:absolute;mso-position-horizontal-relative:page;mso-position-vertical:absolute;mso-position-vertical-relative:page;v-text-anchor:top" coordsize="681355,820419" o:gfxdata="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" path="m681304,l596468,,547960,3498,501179,13733,456734,30317,415234,52860,377287,80974r-33785,33297l314489,152361r-23634,42495l,819924r83985,l132476,816430r46771,-10224l223689,789638r41504,-22522l303151,739026r33803,-33271l365993,667690r23668,-42469l681304,xe" fillcolor="#e90028" stroked="f">
+            <v:shape w14:anchorId="1FE11279" id="Graphic 37" o:spid="_x0000_s1026" style="position:absolute;margin-left:242.45pt;margin-top:0;width:53.65pt;height:64.6pt;z-index:-16129024;visibility:visible;mso-wrap-style:square;mso-wrap-distance-left:0;mso-wrap-distance-top:0;mso-wrap-distance-right:0;mso-wrap-distance-bottom:0;mso-position-horizontal:absolute;mso-position-horizontal-relative:page;mso-position-vertical:absolute;mso-position-vertical-relative:page;v-text-anchor:top" coordsize="681355,820419" o:gfxdata="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" path="m681304,l596468,,547960,3498,501179,13733,456734,30317,415234,52860,377287,80974r-33785,33297l314489,152361r-23634,42495l,819924r83985,l132476,816430r46771,-10224l223689,789638r41504,-22522l303151,739026r33803,-33271l365993,667690r23668,-42469l681304,xe" fillcolor="#e90028" stroked="f">
               <v:fill opacity="5140f"/>
               <v:path arrowok="t"/>
               <w10:wrap anchorx="page" anchory="page"/>
@@ -17245,7 +17312,7 @@
         </mc:Choice>
         <mc:Fallback>
           <w:pict>
-            <v:shape w14:anchorId="3B84FA6B" id="Graphic 38" o:spid="_x0000_s1026" style="position:absolute;margin-left:0;margin-top:28.05pt;width:56.5pt;height:28.35pt;z-index:-16128512;visibility:visible;mso-wrap-style:square;mso-wrap-distance-left:0;mso-wrap-distance-top:0;mso-wrap-distance-right:0;mso-wrap-distance-bottom:0;mso-position-horizontal:absolute;mso-position-horizontal-relative:page;mso-position-vertical:absolute;mso-position-vertical-relative:page;v-text-anchor:top" coordsize="717550,360045" o:gfxdata="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" path="m717169,l,,,359994r600534,l645915,350822r37076,-25004l707997,288746r9172,-45376l717169,xe" fillcolor="#e90028" stroked="f">
+            <v:shape w14:anchorId="39AEBAD8" id="Graphic 38" o:spid="_x0000_s1026" style="position:absolute;margin-left:0;margin-top:28.05pt;width:56.5pt;height:28.35pt;z-index:-16128512;visibility:visible;mso-wrap-style:square;mso-wrap-distance-left:0;mso-wrap-distance-top:0;mso-wrap-distance-right:0;mso-wrap-distance-bottom:0;mso-position-horizontal:absolute;mso-position-horizontal-relative:page;mso-position-vertical:absolute;mso-position-vertical-relative:page;v-text-anchor:top" coordsize="717550,360045" o:gfxdata="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" path="m717169,l,,,359994r600534,l645915,350822r37076,-25004l707997,288746r9172,-45376l717169,xe" fillcolor="#e90028" stroked="f">
               <v:path arrowok="t"/>
               <w10:wrap anchorx="page" anchory="page"/>
             </v:shape>
@@ -17640,7 +17707,7 @@
         </mc:Choice>
         <mc:Fallback>
           <w:pict>
-            <v:shape w14:anchorId="67CB8C7D" id="Graphic 46" o:spid="_x0000_s1026" style="position:absolute;margin-left:242.45pt;margin-top:0;width:53.65pt;height:64.6pt;z-index:-16126976;visibility:visible;mso-wrap-style:square;mso-wrap-distance-left:0;mso-wrap-distance-top:0;mso-wrap-distance-right:0;mso-wrap-distance-bottom:0;mso-position-horizontal:absolute;mso-position-horizontal-relative:page;mso-position-vertical:absolute;mso-position-vertical-relative:page;v-text-anchor:top" coordsize="681355,820419" o:gfxdata="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" path="m681304,l596468,,547960,3498,501179,13733,456734,30317,415234,52860,377287,80974r-33785,33297l314489,152361r-23634,42495l,819924r83985,l132476,816430r46771,-10224l223689,789638r41504,-22522l303151,739026r33803,-33271l365993,667690r23668,-42469l681304,xe" fillcolor="#e90028" stroked="f">
+            <v:shape w14:anchorId="1B081175" id="Graphic 46" o:spid="_x0000_s1026" style="position:absolute;margin-left:242.45pt;margin-top:0;width:53.65pt;height:64.6pt;z-index:-16126976;visibility:visible;mso-wrap-style:square;mso-wrap-distance-left:0;mso-wrap-distance-top:0;mso-wrap-distance-right:0;mso-wrap-distance-bottom:0;mso-position-horizontal:absolute;mso-position-horizontal-relative:page;mso-position-vertical:absolute;mso-position-vertical-relative:page;v-text-anchor:top" coordsize="681355,820419" o:gfxdata="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" path="m681304,l596468,,547960,3498,501179,13733,456734,30317,415234,52860,377287,80974r-33785,33297l314489,152361r-23634,42495l,819924r83985,l132476,816430r46771,-10224l223689,789638r41504,-22522l303151,739026r33803,-33271l365993,667690r23668,-42469l681304,xe" fillcolor="#e90028" stroked="f">
               <v:fill opacity="5140f"/>
               <v:path arrowok="t"/>
               <w10:wrap anchorx="page" anchory="page"/>
@@ -17741,7 +17808,7 @@
         </mc:Choice>
         <mc:Fallback>
           <w:pict>
-            <v:shape w14:anchorId="07F2CB26" id="Graphic 47" o:spid="_x0000_s1026" style="position:absolute;margin-left:0;margin-top:28.05pt;width:56.5pt;height:28.35pt;z-index:-16126464;visibility:visible;mso-wrap-style:square;mso-wrap-distance-left:0;mso-wrap-distance-top:0;mso-wrap-distance-right:0;mso-wrap-distance-bottom:0;mso-position-horizontal:absolute;mso-position-horizontal-relative:page;mso-position-vertical:absolute;mso-position-vertical-relative:page;v-text-anchor:top" coordsize="717550,360045" o:gfxdata="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" path="m717169,l,,,359994r600534,l645915,350822r37076,-25004l707997,288746r9172,-45376l717169,xe" fillcolor="#e90028" stroked="f">
+            <v:shape w14:anchorId="66B47EBC" id="Graphic 47" o:spid="_x0000_s1026" style="position:absolute;margin-left:0;margin-top:28.05pt;width:56.5pt;height:28.35pt;z-index:-16126464;visibility:visible;mso-wrap-style:square;mso-wrap-distance-left:0;mso-wrap-distance-top:0;mso-wrap-distance-right:0;mso-wrap-distance-bottom:0;mso-position-horizontal:absolute;mso-position-horizontal-relative:page;mso-position-vertical:absolute;mso-position-vertical-relative:page;v-text-anchor:top" coordsize="717550,360045" o:gfxdata="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" path="m717169,l,,,359994r600534,l645915,350822r37076,-25004l707997,288746r9172,-45376l717169,xe" fillcolor="#e90028" stroked="f">
               <v:path arrowok="t"/>
               <w10:wrap anchorx="page" anchory="page"/>
             </v:shape>
@@ -18102,7 +18169,7 @@
         </mc:Choice>
         <mc:Fallback>
           <w:pict>
-            <v:shape w14:anchorId="6F07F9C7" id="Graphic 55" o:spid="_x0000_s1026" style="position:absolute;margin-left:242.45pt;margin-top:0;width:53.65pt;height:64.6pt;z-index:-16124928;visibility:visible;mso-wrap-style:square;mso-wrap-distance-left:0;mso-wrap-distance-top:0;mso-wrap-distance-right:0;mso-wrap-distance-bottom:0;mso-position-horizontal:absolute;mso-position-horizontal-relative:page;mso-position-vertical:absolute;mso-position-vertical-relative:page;v-text-anchor:top" coordsize="681355,820419" o:gfxdata="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" path="m681304,l596468,,547960,3498,501179,13733,456734,30317,415234,52860,377287,80974r-33785,33297l314489,152361r-23634,42495l,819924r83985,l132476,816430r46771,-10224l223689,789638r41504,-22522l303151,739026r33803,-33271l365993,667690r23668,-42469l681304,xe" fillcolor="#e90028" stroked="f">
+            <v:shape w14:anchorId="41B3DCAC" id="Graphic 55" o:spid="_x0000_s1026" style="position:absolute;margin-left:242.45pt;margin-top:0;width:53.65pt;height:64.6pt;z-index:-16124928;visibility:visible;mso-wrap-style:square;mso-wrap-distance-left:0;mso-wrap-distance-top:0;mso-wrap-distance-right:0;mso-wrap-distance-bottom:0;mso-position-horizontal:absolute;mso-position-horizontal-relative:page;mso-position-vertical:absolute;mso-position-vertical-relative:page;v-text-anchor:top" coordsize="681355,820419" o:gfxdata="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" path="m681304,l596468,,547960,3498,501179,13733,456734,30317,415234,52860,377287,80974r-33785,33297l314489,152361r-23634,42495l,819924r83985,l132476,816430r46771,-10224l223689,789638r41504,-22522l303151,739026r33803,-33271l365993,667690r23668,-42469l681304,xe" fillcolor="#e90028" stroked="f">
               <v:fill opacity="5140f"/>
               <v:path arrowok="t"/>
               <w10:wrap anchorx="page" anchory="page"/>
@@ -18203,7 +18270,7 @@
         </mc:Choice>
         <mc:Fallback>
           <w:pict>
-            <v:shape w14:anchorId="5D252E12" id="Graphic 56" o:spid="_x0000_s1026" style="position:absolute;margin-left:0;margin-top:28.05pt;width:56.5pt;height:28.35pt;z-index:-16124416;visibility:visible;mso-wrap-style:square;mso-wrap-distance-left:0;mso-wrap-distance-top:0;mso-wrap-distance-right:0;mso-wrap-distance-bottom:0;mso-position-horizontal:absolute;mso-position-horizontal-relative:page;mso-position-vertical:absolute;mso-position-vertical-relative:page;v-text-anchor:top" coordsize="717550,360045" o:gfxdata="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" path="m717169,l,,,359994r600534,l645915,350822r37076,-25004l707997,288746r9172,-45376l717169,xe" fillcolor="#e90028" stroked="f">
+            <v:shape w14:anchorId="08BCAE90" id="Graphic 56" o:spid="_x0000_s1026" style="position:absolute;margin-left:0;margin-top:28.05pt;width:56.5pt;height:28.35pt;z-index:-16124416;visibility:visible;mso-wrap-style:square;mso-wrap-distance-left:0;mso-wrap-distance-top:0;mso-wrap-distance-right:0;mso-wrap-distance-bottom:0;mso-position-horizontal:absolute;mso-position-horizontal-relative:page;mso-position-vertical:absolute;mso-position-vertical-relative:page;v-text-anchor:top" coordsize="717550,360045" o:gfxdata="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" path="m717169,l,,,359994r600534,l645915,350822r37076,-25004l707997,288746r9172,-45376l717169,xe" fillcolor="#e90028" stroked="f">
               <v:path arrowok="t"/>
               <w10:wrap anchorx="page" anchory="page"/>
             </v:shape>
@@ -18291,7 +18358,7 @@
         </mc:Choice>
         <mc:Fallback>
           <w:pict>
-            <v:shape w14:anchorId="18CC5543" id="Graphic 57" o:spid="_x0000_s1026" style="position:absolute;margin-left:28.1pt;margin-top:63.55pt;width:2.05pt;height:14.35pt;z-index:-16123904;visibility:visible;mso-wrap-style:square;mso-wrap-distance-left:0;mso-wrap-distance-top:0;mso-wrap-distance-right:0;mso-wrap-distance-bottom:0;mso-position-horizontal:absolute;mso-position-horizontal-relative:page;mso-position-vertical:absolute;mso-position-vertical-relative:page;v-text-anchor:top" coordsize="26034,182245" o:gfxdata="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" path="m25530,l,,,182229r25530,l25530,xe" fillcolor="#e90028" stroked="f">
+            <v:shape w14:anchorId="0A1A1393" id="Graphic 57" o:spid="_x0000_s1026" style="position:absolute;margin-left:28.1pt;margin-top:63.55pt;width:2.05pt;height:14.35pt;z-index:-16123904;visibility:visible;mso-wrap-style:square;mso-wrap-distance-left:0;mso-wrap-distance-top:0;mso-wrap-distance-right:0;mso-wrap-distance-bottom:0;mso-position-horizontal:absolute;mso-position-horizontal-relative:page;mso-position-vertical:absolute;mso-position-vertical-relative:page;v-text-anchor:top" coordsize="26034,182245" o:gfxdata="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" path="m25530,l,,,182229r25530,l25530,xe" fillcolor="#e90028" stroked="f">
               <v:path arrowok="t"/>
               <w10:wrap anchorx="page" anchory="page"/>
             </v:shape>

--- a/templates/PASAPORTE_SEGURIDAD.docx
+++ b/templates/PASAPORTE_SEGURIDAD.docx
@@ -297,7 +297,7 @@
           </mc:Choice>
           <mc:Fallback>
             <w:pict>
-              <v:shape w14:anchorId="3D9E70FF" id="Graphic 11" o:spid="_x0000_s1026" style="position:absolute;margin-left:121.65pt;margin-top:9.65pt;width:145.7pt;height:.1pt;z-index:-251674112;visibility:visible;mso-wrap-style:square;mso-wrap-distance-left:0;mso-wrap-distance-top:0;mso-wrap-distance-right:0;mso-wrap-distance-bottom:0;mso-position-horizontal:absolute;mso-position-horizontal-relative:page;mso-position-vertical:absolute;mso-position-vertical-relative:text;v-text-anchor:top" coordsize="1850389,1270" o:gfxdata="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" path="m,l1849818,e" filled="f" strokecolor="#bac6c3" strokeweight=".5pt">
+              <v:shape w14:anchorId="7663DA9F" id="Graphic 11" o:spid="_x0000_s1026" style="position:absolute;margin-left:121.65pt;margin-top:9.65pt;width:145.7pt;height:.1pt;z-index:-251674112;visibility:visible;mso-wrap-style:square;mso-wrap-distance-left:0;mso-wrap-distance-top:0;mso-wrap-distance-right:0;mso-wrap-distance-bottom:0;mso-position-horizontal:absolute;mso-position-horizontal-relative:page;mso-position-vertical:absolute;mso-position-vertical-relative:text;v-text-anchor:top" coordsize="1850389,1270" o:gfxdata="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" path="m,l1849818,e" filled="f" strokecolor="#bac6c3" strokeweight=".5pt">
                 <v:path arrowok="t"/>
                 <w10:wrap type="topAndBottom" anchorx="page"/>
               </v:shape>
@@ -444,7 +444,7 @@
           </mc:Choice>
           <mc:Fallback>
             <w:pict>
-              <v:shape w14:anchorId="0E531885" id="Graphic 12" o:spid="_x0000_s1026" style="position:absolute;margin-left:121.65pt;margin-top:9.75pt;width:146.1pt;height:.1pt;z-index:-251673088;visibility:visible;mso-wrap-style:square;mso-wrap-distance-left:0;mso-wrap-distance-top:0;mso-wrap-distance-right:0;mso-wrap-distance-bottom:0;mso-position-horizontal:absolute;mso-position-horizontal-relative:page;mso-position-vertical:absolute;mso-position-vertical-relative:text;v-text-anchor:top" coordsize="1855470,1270" o:gfxdata="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" path="m,l1855050,e" filled="f" strokecolor="#bac6c3" strokeweight=".5pt">
+              <v:shape w14:anchorId="1E420ADB" id="Graphic 12" o:spid="_x0000_s1026" style="position:absolute;margin-left:121.65pt;margin-top:9.75pt;width:146.1pt;height:.1pt;z-index:-251673088;visibility:visible;mso-wrap-style:square;mso-wrap-distance-left:0;mso-wrap-distance-top:0;mso-wrap-distance-right:0;mso-wrap-distance-bottom:0;mso-position-horizontal:absolute;mso-position-horizontal-relative:page;mso-position-vertical:absolute;mso-position-vertical-relative:text;v-text-anchor:top" coordsize="1855470,1270" o:gfxdata="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" path="m,l1855050,e" filled="f" strokecolor="#bac6c3" strokeweight=".5pt">
                 <v:path arrowok="t"/>
                 <w10:wrap type="topAndBottom" anchorx="page"/>
               </v:shape>
@@ -579,7 +579,7 @@
           </mc:Choice>
           <mc:Fallback>
             <w:pict>
-              <v:shape w14:anchorId="2FD178BB" id="Graphic 13" o:spid="_x0000_s1026" style="position:absolute;margin-left:121.65pt;margin-top:9.75pt;width:146.1pt;height:.1pt;z-index:-251672064;visibility:visible;mso-wrap-style:square;mso-wrap-distance-left:0;mso-wrap-distance-top:0;mso-wrap-distance-right:0;mso-wrap-distance-bottom:0;mso-position-horizontal:absolute;mso-position-horizontal-relative:page;mso-position-vertical:absolute;mso-position-vertical-relative:text;v-text-anchor:top" coordsize="1855470,1270" o:gfxdata="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" path="m,l1855050,e" filled="f" strokecolor="#bac6c3" strokeweight=".5pt">
+              <v:shape w14:anchorId="32FB840D" id="Graphic 13" o:spid="_x0000_s1026" style="position:absolute;margin-left:121.65pt;margin-top:9.75pt;width:146.1pt;height:.1pt;z-index:-251672064;visibility:visible;mso-wrap-style:square;mso-wrap-distance-left:0;mso-wrap-distance-top:0;mso-wrap-distance-right:0;mso-wrap-distance-bottom:0;mso-position-horizontal:absolute;mso-position-horizontal-relative:page;mso-position-vertical:absolute;mso-position-vertical-relative:text;v-text-anchor:top" coordsize="1855470,1270" o:gfxdata="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" path="m,l1855050,e" filled="f" strokecolor="#bac6c3" strokeweight=".5pt">
                 <v:path arrowok="t"/>
                 <w10:wrap type="topAndBottom" anchorx="page"/>
               </v:shape>
@@ -720,7 +720,7 @@
           </mc:Choice>
           <mc:Fallback>
             <w:pict>
-              <v:shape w14:anchorId="24411704" id="Graphic 14" o:spid="_x0000_s1026" style="position:absolute;margin-left:121.65pt;margin-top:9.6pt;width:146.1pt;height:.1pt;z-index:-251671040;visibility:visible;mso-wrap-style:square;mso-wrap-distance-left:0;mso-wrap-distance-top:0;mso-wrap-distance-right:0;mso-wrap-distance-bottom:0;mso-position-horizontal:absolute;mso-position-horizontal-relative:page;mso-position-vertical:absolute;mso-position-vertical-relative:text;v-text-anchor:top" coordsize="1855470,1270" o:gfxdata="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" path="m,l1855050,e" filled="f" strokecolor="#bac6c3" strokeweight=".5pt">
+              <v:shape w14:anchorId="15C501F8" id="Graphic 14" o:spid="_x0000_s1026" style="position:absolute;margin-left:121.65pt;margin-top:9.6pt;width:146.1pt;height:.1pt;z-index:-251671040;visibility:visible;mso-wrap-style:square;mso-wrap-distance-left:0;mso-wrap-distance-top:0;mso-wrap-distance-right:0;mso-wrap-distance-bottom:0;mso-position-horizontal:absolute;mso-position-horizontal-relative:page;mso-position-vertical:absolute;mso-position-vertical-relative:text;v-text-anchor:top" coordsize="1855470,1270" o:gfxdata="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" path="m,l1855050,e" filled="f" strokecolor="#bac6c3" strokeweight=".5pt">
                 <v:path arrowok="t"/>
                 <w10:wrap type="topAndBottom" anchorx="page"/>
               </v:shape>
@@ -859,7 +859,7 @@
           </mc:Choice>
           <mc:Fallback>
             <w:pict>
-              <v:shape w14:anchorId="1A6F45DD" id="Graphic 15" o:spid="_x0000_s1026" style="position:absolute;margin-left:121.65pt;margin-top:9.6pt;width:146.1pt;height:.1pt;z-index:-251670016;visibility:visible;mso-wrap-style:square;mso-wrap-distance-left:0;mso-wrap-distance-top:0;mso-wrap-distance-right:0;mso-wrap-distance-bottom:0;mso-position-horizontal:absolute;mso-position-horizontal-relative:page;mso-position-vertical:absolute;mso-position-vertical-relative:text;v-text-anchor:top" coordsize="1855470,1270" o:gfxdata="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" path="m,l1855050,e" filled="f" strokecolor="#bac6c3" strokeweight=".5pt">
+              <v:shape w14:anchorId="09660246" id="Graphic 15" o:spid="_x0000_s1026" style="position:absolute;margin-left:121.65pt;margin-top:9.6pt;width:146.1pt;height:.1pt;z-index:-251670016;visibility:visible;mso-wrap-style:square;mso-wrap-distance-left:0;mso-wrap-distance-top:0;mso-wrap-distance-right:0;mso-wrap-distance-bottom:0;mso-position-horizontal:absolute;mso-position-horizontal-relative:page;mso-position-vertical:absolute;mso-position-vertical-relative:text;v-text-anchor:top" coordsize="1855470,1270" o:gfxdata="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" path="m,l1855050,e" filled="f" strokecolor="#bac6c3" strokeweight=".5pt">
                 <v:path arrowok="t"/>
                 <w10:wrap type="topAndBottom" anchorx="page"/>
               </v:shape>
@@ -1075,7 +1075,7 @@
           </mc:Choice>
           <mc:Fallback>
             <w:pict>
-              <v:shape w14:anchorId="461E116F" id="Graphic 16" o:spid="_x0000_s1026" style="position:absolute;margin-left:28.3pt;margin-top:9.6pt;width:239.5pt;height:.1pt;z-index:-251668992;visibility:visible;mso-wrap-style:square;mso-wrap-distance-left:0;mso-wrap-distance-top:0;mso-wrap-distance-right:0;mso-wrap-distance-bottom:0;mso-position-horizontal:absolute;mso-position-horizontal-relative:page;mso-position-vertical:absolute;mso-position-vertical-relative:text;v-text-anchor:top" coordsize="3041650,1270" o:gfxdata="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" path="m,l3041641,e" filled="f" strokecolor="#bac6c3" strokeweight=".5pt">
+              <v:shape w14:anchorId="198B72FB" id="Graphic 16" o:spid="_x0000_s1026" style="position:absolute;margin-left:28.3pt;margin-top:9.6pt;width:239.5pt;height:.1pt;z-index:-251668992;visibility:visible;mso-wrap-style:square;mso-wrap-distance-left:0;mso-wrap-distance-top:0;mso-wrap-distance-right:0;mso-wrap-distance-bottom:0;mso-position-horizontal:absolute;mso-position-horizontal-relative:page;mso-position-vertical:absolute;mso-position-vertical-relative:text;v-text-anchor:top" coordsize="3041650,1270" o:gfxdata="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" path="m,l3041641,e" filled="f" strokecolor="#bac6c3" strokeweight=".5pt">
                 <v:path arrowok="t"/>
                 <w10:wrap type="topAndBottom" anchorx="page"/>
               </v:shape>
@@ -2544,7 +2544,7 @@
           </mc:Choice>
           <mc:Fallback>
             <w:pict>
-              <v:shape w14:anchorId="7F0491CD" id="Graphic 28" o:spid="_x0000_s1026" style="position:absolute;margin-left:28.3pt;margin-top:12.85pt;width:239.5pt;height:.1pt;z-index:-251666944;visibility:visible;mso-wrap-style:square;mso-wrap-distance-left:0;mso-wrap-distance-top:0;mso-wrap-distance-right:0;mso-wrap-distance-bottom:0;mso-position-horizontal:absolute;mso-position-horizontal-relative:page;mso-position-vertical:absolute;mso-position-vertical-relative:text;v-text-anchor:top" coordsize="3041650,1270" o:gfxdata="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" path="m,l3041641,e" filled="f" strokecolor="#bac6c3" strokeweight=".5pt">
+              <v:shape w14:anchorId="03A3C354" id="Graphic 28" o:spid="_x0000_s1026" style="position:absolute;margin-left:28.3pt;margin-top:12.85pt;width:239.5pt;height:.1pt;z-index:-251666944;visibility:visible;mso-wrap-style:square;mso-wrap-distance-left:0;mso-wrap-distance-top:0;mso-wrap-distance-right:0;mso-wrap-distance-bottom:0;mso-position-horizontal:absolute;mso-position-horizontal-relative:page;mso-position-vertical:absolute;mso-position-vertical-relative:text;v-text-anchor:top" coordsize="3041650,1270" o:gfxdata="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" path="m,l3041641,e" filled="f" strokecolor="#bac6c3" strokeweight=".5pt">
                 <v:path arrowok="t"/>
                 <w10:wrap type="topAndBottom" anchorx="page"/>
               </v:shape>
@@ -2681,7 +2681,7 @@
           </mc:Choice>
           <mc:Fallback>
             <w:pict>
-              <v:shape w14:anchorId="114662E5" id="Graphic 29" o:spid="_x0000_s1026" style="position:absolute;margin-left:28.3pt;margin-top:12.8pt;width:239.5pt;height:.1pt;z-index:-251664896;visibility:visible;mso-wrap-style:square;mso-wrap-distance-left:0;mso-wrap-distance-top:0;mso-wrap-distance-right:0;mso-wrap-distance-bottom:0;mso-position-horizontal:absolute;mso-position-horizontal-relative:page;mso-position-vertical:absolute;mso-position-vertical-relative:text;v-text-anchor:top" coordsize="3041650,1270" o:gfxdata="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" path="m,l3041641,e" filled="f" strokecolor="#bac6c3" strokeweight=".5pt">
+              <v:shape w14:anchorId="78A997A7" id="Graphic 29" o:spid="_x0000_s1026" style="position:absolute;margin-left:28.3pt;margin-top:12.8pt;width:239.5pt;height:.1pt;z-index:-251664896;visibility:visible;mso-wrap-style:square;mso-wrap-distance-left:0;mso-wrap-distance-top:0;mso-wrap-distance-right:0;mso-wrap-distance-bottom:0;mso-position-horizontal:absolute;mso-position-horizontal-relative:page;mso-position-vertical:absolute;mso-position-vertical-relative:text;v-text-anchor:top" coordsize="3041650,1270" o:gfxdata="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" path="m,l3041641,e" filled="f" strokecolor="#bac6c3" strokeweight=".5pt">
                 <v:path arrowok="t"/>
                 <w10:wrap type="topAndBottom" anchorx="page"/>
               </v:shape>
@@ -2842,7 +2842,7 @@
           </mc:Choice>
           <mc:Fallback>
             <w:pict>
-              <v:shape w14:anchorId="78B326CA" id="Graphic 30" o:spid="_x0000_s1026" style="position:absolute;margin-left:28.3pt;margin-top:12.8pt;width:239.5pt;height:.1pt;z-index:-251662848;visibility:visible;mso-wrap-style:square;mso-wrap-distance-left:0;mso-wrap-distance-top:0;mso-wrap-distance-right:0;mso-wrap-distance-bottom:0;mso-position-horizontal:absolute;mso-position-horizontal-relative:page;mso-position-vertical:absolute;mso-position-vertical-relative:text;v-text-anchor:top" coordsize="3041650,1270" o:gfxdata="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" path="m,l3041641,e" filled="f" strokecolor="#bac6c3" strokeweight=".5pt">
+              <v:shape w14:anchorId="26B0230E" id="Graphic 30" o:spid="_x0000_s1026" style="position:absolute;margin-left:28.3pt;margin-top:12.8pt;width:239.5pt;height:.1pt;z-index:-251662848;visibility:visible;mso-wrap-style:square;mso-wrap-distance-left:0;mso-wrap-distance-top:0;mso-wrap-distance-right:0;mso-wrap-distance-bottom:0;mso-position-horizontal:absolute;mso-position-horizontal-relative:page;mso-position-vertical:absolute;mso-position-vertical-relative:text;v-text-anchor:top" coordsize="3041650,1270" o:gfxdata="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" path="m,l3041641,e" filled="f" strokecolor="#bac6c3" strokeweight=".5pt">
                 <v:path arrowok="t"/>
                 <w10:wrap type="topAndBottom" anchorx="page"/>
               </v:shape>
@@ -2991,7 +2991,7 @@
           </mc:Choice>
           <mc:Fallback>
             <w:pict>
-              <v:shape w14:anchorId="6A604D11" id="Graphic 31" o:spid="_x0000_s1026" style="position:absolute;margin-left:28.3pt;margin-top:12.8pt;width:239.5pt;height:.1pt;z-index:-251660800;visibility:visible;mso-wrap-style:square;mso-wrap-distance-left:0;mso-wrap-distance-top:0;mso-wrap-distance-right:0;mso-wrap-distance-bottom:0;mso-position-horizontal:absolute;mso-position-horizontal-relative:page;mso-position-vertical:absolute;mso-position-vertical-relative:text;v-text-anchor:top" coordsize="3041650,1270" o:gfxdata="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" path="m,l3041641,e" filled="f" strokecolor="#bac6c3" strokeweight=".5pt">
+              <v:shape w14:anchorId="2D66AC98" id="Graphic 31" o:spid="_x0000_s1026" style="position:absolute;margin-left:28.3pt;margin-top:12.8pt;width:239.5pt;height:.1pt;z-index:-251660800;visibility:visible;mso-wrap-style:square;mso-wrap-distance-left:0;mso-wrap-distance-top:0;mso-wrap-distance-right:0;mso-wrap-distance-bottom:0;mso-position-horizontal:absolute;mso-position-horizontal-relative:page;mso-position-vertical:absolute;mso-position-vertical-relative:text;v-text-anchor:top" coordsize="3041650,1270" o:gfxdata="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" path="m,l3041641,e" filled="f" strokecolor="#bac6c3" strokeweight=".5pt">
                 <v:path arrowok="t"/>
                 <w10:wrap type="topAndBottom" anchorx="page"/>
               </v:shape>
@@ -3128,7 +3128,7 @@
           </mc:Choice>
           <mc:Fallback>
             <w:pict>
-              <v:shape w14:anchorId="765AE283" id="Graphic 32" o:spid="_x0000_s1026" style="position:absolute;margin-left:28.3pt;margin-top:12.8pt;width:239.5pt;height:.1pt;z-index:-251658752;visibility:visible;mso-wrap-style:square;mso-wrap-distance-left:0;mso-wrap-distance-top:0;mso-wrap-distance-right:0;mso-wrap-distance-bottom:0;mso-position-horizontal:absolute;mso-position-horizontal-relative:page;mso-position-vertical:absolute;mso-position-vertical-relative:text;v-text-anchor:top" coordsize="3041650,1270" o:gfxdata="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" path="m,l3041641,e" filled="f" strokecolor="#bac6c3" strokeweight=".5pt">
+              <v:shape w14:anchorId="720BC41D" id="Graphic 32" o:spid="_x0000_s1026" style="position:absolute;margin-left:28.3pt;margin-top:12.8pt;width:239.5pt;height:.1pt;z-index:-251658752;visibility:visible;mso-wrap-style:square;mso-wrap-distance-left:0;mso-wrap-distance-top:0;mso-wrap-distance-right:0;mso-wrap-distance-bottom:0;mso-position-horizontal:absolute;mso-position-horizontal-relative:page;mso-position-vertical:absolute;mso-position-vertical-relative:text;v-text-anchor:top" coordsize="3041650,1270" o:gfxdata="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" path="m,l3041641,e" filled="f" strokecolor="#bac6c3" strokeweight=".5pt">
                 <v:path arrowok="t"/>
                 <w10:wrap type="topAndBottom" anchorx="page"/>
               </v:shape>
@@ -4294,7 +4294,7 @@
           </mc:Choice>
           <mc:Fallback>
             <w:pict>
-              <v:group w14:anchorId="6075C211" id="Group 34" o:spid="_x0000_s1026" style="position:absolute;margin-left:36.4pt;margin-top:22.05pt;width:28.4pt;height:28.4pt;z-index:-251647488;mso-wrap-distance-left:0;mso-wrap-distance-right:0;mso-position-horizontal-relative:page;mso-height-relative:margin" coordsize="360680,360680" o:gfxdata="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">
+              <v:group w14:anchorId="791AC5DC" id="Group 34" o:spid="_x0000_s1026" style="position:absolute;margin-left:36.4pt;margin-top:22.05pt;width:28.4pt;height:28.4pt;z-index:-251647488;mso-wrap-distance-left:0;mso-wrap-distance-right:0;mso-position-horizontal-relative:page;mso-height-relative:margin" coordsize="360680,360680" o:gfxdata="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">
                 <v:shape id="Graphic 35" o:spid="_x0000_s1027" style="position:absolute;width:360680;height:360680;visibility:visible;mso-wrap-style:square;v-text-anchor:top" coordsize="360680,360680" o:gfxdata="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" path="m360102,l109348,,66802,8598,32042,32042,8598,66802,,109349,,360103r254257,l295440,351780r33646,-22693l351778,295441r8324,-41182l360102,xe" fillcolor="#e90028" stroked="f">
                   <v:path arrowok="t"/>
                 </v:shape>
@@ -4379,7 +4379,7 @@
           </mc:Choice>
           <mc:Fallback>
             <w:pict>
-              <v:shape w14:anchorId="062B6AB3" id="Graphic 33" o:spid="_x0000_s1026" style="position:absolute;margin-left:28.3pt;margin-top:12.8pt;width:239.5pt;height:.1pt;z-index:-251654656;visibility:visible;mso-wrap-style:square;mso-wrap-distance-left:0;mso-wrap-distance-top:0;mso-wrap-distance-right:0;mso-wrap-distance-bottom:0;mso-position-horizontal:absolute;mso-position-horizontal-relative:page;mso-position-vertical:absolute;mso-position-vertical-relative:text;v-text-anchor:top" coordsize="3041650,1270" o:gfxdata="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" path="m,l3041641,e" filled="f" strokecolor="#bac6c3" strokeweight=".5pt">
+              <v:shape w14:anchorId="0C585342" id="Graphic 33" o:spid="_x0000_s1026" style="position:absolute;margin-left:28.3pt;margin-top:12.8pt;width:239.5pt;height:.1pt;z-index:-251654656;visibility:visible;mso-wrap-style:square;mso-wrap-distance-left:0;mso-wrap-distance-top:0;mso-wrap-distance-right:0;mso-wrap-distance-bottom:0;mso-position-horizontal:absolute;mso-position-horizontal-relative:page;mso-position-vertical:absolute;mso-position-vertical-relative:text;v-text-anchor:top" coordsize="3041650,1270" o:gfxdata="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" path="m,l3041641,e" filled="f" strokecolor="#bac6c3" strokeweight=".5pt">
                 <v:path arrowok="t"/>
                 <w10:wrap type="topAndBottom" anchorx="page"/>
               </v:shape>
@@ -9210,12 +9210,7 @@
                 <w:tcPr>
                   <w:tcW w:w="2223" w:type="dxa"/>
                 </w:tcPr>
-                <w:p>
-                  <w:r>
-                    <w:lastRenderedPageBreak/>
-                    <w:t>{% tr for item in EmpleadoMes %}</w:t>
-                  </w:r>
-                </w:p>
+                <w:p/>
               </w:tc>
               <w:tc>
                 <w:tcPr>
@@ -9317,7 +9312,7 @@
                       </mc:Choice>
                       <mc:Fallback>
                         <w:pict>
-                          <v:roundrect w14:anchorId="1B703466" id="Rectángulo: esquinas redondeadas 289" o:spid="_x0000_s1026" style="position:absolute;margin-left:-4.1pt;margin-top:.35pt;width:245.15pt;height:85.4pt;z-index:-251655168;visibility:visible;mso-wrap-style:square;mso-width-percent:0;mso-height-percent:0;mso-wrap-distance-left:9pt;mso-wrap-distance-top:0;mso-wrap-distance-right:9pt;mso-wrap-distance-bottom:0;mso-position-horizontal:absolute;mso-position-horizontal-relative:text;mso-position-vertical:absolute;mso-position-vertical-relative:text;mso-width-percent:0;mso-height-percent:0;mso-width-relative:margin;mso-height-relative:margin;v-text-anchor:middle" arcsize="5847f" o:gfxdata="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" filled="f" strokecolor="#1c334e"/>
+                          <v:roundrect w14:anchorId="17899120" id="Rectángulo: esquinas redondeadas 289" o:spid="_x0000_s1026" style="position:absolute;margin-left:-4.1pt;margin-top:.35pt;width:245.15pt;height:85.4pt;z-index:-251655168;visibility:visible;mso-wrap-style:square;mso-width-percent:0;mso-height-percent:0;mso-wrap-distance-left:9pt;mso-wrap-distance-top:0;mso-wrap-distance-right:9pt;mso-wrap-distance-bottom:0;mso-position-horizontal:absolute;mso-position-horizontal-relative:text;mso-position-vertical:absolute;mso-position-vertical-relative:text;mso-width-percent:0;mso-height-percent:0;mso-width-relative:margin;mso-height-relative:margin;v-text-anchor:middle" arcsize="5847f" o:gfxdata="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" filled="f" strokecolor="#1c334e"/>
                         </w:pict>
                       </mc:Fallback>
                     </mc:AlternateContent>
@@ -9663,7 +9658,7 @@
                       </mc:Choice>
                       <mc:Fallback>
                         <w:pict>
-                          <v:shape w14:anchorId="03E3E9AA" id="Graphic 364" o:spid="_x0000_s1026" style="position:absolute;margin-left:11.95pt;margin-top:14.4pt;width:69.5pt;height:1.7pt;z-index:251655168;visibility:visible;mso-wrap-style:square;mso-wrap-distance-left:9pt;mso-wrap-distance-top:0;mso-wrap-distance-right:9pt;mso-wrap-distance-bottom:0;mso-position-horizontal:absolute;mso-position-horizontal-relative:text;mso-position-vertical:absolute;mso-position-vertical-relative:text;v-text-anchor:top" coordsize="882650,21590" o:gfxdata="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" path="m882087,l,,,21343r882087,l882087,xe" fillcolor="#e90028" stroked="f">
+                          <v:shape w14:anchorId="3ED874EA" id="Graphic 364" o:spid="_x0000_s1026" style="position:absolute;margin-left:11.95pt;margin-top:14.4pt;width:69.5pt;height:1.7pt;z-index:251655168;visibility:visible;mso-wrap-style:square;mso-wrap-distance-left:9pt;mso-wrap-distance-top:0;mso-wrap-distance-right:9pt;mso-wrap-distance-bottom:0;mso-position-horizontal:absolute;mso-position-horizontal-relative:text;mso-position-vertical:absolute;mso-position-vertical-relative:text;v-text-anchor:top" coordsize="882650,21590" o:gfxdata="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" path="m882087,l,,,21343r882087,l882087,xe" fillcolor="#e90028" stroked="f">
                             <v:path arrowok="t"/>
                           </v:shape>
                         </w:pict>
@@ -9763,7 +9758,7 @@
                       <w:szCs w:val="10"/>
                       <w:u w:val="single" w:color="BAC6C3"/>
                     </w:rPr>
-                    <w:t xml:space="preserve">        {{ item.Mes }}                        </w:t>
+                    <w:t xml:space="preserve">        </w:t>
                   </w:r>
                   <w:r>
                     <w:rPr>
@@ -9820,7 +9815,7 @@
                       <w:szCs w:val="10"/>
                       <w:u w:val="single" w:color="BAC6C3"/>
                     </w:rPr>
-                    <w:t xml:space="preserve">        {{ item.Actividad }}               </w:t>
+                    <w:t xml:space="preserve">        </w:t>
                   </w:r>
                   <w:r>
                     <w:rPr>
@@ -9949,11 +9944,7 @@
                 <w:tcPr>
                   <w:tcW w:w="2727" w:type="dxa"/>
                 </w:tcPr>
-                <w:p>
-                  <w:r>
-                    <w:t>{% tr endfor %}</w:t>
-                  </w:r>
-                </w:p>
+                <w:p/>
               </w:tc>
             </w:tr>
           </w:tbl>
@@ -16191,7 +16182,7 @@
         </mc:Choice>
         <mc:Fallback>
           <w:pict>
-            <v:shape w14:anchorId="681C9D12" id="Graphic 1" o:spid="_x0000_s1026" style="position:absolute;margin-left:242.45pt;margin-top:0;width:53.65pt;height:64.6pt;z-index:-251664384;visibility:visible;mso-wrap-style:square;mso-wrap-distance-left:0;mso-wrap-distance-top:0;mso-wrap-distance-right:0;mso-wrap-distance-bottom:0;mso-position-horizontal:absolute;mso-position-horizontal-relative:page;mso-position-vertical:absolute;mso-position-vertical-relative:page;v-text-anchor:top" coordsize="681355,820419" o:gfxdata="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" path="m681304,l596468,,547960,3498,501179,13733,456734,30317,415234,52860,377287,80974r-33785,33297l314489,152361r-23634,42495l,819924r83985,l132476,816430r46771,-10224l223689,789638r41504,-22522l303151,739026r33803,-33271l365993,667690r23668,-42469l681304,xe" fillcolor="#e90028" stroked="f">
+            <v:shape w14:anchorId="0ABEC9E4" id="Graphic 1" o:spid="_x0000_s1026" style="position:absolute;margin-left:242.45pt;margin-top:0;width:53.65pt;height:64.6pt;z-index:-251664384;visibility:visible;mso-wrap-style:square;mso-wrap-distance-left:0;mso-wrap-distance-top:0;mso-wrap-distance-right:0;mso-wrap-distance-bottom:0;mso-position-horizontal:absolute;mso-position-horizontal-relative:page;mso-position-vertical:absolute;mso-position-vertical-relative:page;v-text-anchor:top" coordsize="681355,820419" o:gfxdata="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" path="m681304,l596468,,547960,3498,501179,13733,456734,30317,415234,52860,377287,80974r-33785,33297l314489,152361r-23634,42495l,819924r83985,l132476,816430r46771,-10224l223689,789638r41504,-22522l303151,739026r33803,-33271l365993,667690r23668,-42469l681304,xe" fillcolor="#e90028" stroked="f">
               <v:fill opacity="5140f"/>
               <v:path arrowok="t"/>
               <w10:wrap anchorx="page" anchory="page"/>
@@ -16292,7 +16283,7 @@
         </mc:Choice>
         <mc:Fallback>
           <w:pict>
-            <v:shape w14:anchorId="0ABEAABD" id="Graphic 2" o:spid="_x0000_s1026" style="position:absolute;margin-left:0;margin-top:28.05pt;width:56.5pt;height:28.35pt;z-index:-251660288;visibility:visible;mso-wrap-style:square;mso-wrap-distance-left:0;mso-wrap-distance-top:0;mso-wrap-distance-right:0;mso-wrap-distance-bottom:0;mso-position-horizontal:absolute;mso-position-horizontal-relative:page;mso-position-vertical:absolute;mso-position-vertical-relative:page;v-text-anchor:top" coordsize="717550,360045" o:gfxdata="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" path="m717169,l,,,359994r600534,l645915,350822r37076,-25004l707997,288746r9172,-45376l717169,xe" fillcolor="#e90028" stroked="f">
+            <v:shape w14:anchorId="2761ED5C" id="Graphic 2" o:spid="_x0000_s1026" style="position:absolute;margin-left:0;margin-top:28.05pt;width:56.5pt;height:28.35pt;z-index:-251660288;visibility:visible;mso-wrap-style:square;mso-wrap-distance-left:0;mso-wrap-distance-top:0;mso-wrap-distance-right:0;mso-wrap-distance-bottom:0;mso-position-horizontal:absolute;mso-position-horizontal-relative:page;mso-position-vertical:absolute;mso-position-vertical-relative:page;v-text-anchor:top" coordsize="717550,360045" o:gfxdata="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" path="m717169,l,,,359994r600534,l645915,350822r37076,-25004l707997,288746r9172,-45376l717169,xe" fillcolor="#e90028" stroked="f">
               <v:path arrowok="t"/>
               <w10:wrap anchorx="page" anchory="page"/>
             </v:shape>
@@ -16685,7 +16676,7 @@
         </mc:Choice>
         <mc:Fallback>
           <w:pict>
-            <v:shape w14:anchorId="258DADCC" id="Graphic 17" o:spid="_x0000_s1026" style="position:absolute;margin-left:242.45pt;margin-top:0;width:53.65pt;height:64.6pt;z-index:15730688;visibility:visible;mso-wrap-style:square;mso-wrap-distance-left:0;mso-wrap-distance-top:0;mso-wrap-distance-right:0;mso-wrap-distance-bottom:0;mso-position-horizontal:absolute;mso-position-horizontal-relative:page;mso-position-vertical:absolute;mso-position-vertical-relative:page;v-text-anchor:top" coordsize="681355,820419" o:gfxdata="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" path="m681304,l596468,,547960,3498,501179,13733,456734,30317,415234,52860,377287,80974r-33785,33297l314489,152361r-23634,42495l,819924r83985,l132476,816430r46771,-10224l223689,789638r41504,-22522l303151,739026r33803,-33271l365993,667690r23668,-42469l681304,xe" fillcolor="#e90028" stroked="f">
+            <v:shape w14:anchorId="3353AC71" id="Graphic 17" o:spid="_x0000_s1026" style="position:absolute;margin-left:242.45pt;margin-top:0;width:53.65pt;height:64.6pt;z-index:15730688;visibility:visible;mso-wrap-style:square;mso-wrap-distance-left:0;mso-wrap-distance-top:0;mso-wrap-distance-right:0;mso-wrap-distance-bottom:0;mso-position-horizontal:absolute;mso-position-horizontal-relative:page;mso-position-vertical:absolute;mso-position-vertical-relative:page;v-text-anchor:top" coordsize="681355,820419" o:gfxdata="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" path="m681304,l596468,,547960,3498,501179,13733,456734,30317,415234,52860,377287,80974r-33785,33297l314489,152361r-23634,42495l,819924r83985,l132476,816430r46771,-10224l223689,789638r41504,-22522l303151,739026r33803,-33271l365993,667690r23668,-42469l681304,xe" fillcolor="#e90028" stroked="f">
               <v:fill opacity="5140f"/>
               <v:path arrowok="t"/>
               <w10:wrap anchorx="page" anchory="page"/>
@@ -16786,7 +16777,7 @@
         </mc:Choice>
         <mc:Fallback>
           <w:pict>
-            <v:shape w14:anchorId="46CA068E" id="Graphic 18" o:spid="_x0000_s1026" style="position:absolute;margin-left:0;margin-top:28.05pt;width:56.5pt;height:28.35pt;z-index:-16130560;visibility:visible;mso-wrap-style:square;mso-wrap-distance-left:0;mso-wrap-distance-top:0;mso-wrap-distance-right:0;mso-wrap-distance-bottom:0;mso-position-horizontal:absolute;mso-position-horizontal-relative:page;mso-position-vertical:absolute;mso-position-vertical-relative:page;v-text-anchor:top" coordsize="717550,360045" o:gfxdata="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" path="m717169,l,,,359994r600534,l645915,350822r37076,-25004l707997,288746r9172,-45376l717169,xe" fillcolor="#e90028" stroked="f">
+            <v:shape w14:anchorId="4D263A8A" id="Graphic 18" o:spid="_x0000_s1026" style="position:absolute;margin-left:0;margin-top:28.05pt;width:56.5pt;height:28.35pt;z-index:-16130560;visibility:visible;mso-wrap-style:square;mso-wrap-distance-left:0;mso-wrap-distance-top:0;mso-wrap-distance-right:0;mso-wrap-distance-bottom:0;mso-position-horizontal:absolute;mso-position-horizontal-relative:page;mso-position-vertical:absolute;mso-position-vertical-relative:page;v-text-anchor:top" coordsize="717550,360045" o:gfxdata="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" path="m717169,l,,,359994r600534,l645915,350822r37076,-25004l707997,288746r9172,-45376l717169,xe" fillcolor="#e90028" stroked="f">
               <v:path arrowok="t"/>
               <w10:wrap anchorx="page" anchory="page"/>
             </v:shape>
@@ -17211,7 +17202,7 @@
         </mc:Choice>
         <mc:Fallback>
           <w:pict>
-            <v:shape w14:anchorId="1FE11279" id="Graphic 37" o:spid="_x0000_s1026" style="position:absolute;margin-left:242.45pt;margin-top:0;width:53.65pt;height:64.6pt;z-index:-16129024;visibility:visible;mso-wrap-style:square;mso-wrap-distance-left:0;mso-wrap-distance-top:0;mso-wrap-distance-right:0;mso-wrap-distance-bottom:0;mso-position-horizontal:absolute;mso-position-horizontal-relative:page;mso-position-vertical:absolute;mso-position-vertical-relative:page;v-text-anchor:top" coordsize="681355,820419" o:gfxdata="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" path="m681304,l596468,,547960,3498,501179,13733,456734,30317,415234,52860,377287,80974r-33785,33297l314489,152361r-23634,42495l,819924r83985,l132476,816430r46771,-10224l223689,789638r41504,-22522l303151,739026r33803,-33271l365993,667690r23668,-42469l681304,xe" fillcolor="#e90028" stroked="f">
+            <v:shape w14:anchorId="78631516" id="Graphic 37" o:spid="_x0000_s1026" style="position:absolute;margin-left:242.45pt;margin-top:0;width:53.65pt;height:64.6pt;z-index:-16129024;visibility:visible;mso-wrap-style:square;mso-wrap-distance-left:0;mso-wrap-distance-top:0;mso-wrap-distance-right:0;mso-wrap-distance-bottom:0;mso-position-horizontal:absolute;mso-position-horizontal-relative:page;mso-position-vertical:absolute;mso-position-vertical-relative:page;v-text-anchor:top" coordsize="681355,820419" o:gfxdata="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" path="m681304,l596468,,547960,3498,501179,13733,456734,30317,415234,52860,377287,80974r-33785,33297l314489,152361r-23634,42495l,819924r83985,l132476,816430r46771,-10224l223689,789638r41504,-22522l303151,739026r33803,-33271l365993,667690r23668,-42469l681304,xe" fillcolor="#e90028" stroked="f">
               <v:fill opacity="5140f"/>
               <v:path arrowok="t"/>
               <w10:wrap anchorx="page" anchory="page"/>
@@ -17312,7 +17303,7 @@
         </mc:Choice>
         <mc:Fallback>
           <w:pict>
-            <v:shape w14:anchorId="39AEBAD8" id="Graphic 38" o:spid="_x0000_s1026" style="position:absolute;margin-left:0;margin-top:28.05pt;width:56.5pt;height:28.35pt;z-index:-16128512;visibility:visible;mso-wrap-style:square;mso-wrap-distance-left:0;mso-wrap-distance-top:0;mso-wrap-distance-right:0;mso-wrap-distance-bottom:0;mso-position-horizontal:absolute;mso-position-horizontal-relative:page;mso-position-vertical:absolute;mso-position-vertical-relative:page;v-text-anchor:top" coordsize="717550,360045" o:gfxdata="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" path="m717169,l,,,359994r600534,l645915,350822r37076,-25004l707997,288746r9172,-45376l717169,xe" fillcolor="#e90028" stroked="f">
+            <v:shape w14:anchorId="4A547440" id="Graphic 38" o:spid="_x0000_s1026" style="position:absolute;margin-left:0;margin-top:28.05pt;width:56.5pt;height:28.35pt;z-index:-16128512;visibility:visible;mso-wrap-style:square;mso-wrap-distance-left:0;mso-wrap-distance-top:0;mso-wrap-distance-right:0;mso-wrap-distance-bottom:0;mso-position-horizontal:absolute;mso-position-horizontal-relative:page;mso-position-vertical:absolute;mso-position-vertical-relative:page;v-text-anchor:top" coordsize="717550,360045" o:gfxdata="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" path="m717169,l,,,359994r600534,l645915,350822r37076,-25004l707997,288746r9172,-45376l717169,xe" fillcolor="#e90028" stroked="f">
               <v:path arrowok="t"/>
               <w10:wrap anchorx="page" anchory="page"/>
             </v:shape>
@@ -17707,7 +17698,7 @@
         </mc:Choice>
         <mc:Fallback>
           <w:pict>
-            <v:shape w14:anchorId="1B081175" id="Graphic 46" o:spid="_x0000_s1026" style="position:absolute;margin-left:242.45pt;margin-top:0;width:53.65pt;height:64.6pt;z-index:-16126976;visibility:visible;mso-wrap-style:square;mso-wrap-distance-left:0;mso-wrap-distance-top:0;mso-wrap-distance-right:0;mso-wrap-distance-bottom:0;mso-position-horizontal:absolute;mso-position-horizontal-relative:page;mso-position-vertical:absolute;mso-position-vertical-relative:page;v-text-anchor:top" coordsize="681355,820419" o:gfxdata="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" path="m681304,l596468,,547960,3498,501179,13733,456734,30317,415234,52860,377287,80974r-33785,33297l314489,152361r-23634,42495l,819924r83985,l132476,816430r46771,-10224l223689,789638r41504,-22522l303151,739026r33803,-33271l365993,667690r23668,-42469l681304,xe" fillcolor="#e90028" stroked="f">
+            <v:shape w14:anchorId="4A754208" id="Graphic 46" o:spid="_x0000_s1026" style="position:absolute;margin-left:242.45pt;margin-top:0;width:53.65pt;height:64.6pt;z-index:-16126976;visibility:visible;mso-wrap-style:square;mso-wrap-distance-left:0;mso-wrap-distance-top:0;mso-wrap-distance-right:0;mso-wrap-distance-bottom:0;mso-position-horizontal:absolute;mso-position-horizontal-relative:page;mso-position-vertical:absolute;mso-position-vertical-relative:page;v-text-anchor:top" coordsize="681355,820419" o:gfxdata="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" path="m681304,l596468,,547960,3498,501179,13733,456734,30317,415234,52860,377287,80974r-33785,33297l314489,152361r-23634,42495l,819924r83985,l132476,816430r46771,-10224l223689,789638r41504,-22522l303151,739026r33803,-33271l365993,667690r23668,-42469l681304,xe" fillcolor="#e90028" stroked="f">
               <v:fill opacity="5140f"/>
               <v:path arrowok="t"/>
               <w10:wrap anchorx="page" anchory="page"/>
@@ -17808,7 +17799,7 @@
         </mc:Choice>
         <mc:Fallback>
           <w:pict>
-            <v:shape w14:anchorId="66B47EBC" id="Graphic 47" o:spid="_x0000_s1026" style="position:absolute;margin-left:0;margin-top:28.05pt;width:56.5pt;height:28.35pt;z-index:-16126464;visibility:visible;mso-wrap-style:square;mso-wrap-distance-left:0;mso-wrap-distance-top:0;mso-wrap-distance-right:0;mso-wrap-distance-bottom:0;mso-position-horizontal:absolute;mso-position-horizontal-relative:page;mso-position-vertical:absolute;mso-position-vertical-relative:page;v-text-anchor:top" coordsize="717550,360045" o:gfxdata="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" path="m717169,l,,,359994r600534,l645915,350822r37076,-25004l707997,288746r9172,-45376l717169,xe" fillcolor="#e90028" stroked="f">
+            <v:shape w14:anchorId="32C61D08" id="Graphic 47" o:spid="_x0000_s1026" style="position:absolute;margin-left:0;margin-top:28.05pt;width:56.5pt;height:28.35pt;z-index:-16126464;visibility:visible;mso-wrap-style:square;mso-wrap-distance-left:0;mso-wrap-distance-top:0;mso-wrap-distance-right:0;mso-wrap-distance-bottom:0;mso-position-horizontal:absolute;mso-position-horizontal-relative:page;mso-position-vertical:absolute;mso-position-vertical-relative:page;v-text-anchor:top" coordsize="717550,360045" o:gfxdata="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" path="m717169,l,,,359994r600534,l645915,350822r37076,-25004l707997,288746r9172,-45376l717169,xe" fillcolor="#e90028" stroked="f">
               <v:path arrowok="t"/>
               <w10:wrap anchorx="page" anchory="page"/>
             </v:shape>
@@ -18169,7 +18160,7 @@
         </mc:Choice>
         <mc:Fallback>
           <w:pict>
-            <v:shape w14:anchorId="41B3DCAC" id="Graphic 55" o:spid="_x0000_s1026" style="position:absolute;margin-left:242.45pt;margin-top:0;width:53.65pt;height:64.6pt;z-index:-16124928;visibility:visible;mso-wrap-style:square;mso-wrap-distance-left:0;mso-wrap-distance-top:0;mso-wrap-distance-right:0;mso-wrap-distance-bottom:0;mso-position-horizontal:absolute;mso-position-horizontal-relative:page;mso-position-vertical:absolute;mso-position-vertical-relative:page;v-text-anchor:top" coordsize="681355,820419" o:gfxdata="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" path="m681304,l596468,,547960,3498,501179,13733,456734,30317,415234,52860,377287,80974r-33785,33297l314489,152361r-23634,42495l,819924r83985,l132476,816430r46771,-10224l223689,789638r41504,-22522l303151,739026r33803,-33271l365993,667690r23668,-42469l681304,xe" fillcolor="#e90028" stroked="f">
+            <v:shape w14:anchorId="553FA67B" id="Graphic 55" o:spid="_x0000_s1026" style="position:absolute;margin-left:242.45pt;margin-top:0;width:53.65pt;height:64.6pt;z-index:-16124928;visibility:visible;mso-wrap-style:square;mso-wrap-distance-left:0;mso-wrap-distance-top:0;mso-wrap-distance-right:0;mso-wrap-distance-bottom:0;mso-position-horizontal:absolute;mso-position-horizontal-relative:page;mso-position-vertical:absolute;mso-position-vertical-relative:page;v-text-anchor:top" coordsize="681355,820419" o:gfxdata="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" path="m681304,l596468,,547960,3498,501179,13733,456734,30317,415234,52860,377287,80974r-33785,33297l314489,152361r-23634,42495l,819924r83985,l132476,816430r46771,-10224l223689,789638r41504,-22522l303151,739026r33803,-33271l365993,667690r23668,-42469l681304,xe" fillcolor="#e90028" stroked="f">
               <v:fill opacity="5140f"/>
               <v:path arrowok="t"/>
               <w10:wrap anchorx="page" anchory="page"/>
@@ -18270,7 +18261,7 @@
         </mc:Choice>
         <mc:Fallback>
           <w:pict>
-            <v:shape w14:anchorId="08BCAE90" id="Graphic 56" o:spid="_x0000_s1026" style="position:absolute;margin-left:0;margin-top:28.05pt;width:56.5pt;height:28.35pt;z-index:-16124416;visibility:visible;mso-wrap-style:square;mso-wrap-distance-left:0;mso-wrap-distance-top:0;mso-wrap-distance-right:0;mso-wrap-distance-bottom:0;mso-position-horizontal:absolute;mso-position-horizontal-relative:page;mso-position-vertical:absolute;mso-position-vertical-relative:page;v-text-anchor:top" coordsize="717550,360045" o:gfxdata="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" path="m717169,l,,,359994r600534,l645915,350822r37076,-25004l707997,288746r9172,-45376l717169,xe" fillcolor="#e90028" stroked="f">
+            <v:shape w14:anchorId="38C46080" id="Graphic 56" o:spid="_x0000_s1026" style="position:absolute;margin-left:0;margin-top:28.05pt;width:56.5pt;height:28.35pt;z-index:-16124416;visibility:visible;mso-wrap-style:square;mso-wrap-distance-left:0;mso-wrap-distance-top:0;mso-wrap-distance-right:0;mso-wrap-distance-bottom:0;mso-position-horizontal:absolute;mso-position-horizontal-relative:page;mso-position-vertical:absolute;mso-position-vertical-relative:page;v-text-anchor:top" coordsize="717550,360045" o:gfxdata="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" path="m717169,l,,,359994r600534,l645915,350822r37076,-25004l707997,288746r9172,-45376l717169,xe" fillcolor="#e90028" stroked="f">
               <v:path arrowok="t"/>
               <w10:wrap anchorx="page" anchory="page"/>
             </v:shape>
@@ -18358,7 +18349,7 @@
         </mc:Choice>
         <mc:Fallback>
           <w:pict>
-            <v:shape w14:anchorId="0A1A1393" id="Graphic 57" o:spid="_x0000_s1026" style="position:absolute;margin-left:28.1pt;margin-top:63.55pt;width:2.05pt;height:14.35pt;z-index:-16123904;visibility:visible;mso-wrap-style:square;mso-wrap-distance-left:0;mso-wrap-distance-top:0;mso-wrap-distance-right:0;mso-wrap-distance-bottom:0;mso-position-horizontal:absolute;mso-position-horizontal-relative:page;mso-position-vertical:absolute;mso-position-vertical-relative:page;v-text-anchor:top" coordsize="26034,182245" o:gfxdata="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" path="m25530,l,,,182229r25530,l25530,xe" fillcolor="#e90028" stroked="f">
+            <v:shape w14:anchorId="37DC166A" id="Graphic 57" o:spid="_x0000_s1026" style="position:absolute;margin-left:28.1pt;margin-top:63.55pt;width:2.05pt;height:14.35pt;z-index:-16123904;visibility:visible;mso-wrap-style:square;mso-wrap-distance-left:0;mso-wrap-distance-top:0;mso-wrap-distance-right:0;mso-wrap-distance-bottom:0;mso-position-horizontal:absolute;mso-position-horizontal-relative:page;mso-position-vertical:absolute;mso-position-vertical-relative:page;v-text-anchor:top" coordsize="26034,182245" o:gfxdata="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" path="m25530,l,,,182229r25530,l25530,xe" fillcolor="#e90028" stroked="f">
               <v:path arrowok="t"/>
               <w10:wrap anchorx="page" anchory="page"/>
             </v:shape>

--- a/templates/PASAPORTE_SEGURIDAD.docx
+++ b/templates/PASAPORTE_SEGURIDAD.docx
@@ -297,7 +297,7 @@
           </mc:Choice>
           <mc:Fallback>
             <w:pict>
-              <v:shape w14:anchorId="7663DA9F" id="Graphic 11" o:spid="_x0000_s1026" style="position:absolute;margin-left:121.65pt;margin-top:9.65pt;width:145.7pt;height:.1pt;z-index:-251674112;visibility:visible;mso-wrap-style:square;mso-wrap-distance-left:0;mso-wrap-distance-top:0;mso-wrap-distance-right:0;mso-wrap-distance-bottom:0;mso-position-horizontal:absolute;mso-position-horizontal-relative:page;mso-position-vertical:absolute;mso-position-vertical-relative:text;v-text-anchor:top" coordsize="1850389,1270" o:gfxdata="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" path="m,l1849818,e" filled="f" strokecolor="#bac6c3" strokeweight=".5pt">
+              <v:shape w14:anchorId="7A11B763" id="Graphic 11" o:spid="_x0000_s1026" style="position:absolute;margin-left:121.65pt;margin-top:9.65pt;width:145.7pt;height:.1pt;z-index:-251674112;visibility:visible;mso-wrap-style:square;mso-wrap-distance-left:0;mso-wrap-distance-top:0;mso-wrap-distance-right:0;mso-wrap-distance-bottom:0;mso-position-horizontal:absolute;mso-position-horizontal-relative:page;mso-position-vertical:absolute;mso-position-vertical-relative:text;v-text-anchor:top" coordsize="1850389,1270" o:gfxdata="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" path="m,l1849818,e" filled="f" strokecolor="#bac6c3" strokeweight=".5pt">
                 <v:path arrowok="t"/>
                 <w10:wrap type="topAndBottom" anchorx="page"/>
               </v:shape>
@@ -444,7 +444,7 @@
           </mc:Choice>
           <mc:Fallback>
             <w:pict>
-              <v:shape w14:anchorId="1E420ADB" id="Graphic 12" o:spid="_x0000_s1026" style="position:absolute;margin-left:121.65pt;margin-top:9.75pt;width:146.1pt;height:.1pt;z-index:-251673088;visibility:visible;mso-wrap-style:square;mso-wrap-distance-left:0;mso-wrap-distance-top:0;mso-wrap-distance-right:0;mso-wrap-distance-bottom:0;mso-position-horizontal:absolute;mso-position-horizontal-relative:page;mso-position-vertical:absolute;mso-position-vertical-relative:text;v-text-anchor:top" coordsize="1855470,1270" o:gfxdata="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" path="m,l1855050,e" filled="f" strokecolor="#bac6c3" strokeweight=".5pt">
+              <v:shape w14:anchorId="45277B63" id="Graphic 12" o:spid="_x0000_s1026" style="position:absolute;margin-left:121.65pt;margin-top:9.75pt;width:146.1pt;height:.1pt;z-index:-251673088;visibility:visible;mso-wrap-style:square;mso-wrap-distance-left:0;mso-wrap-distance-top:0;mso-wrap-distance-right:0;mso-wrap-distance-bottom:0;mso-position-horizontal:absolute;mso-position-horizontal-relative:page;mso-position-vertical:absolute;mso-position-vertical-relative:text;v-text-anchor:top" coordsize="1855470,1270" o:gfxdata="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" path="m,l1855050,e" filled="f" strokecolor="#bac6c3" strokeweight=".5pt">
                 <v:path arrowok="t"/>
                 <w10:wrap type="topAndBottom" anchorx="page"/>
               </v:shape>
@@ -579,7 +579,7 @@
           </mc:Choice>
           <mc:Fallback>
             <w:pict>
-              <v:shape w14:anchorId="32FB840D" id="Graphic 13" o:spid="_x0000_s1026" style="position:absolute;margin-left:121.65pt;margin-top:9.75pt;width:146.1pt;height:.1pt;z-index:-251672064;visibility:visible;mso-wrap-style:square;mso-wrap-distance-left:0;mso-wrap-distance-top:0;mso-wrap-distance-right:0;mso-wrap-distance-bottom:0;mso-position-horizontal:absolute;mso-position-horizontal-relative:page;mso-position-vertical:absolute;mso-position-vertical-relative:text;v-text-anchor:top" coordsize="1855470,1270" o:gfxdata="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" path="m,l1855050,e" filled="f" strokecolor="#bac6c3" strokeweight=".5pt">
+              <v:shape w14:anchorId="17984339" id="Graphic 13" o:spid="_x0000_s1026" style="position:absolute;margin-left:121.65pt;margin-top:9.75pt;width:146.1pt;height:.1pt;z-index:-251672064;visibility:visible;mso-wrap-style:square;mso-wrap-distance-left:0;mso-wrap-distance-top:0;mso-wrap-distance-right:0;mso-wrap-distance-bottom:0;mso-position-horizontal:absolute;mso-position-horizontal-relative:page;mso-position-vertical:absolute;mso-position-vertical-relative:text;v-text-anchor:top" coordsize="1855470,1270" o:gfxdata="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" path="m,l1855050,e" filled="f" strokecolor="#bac6c3" strokeweight=".5pt">
                 <v:path arrowok="t"/>
                 <w10:wrap type="topAndBottom" anchorx="page"/>
               </v:shape>
@@ -720,7 +720,7 @@
           </mc:Choice>
           <mc:Fallback>
             <w:pict>
-              <v:shape w14:anchorId="15C501F8" id="Graphic 14" o:spid="_x0000_s1026" style="position:absolute;margin-left:121.65pt;margin-top:9.6pt;width:146.1pt;height:.1pt;z-index:-251671040;visibility:visible;mso-wrap-style:square;mso-wrap-distance-left:0;mso-wrap-distance-top:0;mso-wrap-distance-right:0;mso-wrap-distance-bottom:0;mso-position-horizontal:absolute;mso-position-horizontal-relative:page;mso-position-vertical:absolute;mso-position-vertical-relative:text;v-text-anchor:top" coordsize="1855470,1270" o:gfxdata="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" path="m,l1855050,e" filled="f" strokecolor="#bac6c3" strokeweight=".5pt">
+              <v:shape w14:anchorId="6D7B6001" id="Graphic 14" o:spid="_x0000_s1026" style="position:absolute;margin-left:121.65pt;margin-top:9.6pt;width:146.1pt;height:.1pt;z-index:-251671040;visibility:visible;mso-wrap-style:square;mso-wrap-distance-left:0;mso-wrap-distance-top:0;mso-wrap-distance-right:0;mso-wrap-distance-bottom:0;mso-position-horizontal:absolute;mso-position-horizontal-relative:page;mso-position-vertical:absolute;mso-position-vertical-relative:text;v-text-anchor:top" coordsize="1855470,1270" o:gfxdata="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" path="m,l1855050,e" filled="f" strokecolor="#bac6c3" strokeweight=".5pt">
                 <v:path arrowok="t"/>
                 <w10:wrap type="topAndBottom" anchorx="page"/>
               </v:shape>
@@ -859,7 +859,7 @@
           </mc:Choice>
           <mc:Fallback>
             <w:pict>
-              <v:shape w14:anchorId="09660246" id="Graphic 15" o:spid="_x0000_s1026" style="position:absolute;margin-left:121.65pt;margin-top:9.6pt;width:146.1pt;height:.1pt;z-index:-251670016;visibility:visible;mso-wrap-style:square;mso-wrap-distance-left:0;mso-wrap-distance-top:0;mso-wrap-distance-right:0;mso-wrap-distance-bottom:0;mso-position-horizontal:absolute;mso-position-horizontal-relative:page;mso-position-vertical:absolute;mso-position-vertical-relative:text;v-text-anchor:top" coordsize="1855470,1270" o:gfxdata="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" path="m,l1855050,e" filled="f" strokecolor="#bac6c3" strokeweight=".5pt">
+              <v:shape w14:anchorId="5C752D78" id="Graphic 15" o:spid="_x0000_s1026" style="position:absolute;margin-left:121.65pt;margin-top:9.6pt;width:146.1pt;height:.1pt;z-index:-251670016;visibility:visible;mso-wrap-style:square;mso-wrap-distance-left:0;mso-wrap-distance-top:0;mso-wrap-distance-right:0;mso-wrap-distance-bottom:0;mso-position-horizontal:absolute;mso-position-horizontal-relative:page;mso-position-vertical:absolute;mso-position-vertical-relative:text;v-text-anchor:top" coordsize="1855470,1270" o:gfxdata="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" path="m,l1855050,e" filled="f" strokecolor="#bac6c3" strokeweight=".5pt">
                 <v:path arrowok="t"/>
                 <w10:wrap type="topAndBottom" anchorx="page"/>
               </v:shape>
@@ -1075,7 +1075,7 @@
           </mc:Choice>
           <mc:Fallback>
             <w:pict>
-              <v:shape w14:anchorId="198B72FB" id="Graphic 16" o:spid="_x0000_s1026" style="position:absolute;margin-left:28.3pt;margin-top:9.6pt;width:239.5pt;height:.1pt;z-index:-251668992;visibility:visible;mso-wrap-style:square;mso-wrap-distance-left:0;mso-wrap-distance-top:0;mso-wrap-distance-right:0;mso-wrap-distance-bottom:0;mso-position-horizontal:absolute;mso-position-horizontal-relative:page;mso-position-vertical:absolute;mso-position-vertical-relative:text;v-text-anchor:top" coordsize="3041650,1270" o:gfxdata="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" path="m,l3041641,e" filled="f" strokecolor="#bac6c3" strokeweight=".5pt">
+              <v:shape w14:anchorId="40495D36" id="Graphic 16" o:spid="_x0000_s1026" style="position:absolute;margin-left:28.3pt;margin-top:9.6pt;width:239.5pt;height:.1pt;z-index:-251668992;visibility:visible;mso-wrap-style:square;mso-wrap-distance-left:0;mso-wrap-distance-top:0;mso-wrap-distance-right:0;mso-wrap-distance-bottom:0;mso-position-horizontal:absolute;mso-position-horizontal-relative:page;mso-position-vertical:absolute;mso-position-vertical-relative:text;v-text-anchor:top" coordsize="3041650,1270" o:gfxdata="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" path="m,l3041641,e" filled="f" strokecolor="#bac6c3" strokeweight=".5pt">
                 <v:path arrowok="t"/>
                 <w10:wrap type="topAndBottom" anchorx="page"/>
               </v:shape>
@@ -2544,7 +2544,7 @@
           </mc:Choice>
           <mc:Fallback>
             <w:pict>
-              <v:shape w14:anchorId="03A3C354" id="Graphic 28" o:spid="_x0000_s1026" style="position:absolute;margin-left:28.3pt;margin-top:12.85pt;width:239.5pt;height:.1pt;z-index:-251666944;visibility:visible;mso-wrap-style:square;mso-wrap-distance-left:0;mso-wrap-distance-top:0;mso-wrap-distance-right:0;mso-wrap-distance-bottom:0;mso-position-horizontal:absolute;mso-position-horizontal-relative:page;mso-position-vertical:absolute;mso-position-vertical-relative:text;v-text-anchor:top" coordsize="3041650,1270" o:gfxdata="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" path="m,l3041641,e" filled="f" strokecolor="#bac6c3" strokeweight=".5pt">
+              <v:shape w14:anchorId="1D85CB5C" id="Graphic 28" o:spid="_x0000_s1026" style="position:absolute;margin-left:28.3pt;margin-top:12.85pt;width:239.5pt;height:.1pt;z-index:-251666944;visibility:visible;mso-wrap-style:square;mso-wrap-distance-left:0;mso-wrap-distance-top:0;mso-wrap-distance-right:0;mso-wrap-distance-bottom:0;mso-position-horizontal:absolute;mso-position-horizontal-relative:page;mso-position-vertical:absolute;mso-position-vertical-relative:text;v-text-anchor:top" coordsize="3041650,1270" o:gfxdata="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" path="m,l3041641,e" filled="f" strokecolor="#bac6c3" strokeweight=".5pt">
                 <v:path arrowok="t"/>
                 <w10:wrap type="topAndBottom" anchorx="page"/>
               </v:shape>
@@ -2681,7 +2681,7 @@
           </mc:Choice>
           <mc:Fallback>
             <w:pict>
-              <v:shape w14:anchorId="78A997A7" id="Graphic 29" o:spid="_x0000_s1026" style="position:absolute;margin-left:28.3pt;margin-top:12.8pt;width:239.5pt;height:.1pt;z-index:-251664896;visibility:visible;mso-wrap-style:square;mso-wrap-distance-left:0;mso-wrap-distance-top:0;mso-wrap-distance-right:0;mso-wrap-distance-bottom:0;mso-position-horizontal:absolute;mso-position-horizontal-relative:page;mso-position-vertical:absolute;mso-position-vertical-relative:text;v-text-anchor:top" coordsize="3041650,1270" o:gfxdata="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" path="m,l3041641,e" filled="f" strokecolor="#bac6c3" strokeweight=".5pt">
+              <v:shape w14:anchorId="3A12459F" id="Graphic 29" o:spid="_x0000_s1026" style="position:absolute;margin-left:28.3pt;margin-top:12.8pt;width:239.5pt;height:.1pt;z-index:-251664896;visibility:visible;mso-wrap-style:square;mso-wrap-distance-left:0;mso-wrap-distance-top:0;mso-wrap-distance-right:0;mso-wrap-distance-bottom:0;mso-position-horizontal:absolute;mso-position-horizontal-relative:page;mso-position-vertical:absolute;mso-position-vertical-relative:text;v-text-anchor:top" coordsize="3041650,1270" o:gfxdata="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" path="m,l3041641,e" filled="f" strokecolor="#bac6c3" strokeweight=".5pt">
                 <v:path arrowok="t"/>
                 <w10:wrap type="topAndBottom" anchorx="page"/>
               </v:shape>
@@ -2842,7 +2842,7 @@
           </mc:Choice>
           <mc:Fallback>
             <w:pict>
-              <v:shape w14:anchorId="26B0230E" id="Graphic 30" o:spid="_x0000_s1026" style="position:absolute;margin-left:28.3pt;margin-top:12.8pt;width:239.5pt;height:.1pt;z-index:-251662848;visibility:visible;mso-wrap-style:square;mso-wrap-distance-left:0;mso-wrap-distance-top:0;mso-wrap-distance-right:0;mso-wrap-distance-bottom:0;mso-position-horizontal:absolute;mso-position-horizontal-relative:page;mso-position-vertical:absolute;mso-position-vertical-relative:text;v-text-anchor:top" coordsize="3041650,1270" o:gfxdata="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" path="m,l3041641,e" filled="f" strokecolor="#bac6c3" strokeweight=".5pt">
+              <v:shape w14:anchorId="18E1DEE8" id="Graphic 30" o:spid="_x0000_s1026" style="position:absolute;margin-left:28.3pt;margin-top:12.8pt;width:239.5pt;height:.1pt;z-index:-251662848;visibility:visible;mso-wrap-style:square;mso-wrap-distance-left:0;mso-wrap-distance-top:0;mso-wrap-distance-right:0;mso-wrap-distance-bottom:0;mso-position-horizontal:absolute;mso-position-horizontal-relative:page;mso-position-vertical:absolute;mso-position-vertical-relative:text;v-text-anchor:top" coordsize="3041650,1270" o:gfxdata="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" path="m,l3041641,e" filled="f" strokecolor="#bac6c3" strokeweight=".5pt">
                 <v:path arrowok="t"/>
                 <w10:wrap type="topAndBottom" anchorx="page"/>
               </v:shape>
@@ -2991,7 +2991,7 @@
           </mc:Choice>
           <mc:Fallback>
             <w:pict>
-              <v:shape w14:anchorId="2D66AC98" id="Graphic 31" o:spid="_x0000_s1026" style="position:absolute;margin-left:28.3pt;margin-top:12.8pt;width:239.5pt;height:.1pt;z-index:-251660800;visibility:visible;mso-wrap-style:square;mso-wrap-distance-left:0;mso-wrap-distance-top:0;mso-wrap-distance-right:0;mso-wrap-distance-bottom:0;mso-position-horizontal:absolute;mso-position-horizontal-relative:page;mso-position-vertical:absolute;mso-position-vertical-relative:text;v-text-anchor:top" coordsize="3041650,1270" o:gfxdata="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" path="m,l3041641,e" filled="f" strokecolor="#bac6c3" strokeweight=".5pt">
+              <v:shape w14:anchorId="4917A4B7" id="Graphic 31" o:spid="_x0000_s1026" style="position:absolute;margin-left:28.3pt;margin-top:12.8pt;width:239.5pt;height:.1pt;z-index:-251660800;visibility:visible;mso-wrap-style:square;mso-wrap-distance-left:0;mso-wrap-distance-top:0;mso-wrap-distance-right:0;mso-wrap-distance-bottom:0;mso-position-horizontal:absolute;mso-position-horizontal-relative:page;mso-position-vertical:absolute;mso-position-vertical-relative:text;v-text-anchor:top" coordsize="3041650,1270" o:gfxdata="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" path="m,l3041641,e" filled="f" strokecolor="#bac6c3" strokeweight=".5pt">
                 <v:path arrowok="t"/>
                 <w10:wrap type="topAndBottom" anchorx="page"/>
               </v:shape>
@@ -3128,7 +3128,7 @@
           </mc:Choice>
           <mc:Fallback>
             <w:pict>
-              <v:shape w14:anchorId="720BC41D" id="Graphic 32" o:spid="_x0000_s1026" style="position:absolute;margin-left:28.3pt;margin-top:12.8pt;width:239.5pt;height:.1pt;z-index:-251658752;visibility:visible;mso-wrap-style:square;mso-wrap-distance-left:0;mso-wrap-distance-top:0;mso-wrap-distance-right:0;mso-wrap-distance-bottom:0;mso-position-horizontal:absolute;mso-position-horizontal-relative:page;mso-position-vertical:absolute;mso-position-vertical-relative:text;v-text-anchor:top" coordsize="3041650,1270" o:gfxdata="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" path="m,l3041641,e" filled="f" strokecolor="#bac6c3" strokeweight=".5pt">
+              <v:shape w14:anchorId="11918FEC" id="Graphic 32" o:spid="_x0000_s1026" style="position:absolute;margin-left:28.3pt;margin-top:12.8pt;width:239.5pt;height:.1pt;z-index:-251658752;visibility:visible;mso-wrap-style:square;mso-wrap-distance-left:0;mso-wrap-distance-top:0;mso-wrap-distance-right:0;mso-wrap-distance-bottom:0;mso-position-horizontal:absolute;mso-position-horizontal-relative:page;mso-position-vertical:absolute;mso-position-vertical-relative:text;v-text-anchor:top" coordsize="3041650,1270" o:gfxdata="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" path="m,l3041641,e" filled="f" strokecolor="#bac6c3" strokeweight=".5pt">
                 <v:path arrowok="t"/>
                 <w10:wrap type="topAndBottom" anchorx="page"/>
               </v:shape>
@@ -4294,7 +4294,7 @@
           </mc:Choice>
           <mc:Fallback>
             <w:pict>
-              <v:group w14:anchorId="791AC5DC" id="Group 34" o:spid="_x0000_s1026" style="position:absolute;margin-left:36.4pt;margin-top:22.05pt;width:28.4pt;height:28.4pt;z-index:-251647488;mso-wrap-distance-left:0;mso-wrap-distance-right:0;mso-position-horizontal-relative:page;mso-height-relative:margin" coordsize="360680,360680" o:gfxdata="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">
+              <v:group w14:anchorId="0A2AC20E" id="Group 34" o:spid="_x0000_s1026" style="position:absolute;margin-left:36.4pt;margin-top:22.05pt;width:28.4pt;height:28.4pt;z-index:-251647488;mso-wrap-distance-left:0;mso-wrap-distance-right:0;mso-position-horizontal-relative:page;mso-height-relative:margin" coordsize="360680,360680" o:gfxdata="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">
                 <v:shape id="Graphic 35" o:spid="_x0000_s1027" style="position:absolute;width:360680;height:360680;visibility:visible;mso-wrap-style:square;v-text-anchor:top" coordsize="360680,360680" o:gfxdata="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" path="m360102,l109348,,66802,8598,32042,32042,8598,66802,,109349,,360103r254257,l295440,351780r33646,-22693l351778,295441r8324,-41182l360102,xe" fillcolor="#e90028" stroked="f">
                   <v:path arrowok="t"/>
                 </v:shape>
@@ -4379,7 +4379,7 @@
           </mc:Choice>
           <mc:Fallback>
             <w:pict>
-              <v:shape w14:anchorId="0C585342" id="Graphic 33" o:spid="_x0000_s1026" style="position:absolute;margin-left:28.3pt;margin-top:12.8pt;width:239.5pt;height:.1pt;z-index:-251654656;visibility:visible;mso-wrap-style:square;mso-wrap-distance-left:0;mso-wrap-distance-top:0;mso-wrap-distance-right:0;mso-wrap-distance-bottom:0;mso-position-horizontal:absolute;mso-position-horizontal-relative:page;mso-position-vertical:absolute;mso-position-vertical-relative:text;v-text-anchor:top" coordsize="3041650,1270" o:gfxdata="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" path="m,l3041641,e" filled="f" strokecolor="#bac6c3" strokeweight=".5pt">
+              <v:shape w14:anchorId="26CE0BBA" id="Graphic 33" o:spid="_x0000_s1026" style="position:absolute;margin-left:28.3pt;margin-top:12.8pt;width:239.5pt;height:.1pt;z-index:-251654656;visibility:visible;mso-wrap-style:square;mso-wrap-distance-left:0;mso-wrap-distance-top:0;mso-wrap-distance-right:0;mso-wrap-distance-bottom:0;mso-position-horizontal:absolute;mso-position-horizontal-relative:page;mso-position-vertical:absolute;mso-position-vertical-relative:text;v-text-anchor:top" coordsize="3041650,1270" o:gfxdata="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" path="m,l3041641,e" filled="f" strokecolor="#bac6c3" strokeweight=".5pt">
                 <v:path arrowok="t"/>
                 <w10:wrap type="topAndBottom" anchorx="page"/>
               </v:shape>
@@ -9312,7 +9312,7 @@
                       </mc:Choice>
                       <mc:Fallback>
                         <w:pict>
-                          <v:roundrect w14:anchorId="17899120" id="Rectángulo: esquinas redondeadas 289" o:spid="_x0000_s1026" style="position:absolute;margin-left:-4.1pt;margin-top:.35pt;width:245.15pt;height:85.4pt;z-index:-251655168;visibility:visible;mso-wrap-style:square;mso-width-percent:0;mso-height-percent:0;mso-wrap-distance-left:9pt;mso-wrap-distance-top:0;mso-wrap-distance-right:9pt;mso-wrap-distance-bottom:0;mso-position-horizontal:absolute;mso-position-horizontal-relative:text;mso-position-vertical:absolute;mso-position-vertical-relative:text;mso-width-percent:0;mso-height-percent:0;mso-width-relative:margin;mso-height-relative:margin;v-text-anchor:middle" arcsize="5847f" o:gfxdata="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" filled="f" strokecolor="#1c334e"/>
+                          <v:roundrect w14:anchorId="356ACA53" id="Rectángulo: esquinas redondeadas 289" o:spid="_x0000_s1026" style="position:absolute;margin-left:-4.1pt;margin-top:.35pt;width:245.15pt;height:85.4pt;z-index:-251655168;visibility:visible;mso-wrap-style:square;mso-width-percent:0;mso-height-percent:0;mso-wrap-distance-left:9pt;mso-wrap-distance-top:0;mso-wrap-distance-right:9pt;mso-wrap-distance-bottom:0;mso-position-horizontal:absolute;mso-position-horizontal-relative:text;mso-position-vertical:absolute;mso-position-vertical-relative:text;mso-width-percent:0;mso-height-percent:0;mso-width-relative:margin;mso-height-relative:margin;v-text-anchor:middle" arcsize="5847f" o:gfxdata="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" filled="f" strokecolor="#1c334e"/>
                         </w:pict>
                       </mc:Fallback>
                     </mc:AlternateContent>
@@ -9409,32 +9409,6 @@
                                             <w:sz w:val="14"/>
                                           </w:rPr>
                                         </w:pPr>
-                                        <w:r>
-                                          <w:rPr>
-                                            <w:color w:val="FFFFFF"/>
-                                            <w:spacing w:val="-10"/>
-                                            <w:sz w:val="14"/>
-                                          </w:rPr>
-                                          <w:t xml:space="preserve">{{ </w:t>
-                                        </w:r>
-                                        <w:proofErr w:type="spellStart"/>
-                                        <w:r>
-                                          <w:rPr>
-                                            <w:color w:val="FFFFFF"/>
-                                            <w:spacing w:val="-10"/>
-                                            <w:sz w:val="14"/>
-                                          </w:rPr>
-                                          <w:t>item.ID</w:t>
-                                        </w:r>
-                                        <w:proofErr w:type="spellEnd"/>
-                                        <w:r>
-                                          <w:rPr>
-                                            <w:color w:val="FFFFFF"/>
-                                            <w:spacing w:val="-10"/>
-                                            <w:sz w:val="14"/>
-                                          </w:rPr>
-                                          <w:t xml:space="preserve"> }}</w:t>
-                                        </w:r>
                                       </w:p>
                                     </w:txbxContent>
                                   </wps:txbx>
@@ -9459,32 +9433,6 @@
                                       <w:sz w:val="14"/>
                                     </w:rPr>
                                   </w:pPr>
-                                  <w:r>
-                                    <w:rPr>
-                                      <w:color w:val="FFFFFF"/>
-                                      <w:spacing w:val="-10"/>
-                                      <w:sz w:val="14"/>
-                                    </w:rPr>
-                                    <w:t xml:space="preserve">{{ </w:t>
-                                  </w:r>
-                                  <w:proofErr w:type="spellStart"/>
-                                  <w:r>
-                                    <w:rPr>
-                                      <w:color w:val="FFFFFF"/>
-                                      <w:spacing w:val="-10"/>
-                                      <w:sz w:val="14"/>
-                                    </w:rPr>
-                                    <w:t>item.ID</w:t>
-                                  </w:r>
-                                  <w:proofErr w:type="spellEnd"/>
-                                  <w:r>
-                                    <w:rPr>
-                                      <w:color w:val="FFFFFF"/>
-                                      <w:spacing w:val="-10"/>
-                                      <w:sz w:val="14"/>
-                                    </w:rPr>
-                                    <w:t xml:space="preserve"> }}</w:t>
-                                  </w:r>
                                 </w:p>
                               </w:txbxContent>
                             </v:textbox>
@@ -9658,7 +9606,7 @@
                       </mc:Choice>
                       <mc:Fallback>
                         <w:pict>
-                          <v:shape w14:anchorId="3ED874EA" id="Graphic 364" o:spid="_x0000_s1026" style="position:absolute;margin-left:11.95pt;margin-top:14.4pt;width:69.5pt;height:1.7pt;z-index:251655168;visibility:visible;mso-wrap-style:square;mso-wrap-distance-left:9pt;mso-wrap-distance-top:0;mso-wrap-distance-right:9pt;mso-wrap-distance-bottom:0;mso-position-horizontal:absolute;mso-position-horizontal-relative:text;mso-position-vertical:absolute;mso-position-vertical-relative:text;v-text-anchor:top" coordsize="882650,21590" o:gfxdata="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" path="m882087,l,,,21343r882087,l882087,xe" fillcolor="#e90028" stroked="f">
+                          <v:shape w14:anchorId="55DF0813" id="Graphic 364" o:spid="_x0000_s1026" style="position:absolute;margin-left:11.95pt;margin-top:14.4pt;width:69.5pt;height:1.7pt;z-index:251655168;visibility:visible;mso-wrap-style:square;mso-wrap-distance-left:9pt;mso-wrap-distance-top:0;mso-wrap-distance-right:9pt;mso-wrap-distance-bottom:0;mso-position-horizontal:absolute;mso-position-horizontal-relative:text;mso-position-vertical:absolute;mso-position-vertical-relative:text;v-text-anchor:top" coordsize="882650,21590" o:gfxdata="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" path="m882087,l,,,21343r882087,l882087,xe" fillcolor="#e90028" stroked="f">
                             <v:path arrowok="t"/>
                           </v:shape>
                         </w:pict>
@@ -16182,7 +16130,7 @@
         </mc:Choice>
         <mc:Fallback>
           <w:pict>
-            <v:shape w14:anchorId="0ABEC9E4" id="Graphic 1" o:spid="_x0000_s1026" style="position:absolute;margin-left:242.45pt;margin-top:0;width:53.65pt;height:64.6pt;z-index:-251664384;visibility:visible;mso-wrap-style:square;mso-wrap-distance-left:0;mso-wrap-distance-top:0;mso-wrap-distance-right:0;mso-wrap-distance-bottom:0;mso-position-horizontal:absolute;mso-position-horizontal-relative:page;mso-position-vertical:absolute;mso-position-vertical-relative:page;v-text-anchor:top" coordsize="681355,820419" o:gfxdata="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" path="m681304,l596468,,547960,3498,501179,13733,456734,30317,415234,52860,377287,80974r-33785,33297l314489,152361r-23634,42495l,819924r83985,l132476,816430r46771,-10224l223689,789638r41504,-22522l303151,739026r33803,-33271l365993,667690r23668,-42469l681304,xe" fillcolor="#e90028" stroked="f">
+            <v:shape w14:anchorId="3975409C" id="Graphic 1" o:spid="_x0000_s1026" style="position:absolute;margin-left:242.45pt;margin-top:0;width:53.65pt;height:64.6pt;z-index:-251664384;visibility:visible;mso-wrap-style:square;mso-wrap-distance-left:0;mso-wrap-distance-top:0;mso-wrap-distance-right:0;mso-wrap-distance-bottom:0;mso-position-horizontal:absolute;mso-position-horizontal-relative:page;mso-position-vertical:absolute;mso-position-vertical-relative:page;v-text-anchor:top" coordsize="681355,820419" o:gfxdata="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" path="m681304,l596468,,547960,3498,501179,13733,456734,30317,415234,52860,377287,80974r-33785,33297l314489,152361r-23634,42495l,819924r83985,l132476,816430r46771,-10224l223689,789638r41504,-22522l303151,739026r33803,-33271l365993,667690r23668,-42469l681304,xe" fillcolor="#e90028" stroked="f">
               <v:fill opacity="5140f"/>
               <v:path arrowok="t"/>
               <w10:wrap anchorx="page" anchory="page"/>
@@ -16283,7 +16231,7 @@
         </mc:Choice>
         <mc:Fallback>
           <w:pict>
-            <v:shape w14:anchorId="2761ED5C" id="Graphic 2" o:spid="_x0000_s1026" style="position:absolute;margin-left:0;margin-top:28.05pt;width:56.5pt;height:28.35pt;z-index:-251660288;visibility:visible;mso-wrap-style:square;mso-wrap-distance-left:0;mso-wrap-distance-top:0;mso-wrap-distance-right:0;mso-wrap-distance-bottom:0;mso-position-horizontal:absolute;mso-position-horizontal-relative:page;mso-position-vertical:absolute;mso-position-vertical-relative:page;v-text-anchor:top" coordsize="717550,360045" o:gfxdata="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" path="m717169,l,,,359994r600534,l645915,350822r37076,-25004l707997,288746r9172,-45376l717169,xe" fillcolor="#e90028" stroked="f">
+            <v:shape w14:anchorId="693B28A4" id="Graphic 2" o:spid="_x0000_s1026" style="position:absolute;margin-left:0;margin-top:28.05pt;width:56.5pt;height:28.35pt;z-index:-251660288;visibility:visible;mso-wrap-style:square;mso-wrap-distance-left:0;mso-wrap-distance-top:0;mso-wrap-distance-right:0;mso-wrap-distance-bottom:0;mso-position-horizontal:absolute;mso-position-horizontal-relative:page;mso-position-vertical:absolute;mso-position-vertical-relative:page;v-text-anchor:top" coordsize="717550,360045" o:gfxdata="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" path="m717169,l,,,359994r600534,l645915,350822r37076,-25004l707997,288746r9172,-45376l717169,xe" fillcolor="#e90028" stroked="f">
               <v:path arrowok="t"/>
               <w10:wrap anchorx="page" anchory="page"/>
             </v:shape>
@@ -16676,7 +16624,7 @@
         </mc:Choice>
         <mc:Fallback>
           <w:pict>
-            <v:shape w14:anchorId="3353AC71" id="Graphic 17" o:spid="_x0000_s1026" style="position:absolute;margin-left:242.45pt;margin-top:0;width:53.65pt;height:64.6pt;z-index:15730688;visibility:visible;mso-wrap-style:square;mso-wrap-distance-left:0;mso-wrap-distance-top:0;mso-wrap-distance-right:0;mso-wrap-distance-bottom:0;mso-position-horizontal:absolute;mso-position-horizontal-relative:page;mso-position-vertical:absolute;mso-position-vertical-relative:page;v-text-anchor:top" coordsize="681355,820419" o:gfxdata="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" path="m681304,l596468,,547960,3498,501179,13733,456734,30317,415234,52860,377287,80974r-33785,33297l314489,152361r-23634,42495l,819924r83985,l132476,816430r46771,-10224l223689,789638r41504,-22522l303151,739026r33803,-33271l365993,667690r23668,-42469l681304,xe" fillcolor="#e90028" stroked="f">
+            <v:shape w14:anchorId="26F1C896" id="Graphic 17" o:spid="_x0000_s1026" style="position:absolute;margin-left:242.45pt;margin-top:0;width:53.65pt;height:64.6pt;z-index:15730688;visibility:visible;mso-wrap-style:square;mso-wrap-distance-left:0;mso-wrap-distance-top:0;mso-wrap-distance-right:0;mso-wrap-distance-bottom:0;mso-position-horizontal:absolute;mso-position-horizontal-relative:page;mso-position-vertical:absolute;mso-position-vertical-relative:page;v-text-anchor:top" coordsize="681355,820419" o:gfxdata="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" path="m681304,l596468,,547960,3498,501179,13733,456734,30317,415234,52860,377287,80974r-33785,33297l314489,152361r-23634,42495l,819924r83985,l132476,816430r46771,-10224l223689,789638r41504,-22522l303151,739026r33803,-33271l365993,667690r23668,-42469l681304,xe" fillcolor="#e90028" stroked="f">
               <v:fill opacity="5140f"/>
               <v:path arrowok="t"/>
               <w10:wrap anchorx="page" anchory="page"/>
@@ -16777,7 +16725,7 @@
         </mc:Choice>
         <mc:Fallback>
           <w:pict>
-            <v:shape w14:anchorId="4D263A8A" id="Graphic 18" o:spid="_x0000_s1026" style="position:absolute;margin-left:0;margin-top:28.05pt;width:56.5pt;height:28.35pt;z-index:-16130560;visibility:visible;mso-wrap-style:square;mso-wrap-distance-left:0;mso-wrap-distance-top:0;mso-wrap-distance-right:0;mso-wrap-distance-bottom:0;mso-position-horizontal:absolute;mso-position-horizontal-relative:page;mso-position-vertical:absolute;mso-position-vertical-relative:page;v-text-anchor:top" coordsize="717550,360045" o:gfxdata="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" path="m717169,l,,,359994r600534,l645915,350822r37076,-25004l707997,288746r9172,-45376l717169,xe" fillcolor="#e90028" stroked="f">
+            <v:shape w14:anchorId="30D40ED7" id="Graphic 18" o:spid="_x0000_s1026" style="position:absolute;margin-left:0;margin-top:28.05pt;width:56.5pt;height:28.35pt;z-index:-16130560;visibility:visible;mso-wrap-style:square;mso-wrap-distance-left:0;mso-wrap-distance-top:0;mso-wrap-distance-right:0;mso-wrap-distance-bottom:0;mso-position-horizontal:absolute;mso-position-horizontal-relative:page;mso-position-vertical:absolute;mso-position-vertical-relative:page;v-text-anchor:top" coordsize="717550,360045" o:gfxdata="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" path="m717169,l,,,359994r600534,l645915,350822r37076,-25004l707997,288746r9172,-45376l717169,xe" fillcolor="#e90028" stroked="f">
               <v:path arrowok="t"/>
               <w10:wrap anchorx="page" anchory="page"/>
             </v:shape>
@@ -17202,7 +17150,7 @@
         </mc:Choice>
         <mc:Fallback>
           <w:pict>
-            <v:shape w14:anchorId="78631516" id="Graphic 37" o:spid="_x0000_s1026" style="position:absolute;margin-left:242.45pt;margin-top:0;width:53.65pt;height:64.6pt;z-index:-16129024;visibility:visible;mso-wrap-style:square;mso-wrap-distance-left:0;mso-wrap-distance-top:0;mso-wrap-distance-right:0;mso-wrap-distance-bottom:0;mso-position-horizontal:absolute;mso-position-horizontal-relative:page;mso-position-vertical:absolute;mso-position-vertical-relative:page;v-text-anchor:top" coordsize="681355,820419" o:gfxdata="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" path="m681304,l596468,,547960,3498,501179,13733,456734,30317,415234,52860,377287,80974r-33785,33297l314489,152361r-23634,42495l,819924r83985,l132476,816430r46771,-10224l223689,789638r41504,-22522l303151,739026r33803,-33271l365993,667690r23668,-42469l681304,xe" fillcolor="#e90028" stroked="f">
+            <v:shape w14:anchorId="036652C1" id="Graphic 37" o:spid="_x0000_s1026" style="position:absolute;margin-left:242.45pt;margin-top:0;width:53.65pt;height:64.6pt;z-index:-16129024;visibility:visible;mso-wrap-style:square;mso-wrap-distance-left:0;mso-wrap-distance-top:0;mso-wrap-distance-right:0;mso-wrap-distance-bottom:0;mso-position-horizontal:absolute;mso-position-horizontal-relative:page;mso-position-vertical:absolute;mso-position-vertical-relative:page;v-text-anchor:top" coordsize="681355,820419" o:gfxdata="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" path="m681304,l596468,,547960,3498,501179,13733,456734,30317,415234,52860,377287,80974r-33785,33297l314489,152361r-23634,42495l,819924r83985,l132476,816430r46771,-10224l223689,789638r41504,-22522l303151,739026r33803,-33271l365993,667690r23668,-42469l681304,xe" fillcolor="#e90028" stroked="f">
               <v:fill opacity="5140f"/>
               <v:path arrowok="t"/>
               <w10:wrap anchorx="page" anchory="page"/>
@@ -17303,7 +17251,7 @@
         </mc:Choice>
         <mc:Fallback>
           <w:pict>
-            <v:shape w14:anchorId="4A547440" id="Graphic 38" o:spid="_x0000_s1026" style="position:absolute;margin-left:0;margin-top:28.05pt;width:56.5pt;height:28.35pt;z-index:-16128512;visibility:visible;mso-wrap-style:square;mso-wrap-distance-left:0;mso-wrap-distance-top:0;mso-wrap-distance-right:0;mso-wrap-distance-bottom:0;mso-position-horizontal:absolute;mso-position-horizontal-relative:page;mso-position-vertical:absolute;mso-position-vertical-relative:page;v-text-anchor:top" coordsize="717550,360045" o:gfxdata="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" path="m717169,l,,,359994r600534,l645915,350822r37076,-25004l707997,288746r9172,-45376l717169,xe" fillcolor="#e90028" stroked="f">
+            <v:shape w14:anchorId="285B9A4F" id="Graphic 38" o:spid="_x0000_s1026" style="position:absolute;margin-left:0;margin-top:28.05pt;width:56.5pt;height:28.35pt;z-index:-16128512;visibility:visible;mso-wrap-style:square;mso-wrap-distance-left:0;mso-wrap-distance-top:0;mso-wrap-distance-right:0;mso-wrap-distance-bottom:0;mso-position-horizontal:absolute;mso-position-horizontal-relative:page;mso-position-vertical:absolute;mso-position-vertical-relative:page;v-text-anchor:top" coordsize="717550,360045" o:gfxdata="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" path="m717169,l,,,359994r600534,l645915,350822r37076,-25004l707997,288746r9172,-45376l717169,xe" fillcolor="#e90028" stroked="f">
               <v:path arrowok="t"/>
               <w10:wrap anchorx="page" anchory="page"/>
             </v:shape>
@@ -17698,7 +17646,7 @@
         </mc:Choice>
         <mc:Fallback>
           <w:pict>
-            <v:shape w14:anchorId="4A754208" id="Graphic 46" o:spid="_x0000_s1026" style="position:absolute;margin-left:242.45pt;margin-top:0;width:53.65pt;height:64.6pt;z-index:-16126976;visibility:visible;mso-wrap-style:square;mso-wrap-distance-left:0;mso-wrap-distance-top:0;mso-wrap-distance-right:0;mso-wrap-distance-bottom:0;mso-position-horizontal:absolute;mso-position-horizontal-relative:page;mso-position-vertical:absolute;mso-position-vertical-relative:page;v-text-anchor:top" coordsize="681355,820419" o:gfxdata="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" path="m681304,l596468,,547960,3498,501179,13733,456734,30317,415234,52860,377287,80974r-33785,33297l314489,152361r-23634,42495l,819924r83985,l132476,816430r46771,-10224l223689,789638r41504,-22522l303151,739026r33803,-33271l365993,667690r23668,-42469l681304,xe" fillcolor="#e90028" stroked="f">
+            <v:shape w14:anchorId="5873B062" id="Graphic 46" o:spid="_x0000_s1026" style="position:absolute;margin-left:242.45pt;margin-top:0;width:53.65pt;height:64.6pt;z-index:-16126976;visibility:visible;mso-wrap-style:square;mso-wrap-distance-left:0;mso-wrap-distance-top:0;mso-wrap-distance-right:0;mso-wrap-distance-bottom:0;mso-position-horizontal:absolute;mso-position-horizontal-relative:page;mso-position-vertical:absolute;mso-position-vertical-relative:page;v-text-anchor:top" coordsize="681355,820419" o:gfxdata="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" path="m681304,l596468,,547960,3498,501179,13733,456734,30317,415234,52860,377287,80974r-33785,33297l314489,152361r-23634,42495l,819924r83985,l132476,816430r46771,-10224l223689,789638r41504,-22522l303151,739026r33803,-33271l365993,667690r23668,-42469l681304,xe" fillcolor="#e90028" stroked="f">
               <v:fill opacity="5140f"/>
               <v:path arrowok="t"/>
               <w10:wrap anchorx="page" anchory="page"/>
@@ -17799,7 +17747,7 @@
         </mc:Choice>
         <mc:Fallback>
           <w:pict>
-            <v:shape w14:anchorId="32C61D08" id="Graphic 47" o:spid="_x0000_s1026" style="position:absolute;margin-left:0;margin-top:28.05pt;width:56.5pt;height:28.35pt;z-index:-16126464;visibility:visible;mso-wrap-style:square;mso-wrap-distance-left:0;mso-wrap-distance-top:0;mso-wrap-distance-right:0;mso-wrap-distance-bottom:0;mso-position-horizontal:absolute;mso-position-horizontal-relative:page;mso-position-vertical:absolute;mso-position-vertical-relative:page;v-text-anchor:top" coordsize="717550,360045" o:gfxdata="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" path="m717169,l,,,359994r600534,l645915,350822r37076,-25004l707997,288746r9172,-45376l717169,xe" fillcolor="#e90028" stroked="f">
+            <v:shape w14:anchorId="66112C58" id="Graphic 47" o:spid="_x0000_s1026" style="position:absolute;margin-left:0;margin-top:28.05pt;width:56.5pt;height:28.35pt;z-index:-16126464;visibility:visible;mso-wrap-style:square;mso-wrap-distance-left:0;mso-wrap-distance-top:0;mso-wrap-distance-right:0;mso-wrap-distance-bottom:0;mso-position-horizontal:absolute;mso-position-horizontal-relative:page;mso-position-vertical:absolute;mso-position-vertical-relative:page;v-text-anchor:top" coordsize="717550,360045" o:gfxdata="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" path="m717169,l,,,359994r600534,l645915,350822r37076,-25004l707997,288746r9172,-45376l717169,xe" fillcolor="#e90028" stroked="f">
               <v:path arrowok="t"/>
               <w10:wrap anchorx="page" anchory="page"/>
             </v:shape>
@@ -18160,7 +18108,7 @@
         </mc:Choice>
         <mc:Fallback>
           <w:pict>
-            <v:shape w14:anchorId="553FA67B" id="Graphic 55" o:spid="_x0000_s1026" style="position:absolute;margin-left:242.45pt;margin-top:0;width:53.65pt;height:64.6pt;z-index:-16124928;visibility:visible;mso-wrap-style:square;mso-wrap-distance-left:0;mso-wrap-distance-top:0;mso-wrap-distance-right:0;mso-wrap-distance-bottom:0;mso-position-horizontal:absolute;mso-position-horizontal-relative:page;mso-position-vertical:absolute;mso-position-vertical-relative:page;v-text-anchor:top" coordsize="681355,820419" o:gfxdata="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" path="m681304,l596468,,547960,3498,501179,13733,456734,30317,415234,52860,377287,80974r-33785,33297l314489,152361r-23634,42495l,819924r83985,l132476,816430r46771,-10224l223689,789638r41504,-22522l303151,739026r33803,-33271l365993,667690r23668,-42469l681304,xe" fillcolor="#e90028" stroked="f">
+            <v:shape w14:anchorId="247421E6" id="Graphic 55" o:spid="_x0000_s1026" style="position:absolute;margin-left:242.45pt;margin-top:0;width:53.65pt;height:64.6pt;z-index:-16124928;visibility:visible;mso-wrap-style:square;mso-wrap-distance-left:0;mso-wrap-distance-top:0;mso-wrap-distance-right:0;mso-wrap-distance-bottom:0;mso-position-horizontal:absolute;mso-position-horizontal-relative:page;mso-position-vertical:absolute;mso-position-vertical-relative:page;v-text-anchor:top" coordsize="681355,820419" o:gfxdata="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" path="m681304,l596468,,547960,3498,501179,13733,456734,30317,415234,52860,377287,80974r-33785,33297l314489,152361r-23634,42495l,819924r83985,l132476,816430r46771,-10224l223689,789638r41504,-22522l303151,739026r33803,-33271l365993,667690r23668,-42469l681304,xe" fillcolor="#e90028" stroked="f">
               <v:fill opacity="5140f"/>
               <v:path arrowok="t"/>
               <w10:wrap anchorx="page" anchory="page"/>
@@ -18261,7 +18209,7 @@
         </mc:Choice>
         <mc:Fallback>
           <w:pict>
-            <v:shape w14:anchorId="38C46080" id="Graphic 56" o:spid="_x0000_s1026" style="position:absolute;margin-left:0;margin-top:28.05pt;width:56.5pt;height:28.35pt;z-index:-16124416;visibility:visible;mso-wrap-style:square;mso-wrap-distance-left:0;mso-wrap-distance-top:0;mso-wrap-distance-right:0;mso-wrap-distance-bottom:0;mso-position-horizontal:absolute;mso-position-horizontal-relative:page;mso-position-vertical:absolute;mso-position-vertical-relative:page;v-text-anchor:top" coordsize="717550,360045" o:gfxdata="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" path="m717169,l,,,359994r600534,l645915,350822r37076,-25004l707997,288746r9172,-45376l717169,xe" fillcolor="#e90028" stroked="f">
+            <v:shape w14:anchorId="3F7C6D8C" id="Graphic 56" o:spid="_x0000_s1026" style="position:absolute;margin-left:0;margin-top:28.05pt;width:56.5pt;height:28.35pt;z-index:-16124416;visibility:visible;mso-wrap-style:square;mso-wrap-distance-left:0;mso-wrap-distance-top:0;mso-wrap-distance-right:0;mso-wrap-distance-bottom:0;mso-position-horizontal:absolute;mso-position-horizontal-relative:page;mso-position-vertical:absolute;mso-position-vertical-relative:page;v-text-anchor:top" coordsize="717550,360045" o:gfxdata="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" path="m717169,l,,,359994r600534,l645915,350822r37076,-25004l707997,288746r9172,-45376l717169,xe" fillcolor="#e90028" stroked="f">
               <v:path arrowok="t"/>
               <w10:wrap anchorx="page" anchory="page"/>
             </v:shape>
@@ -18349,7 +18297,7 @@
         </mc:Choice>
         <mc:Fallback>
           <w:pict>
-            <v:shape w14:anchorId="37DC166A" id="Graphic 57" o:spid="_x0000_s1026" style="position:absolute;margin-left:28.1pt;margin-top:63.55pt;width:2.05pt;height:14.35pt;z-index:-16123904;visibility:visible;mso-wrap-style:square;mso-wrap-distance-left:0;mso-wrap-distance-top:0;mso-wrap-distance-right:0;mso-wrap-distance-bottom:0;mso-position-horizontal:absolute;mso-position-horizontal-relative:page;mso-position-vertical:absolute;mso-position-vertical-relative:page;v-text-anchor:top" coordsize="26034,182245" o:gfxdata="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" path="m25530,l,,,182229r25530,l25530,xe" fillcolor="#e90028" stroked="f">
+            <v:shape w14:anchorId="0F5B7171" id="Graphic 57" o:spid="_x0000_s1026" style="position:absolute;margin-left:28.1pt;margin-top:63.55pt;width:2.05pt;height:14.35pt;z-index:-16123904;visibility:visible;mso-wrap-style:square;mso-wrap-distance-left:0;mso-wrap-distance-top:0;mso-wrap-distance-right:0;mso-wrap-distance-bottom:0;mso-position-horizontal:absolute;mso-position-horizontal-relative:page;mso-position-vertical:absolute;mso-position-vertical-relative:page;v-text-anchor:top" coordsize="26034,182245" o:gfxdata="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" path="m25530,l,,,182229r25530,l25530,xe" fillcolor="#e90028" stroked="f">
               <v:path arrowok="t"/>
               <w10:wrap anchorx="page" anchory="page"/>
             </v:shape>

--- a/templates/PASAPORTE_SEGURIDAD.docx
+++ b/templates/PASAPORTE_SEGURIDAD.docx
@@ -297,7 +297,7 @@
           </mc:Choice>
           <mc:Fallback>
             <w:pict>
-              <v:shape w14:anchorId="7A11B763" id="Graphic 11" o:spid="_x0000_s1026" style="position:absolute;margin-left:121.65pt;margin-top:9.65pt;width:145.7pt;height:.1pt;z-index:-251674112;visibility:visible;mso-wrap-style:square;mso-wrap-distance-left:0;mso-wrap-distance-top:0;mso-wrap-distance-right:0;mso-wrap-distance-bottom:0;mso-position-horizontal:absolute;mso-position-horizontal-relative:page;mso-position-vertical:absolute;mso-position-vertical-relative:text;v-text-anchor:top" coordsize="1850389,1270" o:gfxdata="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" path="m,l1849818,e" filled="f" strokecolor="#bac6c3" strokeweight=".5pt">
+              <v:shape w14:anchorId="7D45C966" id="Graphic 11" o:spid="_x0000_s1026" style="position:absolute;margin-left:121.65pt;margin-top:9.65pt;width:145.7pt;height:.1pt;z-index:-251674112;visibility:visible;mso-wrap-style:square;mso-wrap-distance-left:0;mso-wrap-distance-top:0;mso-wrap-distance-right:0;mso-wrap-distance-bottom:0;mso-position-horizontal:absolute;mso-position-horizontal-relative:page;mso-position-vertical:absolute;mso-position-vertical-relative:text;v-text-anchor:top" coordsize="1850389,1270" o:gfxdata="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" path="m,l1849818,e" filled="f" strokecolor="#bac6c3" strokeweight=".5pt">
                 <v:path arrowok="t"/>
                 <w10:wrap type="topAndBottom" anchorx="page"/>
               </v:shape>
@@ -444,7 +444,7 @@
           </mc:Choice>
           <mc:Fallback>
             <w:pict>
-              <v:shape w14:anchorId="45277B63" id="Graphic 12" o:spid="_x0000_s1026" style="position:absolute;margin-left:121.65pt;margin-top:9.75pt;width:146.1pt;height:.1pt;z-index:-251673088;visibility:visible;mso-wrap-style:square;mso-wrap-distance-left:0;mso-wrap-distance-top:0;mso-wrap-distance-right:0;mso-wrap-distance-bottom:0;mso-position-horizontal:absolute;mso-position-horizontal-relative:page;mso-position-vertical:absolute;mso-position-vertical-relative:text;v-text-anchor:top" coordsize="1855470,1270" o:gfxdata="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" path="m,l1855050,e" filled="f" strokecolor="#bac6c3" strokeweight=".5pt">
+              <v:shape w14:anchorId="4119005E" id="Graphic 12" o:spid="_x0000_s1026" style="position:absolute;margin-left:121.65pt;margin-top:9.75pt;width:146.1pt;height:.1pt;z-index:-251673088;visibility:visible;mso-wrap-style:square;mso-wrap-distance-left:0;mso-wrap-distance-top:0;mso-wrap-distance-right:0;mso-wrap-distance-bottom:0;mso-position-horizontal:absolute;mso-position-horizontal-relative:page;mso-position-vertical:absolute;mso-position-vertical-relative:text;v-text-anchor:top" coordsize="1855470,1270" o:gfxdata="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" path="m,l1855050,e" filled="f" strokecolor="#bac6c3" strokeweight=".5pt">
                 <v:path arrowok="t"/>
                 <w10:wrap type="topAndBottom" anchorx="page"/>
               </v:shape>
@@ -579,7 +579,7 @@
           </mc:Choice>
           <mc:Fallback>
             <w:pict>
-              <v:shape w14:anchorId="17984339" id="Graphic 13" o:spid="_x0000_s1026" style="position:absolute;margin-left:121.65pt;margin-top:9.75pt;width:146.1pt;height:.1pt;z-index:-251672064;visibility:visible;mso-wrap-style:square;mso-wrap-distance-left:0;mso-wrap-distance-top:0;mso-wrap-distance-right:0;mso-wrap-distance-bottom:0;mso-position-horizontal:absolute;mso-position-horizontal-relative:page;mso-position-vertical:absolute;mso-position-vertical-relative:text;v-text-anchor:top" coordsize="1855470,1270" o:gfxdata="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" path="m,l1855050,e" filled="f" strokecolor="#bac6c3" strokeweight=".5pt">
+              <v:shape w14:anchorId="6CEB826B" id="Graphic 13" o:spid="_x0000_s1026" style="position:absolute;margin-left:121.65pt;margin-top:9.75pt;width:146.1pt;height:.1pt;z-index:-251672064;visibility:visible;mso-wrap-style:square;mso-wrap-distance-left:0;mso-wrap-distance-top:0;mso-wrap-distance-right:0;mso-wrap-distance-bottom:0;mso-position-horizontal:absolute;mso-position-horizontal-relative:page;mso-position-vertical:absolute;mso-position-vertical-relative:text;v-text-anchor:top" coordsize="1855470,1270" o:gfxdata="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" path="m,l1855050,e" filled="f" strokecolor="#bac6c3" strokeweight=".5pt">
                 <v:path arrowok="t"/>
                 <w10:wrap type="topAndBottom" anchorx="page"/>
               </v:shape>
@@ -720,7 +720,7 @@
           </mc:Choice>
           <mc:Fallback>
             <w:pict>
-              <v:shape w14:anchorId="6D7B6001" id="Graphic 14" o:spid="_x0000_s1026" style="position:absolute;margin-left:121.65pt;margin-top:9.6pt;width:146.1pt;height:.1pt;z-index:-251671040;visibility:visible;mso-wrap-style:square;mso-wrap-distance-left:0;mso-wrap-distance-top:0;mso-wrap-distance-right:0;mso-wrap-distance-bottom:0;mso-position-horizontal:absolute;mso-position-horizontal-relative:page;mso-position-vertical:absolute;mso-position-vertical-relative:text;v-text-anchor:top" coordsize="1855470,1270" o:gfxdata="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" path="m,l1855050,e" filled="f" strokecolor="#bac6c3" strokeweight=".5pt">
+              <v:shape w14:anchorId="57C1C0EE" id="Graphic 14" o:spid="_x0000_s1026" style="position:absolute;margin-left:121.65pt;margin-top:9.6pt;width:146.1pt;height:.1pt;z-index:-251671040;visibility:visible;mso-wrap-style:square;mso-wrap-distance-left:0;mso-wrap-distance-top:0;mso-wrap-distance-right:0;mso-wrap-distance-bottom:0;mso-position-horizontal:absolute;mso-position-horizontal-relative:page;mso-position-vertical:absolute;mso-position-vertical-relative:text;v-text-anchor:top" coordsize="1855470,1270" o:gfxdata="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" path="m,l1855050,e" filled="f" strokecolor="#bac6c3" strokeweight=".5pt">
                 <v:path arrowok="t"/>
                 <w10:wrap type="topAndBottom" anchorx="page"/>
               </v:shape>
@@ -859,7 +859,7 @@
           </mc:Choice>
           <mc:Fallback>
             <w:pict>
-              <v:shape w14:anchorId="5C752D78" id="Graphic 15" o:spid="_x0000_s1026" style="position:absolute;margin-left:121.65pt;margin-top:9.6pt;width:146.1pt;height:.1pt;z-index:-251670016;visibility:visible;mso-wrap-style:square;mso-wrap-distance-left:0;mso-wrap-distance-top:0;mso-wrap-distance-right:0;mso-wrap-distance-bottom:0;mso-position-horizontal:absolute;mso-position-horizontal-relative:page;mso-position-vertical:absolute;mso-position-vertical-relative:text;v-text-anchor:top" coordsize="1855470,1270" o:gfxdata="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" path="m,l1855050,e" filled="f" strokecolor="#bac6c3" strokeweight=".5pt">
+              <v:shape w14:anchorId="52AE8B08" id="Graphic 15" o:spid="_x0000_s1026" style="position:absolute;margin-left:121.65pt;margin-top:9.6pt;width:146.1pt;height:.1pt;z-index:-251670016;visibility:visible;mso-wrap-style:square;mso-wrap-distance-left:0;mso-wrap-distance-top:0;mso-wrap-distance-right:0;mso-wrap-distance-bottom:0;mso-position-horizontal:absolute;mso-position-horizontal-relative:page;mso-position-vertical:absolute;mso-position-vertical-relative:text;v-text-anchor:top" coordsize="1855470,1270" o:gfxdata="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" path="m,l1855050,e" filled="f" strokecolor="#bac6c3" strokeweight=".5pt">
                 <v:path arrowok="t"/>
                 <w10:wrap type="topAndBottom" anchorx="page"/>
               </v:shape>
@@ -1075,7 +1075,7 @@
           </mc:Choice>
           <mc:Fallback>
             <w:pict>
-              <v:shape w14:anchorId="40495D36" id="Graphic 16" o:spid="_x0000_s1026" style="position:absolute;margin-left:28.3pt;margin-top:9.6pt;width:239.5pt;height:.1pt;z-index:-251668992;visibility:visible;mso-wrap-style:square;mso-wrap-distance-left:0;mso-wrap-distance-top:0;mso-wrap-distance-right:0;mso-wrap-distance-bottom:0;mso-position-horizontal:absolute;mso-position-horizontal-relative:page;mso-position-vertical:absolute;mso-position-vertical-relative:text;v-text-anchor:top" coordsize="3041650,1270" o:gfxdata="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" path="m,l3041641,e" filled="f" strokecolor="#bac6c3" strokeweight=".5pt">
+              <v:shape w14:anchorId="640B9533" id="Graphic 16" o:spid="_x0000_s1026" style="position:absolute;margin-left:28.3pt;margin-top:9.6pt;width:239.5pt;height:.1pt;z-index:-251668992;visibility:visible;mso-wrap-style:square;mso-wrap-distance-left:0;mso-wrap-distance-top:0;mso-wrap-distance-right:0;mso-wrap-distance-bottom:0;mso-position-horizontal:absolute;mso-position-horizontal-relative:page;mso-position-vertical:absolute;mso-position-vertical-relative:text;v-text-anchor:top" coordsize="3041650,1270" o:gfxdata="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" path="m,l3041641,e" filled="f" strokecolor="#bac6c3" strokeweight=".5pt">
                 <v:path arrowok="t"/>
                 <w10:wrap type="topAndBottom" anchorx="page"/>
               </v:shape>
@@ -2544,7 +2544,7 @@
           </mc:Choice>
           <mc:Fallback>
             <w:pict>
-              <v:shape w14:anchorId="1D85CB5C" id="Graphic 28" o:spid="_x0000_s1026" style="position:absolute;margin-left:28.3pt;margin-top:12.85pt;width:239.5pt;height:.1pt;z-index:-251666944;visibility:visible;mso-wrap-style:square;mso-wrap-distance-left:0;mso-wrap-distance-top:0;mso-wrap-distance-right:0;mso-wrap-distance-bottom:0;mso-position-horizontal:absolute;mso-position-horizontal-relative:page;mso-position-vertical:absolute;mso-position-vertical-relative:text;v-text-anchor:top" coordsize="3041650,1270" o:gfxdata="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" path="m,l3041641,e" filled="f" strokecolor="#bac6c3" strokeweight=".5pt">
+              <v:shape w14:anchorId="1D5EAEAE" id="Graphic 28" o:spid="_x0000_s1026" style="position:absolute;margin-left:28.3pt;margin-top:12.85pt;width:239.5pt;height:.1pt;z-index:-251666944;visibility:visible;mso-wrap-style:square;mso-wrap-distance-left:0;mso-wrap-distance-top:0;mso-wrap-distance-right:0;mso-wrap-distance-bottom:0;mso-position-horizontal:absolute;mso-position-horizontal-relative:page;mso-position-vertical:absolute;mso-position-vertical-relative:text;v-text-anchor:top" coordsize="3041650,1270" o:gfxdata="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" path="m,l3041641,e" filled="f" strokecolor="#bac6c3" strokeweight=".5pt">
                 <v:path arrowok="t"/>
                 <w10:wrap type="topAndBottom" anchorx="page"/>
               </v:shape>
@@ -2681,7 +2681,7 @@
           </mc:Choice>
           <mc:Fallback>
             <w:pict>
-              <v:shape w14:anchorId="3A12459F" id="Graphic 29" o:spid="_x0000_s1026" style="position:absolute;margin-left:28.3pt;margin-top:12.8pt;width:239.5pt;height:.1pt;z-index:-251664896;visibility:visible;mso-wrap-style:square;mso-wrap-distance-left:0;mso-wrap-distance-top:0;mso-wrap-distance-right:0;mso-wrap-distance-bottom:0;mso-position-horizontal:absolute;mso-position-horizontal-relative:page;mso-position-vertical:absolute;mso-position-vertical-relative:text;v-text-anchor:top" coordsize="3041650,1270" o:gfxdata="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" path="m,l3041641,e" filled="f" strokecolor="#bac6c3" strokeweight=".5pt">
+              <v:shape w14:anchorId="1D904E19" id="Graphic 29" o:spid="_x0000_s1026" style="position:absolute;margin-left:28.3pt;margin-top:12.8pt;width:239.5pt;height:.1pt;z-index:-251664896;visibility:visible;mso-wrap-style:square;mso-wrap-distance-left:0;mso-wrap-distance-top:0;mso-wrap-distance-right:0;mso-wrap-distance-bottom:0;mso-position-horizontal:absolute;mso-position-horizontal-relative:page;mso-position-vertical:absolute;mso-position-vertical-relative:text;v-text-anchor:top" coordsize="3041650,1270" o:gfxdata="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" path="m,l3041641,e" filled="f" strokecolor="#bac6c3" strokeweight=".5pt">
                 <v:path arrowok="t"/>
                 <w10:wrap type="topAndBottom" anchorx="page"/>
               </v:shape>
@@ -2842,7 +2842,7 @@
           </mc:Choice>
           <mc:Fallback>
             <w:pict>
-              <v:shape w14:anchorId="18E1DEE8" id="Graphic 30" o:spid="_x0000_s1026" style="position:absolute;margin-left:28.3pt;margin-top:12.8pt;width:239.5pt;height:.1pt;z-index:-251662848;visibility:visible;mso-wrap-style:square;mso-wrap-distance-left:0;mso-wrap-distance-top:0;mso-wrap-distance-right:0;mso-wrap-distance-bottom:0;mso-position-horizontal:absolute;mso-position-horizontal-relative:page;mso-position-vertical:absolute;mso-position-vertical-relative:text;v-text-anchor:top" coordsize="3041650,1270" o:gfxdata="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" path="m,l3041641,e" filled="f" strokecolor="#bac6c3" strokeweight=".5pt">
+              <v:shape w14:anchorId="61CDDD4F" id="Graphic 30" o:spid="_x0000_s1026" style="position:absolute;margin-left:28.3pt;margin-top:12.8pt;width:239.5pt;height:.1pt;z-index:-251662848;visibility:visible;mso-wrap-style:square;mso-wrap-distance-left:0;mso-wrap-distance-top:0;mso-wrap-distance-right:0;mso-wrap-distance-bottom:0;mso-position-horizontal:absolute;mso-position-horizontal-relative:page;mso-position-vertical:absolute;mso-position-vertical-relative:text;v-text-anchor:top" coordsize="3041650,1270" o:gfxdata="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" path="m,l3041641,e" filled="f" strokecolor="#bac6c3" strokeweight=".5pt">
                 <v:path arrowok="t"/>
                 <w10:wrap type="topAndBottom" anchorx="page"/>
               </v:shape>
@@ -2991,7 +2991,7 @@
           </mc:Choice>
           <mc:Fallback>
             <w:pict>
-              <v:shape w14:anchorId="4917A4B7" id="Graphic 31" o:spid="_x0000_s1026" style="position:absolute;margin-left:28.3pt;margin-top:12.8pt;width:239.5pt;height:.1pt;z-index:-251660800;visibility:visible;mso-wrap-style:square;mso-wrap-distance-left:0;mso-wrap-distance-top:0;mso-wrap-distance-right:0;mso-wrap-distance-bottom:0;mso-position-horizontal:absolute;mso-position-horizontal-relative:page;mso-position-vertical:absolute;mso-position-vertical-relative:text;v-text-anchor:top" coordsize="3041650,1270" o:gfxdata="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" path="m,l3041641,e" filled="f" strokecolor="#bac6c3" strokeweight=".5pt">
+              <v:shape w14:anchorId="37CB1C3B" id="Graphic 31" o:spid="_x0000_s1026" style="position:absolute;margin-left:28.3pt;margin-top:12.8pt;width:239.5pt;height:.1pt;z-index:-251660800;visibility:visible;mso-wrap-style:square;mso-wrap-distance-left:0;mso-wrap-distance-top:0;mso-wrap-distance-right:0;mso-wrap-distance-bottom:0;mso-position-horizontal:absolute;mso-position-horizontal-relative:page;mso-position-vertical:absolute;mso-position-vertical-relative:text;v-text-anchor:top" coordsize="3041650,1270" o:gfxdata="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" path="m,l3041641,e" filled="f" strokecolor="#bac6c3" strokeweight=".5pt">
                 <v:path arrowok="t"/>
                 <w10:wrap type="topAndBottom" anchorx="page"/>
               </v:shape>
@@ -3128,7 +3128,7 @@
           </mc:Choice>
           <mc:Fallback>
             <w:pict>
-              <v:shape w14:anchorId="11918FEC" id="Graphic 32" o:spid="_x0000_s1026" style="position:absolute;margin-left:28.3pt;margin-top:12.8pt;width:239.5pt;height:.1pt;z-index:-251658752;visibility:visible;mso-wrap-style:square;mso-wrap-distance-left:0;mso-wrap-distance-top:0;mso-wrap-distance-right:0;mso-wrap-distance-bottom:0;mso-position-horizontal:absolute;mso-position-horizontal-relative:page;mso-position-vertical:absolute;mso-position-vertical-relative:text;v-text-anchor:top" coordsize="3041650,1270" o:gfxdata="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" path="m,l3041641,e" filled="f" strokecolor="#bac6c3" strokeweight=".5pt">
+              <v:shape w14:anchorId="7C50FEC0" id="Graphic 32" o:spid="_x0000_s1026" style="position:absolute;margin-left:28.3pt;margin-top:12.8pt;width:239.5pt;height:.1pt;z-index:-251658752;visibility:visible;mso-wrap-style:square;mso-wrap-distance-left:0;mso-wrap-distance-top:0;mso-wrap-distance-right:0;mso-wrap-distance-bottom:0;mso-position-horizontal:absolute;mso-position-horizontal-relative:page;mso-position-vertical:absolute;mso-position-vertical-relative:text;v-text-anchor:top" coordsize="3041650,1270" o:gfxdata="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" path="m,l3041641,e" filled="f" strokecolor="#bac6c3" strokeweight=".5pt">
                 <v:path arrowok="t"/>
                 <w10:wrap type="topAndBottom" anchorx="page"/>
               </v:shape>
@@ -4294,7 +4294,7 @@
           </mc:Choice>
           <mc:Fallback>
             <w:pict>
-              <v:group w14:anchorId="0A2AC20E" id="Group 34" o:spid="_x0000_s1026" style="position:absolute;margin-left:36.4pt;margin-top:22.05pt;width:28.4pt;height:28.4pt;z-index:-251647488;mso-wrap-distance-left:0;mso-wrap-distance-right:0;mso-position-horizontal-relative:page;mso-height-relative:margin" coordsize="360680,360680" o:gfxdata="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">
+              <v:group w14:anchorId="78752A87" id="Group 34" o:spid="_x0000_s1026" style="position:absolute;margin-left:36.4pt;margin-top:22.05pt;width:28.4pt;height:28.4pt;z-index:-251647488;mso-wrap-distance-left:0;mso-wrap-distance-right:0;mso-position-horizontal-relative:page;mso-height-relative:margin" coordsize="360680,360680" o:gfxdata="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">
                 <v:shape id="Graphic 35" o:spid="_x0000_s1027" style="position:absolute;width:360680;height:360680;visibility:visible;mso-wrap-style:square;v-text-anchor:top" coordsize="360680,360680" o:gfxdata="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" path="m360102,l109348,,66802,8598,32042,32042,8598,66802,,109349,,360103r254257,l295440,351780r33646,-22693l351778,295441r8324,-41182l360102,xe" fillcolor="#e90028" stroked="f">
                   <v:path arrowok="t"/>
                 </v:shape>
@@ -4379,7 +4379,7 @@
           </mc:Choice>
           <mc:Fallback>
             <w:pict>
-              <v:shape w14:anchorId="26CE0BBA" id="Graphic 33" o:spid="_x0000_s1026" style="position:absolute;margin-left:28.3pt;margin-top:12.8pt;width:239.5pt;height:.1pt;z-index:-251654656;visibility:visible;mso-wrap-style:square;mso-wrap-distance-left:0;mso-wrap-distance-top:0;mso-wrap-distance-right:0;mso-wrap-distance-bottom:0;mso-position-horizontal:absolute;mso-position-horizontal-relative:page;mso-position-vertical:absolute;mso-position-vertical-relative:text;v-text-anchor:top" coordsize="3041650,1270" o:gfxdata="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" path="m,l3041641,e" filled="f" strokecolor="#bac6c3" strokeweight=".5pt">
+              <v:shape w14:anchorId="260658C7" id="Graphic 33" o:spid="_x0000_s1026" style="position:absolute;margin-left:28.3pt;margin-top:12.8pt;width:239.5pt;height:.1pt;z-index:-251654656;visibility:visible;mso-wrap-style:square;mso-wrap-distance-left:0;mso-wrap-distance-top:0;mso-wrap-distance-right:0;mso-wrap-distance-bottom:0;mso-position-horizontal:absolute;mso-position-horizontal-relative:page;mso-position-vertical:absolute;mso-position-vertical-relative:text;v-text-anchor:top" coordsize="3041650,1270" o:gfxdata="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" path="m,l3041641,e" filled="f" strokecolor="#bac6c3" strokeweight=".5pt">
                 <v:path arrowok="t"/>
                 <w10:wrap type="topAndBottom" anchorx="page"/>
               </v:shape>
@@ -9210,7 +9210,44 @@
                 <w:tcPr>
                   <w:tcW w:w="2223" w:type="dxa"/>
                 </w:tcPr>
-                <w:p/>
+                <w:p>
+                  <w:r>
+                    <w:lastRenderedPageBreak/>
+                    <w:t>{%</w:t>
+                  </w:r>
+                  <w:proofErr w:type="spellStart"/>
+                  <w:r>
+                    <w:t>tr</w:t>
+                  </w:r>
+                  <w:proofErr w:type="spellEnd"/>
+                  <w:r>
+                    <w:t xml:space="preserve"> </w:t>
+                  </w:r>
+                  <w:proofErr w:type="spellStart"/>
+                  <w:r>
+                    <w:t>for</w:t>
+                  </w:r>
+                  <w:proofErr w:type="spellEnd"/>
+                  <w:r>
+                    <w:t xml:space="preserve"> </w:t>
+                  </w:r>
+                  <w:proofErr w:type="spellStart"/>
+                  <w:r>
+                    <w:t>item</w:t>
+                  </w:r>
+                  <w:proofErr w:type="spellEnd"/>
+                  <w:r>
+                    <w:t xml:space="preserve"> in </w:t>
+                  </w:r>
+                  <w:proofErr w:type="spellStart"/>
+                  <w:r>
+                    <w:t>EmpleadoMes</w:t>
+                  </w:r>
+                  <w:proofErr w:type="spellEnd"/>
+                  <w:r>
+                    <w:t xml:space="preserve"> %}</w:t>
+                  </w:r>
+                </w:p>
               </w:tc>
               <w:tc>
                 <w:tcPr>
@@ -9312,7 +9349,7 @@
                       </mc:Choice>
                       <mc:Fallback>
                         <w:pict>
-                          <v:roundrect w14:anchorId="356ACA53" id="Rectángulo: esquinas redondeadas 289" o:spid="_x0000_s1026" style="position:absolute;margin-left:-4.1pt;margin-top:.35pt;width:245.15pt;height:85.4pt;z-index:-251655168;visibility:visible;mso-wrap-style:square;mso-width-percent:0;mso-height-percent:0;mso-wrap-distance-left:9pt;mso-wrap-distance-top:0;mso-wrap-distance-right:9pt;mso-wrap-distance-bottom:0;mso-position-horizontal:absolute;mso-position-horizontal-relative:text;mso-position-vertical:absolute;mso-position-vertical-relative:text;mso-width-percent:0;mso-height-percent:0;mso-width-relative:margin;mso-height-relative:margin;v-text-anchor:middle" arcsize="5847f" o:gfxdata="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" filled="f" strokecolor="#1c334e"/>
+                          <v:roundrect w14:anchorId="3D95C447" id="Rectángulo: esquinas redondeadas 289" o:spid="_x0000_s1026" style="position:absolute;margin-left:-4.1pt;margin-top:.35pt;width:245.15pt;height:85.4pt;z-index:-251655168;visibility:visible;mso-wrap-style:square;mso-width-percent:0;mso-height-percent:0;mso-wrap-distance-left:9pt;mso-wrap-distance-top:0;mso-wrap-distance-right:9pt;mso-wrap-distance-bottom:0;mso-position-horizontal:absolute;mso-position-horizontal-relative:text;mso-position-vertical:absolute;mso-position-vertical-relative:text;mso-width-percent:0;mso-height-percent:0;mso-width-relative:margin;mso-height-relative:margin;v-text-anchor:middle" arcsize="5847f" o:gfxdata="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" filled="f" strokecolor="#1c334e"/>
                         </w:pict>
                       </mc:Fallback>
                     </mc:AlternateContent>
@@ -9406,9 +9443,43 @@
                                         <w:pPr>
                                           <w:spacing w:before="6"/>
                                           <w:rPr>
+                                            <w:b/>
+                                            <w:bCs/>
+                                            <w:color w:val="FFFFFF" w:themeColor="background1"/>
                                             <w:sz w:val="14"/>
                                           </w:rPr>
                                         </w:pPr>
+                                        <w:proofErr w:type="gramStart"/>
+                                        <w:r>
+                                          <w:rPr>
+                                            <w:b/>
+                                            <w:bCs/>
+                                            <w:color w:val="FFFFFF" w:themeColor="background1"/>
+                                            <w:sz w:val="14"/>
+                                          </w:rPr>
+                                          <w:t xml:space="preserve">{{ </w:t>
+                                        </w:r>
+                                        <w:proofErr w:type="spellStart"/>
+                                        <w:r>
+                                          <w:rPr>
+                                            <w:b/>
+                                            <w:bCs/>
+                                            <w:color w:val="FFFFFF" w:themeColor="background1"/>
+                                            <w:sz w:val="14"/>
+                                          </w:rPr>
+                                          <w:t>item.ID</w:t>
+                                        </w:r>
+                                        <w:proofErr w:type="spellEnd"/>
+                                        <w:proofErr w:type="gramEnd"/>
+                                        <w:r>
+                                          <w:rPr>
+                                            <w:b/>
+                                            <w:bCs/>
+                                            <w:color w:val="FFFFFF" w:themeColor="background1"/>
+                                            <w:sz w:val="14"/>
+                                          </w:rPr>
+                                          <w:t xml:space="preserve"> }}</w:t>
+                                        </w:r>
                                       </w:p>
                                     </w:txbxContent>
                                   </wps:txbx>
@@ -9430,9 +9501,43 @@
                                   <w:pPr>
                                     <w:spacing w:before="6"/>
                                     <w:rPr>
+                                      <w:b/>
+                                      <w:bCs/>
+                                      <w:color w:val="FFFFFF" w:themeColor="background1"/>
                                       <w:sz w:val="14"/>
                                     </w:rPr>
                                   </w:pPr>
+                                  <w:proofErr w:type="gramStart"/>
+                                  <w:r>
+                                    <w:rPr>
+                                      <w:b/>
+                                      <w:bCs/>
+                                      <w:color w:val="FFFFFF" w:themeColor="background1"/>
+                                      <w:sz w:val="14"/>
+                                    </w:rPr>
+                                    <w:t xml:space="preserve">{{ </w:t>
+                                  </w:r>
+                                  <w:proofErr w:type="spellStart"/>
+                                  <w:r>
+                                    <w:rPr>
+                                      <w:b/>
+                                      <w:bCs/>
+                                      <w:color w:val="FFFFFF" w:themeColor="background1"/>
+                                      <w:sz w:val="14"/>
+                                    </w:rPr>
+                                    <w:t>item.ID</w:t>
+                                  </w:r>
+                                  <w:proofErr w:type="spellEnd"/>
+                                  <w:proofErr w:type="gramEnd"/>
+                                  <w:r>
+                                    <w:rPr>
+                                      <w:b/>
+                                      <w:bCs/>
+                                      <w:color w:val="FFFFFF" w:themeColor="background1"/>
+                                      <w:sz w:val="14"/>
+                                    </w:rPr>
+                                    <w:t xml:space="preserve"> }}</w:t>
+                                  </w:r>
                                 </w:p>
                               </w:txbxContent>
                             </v:textbox>
@@ -9606,7 +9711,7 @@
                       </mc:Choice>
                       <mc:Fallback>
                         <w:pict>
-                          <v:shape w14:anchorId="55DF0813" id="Graphic 364" o:spid="_x0000_s1026" style="position:absolute;margin-left:11.95pt;margin-top:14.4pt;width:69.5pt;height:1.7pt;z-index:251655168;visibility:visible;mso-wrap-style:square;mso-wrap-distance-left:9pt;mso-wrap-distance-top:0;mso-wrap-distance-right:9pt;mso-wrap-distance-bottom:0;mso-position-horizontal:absolute;mso-position-horizontal-relative:text;mso-position-vertical:absolute;mso-position-vertical-relative:text;v-text-anchor:top" coordsize="882650,21590" o:gfxdata="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" path="m882087,l,,,21343r882087,l882087,xe" fillcolor="#e90028" stroked="f">
+                          <v:shape w14:anchorId="2897808F" id="Graphic 364" o:spid="_x0000_s1026" style="position:absolute;margin-left:11.95pt;margin-top:14.4pt;width:69.5pt;height:1.7pt;z-index:251655168;visibility:visible;mso-wrap-style:square;mso-wrap-distance-left:9pt;mso-wrap-distance-top:0;mso-wrap-distance-right:9pt;mso-wrap-distance-bottom:0;mso-position-horizontal:absolute;mso-position-horizontal-relative:text;mso-position-vertical:absolute;mso-position-vertical-relative:text;v-text-anchor:top" coordsize="882650,21590" o:gfxdata="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" path="m882087,l,,,21343r882087,l882087,xe" fillcolor="#e90028" stroked="f">
                             <v:path arrowok="t"/>
                           </v:shape>
                         </w:pict>
@@ -9706,7 +9811,76 @@
                       <w:szCs w:val="10"/>
                       <w:u w:val="single" w:color="BAC6C3"/>
                     </w:rPr>
-                    <w:t xml:space="preserve">        </w:t>
+                    <w:t xml:space="preserve">   </w:t>
+                  </w:r>
+                  <w:proofErr w:type="gramStart"/>
+                  <w:r>
+                    <w:rPr>
+                      <w:rFonts w:ascii="Times New Roman" w:hAnsi="Times New Roman"/>
+                      <w:sz w:val="14"/>
+                      <w:szCs w:val="10"/>
+                      <w:u w:val="single" w:color="BAC6C3"/>
+                    </w:rPr>
+                    <w:t xml:space="preserve">{{ </w:t>
+                  </w:r>
+                  <w:proofErr w:type="spellStart"/>
+                  <w:r>
+                    <w:rPr>
+                      <w:rFonts w:ascii="Times New Roman" w:hAnsi="Times New Roman"/>
+                      <w:sz w:val="14"/>
+                      <w:szCs w:val="10"/>
+                      <w:u w:val="single" w:color="BAC6C3"/>
+                    </w:rPr>
+                    <w:t>item</w:t>
+                  </w:r>
+                  <w:proofErr w:type="gramEnd"/>
+                  <w:r>
+                    <w:rPr>
+                      <w:rFonts w:ascii="Times New Roman" w:hAnsi="Times New Roman"/>
+                      <w:sz w:val="14"/>
+                      <w:szCs w:val="10"/>
+                      <w:u w:val="single" w:color="BAC6C3"/>
+                    </w:rPr>
+                    <w:t>.</w:t>
+                  </w:r>
+                  <w:proofErr w:type="gramStart"/>
+                  <w:r>
+                    <w:rPr>
+                      <w:rFonts w:ascii="Times New Roman" w:hAnsi="Times New Roman"/>
+                      <w:sz w:val="14"/>
+                      <w:szCs w:val="10"/>
+                      <w:u w:val="single" w:color="BAC6C3"/>
+                    </w:rPr>
+                    <w:t>Mes</w:t>
+                  </w:r>
+                  <w:proofErr w:type="spellEnd"/>
+                  <w:r>
+                    <w:rPr>
+                      <w:rFonts w:ascii="Times New Roman" w:hAnsi="Times New Roman"/>
+                      <w:sz w:val="14"/>
+                      <w:szCs w:val="10"/>
+                      <w:u w:val="single" w:color="BAC6C3"/>
+                    </w:rPr>
+                    <w:t xml:space="preserve"> }</w:t>
+                  </w:r>
+                  <w:proofErr w:type="gramEnd"/>
+                  <w:r>
+                    <w:rPr>
+                      <w:rFonts w:ascii="Times New Roman" w:hAnsi="Times New Roman"/>
+                      <w:sz w:val="14"/>
+                      <w:szCs w:val="10"/>
+                      <w:u w:val="single" w:color="BAC6C3"/>
+                    </w:rPr>
+                    <w:t>}</w:t>
+                  </w:r>
+                  <w:r>
+                    <w:rPr>
+                      <w:rFonts w:ascii="Times New Roman" w:hAnsi="Times New Roman"/>
+                      <w:sz w:val="14"/>
+                      <w:szCs w:val="10"/>
+                      <w:u w:val="single" w:color="BAC6C3"/>
+                    </w:rPr>
+                    <w:t xml:space="preserve">     </w:t>
                   </w:r>
                   <w:r>
                     <w:rPr>
@@ -9763,7 +9937,47 @@
                       <w:szCs w:val="10"/>
                       <w:u w:val="single" w:color="BAC6C3"/>
                     </w:rPr>
-                    <w:t xml:space="preserve">        </w:t>
+                    <w:t xml:space="preserve">    </w:t>
+                  </w:r>
+                  <w:r>
+                    <w:rPr>
+                      <w:rFonts w:ascii="Times New Roman" w:hAnsi="Times New Roman"/>
+                      <w:sz w:val="14"/>
+                      <w:szCs w:val="10"/>
+                      <w:u w:val="single" w:color="BAC6C3"/>
+                    </w:rPr>
+                    <w:t>{{</w:t>
+                  </w:r>
+                  <w:proofErr w:type="spellStart"/>
+                  <w:proofErr w:type="gramStart"/>
+                  <w:r>
+                    <w:rPr>
+                      <w:rFonts w:ascii="Times New Roman" w:hAnsi="Times New Roman"/>
+                      <w:sz w:val="14"/>
+                      <w:szCs w:val="10"/>
+                      <w:u w:val="single" w:color="BAC6C3"/>
+                    </w:rPr>
+                    <w:t>item.Actividad</w:t>
+                  </w:r>
+                  <w:proofErr w:type="spellEnd"/>
+                  <w:proofErr w:type="gramEnd"/>
+                  <w:r>
+                    <w:rPr>
+                      <w:rFonts w:ascii="Times New Roman" w:hAnsi="Times New Roman"/>
+                      <w:sz w:val="14"/>
+                      <w:szCs w:val="10"/>
+                      <w:u w:val="single" w:color="BAC6C3"/>
+                    </w:rPr>
+                    <w:t xml:space="preserve"> }}</w:t>
+                  </w:r>
+                  <w:r>
+                    <w:rPr>
+                      <w:rFonts w:ascii="Times New Roman" w:hAnsi="Times New Roman"/>
+                      <w:sz w:val="14"/>
+                      <w:szCs w:val="10"/>
+                      <w:u w:val="single" w:color="BAC6C3"/>
+                    </w:rPr>
+                    <w:t xml:space="preserve">    </w:t>
                   </w:r>
                   <w:r>
                     <w:rPr>
@@ -9892,7 +10106,27 @@
                 <w:tcPr>
                   <w:tcW w:w="2727" w:type="dxa"/>
                 </w:tcPr>
-                <w:p/>
+                <w:p>
+                  <w:r>
+                    <w:t>{%</w:t>
+                  </w:r>
+                  <w:proofErr w:type="spellStart"/>
+                  <w:r>
+                    <w:t>tr</w:t>
+                  </w:r>
+                  <w:proofErr w:type="spellEnd"/>
+                  <w:r>
+                    <w:t xml:space="preserve"> </w:t>
+                  </w:r>
+                  <w:proofErr w:type="spellStart"/>
+                  <w:r>
+                    <w:t>endfor</w:t>
+                  </w:r>
+                  <w:proofErr w:type="spellEnd"/>
+                  <w:r>
+                    <w:t xml:space="preserve"> %}</w:t>
+                  </w:r>
+                </w:p>
               </w:tc>
             </w:tr>
           </w:tbl>
@@ -16130,7 +16364,7 @@
         </mc:Choice>
         <mc:Fallback>
           <w:pict>
-            <v:shape w14:anchorId="3975409C" id="Graphic 1" o:spid="_x0000_s1026" style="position:absolute;margin-left:242.45pt;margin-top:0;width:53.65pt;height:64.6pt;z-index:-251664384;visibility:visible;mso-wrap-style:square;mso-wrap-distance-left:0;mso-wrap-distance-top:0;mso-wrap-distance-right:0;mso-wrap-distance-bottom:0;mso-position-horizontal:absolute;mso-position-horizontal-relative:page;mso-position-vertical:absolute;mso-position-vertical-relative:page;v-text-anchor:top" coordsize="681355,820419" o:gfxdata="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" path="m681304,l596468,,547960,3498,501179,13733,456734,30317,415234,52860,377287,80974r-33785,33297l314489,152361r-23634,42495l,819924r83985,l132476,816430r46771,-10224l223689,789638r41504,-22522l303151,739026r33803,-33271l365993,667690r23668,-42469l681304,xe" fillcolor="#e90028" stroked="f">
+            <v:shape w14:anchorId="2DED4899" id="Graphic 1" o:spid="_x0000_s1026" style="position:absolute;margin-left:242.45pt;margin-top:0;width:53.65pt;height:64.6pt;z-index:-251664384;visibility:visible;mso-wrap-style:square;mso-wrap-distance-left:0;mso-wrap-distance-top:0;mso-wrap-distance-right:0;mso-wrap-distance-bottom:0;mso-position-horizontal:absolute;mso-position-horizontal-relative:page;mso-position-vertical:absolute;mso-position-vertical-relative:page;v-text-anchor:top" coordsize="681355,820419" o:gfxdata="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" path="m681304,l596468,,547960,3498,501179,13733,456734,30317,415234,52860,377287,80974r-33785,33297l314489,152361r-23634,42495l,819924r83985,l132476,816430r46771,-10224l223689,789638r41504,-22522l303151,739026r33803,-33271l365993,667690r23668,-42469l681304,xe" fillcolor="#e90028" stroked="f">
               <v:fill opacity="5140f"/>
               <v:path arrowok="t"/>
               <w10:wrap anchorx="page" anchory="page"/>
@@ -16231,7 +16465,7 @@
         </mc:Choice>
         <mc:Fallback>
           <w:pict>
-            <v:shape w14:anchorId="693B28A4" id="Graphic 2" o:spid="_x0000_s1026" style="position:absolute;margin-left:0;margin-top:28.05pt;width:56.5pt;height:28.35pt;z-index:-251660288;visibility:visible;mso-wrap-style:square;mso-wrap-distance-left:0;mso-wrap-distance-top:0;mso-wrap-distance-right:0;mso-wrap-distance-bottom:0;mso-position-horizontal:absolute;mso-position-horizontal-relative:page;mso-position-vertical:absolute;mso-position-vertical-relative:page;v-text-anchor:top" coordsize="717550,360045" o:gfxdata="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" path="m717169,l,,,359994r600534,l645915,350822r37076,-25004l707997,288746r9172,-45376l717169,xe" fillcolor="#e90028" stroked="f">
+            <v:shape w14:anchorId="723C5748" id="Graphic 2" o:spid="_x0000_s1026" style="position:absolute;margin-left:0;margin-top:28.05pt;width:56.5pt;height:28.35pt;z-index:-251660288;visibility:visible;mso-wrap-style:square;mso-wrap-distance-left:0;mso-wrap-distance-top:0;mso-wrap-distance-right:0;mso-wrap-distance-bottom:0;mso-position-horizontal:absolute;mso-position-horizontal-relative:page;mso-position-vertical:absolute;mso-position-vertical-relative:page;v-text-anchor:top" coordsize="717550,360045" o:gfxdata="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" path="m717169,l,,,359994r600534,l645915,350822r37076,-25004l707997,288746r9172,-45376l717169,xe" fillcolor="#e90028" stroked="f">
               <v:path arrowok="t"/>
               <w10:wrap anchorx="page" anchory="page"/>
             </v:shape>
@@ -16624,7 +16858,7 @@
         </mc:Choice>
         <mc:Fallback>
           <w:pict>
-            <v:shape w14:anchorId="26F1C896" id="Graphic 17" o:spid="_x0000_s1026" style="position:absolute;margin-left:242.45pt;margin-top:0;width:53.65pt;height:64.6pt;z-index:15730688;visibility:visible;mso-wrap-style:square;mso-wrap-distance-left:0;mso-wrap-distance-top:0;mso-wrap-distance-right:0;mso-wrap-distance-bottom:0;mso-position-horizontal:absolute;mso-position-horizontal-relative:page;mso-position-vertical:absolute;mso-position-vertical-relative:page;v-text-anchor:top" coordsize="681355,820419" o:gfxdata="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" path="m681304,l596468,,547960,3498,501179,13733,456734,30317,415234,52860,377287,80974r-33785,33297l314489,152361r-23634,42495l,819924r83985,l132476,816430r46771,-10224l223689,789638r41504,-22522l303151,739026r33803,-33271l365993,667690r23668,-42469l681304,xe" fillcolor="#e90028" stroked="f">
+            <v:shape w14:anchorId="54D1E417" id="Graphic 17" o:spid="_x0000_s1026" style="position:absolute;margin-left:242.45pt;margin-top:0;width:53.65pt;height:64.6pt;z-index:15730688;visibility:visible;mso-wrap-style:square;mso-wrap-distance-left:0;mso-wrap-distance-top:0;mso-wrap-distance-right:0;mso-wrap-distance-bottom:0;mso-position-horizontal:absolute;mso-position-horizontal-relative:page;mso-position-vertical:absolute;mso-position-vertical-relative:page;v-text-anchor:top" coordsize="681355,820419" o:gfxdata="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" path="m681304,l596468,,547960,3498,501179,13733,456734,30317,415234,52860,377287,80974r-33785,33297l314489,152361r-23634,42495l,819924r83985,l132476,816430r46771,-10224l223689,789638r41504,-22522l303151,739026r33803,-33271l365993,667690r23668,-42469l681304,xe" fillcolor="#e90028" stroked="f">
               <v:fill opacity="5140f"/>
               <v:path arrowok="t"/>
               <w10:wrap anchorx="page" anchory="page"/>
@@ -16725,7 +16959,7 @@
         </mc:Choice>
         <mc:Fallback>
           <w:pict>
-            <v:shape w14:anchorId="30D40ED7" id="Graphic 18" o:spid="_x0000_s1026" style="position:absolute;margin-left:0;margin-top:28.05pt;width:56.5pt;height:28.35pt;z-index:-16130560;visibility:visible;mso-wrap-style:square;mso-wrap-distance-left:0;mso-wrap-distance-top:0;mso-wrap-distance-right:0;mso-wrap-distance-bottom:0;mso-position-horizontal:absolute;mso-position-horizontal-relative:page;mso-position-vertical:absolute;mso-position-vertical-relative:page;v-text-anchor:top" coordsize="717550,360045" o:gfxdata="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" path="m717169,l,,,359994r600534,l645915,350822r37076,-25004l707997,288746r9172,-45376l717169,xe" fillcolor="#e90028" stroked="f">
+            <v:shape w14:anchorId="11AD5C15" id="Graphic 18" o:spid="_x0000_s1026" style="position:absolute;margin-left:0;margin-top:28.05pt;width:56.5pt;height:28.35pt;z-index:-16130560;visibility:visible;mso-wrap-style:square;mso-wrap-distance-left:0;mso-wrap-distance-top:0;mso-wrap-distance-right:0;mso-wrap-distance-bottom:0;mso-position-horizontal:absolute;mso-position-horizontal-relative:page;mso-position-vertical:absolute;mso-position-vertical-relative:page;v-text-anchor:top" coordsize="717550,360045" o:gfxdata="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" path="m717169,l,,,359994r600534,l645915,350822r37076,-25004l707997,288746r9172,-45376l717169,xe" fillcolor="#e90028" stroked="f">
               <v:path arrowok="t"/>
               <w10:wrap anchorx="page" anchory="page"/>
             </v:shape>
@@ -17150,7 +17384,7 @@
         </mc:Choice>
         <mc:Fallback>
           <w:pict>
-            <v:shape w14:anchorId="036652C1" id="Graphic 37" o:spid="_x0000_s1026" style="position:absolute;margin-left:242.45pt;margin-top:0;width:53.65pt;height:64.6pt;z-index:-16129024;visibility:visible;mso-wrap-style:square;mso-wrap-distance-left:0;mso-wrap-distance-top:0;mso-wrap-distance-right:0;mso-wrap-distance-bottom:0;mso-position-horizontal:absolute;mso-position-horizontal-relative:page;mso-position-vertical:absolute;mso-position-vertical-relative:page;v-text-anchor:top" coordsize="681355,820419" o:gfxdata="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" path="m681304,l596468,,547960,3498,501179,13733,456734,30317,415234,52860,377287,80974r-33785,33297l314489,152361r-23634,42495l,819924r83985,l132476,816430r46771,-10224l223689,789638r41504,-22522l303151,739026r33803,-33271l365993,667690r23668,-42469l681304,xe" fillcolor="#e90028" stroked="f">
+            <v:shape w14:anchorId="33609DC8" id="Graphic 37" o:spid="_x0000_s1026" style="position:absolute;margin-left:242.45pt;margin-top:0;width:53.65pt;height:64.6pt;z-index:-16129024;visibility:visible;mso-wrap-style:square;mso-wrap-distance-left:0;mso-wrap-distance-top:0;mso-wrap-distance-right:0;mso-wrap-distance-bottom:0;mso-position-horizontal:absolute;mso-position-horizontal-relative:page;mso-position-vertical:absolute;mso-position-vertical-relative:page;v-text-anchor:top" coordsize="681355,820419" o:gfxdata="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" path="m681304,l596468,,547960,3498,501179,13733,456734,30317,415234,52860,377287,80974r-33785,33297l314489,152361r-23634,42495l,819924r83985,l132476,816430r46771,-10224l223689,789638r41504,-22522l303151,739026r33803,-33271l365993,667690r23668,-42469l681304,xe" fillcolor="#e90028" stroked="f">
               <v:fill opacity="5140f"/>
               <v:path arrowok="t"/>
               <w10:wrap anchorx="page" anchory="page"/>
@@ -17251,7 +17485,7 @@
         </mc:Choice>
         <mc:Fallback>
           <w:pict>
-            <v:shape w14:anchorId="285B9A4F" id="Graphic 38" o:spid="_x0000_s1026" style="position:absolute;margin-left:0;margin-top:28.05pt;width:56.5pt;height:28.35pt;z-index:-16128512;visibility:visible;mso-wrap-style:square;mso-wrap-distance-left:0;mso-wrap-distance-top:0;mso-wrap-distance-right:0;mso-wrap-distance-bottom:0;mso-position-horizontal:absolute;mso-position-horizontal-relative:page;mso-position-vertical:absolute;mso-position-vertical-relative:page;v-text-anchor:top" coordsize="717550,360045" o:gfxdata="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" path="m717169,l,,,359994r600534,l645915,350822r37076,-25004l707997,288746r9172,-45376l717169,xe" fillcolor="#e90028" stroked="f">
+            <v:shape w14:anchorId="6B60A5C5" id="Graphic 38" o:spid="_x0000_s1026" style="position:absolute;margin-left:0;margin-top:28.05pt;width:56.5pt;height:28.35pt;z-index:-16128512;visibility:visible;mso-wrap-style:square;mso-wrap-distance-left:0;mso-wrap-distance-top:0;mso-wrap-distance-right:0;mso-wrap-distance-bottom:0;mso-position-horizontal:absolute;mso-position-horizontal-relative:page;mso-position-vertical:absolute;mso-position-vertical-relative:page;v-text-anchor:top" coordsize="717550,360045" o:gfxdata="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